--- a/public/templates-bap/bap-industri.docx
+++ b/public/templates-bap/bap-industri.docx
@@ -1,5 +1,68 @@
 
-<file path=word/document.xml><?xml version="1.0" encoding="utf-8"?>
+<file path=customXml\item1.xml><?xml version="1.0" encoding="utf-8"?>
+<b:Sources xmlns:b="http://schemas.openxmlformats.org/officeDocument/2006/bibliography" xmlns="http://schemas.openxmlformats.org/officeDocument/2006/bibliography" SelectedStyle="\APASixthEditionOfficeOnline.xsl" StyleName="APA" Version="6"/>
+</file>
+
+<file path=customXml\itemProps1.xml><?xml version="1.0" encoding="utf-8"?>
+<ds:datastoreItem xmlns:ds="http://schemas.openxmlformats.org/officeDocument/2006/customXml" ds:itemID="{11F36BC6-CF5E-4B03-A8CB-9D32D749DADC}">
+  <ds:schemaRefs>
+    <ds:schemaRef ds:uri="http://schemas.openxmlformats.org/officeDocument/2006/bibliography"/>
+  </ds:schemaRefs>
+</ds:datastoreItem>
+</file>
+
+<file path=docProps\app.xml><?xml version="1.0" encoding="utf-8"?>
+<Properties xmlns="http://schemas.openxmlformats.org/officeDocument/2006/extended-properties" xmlns:vt="http://schemas.openxmlformats.org/officeDocument/2006/docPropsVTypes">
+  <Template>Normal.dotm</Template>
+  <TotalTime>706</TotalTime>
+  <Pages>7</Pages>
+  <Words>914</Words>
+  <Characters>5214</Characters>
+  <Application>Microsoft Office Word</Application>
+  <DocSecurity>0</DocSecurity>
+  <Lines>43</Lines>
+  <Paragraphs>12</Paragraphs>
+  <ScaleCrop>false</ScaleCrop>
+  <HeadingPairs>
+    <vt:vector size="2" baseType="variant">
+      <vt:variant>
+        <vt:lpstr>Title</vt:lpstr>
+      </vt:variant>
+      <vt:variant>
+        <vt:i4>1</vt:i4>
+      </vt:variant>
+    </vt:vector>
+  </HeadingPairs>
+  <TitlesOfParts>
+    <vt:vector size="1" baseType="lpstr">
+      <vt:lpstr/>
+    </vt:vector>
+  </TitlesOfParts>
+  <Company/>
+  <LinksUpToDate>false</LinksUpToDate>
+  <CharactersWithSpaces>6116</CharactersWithSpaces>
+  <SharedDoc>false</SharedDoc>
+  <HyperlinksChanged>false</HyperlinksChanged>
+  <AppVersion>16.0000</AppVersion>
+</Properties>
+</file>
+
+<file path=docProps\core.xml><?xml version="1.0" encoding="utf-8"?>
+<cp:coreProperties xmlns:cp="http://schemas.openxmlformats.org/package/2006/metadata/core-properties" xmlns:dc="http://purl.org/dc/elements/1.1/" xmlns:dcterms="http://purl.org/dc/terms/" xmlns:dcmitype="http://purl.org/dc/dcmitype/" xmlns:xsi="http://www.w3.org/2001/XMLSchema-instance">
+  <dc:title/>
+  <dc:subject/>
+  <dc:creator>DLH SRAGEN</dc:creator>
+  <cp:keywords/>
+  <dc:description/>
+  <cp:lastModifiedBy>Irfan Delix</cp:lastModifiedBy>
+  <cp:revision>41</cp:revision>
+  <cp:lastPrinted>2026-06-18T08:36:00Z</cp:lastPrinted>
+  <dcterms:created xsi:type="dcterms:W3CDTF">2026-04-14T08:33:00Z</dcterms:created>
+  <dcterms:modified xsi:type="dcterms:W3CDTF">2026-07-15T21:43:00Z</dcterms:modified>
+</cp:coreProperties>
+</file>
+
+<file path=word\document.xml><?xml version="1.0" encoding="utf-8"?>
 <w:document xmlns:wpc="http://schemas.microsoft.com/office/word/2010/wordprocessingCanvas" xmlns:cx="http://schemas.microsoft.com/office/drawing/2014/chartex" xmlns:cx1="http://schemas.microsoft.com/office/drawing/2015/9/8/chartex" xmlns:cx2="http://schemas.microsoft.com/office/drawing/2015/10/21/chartex" xmlns:cx3="http://schemas.microsoft.com/office/drawing/2016/5/9/chartex" xmlns:cx4="http://schemas.microsoft.com/office/drawing/2016/5/10/chartex" xmlns:cx5="http://schemas.microsoft.com/office/drawing/2016/5/11/chartex" xmlns:cx6="http://schemas.microsoft.com/office/drawing/2016/5/12/chartex" xmlns:cx7="http://schemas.microsoft.com/office/drawing/2016/5/13/chartex" xmlns:cx8="http://schemas.microsoft.com/office/drawing/2016/5/14/chartex" xmlns:mc="http://schemas.openxmlformats.org/markup-compatibility/2006" xmlns:aink="http://schemas.microsoft.com/office/drawing/2016/ink" xmlns:am3d="http://schemas.microsoft.com/office/drawing/2017/model3d" xmlns:o="urn:schemas-microsoft-com:office:office" xmlns:oel="http://schemas.microsoft.com/office/2019/extlst" xmlns:r="http://schemas.openxmlformats.org/officeDocument/2006/relationships" xmlns:m="http://schemas.openxmlformats.org/officeDocument/2006/math" xmlns:v="urn:schemas-microsoft-com:vml" xmlns:wp14="http://schemas.microsoft.com/office/word/2010/wordprocessingDrawing" xmlns:wp="http://schemas.openxmlformats.org/drawingml/2006/wordprocessingDrawing" xmlns:w10="urn:schemas-microsoft-com:office:word" xmlns:w="http://schemas.openxmlformats.org/wordprocessingml/2006/main" xmlns:w14="http://schemas.microsoft.com/office/word/2010/wordml" xmlns:w15="http://schemas.microsoft.com/office/word/2012/wordml" xmlns:w16cex="http://schemas.microsoft.com/office/word/2018/wordml/cex" xmlns:w16cid="http://schemas.microsoft.com/office/word/2016/wordml/cid" xmlns:w16="http://schemas.microsoft.com/office/word/2018/wordml" xmlns:w16sdtdh="http://schemas.microsoft.com/office/word/2020/wordml/sdtdatahash" xmlns:w16se="http://schemas.microsoft.com/office/word/2015/wordml/symex" xmlns:wpg="http://schemas.microsoft.com/office/word/2010/wordprocessingGroup" xmlns:wpi="http://schemas.microsoft.com/office/word/2010/wordprocessingInk" xmlns:wne="http://schemas.microsoft.com/office/word/2006/wordml" xmlns:wps="http://schemas.microsoft.com/office/word/2010/wordprocessingShape" mc:Ignorable="w14 w15 w16se w16cid w16 w16cex w16sdtdh wp14">
   <w:body>
     <w:tbl>
@@ -9729,7 +9792,7 @@
 </w:document>
 </file>
 
-<file path=word/endnotes.xml><?xml version="1.0" encoding="utf-8"?>
+<file path=word\endnotes.xml><?xml version="1.0" encoding="utf-8"?>
 <w:endnotes xmlns:wpc="http://schemas.microsoft.com/office/word/2010/wordprocessingCanvas" xmlns:cx="http://schemas.microsoft.com/office/drawing/2014/chartex" xmlns:cx1="http://schemas.microsoft.com/office/drawing/2015/9/8/chartex" xmlns:cx2="http://schemas.microsoft.com/office/drawing/2015/10/21/chartex" xmlns:cx3="http://schemas.microsoft.com/office/drawing/2016/5/9/chartex" xmlns:cx4="http://schemas.microsoft.com/office/drawing/2016/5/10/chartex" xmlns:cx5="http://schemas.microsoft.com/office/drawing/2016/5/11/chartex" xmlns:cx6="http://schemas.microsoft.com/office/drawing/2016/5/12/chartex" xmlns:cx7="http://schemas.microsoft.com/office/drawing/2016/5/13/chartex" xmlns:cx8="http://schemas.microsoft.com/office/drawing/2016/5/14/chartex" xmlns:mc="http://schemas.openxmlformats.org/markup-compatibility/2006" xmlns:aink="http://schemas.microsoft.com/office/drawing/2016/ink" xmlns:am3d="http://schemas.microsoft.com/office/drawing/2017/model3d" xmlns:o="urn:schemas-microsoft-com:office:office" xmlns:oel="http://schemas.microsoft.com/office/2019/extlst" xmlns:r="http://schemas.openxmlformats.org/officeDocument/2006/relationships" xmlns:m="http://schemas.openxmlformats.org/officeDocument/2006/math" xmlns:v="urn:schemas-microsoft-com:vml" xmlns:wp14="http://schemas.microsoft.com/office/word/2010/wordprocessingDrawing" xmlns:wp="http://schemas.openxmlformats.org/drawingml/2006/wordprocessingDrawing" xmlns:w10="urn:schemas-microsoft-com:office:word" xmlns:w="http://schemas.openxmlformats.org/wordprocessingml/2006/main" xmlns:w14="http://schemas.microsoft.com/office/word/2010/wordml" xmlns:w15="http://schemas.microsoft.com/office/word/2012/wordml" xmlns:w16cex="http://schemas.microsoft.com/office/word/2018/wordml/cex" xmlns:w16cid="http://schemas.microsoft.com/office/word/2016/wordml/cid" xmlns:w16="http://schemas.microsoft.com/office/word/2018/wordml" xmlns:w16sdtdh="http://schemas.microsoft.com/office/word/2020/wordml/sdtdatahash" xmlns:w16se="http://schemas.microsoft.com/office/word/2015/wordml/symex" xmlns:wpg="http://schemas.microsoft.com/office/word/2010/wordprocessingGroup" xmlns:wpi="http://schemas.microsoft.com/office/word/2010/wordprocessingInk" xmlns:wne="http://schemas.microsoft.com/office/word/2006/wordml" xmlns:wps="http://schemas.microsoft.com/office/word/2010/wordprocessingShape" mc:Ignorable="w14 w15 w16se w16cid w16 w16cex w16sdtdh wp14">
   <w:endnote w:type="separator" w:id="-1">
     <w:p>
@@ -9754,7 +9817,99 @@
 </w:endnotes>
 </file>
 
-<file path=word/footer1.xml><?xml version="1.0" encoding="utf-8"?>
+<file path=word\fontTable.xml><?xml version="1.0" encoding="utf-8"?>
+<w:fonts xmlns:mc="http://schemas.openxmlformats.org/markup-compatibility/2006" xmlns:r="http://schemas.openxmlformats.org/officeDocument/2006/relationships" xmlns:w="http://schemas.openxmlformats.org/wordprocessingml/2006/main" xmlns:w14="http://schemas.microsoft.com/office/word/2010/wordml" xmlns:w15="http://schemas.microsoft.com/office/word/2012/wordml" xmlns:w16cex="http://schemas.microsoft.com/office/word/2018/wordml/cex" xmlns:w16cid="http://schemas.microsoft.com/office/word/2016/wordml/cid" xmlns:w16="http://schemas.microsoft.com/office/word/2018/wordml" xmlns:w16sdtdh="http://schemas.microsoft.com/office/word/2020/wordml/sdtdatahash" xmlns:w16se="http://schemas.microsoft.com/office/word/2015/wordml/symex" mc:Ignorable="w14 w15 w16se w16cid w16 w16cex w16sdtdh">
+  <w:font w:name="Times New Roman">
+    <w:panose1 w:val="02020603050405020304"/>
+    <w:charset w:val="00"/>
+    <w:family w:val="roman"/>
+    <w:pitch w:val="variable"/>
+    <w:sig w:usb0="E0002EFF" w:usb1="C000785B" w:usb2="00000009" w:usb3="00000000" w:csb0="000001FF" w:csb1="00000000"/>
+  </w:font>
+  <w:font w:name="Arial Nova Cond">
+    <w:altName w:val="Arial Nova Cond"/>
+    <w:charset w:val="00"/>
+    <w:family w:val="swiss"/>
+    <w:pitch w:val="variable"/>
+    <w:sig w:usb0="0000028F" w:usb1="00000002" w:usb2="00000000" w:usb3="00000000" w:csb0="0000019F" w:csb1="00000000"/>
+  </w:font>
+  <w:font w:name="Calibri">
+    <w:panose1 w:val="020F0502020204030204"/>
+    <w:charset w:val="00"/>
+    <w:family w:val="swiss"/>
+    <w:pitch w:val="variable"/>
+    <w:sig w:usb0="E4002EFF" w:usb1="C200247B" w:usb2="00000009" w:usb3="00000000" w:csb0="000001FF" w:csb1="00000000"/>
+  </w:font>
+  <w:font w:name="Courier New">
+    <w:panose1 w:val="02070309020205020404"/>
+    <w:charset w:val="00"/>
+    <w:family w:val="modern"/>
+    <w:pitch w:val="fixed"/>
+    <w:sig w:usb0="E0002EFF" w:usb1="C0007843" w:usb2="00000009" w:usb3="00000000" w:csb0="000001FF" w:csb1="00000000"/>
+  </w:font>
+  <w:font w:name="Wingdings">
+    <w:panose1 w:val="05000000000000000000"/>
+    <w:charset w:val="02"/>
+    <w:family w:val="auto"/>
+    <w:pitch w:val="variable"/>
+    <w:sig w:usb0="00000000" w:usb1="10000000" w:usb2="00000000" w:usb3="00000000" w:csb0="80000000" w:csb1="00000000"/>
+  </w:font>
+  <w:font w:name="Symbol">
+    <w:panose1 w:val="05050102010706020507"/>
+    <w:charset w:val="02"/>
+    <w:family w:val="roman"/>
+    <w:pitch w:val="variable"/>
+    <w:sig w:usb0="00000000" w:usb1="10000000" w:usb2="00000000" w:usb3="00000000" w:csb0="80000000" w:csb1="00000000"/>
+  </w:font>
+  <w:font w:name="Arial">
+    <w:panose1 w:val="020B0604020202020204"/>
+    <w:charset w:val="00"/>
+    <w:family w:val="swiss"/>
+    <w:pitch w:val="variable"/>
+    <w:sig w:usb0="E0002EFF" w:usb1="C000785B" w:usb2="00000009" w:usb3="00000000" w:csb0="000001FF" w:csb1="00000000"/>
+  </w:font>
+  <w:font w:name="BookmanOldStyle">
+    <w:altName w:val="Cambria"/>
+    <w:panose1 w:val="00000000000000000000"/>
+    <w:charset w:val="00"/>
+    <w:family w:val="roman"/>
+    <w:notTrueType/>
+    <w:pitch w:val="default"/>
+  </w:font>
+  <w:font w:name="BookmanOldStyle-Bold">
+    <w:altName w:val="Cambria"/>
+    <w:panose1 w:val="00000000000000000000"/>
+    <w:charset w:val="00"/>
+    <w:family w:val="roman"/>
+    <w:notTrueType/>
+    <w:pitch w:val="default"/>
+  </w:font>
+  <w:font w:name="BookmanOldStyle-BoldItalic">
+    <w:altName w:val="Cambria"/>
+    <w:panose1 w:val="00000000000000000000"/>
+    <w:charset w:val="00"/>
+    <w:family w:val="roman"/>
+    <w:notTrueType/>
+    <w:pitch w:val="default"/>
+  </w:font>
+  <w:font w:name="Consolas">
+    <w:panose1 w:val="020B0609020204030204"/>
+    <w:charset w:val="00"/>
+    <w:family w:val="modern"/>
+    <w:pitch w:val="fixed"/>
+    <w:sig w:usb0="E00006FF" w:usb1="0000FCFF" w:usb2="00000001" w:usb3="00000000" w:csb0="0000019F" w:csb1="00000000"/>
+  </w:font>
+  <w:font w:name="Calibri Light">
+    <w:panose1 w:val="020F0302020204030204"/>
+    <w:charset w:val="00"/>
+    <w:family w:val="swiss"/>
+    <w:pitch w:val="variable"/>
+    <w:sig w:usb0="E4002EFF" w:usb1="C200247B" w:usb2="00000009" w:usb3="00000000" w:csb0="000001FF" w:csb1="00000000"/>
+  </w:font>
+</w:fonts>
+</file>
+
+<file path=word\footer1.xml><?xml version="1.0" encoding="utf-8"?>
 <w:ftr xmlns:wpc="http://schemas.microsoft.com/office/word/2010/wordprocessingCanvas" xmlns:cx="http://schemas.microsoft.com/office/drawing/2014/chartex" xmlns:cx1="http://schemas.microsoft.com/office/drawing/2015/9/8/chartex" xmlns:cx2="http://schemas.microsoft.com/office/drawing/2015/10/21/chartex" xmlns:cx3="http://schemas.microsoft.com/office/drawing/2016/5/9/chartex" xmlns:cx4="http://schemas.microsoft.com/office/drawing/2016/5/10/chartex" xmlns:cx5="http://schemas.microsoft.com/office/drawing/2016/5/11/chartex" xmlns:cx6="http://schemas.microsoft.com/office/drawing/2016/5/12/chartex" xmlns:cx7="http://schemas.microsoft.com/office/drawing/2016/5/13/chartex" xmlns:cx8="http://schemas.microsoft.com/office/drawing/2016/5/14/chartex" xmlns:mc="http://schemas.openxmlformats.org/markup-compatibility/2006" xmlns:aink="http://schemas.microsoft.com/office/drawing/2016/ink" xmlns:am3d="http://schemas.microsoft.com/office/drawing/2017/model3d" xmlns:o="urn:schemas-microsoft-com:office:office" xmlns:oel="http://schemas.microsoft.com/office/2019/extlst" xmlns:r="http://schemas.openxmlformats.org/officeDocument/2006/relationships" xmlns:m="http://schemas.openxmlformats.org/officeDocument/2006/math" xmlns:v="urn:schemas-microsoft-com:vml" xmlns:wp14="http://schemas.microsoft.com/office/word/2010/wordprocessingDrawing" xmlns:wp="http://schemas.openxmlformats.org/drawingml/2006/wordprocessingDrawing" xmlns:w10="urn:schemas-microsoft-com:office:word" xmlns:w="http://schemas.openxmlformats.org/wordprocessingml/2006/main" xmlns:w14="http://schemas.microsoft.com/office/word/2010/wordml" xmlns:w15="http://schemas.microsoft.com/office/word/2012/wordml" xmlns:w16cex="http://schemas.microsoft.com/office/word/2018/wordml/cex" xmlns:w16cid="http://schemas.microsoft.com/office/word/2016/wordml/cid" xmlns:w16="http://schemas.microsoft.com/office/word/2018/wordml" xmlns:w16sdtdh="http://schemas.microsoft.com/office/word/2020/wordml/sdtdatahash" xmlns:w16se="http://schemas.microsoft.com/office/word/2015/wordml/symex" xmlns:wpg="http://schemas.microsoft.com/office/word/2010/wordprocessingGroup" xmlns:wpi="http://schemas.microsoft.com/office/word/2010/wordprocessingInk" xmlns:wne="http://schemas.microsoft.com/office/word/2006/wordml" xmlns:wps="http://schemas.microsoft.com/office/word/2010/wordprocessingShape" mc:Ignorable="w14 w15 w16se w16cid w16 w16cex w16sdtdh wp14">
   <w:p>
     <w:pPr>
@@ -10292,7 +10447,7 @@
 </w:ftr>
 </file>
 
-<file path=word/footnotes.xml><?xml version="1.0" encoding="utf-8"?>
+<file path=word\footnotes.xml><?xml version="1.0" encoding="utf-8"?>
 <w:footnotes xmlns:wpc="http://schemas.microsoft.com/office/word/2010/wordprocessingCanvas" xmlns:cx="http://schemas.microsoft.com/office/drawing/2014/chartex" xmlns:cx1="http://schemas.microsoft.com/office/drawing/2015/9/8/chartex" xmlns:cx2="http://schemas.microsoft.com/office/drawing/2015/10/21/chartex" xmlns:cx3="http://schemas.microsoft.com/office/drawing/2016/5/9/chartex" xmlns:cx4="http://schemas.microsoft.com/office/drawing/2016/5/10/chartex" xmlns:cx5="http://schemas.microsoft.com/office/drawing/2016/5/11/chartex" xmlns:cx6="http://schemas.microsoft.com/office/drawing/2016/5/12/chartex" xmlns:cx7="http://schemas.microsoft.com/office/drawing/2016/5/13/chartex" xmlns:cx8="http://schemas.microsoft.com/office/drawing/2016/5/14/chartex" xmlns:mc="http://schemas.openxmlformats.org/markup-compatibility/2006" xmlns:aink="http://schemas.microsoft.com/office/drawing/2016/ink" xmlns:am3d="http://schemas.microsoft.com/office/drawing/2017/model3d" xmlns:o="urn:schemas-microsoft-com:office:office" xmlns:oel="http://schemas.microsoft.com/office/2019/extlst" xmlns:r="http://schemas.openxmlformats.org/officeDocument/2006/relationships" xmlns:m="http://schemas.openxmlformats.org/officeDocument/2006/math" xmlns:v="urn:schemas-microsoft-com:vml" xmlns:wp14="http://schemas.microsoft.com/office/word/2010/wordprocessingDrawing" xmlns:wp="http://schemas.openxmlformats.org/drawingml/2006/wordprocessingDrawing" xmlns:w10="urn:schemas-microsoft-com:office:word" xmlns:w="http://schemas.openxmlformats.org/wordprocessingml/2006/main" xmlns:w14="http://schemas.microsoft.com/office/word/2010/wordml" xmlns:w15="http://schemas.microsoft.com/office/word/2012/wordml" xmlns:w16cex="http://schemas.microsoft.com/office/word/2018/wordml/cex" xmlns:w16cid="http://schemas.microsoft.com/office/word/2016/wordml/cid" xmlns:w16="http://schemas.microsoft.com/office/word/2018/wordml" xmlns:w16sdtdh="http://schemas.microsoft.com/office/word/2020/wordml/sdtdatahash" xmlns:w16se="http://schemas.microsoft.com/office/word/2015/wordml/symex" xmlns:wpg="http://schemas.microsoft.com/office/word/2010/wordprocessingGroup" xmlns:wpi="http://schemas.microsoft.com/office/word/2010/wordprocessingInk" xmlns:wne="http://schemas.microsoft.com/office/word/2006/wordml" xmlns:wps="http://schemas.microsoft.com/office/word/2010/wordprocessingShape" mc:Ignorable="w14 w15 w16se w16cid w16 w16cex w16sdtdh wp14">
   <w:footnote w:type="separator" w:id="-1">
     <w:p>
@@ -10317,7 +10472,7 @@
 </w:footnotes>
 </file>
 
-<file path=word/numbering.xml><?xml version="1.0" encoding="utf-8"?>
+<file path=word\numbering.xml><?xml version="1.0" encoding="utf-8"?>
 <w:numbering xmlns:wpc="http://schemas.microsoft.com/office/word/2010/wordprocessingCanvas" xmlns:cx="http://schemas.microsoft.com/office/drawing/2014/chartex" xmlns:cx1="http://schemas.microsoft.com/office/drawing/2015/9/8/chartex" xmlns:cx2="http://schemas.microsoft.com/office/drawing/2015/10/21/chartex" xmlns:cx3="http://schemas.microsoft.com/office/drawing/2016/5/9/chartex" xmlns:cx4="http://schemas.microsoft.com/office/drawing/2016/5/10/chartex" xmlns:cx5="http://schemas.microsoft.com/office/drawing/2016/5/11/chartex" xmlns:cx6="http://schemas.microsoft.com/office/drawing/2016/5/12/chartex" xmlns:cx7="http://schemas.microsoft.com/office/drawing/2016/5/13/chartex" xmlns:cx8="http://schemas.microsoft.com/office/drawing/2016/5/14/chartex" xmlns:mc="http://schemas.openxmlformats.org/markup-compatibility/2006" xmlns:aink="http://schemas.microsoft.com/office/drawing/2016/ink" xmlns:am3d="http://schemas.microsoft.com/office/drawing/2017/model3d" xmlns:o="urn:schemas-microsoft-com:office:office" xmlns:oel="http://schemas.microsoft.com/office/2019/extlst" xmlns:r="http://schemas.openxmlformats.org/officeDocument/2006/relationships" xmlns:m="http://schemas.openxmlformats.org/officeDocument/2006/math" xmlns:v="urn:schemas-microsoft-com:vml" xmlns:wp14="http://schemas.microsoft.com/office/word/2010/wordprocessingDrawing" xmlns:wp="http://schemas.openxmlformats.org/drawingml/2006/wordprocessingDrawing" xmlns:w10="urn:schemas-microsoft-com:office:word" xmlns:w="http://schemas.openxmlformats.org/wordprocessingml/2006/main" xmlns:w14="http://schemas.microsoft.com/office/word/2010/wordml" xmlns:w15="http://schemas.microsoft.com/office/word/2012/wordml" xmlns:w16cex="http://schemas.microsoft.com/office/word/2018/wordml/cex" xmlns:w16cid="http://schemas.microsoft.com/office/word/2016/wordml/cid" xmlns:w16="http://schemas.microsoft.com/office/word/2018/wordml" xmlns:w16sdtdh="http://schemas.microsoft.com/office/word/2020/wordml/sdtdatahash" xmlns:w16se="http://schemas.microsoft.com/office/word/2015/wordml/symex" xmlns:wpg="http://schemas.microsoft.com/office/word/2010/wordprocessingGroup" xmlns:wpi="http://schemas.microsoft.com/office/word/2010/wordprocessingInk" xmlns:wne="http://schemas.microsoft.com/office/word/2006/wordml" xmlns:wps="http://schemas.microsoft.com/office/word/2010/wordprocessingShape" mc:Ignorable="w14 w15 w16se w16cid w16 w16cex w16sdtdh wp14">
   <w:abstractNum w:abstractNumId="0" w15:restartNumberingAfterBreak="0">
     <w:nsid w:val="017B7765"/>
@@ -13204,7 +13359,344 @@
 </w:numbering>
 </file>
 
-<file path=word/styles.xml><?xml version="1.0" encoding="utf-8"?>
+<file path=word\settings.xml><?xml version="1.0" encoding="utf-8"?>
+<w:settings xmlns:mc="http://schemas.openxmlformats.org/markup-compatibility/2006" xmlns:o="urn:schemas-microsoft-com:office:office" xmlns:r="http://schemas.openxmlformats.org/officeDocument/2006/relationships" xmlns:m="http://schemas.openxmlformats.org/officeDocument/2006/math" xmlns:v="urn:schemas-microsoft-com:vml" xmlns:w10="urn:schemas-microsoft-com:office:word" xmlns:w="http://schemas.openxmlformats.org/wordprocessingml/2006/main" xmlns:w14="http://schemas.microsoft.com/office/word/2010/wordml" xmlns:w15="http://schemas.microsoft.com/office/word/2012/wordml" xmlns:w16cex="http://schemas.microsoft.com/office/word/2018/wordml/cex" xmlns:w16cid="http://schemas.microsoft.com/office/word/2016/wordml/cid" xmlns:w16="http://schemas.microsoft.com/office/word/2018/wordml" xmlns:w16sdtdh="http://schemas.microsoft.com/office/word/2020/wordml/sdtdatahash" xmlns:w16se="http://schemas.microsoft.com/office/word/2015/wordml/symex" xmlns:sl="http://schemas.openxmlformats.org/schemaLibrary/2006/main" mc:Ignorable="w14 w15 w16se w16cid w16 w16cex w16sdtdh">
+  <w:zoom w:percent="100"/>
+  <w:defaultTabStop w:val="720"/>
+  <w:characterSpacingControl w:val="doNotCompress"/>
+  <w:hdrShapeDefaults>
+    <o:shapedefaults v:ext="edit" spidmax="2050"/>
+  </w:hdrShapeDefaults>
+  <w:footnotePr>
+    <w:footnote w:id="-1"/>
+    <w:footnote w:id="0"/>
+  </w:footnotePr>
+  <w:endnotePr>
+    <w:endnote w:id="-1"/>
+    <w:endnote w:id="0"/>
+  </w:endnotePr>
+  <w:compat>
+    <w:compatSetting w:name="compatibilityMode" w:uri="http://schemas.microsoft.com/office/word" w:val="15"/>
+    <w:compatSetting w:name="overrideTableStyleFontSizeAndJustification" w:uri="http://schemas.microsoft.com/office/word" w:val="1"/>
+    <w:compatSetting w:name="enableOpenTypeFeatures" w:uri="http://schemas.microsoft.com/office/word" w:val="1"/>
+    <w:compatSetting w:name="doNotFlipMirrorIndents" w:uri="http://schemas.microsoft.com/office/word" w:val="1"/>
+    <w:compatSetting w:name="differentiateMultirowTableHeaders" w:uri="http://schemas.microsoft.com/office/word" w:val="1"/>
+    <w:compatSetting w:name="useWord2013TrackBottomHyphenation" w:uri="http://schemas.microsoft.com/office/word" w:val="0"/>
+  </w:compat>
+  <w:rsids>
+    <w:rsidRoot w:val="007E0C43"/>
+    <w:rsid w:val="00006079"/>
+    <w:rsid w:val="00012AB5"/>
+    <w:rsid w:val="00024477"/>
+    <w:rsid w:val="000248BE"/>
+    <w:rsid w:val="00045316"/>
+    <w:rsid w:val="00054383"/>
+    <w:rsid w:val="0005461D"/>
+    <w:rsid w:val="00054FB1"/>
+    <w:rsid w:val="000550CE"/>
+    <w:rsid w:val="00057F67"/>
+    <w:rsid w:val="000724BF"/>
+    <w:rsid w:val="0007250B"/>
+    <w:rsid w:val="000754CE"/>
+    <w:rsid w:val="000B1819"/>
+    <w:rsid w:val="000B2C4D"/>
+    <w:rsid w:val="000B7D65"/>
+    <w:rsid w:val="000C7DBC"/>
+    <w:rsid w:val="000F057A"/>
+    <w:rsid w:val="000F7E67"/>
+    <w:rsid w:val="001019CE"/>
+    <w:rsid w:val="00102842"/>
+    <w:rsid w:val="00103466"/>
+    <w:rsid w:val="0010751E"/>
+    <w:rsid w:val="00137E79"/>
+    <w:rsid w:val="00147A39"/>
+    <w:rsid w:val="00180F9A"/>
+    <w:rsid w:val="00187C85"/>
+    <w:rsid w:val="001969DA"/>
+    <w:rsid w:val="001A2D6F"/>
+    <w:rsid w:val="001B0A7E"/>
+    <w:rsid w:val="001B4E65"/>
+    <w:rsid w:val="001C1757"/>
+    <w:rsid w:val="001C3F3E"/>
+    <w:rsid w:val="001C4278"/>
+    <w:rsid w:val="001C517B"/>
+    <w:rsid w:val="001C53E6"/>
+    <w:rsid w:val="001D21A3"/>
+    <w:rsid w:val="001D5B40"/>
+    <w:rsid w:val="001F2352"/>
+    <w:rsid w:val="001F6F7E"/>
+    <w:rsid w:val="00213134"/>
+    <w:rsid w:val="00221EDD"/>
+    <w:rsid w:val="00223E74"/>
+    <w:rsid w:val="002313EB"/>
+    <w:rsid w:val="002379C4"/>
+    <w:rsid w:val="00240251"/>
+    <w:rsid w:val="002511A1"/>
+    <w:rsid w:val="0025735B"/>
+    <w:rsid w:val="002644A2"/>
+    <w:rsid w:val="002725BE"/>
+    <w:rsid w:val="00275BB9"/>
+    <w:rsid w:val="00277883"/>
+    <w:rsid w:val="002B0718"/>
+    <w:rsid w:val="002C0BC1"/>
+    <w:rsid w:val="002C1D2C"/>
+    <w:rsid w:val="002D23F4"/>
+    <w:rsid w:val="002D614D"/>
+    <w:rsid w:val="002D671F"/>
+    <w:rsid w:val="002E1C8D"/>
+    <w:rsid w:val="002F04B8"/>
+    <w:rsid w:val="002F4D77"/>
+    <w:rsid w:val="002F4E05"/>
+    <w:rsid w:val="00302312"/>
+    <w:rsid w:val="0030425F"/>
+    <w:rsid w:val="00327DCB"/>
+    <w:rsid w:val="0036484E"/>
+    <w:rsid w:val="00372BB4"/>
+    <w:rsid w:val="0037584D"/>
+    <w:rsid w:val="003939D9"/>
+    <w:rsid w:val="003A1ABE"/>
+    <w:rsid w:val="003A3B54"/>
+    <w:rsid w:val="003A4DB6"/>
+    <w:rsid w:val="003A5186"/>
+    <w:rsid w:val="003A64F5"/>
+    <w:rsid w:val="003B0428"/>
+    <w:rsid w:val="003B2902"/>
+    <w:rsid w:val="003C005A"/>
+    <w:rsid w:val="003C067A"/>
+    <w:rsid w:val="003C4812"/>
+    <w:rsid w:val="003C4FBB"/>
+    <w:rsid w:val="003D4601"/>
+    <w:rsid w:val="003D6DD7"/>
+    <w:rsid w:val="003E709C"/>
+    <w:rsid w:val="00405C74"/>
+    <w:rsid w:val="0041631F"/>
+    <w:rsid w:val="004204AF"/>
+    <w:rsid w:val="004204FB"/>
+    <w:rsid w:val="00420EA2"/>
+    <w:rsid w:val="004234EA"/>
+    <w:rsid w:val="00423F3C"/>
+    <w:rsid w:val="004618A9"/>
+    <w:rsid w:val="0046475F"/>
+    <w:rsid w:val="004741E5"/>
+    <w:rsid w:val="00492F88"/>
+    <w:rsid w:val="004B398B"/>
+    <w:rsid w:val="004B4D63"/>
+    <w:rsid w:val="004C0D17"/>
+    <w:rsid w:val="004C67FC"/>
+    <w:rsid w:val="004D1A9D"/>
+    <w:rsid w:val="004D321A"/>
+    <w:rsid w:val="004D3FB1"/>
+    <w:rsid w:val="004E2DD3"/>
+    <w:rsid w:val="004F229A"/>
+    <w:rsid w:val="00502210"/>
+    <w:rsid w:val="00516891"/>
+    <w:rsid w:val="005258E0"/>
+    <w:rsid w:val="0053119E"/>
+    <w:rsid w:val="00532A9D"/>
+    <w:rsid w:val="00535351"/>
+    <w:rsid w:val="00572073"/>
+    <w:rsid w:val="00576FA8"/>
+    <w:rsid w:val="00593E60"/>
+    <w:rsid w:val="005A2FE1"/>
+    <w:rsid w:val="005A6DDA"/>
+    <w:rsid w:val="005C2187"/>
+    <w:rsid w:val="005C6313"/>
+    <w:rsid w:val="005D5B6A"/>
+    <w:rsid w:val="005E21AA"/>
+    <w:rsid w:val="00600E5B"/>
+    <w:rsid w:val="00601EEC"/>
+    <w:rsid w:val="0062650F"/>
+    <w:rsid w:val="006313A9"/>
+    <w:rsid w:val="006446EA"/>
+    <w:rsid w:val="00650D8A"/>
+    <w:rsid w:val="00657A8E"/>
+    <w:rsid w:val="006641DB"/>
+    <w:rsid w:val="006A1F93"/>
+    <w:rsid w:val="006A4AAF"/>
+    <w:rsid w:val="006A5EC8"/>
+    <w:rsid w:val="006C79C5"/>
+    <w:rsid w:val="006D3FC8"/>
+    <w:rsid w:val="006D4C56"/>
+    <w:rsid w:val="00702C92"/>
+    <w:rsid w:val="00706300"/>
+    <w:rsid w:val="007174BD"/>
+    <w:rsid w:val="007243F1"/>
+    <w:rsid w:val="00726115"/>
+    <w:rsid w:val="00730284"/>
+    <w:rsid w:val="00746318"/>
+    <w:rsid w:val="0074690A"/>
+    <w:rsid w:val="00747F55"/>
+    <w:rsid w:val="00760C5D"/>
+    <w:rsid w:val="00773B0E"/>
+    <w:rsid w:val="00775B03"/>
+    <w:rsid w:val="00783D56"/>
+    <w:rsid w:val="00785E2B"/>
+    <w:rsid w:val="007920BD"/>
+    <w:rsid w:val="007B5A77"/>
+    <w:rsid w:val="007C21B4"/>
+    <w:rsid w:val="007D0C2D"/>
+    <w:rsid w:val="007D11D6"/>
+    <w:rsid w:val="007E0C43"/>
+    <w:rsid w:val="007E513A"/>
+    <w:rsid w:val="007F11BD"/>
+    <w:rsid w:val="007F23C4"/>
+    <w:rsid w:val="007F2552"/>
+    <w:rsid w:val="007F34FA"/>
+    <w:rsid w:val="00820999"/>
+    <w:rsid w:val="00827F23"/>
+    <w:rsid w:val="008413FB"/>
+    <w:rsid w:val="008449B9"/>
+    <w:rsid w:val="00846B12"/>
+    <w:rsid w:val="00853405"/>
+    <w:rsid w:val="00867E8F"/>
+    <w:rsid w:val="0087201D"/>
+    <w:rsid w:val="00874FC3"/>
+    <w:rsid w:val="008965D7"/>
+    <w:rsid w:val="008A0F0A"/>
+    <w:rsid w:val="008A2747"/>
+    <w:rsid w:val="008B31EB"/>
+    <w:rsid w:val="008B40B5"/>
+    <w:rsid w:val="008C5714"/>
+    <w:rsid w:val="008D3D7C"/>
+    <w:rsid w:val="008E0281"/>
+    <w:rsid w:val="008F145F"/>
+    <w:rsid w:val="008F5E38"/>
+    <w:rsid w:val="009014BA"/>
+    <w:rsid w:val="00906029"/>
+    <w:rsid w:val="009244A4"/>
+    <w:rsid w:val="00940FD1"/>
+    <w:rsid w:val="00942135"/>
+    <w:rsid w:val="00942368"/>
+    <w:rsid w:val="00942B33"/>
+    <w:rsid w:val="0095546F"/>
+    <w:rsid w:val="0096093C"/>
+    <w:rsid w:val="00967620"/>
+    <w:rsid w:val="00990FCD"/>
+    <w:rsid w:val="009A0850"/>
+    <w:rsid w:val="009A5077"/>
+    <w:rsid w:val="009B7AB3"/>
+    <w:rsid w:val="009E7EEC"/>
+    <w:rsid w:val="00A0680A"/>
+    <w:rsid w:val="00A42C9A"/>
+    <w:rsid w:val="00A53240"/>
+    <w:rsid w:val="00A6647F"/>
+    <w:rsid w:val="00A72C08"/>
+    <w:rsid w:val="00A9130B"/>
+    <w:rsid w:val="00A977B7"/>
+    <w:rsid w:val="00AA1B89"/>
+    <w:rsid w:val="00AB2A8D"/>
+    <w:rsid w:val="00AB455D"/>
+    <w:rsid w:val="00AC28C7"/>
+    <w:rsid w:val="00AC6E49"/>
+    <w:rsid w:val="00AE7F8B"/>
+    <w:rsid w:val="00AF2F7E"/>
+    <w:rsid w:val="00B13AFA"/>
+    <w:rsid w:val="00B31D33"/>
+    <w:rsid w:val="00B4041E"/>
+    <w:rsid w:val="00B4319F"/>
+    <w:rsid w:val="00B5538D"/>
+    <w:rsid w:val="00B856EA"/>
+    <w:rsid w:val="00BA7736"/>
+    <w:rsid w:val="00BB7F0F"/>
+    <w:rsid w:val="00BE32C7"/>
+    <w:rsid w:val="00BE37BC"/>
+    <w:rsid w:val="00BE45B9"/>
+    <w:rsid w:val="00BF5625"/>
+    <w:rsid w:val="00C02CF0"/>
+    <w:rsid w:val="00C3175B"/>
+    <w:rsid w:val="00C33FF3"/>
+    <w:rsid w:val="00C414EA"/>
+    <w:rsid w:val="00C44223"/>
+    <w:rsid w:val="00C44A75"/>
+    <w:rsid w:val="00C821A6"/>
+    <w:rsid w:val="00C832F7"/>
+    <w:rsid w:val="00C90273"/>
+    <w:rsid w:val="00C9073D"/>
+    <w:rsid w:val="00C944E5"/>
+    <w:rsid w:val="00CC4C0E"/>
+    <w:rsid w:val="00CD2236"/>
+    <w:rsid w:val="00CD4472"/>
+    <w:rsid w:val="00CE33EC"/>
+    <w:rsid w:val="00D179D2"/>
+    <w:rsid w:val="00D26BAB"/>
+    <w:rsid w:val="00D26D43"/>
+    <w:rsid w:val="00D31B8E"/>
+    <w:rsid w:val="00D438E9"/>
+    <w:rsid w:val="00D61590"/>
+    <w:rsid w:val="00D62D67"/>
+    <w:rsid w:val="00D64B7D"/>
+    <w:rsid w:val="00D96889"/>
+    <w:rsid w:val="00DC477A"/>
+    <w:rsid w:val="00DD182E"/>
+    <w:rsid w:val="00DD7B42"/>
+    <w:rsid w:val="00DE0A9C"/>
+    <w:rsid w:val="00E23742"/>
+    <w:rsid w:val="00E26FDB"/>
+    <w:rsid w:val="00E323A4"/>
+    <w:rsid w:val="00E32464"/>
+    <w:rsid w:val="00E46880"/>
+    <w:rsid w:val="00E50F91"/>
+    <w:rsid w:val="00E53206"/>
+    <w:rsid w:val="00E5514E"/>
+    <w:rsid w:val="00E84BD9"/>
+    <w:rsid w:val="00E96953"/>
+    <w:rsid w:val="00EA39CB"/>
+    <w:rsid w:val="00EA5CC0"/>
+    <w:rsid w:val="00EC1FA6"/>
+    <w:rsid w:val="00EC460C"/>
+    <w:rsid w:val="00ED1BDA"/>
+    <w:rsid w:val="00ED23BE"/>
+    <w:rsid w:val="00ED65DE"/>
+    <w:rsid w:val="00EE4624"/>
+    <w:rsid w:val="00EE61A7"/>
+    <w:rsid w:val="00EF2CDE"/>
+    <w:rsid w:val="00F138E6"/>
+    <w:rsid w:val="00F21357"/>
+    <w:rsid w:val="00F407EE"/>
+    <w:rsid w:val="00F44E58"/>
+    <w:rsid w:val="00F5142A"/>
+    <w:rsid w:val="00F53B96"/>
+    <w:rsid w:val="00F7769F"/>
+    <w:rsid w:val="00F87343"/>
+    <w:rsid w:val="00FB770D"/>
+    <w:rsid w:val="00FC1635"/>
+    <w:rsid w:val="00FD1AB3"/>
+    <w:rsid w:val="00FD2609"/>
+    <w:rsid w:val="00FE0DC8"/>
+    <w:rsid w:val="00FE6085"/>
+    <w:rsid w:val="00FF5FC4"/>
+    <w:rsid w:val="00FF602E"/>
+  </w:rsids>
+  <m:mathPr>
+    <m:mathFont m:val="Cambria Math"/>
+    <m:brkBin m:val="before"/>
+    <m:brkBinSub m:val="--"/>
+    <m:smallFrac m:val="0"/>
+    <m:dispDef/>
+    <m:lMargin m:val="0"/>
+    <m:rMargin m:val="0"/>
+    <m:defJc m:val="centerGroup"/>
+    <m:wrapIndent m:val="1440"/>
+    <m:intLim m:val="subSup"/>
+    <m:naryLim m:val="undOvr"/>
+  </m:mathPr>
+  <w:themeFontLang w:val="en-ID"/>
+  <w:clrSchemeMapping w:bg1="light1" w:t1="dark1" w:bg2="light2" w:t2="dark2" w:accent1="accent1" w:accent2="accent2" w:accent3="accent3" w:accent4="accent4" w:accent5="accent5" w:accent6="accent6" w:hyperlink="hyperlink" w:followedHyperlink="followedHyperlink"/>
+  <w:shapeDefaults>
+    <o:shapedefaults v:ext="edit" spidmax="2050"/>
+    <o:shapelayout v:ext="edit">
+      <o:idmap v:ext="edit" data="2"/>
+    </o:shapelayout>
+  </w:shapeDefaults>
+  <w:decimalSymbol w:val=","/>
+  <w:listSeparator w:val=";"/>
+  <w14:docId w14:val="2B31487E"/>
+  <w15:chartTrackingRefBased/>
+  <w15:docId w15:val="{0459D5B2-3AC9-4BAF-AD32-CB4020914977}"/>
+</w:settings>
+</file>
+
+<file path=word\styles.xml><?xml version="1.0" encoding="utf-8"?>
 <w:styles xmlns:mc="http://schemas.openxmlformats.org/markup-compatibility/2006" xmlns:r="http://schemas.openxmlformats.org/officeDocument/2006/relationships" xmlns:w="http://schemas.openxmlformats.org/wordprocessingml/2006/main" xmlns:w14="http://schemas.microsoft.com/office/word/2010/wordml" xmlns:w15="http://schemas.microsoft.com/office/word/2012/wordml" xmlns:w16cex="http://schemas.microsoft.com/office/word/2018/wordml/cex" xmlns:w16cid="http://schemas.microsoft.com/office/word/2016/wordml/cid" xmlns:w16="http://schemas.microsoft.com/office/word/2018/wordml" xmlns:w16sdtdh="http://schemas.microsoft.com/office/word/2020/wordml/sdtdatahash" xmlns:w16se="http://schemas.microsoft.com/office/word/2015/wordml/symex" mc:Ignorable="w14 w15 w16se w16cid w16 w16cex w16sdtdh">
   <w:docDefaults>
     <w:rPrDefault>
@@ -13807,7 +14299,7 @@
 </w:styles>
 </file>
 
-<file path=word/theme/theme1.xml><?xml version="1.0" encoding="utf-8"?>
+<file path=word\theme\theme1.xml><?xml version="1.0" encoding="utf-8"?>
 <a:theme xmlns:a="http://schemas.openxmlformats.org/drawingml/2006/main" name="Office Theme">
   <a:themeElements>
     <a:clrScheme name="Office">
@@ -14102,14 +14594,206 @@
 </a:theme>
 </file>
 
-<file path=customXml/item1.xml><?xml version="1.0" encoding="utf-8"?>
-<b:Sources xmlns:b="http://schemas.openxmlformats.org/officeDocument/2006/bibliography" xmlns="http://schemas.openxmlformats.org/officeDocument/2006/bibliography" SelectedStyle="\APASixthEditionOfficeOnline.xsl" StyleName="APA" Version="6"/>
-</file>
-
-<file path=customXml/itemProps1.xml><?xml version="1.0" encoding="utf-8"?>
-<ds:datastoreItem xmlns:ds="http://schemas.openxmlformats.org/officeDocument/2006/customXml" ds:itemID="{11F36BC6-CF5E-4B03-A8CB-9D32D749DADC}">
-  <ds:schemaRefs>
-    <ds:schemaRef ds:uri="http://schemas.openxmlformats.org/officeDocument/2006/bibliography"/>
-  </ds:schemaRefs>
-</ds:datastoreItem>
+<file path=word\webSettings.xml><?xml version="1.0" encoding="utf-8"?>
+<w:webSettings xmlns:mc="http://schemas.openxmlformats.org/markup-compatibility/2006" xmlns:r="http://schemas.openxmlformats.org/officeDocument/2006/relationships" xmlns:w="http://schemas.openxmlformats.org/wordprocessingml/2006/main" xmlns:w14="http://schemas.microsoft.com/office/word/2010/wordml" xmlns:w15="http://schemas.microsoft.com/office/word/2012/wordml" xmlns:w16cex="http://schemas.microsoft.com/office/word/2018/wordml/cex" xmlns:w16cid="http://schemas.microsoft.com/office/word/2016/wordml/cid" xmlns:w16="http://schemas.microsoft.com/office/word/2018/wordml" xmlns:w16sdtdh="http://schemas.microsoft.com/office/word/2020/wordml/sdtdatahash" xmlns:w16se="http://schemas.microsoft.com/office/word/2015/wordml/symex" mc:Ignorable="w14 w15 w16se w16cid w16 w16cex w16sdtdh">
+  <w:divs>
+    <w:div w:id="369652210">
+      <w:bodyDiv w:val="1"/>
+      <w:marLeft w:val="0"/>
+      <w:marRight w:val="0"/>
+      <w:marTop w:val="0"/>
+      <w:marBottom w:val="0"/>
+      <w:divBdr>
+        <w:top w:val="none" w:sz="0" w:space="0" w:color="auto"/>
+        <w:left w:val="none" w:sz="0" w:space="0" w:color="auto"/>
+        <w:bottom w:val="none" w:sz="0" w:space="0" w:color="auto"/>
+        <w:right w:val="none" w:sz="0" w:space="0" w:color="auto"/>
+      </w:divBdr>
+    </w:div>
+    <w:div w:id="732310634">
+      <w:bodyDiv w:val="1"/>
+      <w:marLeft w:val="0"/>
+      <w:marRight w:val="0"/>
+      <w:marTop w:val="0"/>
+      <w:marBottom w:val="0"/>
+      <w:divBdr>
+        <w:top w:val="none" w:sz="0" w:space="0" w:color="auto"/>
+        <w:left w:val="none" w:sz="0" w:space="0" w:color="auto"/>
+        <w:bottom w:val="none" w:sz="0" w:space="0" w:color="auto"/>
+        <w:right w:val="none" w:sz="0" w:space="0" w:color="auto"/>
+      </w:divBdr>
+    </w:div>
+    <w:div w:id="872881931">
+      <w:bodyDiv w:val="1"/>
+      <w:marLeft w:val="0"/>
+      <w:marRight w:val="0"/>
+      <w:marTop w:val="0"/>
+      <w:marBottom w:val="0"/>
+      <w:divBdr>
+        <w:top w:val="none" w:sz="0" w:space="0" w:color="auto"/>
+        <w:left w:val="none" w:sz="0" w:space="0" w:color="auto"/>
+        <w:bottom w:val="none" w:sz="0" w:space="0" w:color="auto"/>
+        <w:right w:val="none" w:sz="0" w:space="0" w:color="auto"/>
+      </w:divBdr>
+    </w:div>
+    <w:div w:id="875891510">
+      <w:bodyDiv w:val="1"/>
+      <w:marLeft w:val="0"/>
+      <w:marRight w:val="0"/>
+      <w:marTop w:val="0"/>
+      <w:marBottom w:val="0"/>
+      <w:divBdr>
+        <w:top w:val="none" w:sz="0" w:space="0" w:color="auto"/>
+        <w:left w:val="none" w:sz="0" w:space="0" w:color="auto"/>
+        <w:bottom w:val="none" w:sz="0" w:space="0" w:color="auto"/>
+        <w:right w:val="none" w:sz="0" w:space="0" w:color="auto"/>
+      </w:divBdr>
+    </w:div>
+    <w:div w:id="882324686">
+      <w:bodyDiv w:val="1"/>
+      <w:marLeft w:val="0"/>
+      <w:marRight w:val="0"/>
+      <w:marTop w:val="0"/>
+      <w:marBottom w:val="0"/>
+      <w:divBdr>
+        <w:top w:val="none" w:sz="0" w:space="0" w:color="auto"/>
+        <w:left w:val="none" w:sz="0" w:space="0" w:color="auto"/>
+        <w:bottom w:val="none" w:sz="0" w:space="0" w:color="auto"/>
+        <w:right w:val="none" w:sz="0" w:space="0" w:color="auto"/>
+      </w:divBdr>
+    </w:div>
+    <w:div w:id="889732518">
+      <w:bodyDiv w:val="1"/>
+      <w:marLeft w:val="0"/>
+      <w:marRight w:val="0"/>
+      <w:marTop w:val="0"/>
+      <w:marBottom w:val="0"/>
+      <w:divBdr>
+        <w:top w:val="none" w:sz="0" w:space="0" w:color="auto"/>
+        <w:left w:val="none" w:sz="0" w:space="0" w:color="auto"/>
+        <w:bottom w:val="none" w:sz="0" w:space="0" w:color="auto"/>
+        <w:right w:val="none" w:sz="0" w:space="0" w:color="auto"/>
+      </w:divBdr>
+    </w:div>
+    <w:div w:id="1016737439">
+      <w:bodyDiv w:val="1"/>
+      <w:marLeft w:val="0"/>
+      <w:marRight w:val="0"/>
+      <w:marTop w:val="0"/>
+      <w:marBottom w:val="0"/>
+      <w:divBdr>
+        <w:top w:val="none" w:sz="0" w:space="0" w:color="auto"/>
+        <w:left w:val="none" w:sz="0" w:space="0" w:color="auto"/>
+        <w:bottom w:val="none" w:sz="0" w:space="0" w:color="auto"/>
+        <w:right w:val="none" w:sz="0" w:space="0" w:color="auto"/>
+      </w:divBdr>
+    </w:div>
+    <w:div w:id="1038745694">
+      <w:bodyDiv w:val="1"/>
+      <w:marLeft w:val="0"/>
+      <w:marRight w:val="0"/>
+      <w:marTop w:val="0"/>
+      <w:marBottom w:val="0"/>
+      <w:divBdr>
+        <w:top w:val="none" w:sz="0" w:space="0" w:color="auto"/>
+        <w:left w:val="none" w:sz="0" w:space="0" w:color="auto"/>
+        <w:bottom w:val="none" w:sz="0" w:space="0" w:color="auto"/>
+        <w:right w:val="none" w:sz="0" w:space="0" w:color="auto"/>
+      </w:divBdr>
+    </w:div>
+    <w:div w:id="1191457315">
+      <w:bodyDiv w:val="1"/>
+      <w:marLeft w:val="0"/>
+      <w:marRight w:val="0"/>
+      <w:marTop w:val="0"/>
+      <w:marBottom w:val="0"/>
+      <w:divBdr>
+        <w:top w:val="none" w:sz="0" w:space="0" w:color="auto"/>
+        <w:left w:val="none" w:sz="0" w:space="0" w:color="auto"/>
+        <w:bottom w:val="none" w:sz="0" w:space="0" w:color="auto"/>
+        <w:right w:val="none" w:sz="0" w:space="0" w:color="auto"/>
+      </w:divBdr>
+    </w:div>
+    <w:div w:id="1283726794">
+      <w:bodyDiv w:val="1"/>
+      <w:marLeft w:val="0"/>
+      <w:marRight w:val="0"/>
+      <w:marTop w:val="0"/>
+      <w:marBottom w:val="0"/>
+      <w:divBdr>
+        <w:top w:val="none" w:sz="0" w:space="0" w:color="auto"/>
+        <w:left w:val="none" w:sz="0" w:space="0" w:color="auto"/>
+        <w:bottom w:val="none" w:sz="0" w:space="0" w:color="auto"/>
+        <w:right w:val="none" w:sz="0" w:space="0" w:color="auto"/>
+      </w:divBdr>
+    </w:div>
+    <w:div w:id="1563757839">
+      <w:bodyDiv w:val="1"/>
+      <w:marLeft w:val="0"/>
+      <w:marRight w:val="0"/>
+      <w:marTop w:val="0"/>
+      <w:marBottom w:val="0"/>
+      <w:divBdr>
+        <w:top w:val="none" w:sz="0" w:space="0" w:color="auto"/>
+        <w:left w:val="none" w:sz="0" w:space="0" w:color="auto"/>
+        <w:bottom w:val="none" w:sz="0" w:space="0" w:color="auto"/>
+        <w:right w:val="none" w:sz="0" w:space="0" w:color="auto"/>
+      </w:divBdr>
+    </w:div>
+    <w:div w:id="1640259069">
+      <w:bodyDiv w:val="1"/>
+      <w:marLeft w:val="0"/>
+      <w:marRight w:val="0"/>
+      <w:marTop w:val="0"/>
+      <w:marBottom w:val="0"/>
+      <w:divBdr>
+        <w:top w:val="none" w:sz="0" w:space="0" w:color="auto"/>
+        <w:left w:val="none" w:sz="0" w:space="0" w:color="auto"/>
+        <w:bottom w:val="none" w:sz="0" w:space="0" w:color="auto"/>
+        <w:right w:val="none" w:sz="0" w:space="0" w:color="auto"/>
+      </w:divBdr>
+    </w:div>
+    <w:div w:id="1872109267">
+      <w:bodyDiv w:val="1"/>
+      <w:marLeft w:val="0"/>
+      <w:marRight w:val="0"/>
+      <w:marTop w:val="0"/>
+      <w:marBottom w:val="0"/>
+      <w:divBdr>
+        <w:top w:val="none" w:sz="0" w:space="0" w:color="auto"/>
+        <w:left w:val="none" w:sz="0" w:space="0" w:color="auto"/>
+        <w:bottom w:val="none" w:sz="0" w:space="0" w:color="auto"/>
+        <w:right w:val="none" w:sz="0" w:space="0" w:color="auto"/>
+      </w:divBdr>
+    </w:div>
+    <w:div w:id="1923641531">
+      <w:bodyDiv w:val="1"/>
+      <w:marLeft w:val="0"/>
+      <w:marRight w:val="0"/>
+      <w:marTop w:val="0"/>
+      <w:marBottom w:val="0"/>
+      <w:divBdr>
+        <w:top w:val="none" w:sz="0" w:space="0" w:color="auto"/>
+        <w:left w:val="none" w:sz="0" w:space="0" w:color="auto"/>
+        <w:bottom w:val="none" w:sz="0" w:space="0" w:color="auto"/>
+        <w:right w:val="none" w:sz="0" w:space="0" w:color="auto"/>
+      </w:divBdr>
+    </w:div>
+    <w:div w:id="2076781062">
+      <w:bodyDiv w:val="1"/>
+      <w:marLeft w:val="0"/>
+      <w:marRight w:val="0"/>
+      <w:marTop w:val="0"/>
+      <w:marBottom w:val="0"/>
+      <w:divBdr>
+        <w:top w:val="none" w:sz="0" w:space="0" w:color="auto"/>
+        <w:left w:val="none" w:sz="0" w:space="0" w:color="auto"/>
+        <w:bottom w:val="none" w:sz="0" w:space="0" w:color="auto"/>
+        <w:right w:val="none" w:sz="0" w:space="0" w:color="auto"/>
+      </w:divBdr>
+    </w:div>
+  </w:divs>
+  <w:optimizeForBrowser/>
+  <w:allowPNG/>
+</w:webSettings>
 </file>
--- a/public/templates-bap/bap-industri.docx
+++ b/public/templates-bap/bap-industri.docx
@@ -1,68 +1,5 @@
 
-<file path=customXml\item1.xml><?xml version="1.0" encoding="utf-8"?>
-<b:Sources xmlns:b="http://schemas.openxmlformats.org/officeDocument/2006/bibliography" xmlns="http://schemas.openxmlformats.org/officeDocument/2006/bibliography" SelectedStyle="\APASixthEditionOfficeOnline.xsl" StyleName="APA" Version="6"/>
-</file>
-
-<file path=customXml\itemProps1.xml><?xml version="1.0" encoding="utf-8"?>
-<ds:datastoreItem xmlns:ds="http://schemas.openxmlformats.org/officeDocument/2006/customXml" ds:itemID="{11F36BC6-CF5E-4B03-A8CB-9D32D749DADC}">
-  <ds:schemaRefs>
-    <ds:schemaRef ds:uri="http://schemas.openxmlformats.org/officeDocument/2006/bibliography"/>
-  </ds:schemaRefs>
-</ds:datastoreItem>
-</file>
-
-<file path=docProps\app.xml><?xml version="1.0" encoding="utf-8"?>
-<Properties xmlns="http://schemas.openxmlformats.org/officeDocument/2006/extended-properties" xmlns:vt="http://schemas.openxmlformats.org/officeDocument/2006/docPropsVTypes">
-  <Template>Normal.dotm</Template>
-  <TotalTime>706</TotalTime>
-  <Pages>7</Pages>
-  <Words>914</Words>
-  <Characters>5214</Characters>
-  <Application>Microsoft Office Word</Application>
-  <DocSecurity>0</DocSecurity>
-  <Lines>43</Lines>
-  <Paragraphs>12</Paragraphs>
-  <ScaleCrop>false</ScaleCrop>
-  <HeadingPairs>
-    <vt:vector size="2" baseType="variant">
-      <vt:variant>
-        <vt:lpstr>Title</vt:lpstr>
-      </vt:variant>
-      <vt:variant>
-        <vt:i4>1</vt:i4>
-      </vt:variant>
-    </vt:vector>
-  </HeadingPairs>
-  <TitlesOfParts>
-    <vt:vector size="1" baseType="lpstr">
-      <vt:lpstr/>
-    </vt:vector>
-  </TitlesOfParts>
-  <Company/>
-  <LinksUpToDate>false</LinksUpToDate>
-  <CharactersWithSpaces>6116</CharactersWithSpaces>
-  <SharedDoc>false</SharedDoc>
-  <HyperlinksChanged>false</HyperlinksChanged>
-  <AppVersion>16.0000</AppVersion>
-</Properties>
-</file>
-
-<file path=docProps\core.xml><?xml version="1.0" encoding="utf-8"?>
-<cp:coreProperties xmlns:cp="http://schemas.openxmlformats.org/package/2006/metadata/core-properties" xmlns:dc="http://purl.org/dc/elements/1.1/" xmlns:dcterms="http://purl.org/dc/terms/" xmlns:dcmitype="http://purl.org/dc/dcmitype/" xmlns:xsi="http://www.w3.org/2001/XMLSchema-instance">
-  <dc:title/>
-  <dc:subject/>
-  <dc:creator>DLH SRAGEN</dc:creator>
-  <cp:keywords/>
-  <dc:description/>
-  <cp:lastModifiedBy>Irfan Delix</cp:lastModifiedBy>
-  <cp:revision>41</cp:revision>
-  <cp:lastPrinted>2026-06-18T08:36:00Z</cp:lastPrinted>
-  <dcterms:created xsi:type="dcterms:W3CDTF">2026-04-14T08:33:00Z</dcterms:created>
-  <dcterms:modified xsi:type="dcterms:W3CDTF">2026-07-15T21:43:00Z</dcterms:modified>
-</cp:coreProperties>
-</file>
-
-<file path=word\document.xml><?xml version="1.0" encoding="utf-8"?>
+<file path=word/document.xml><?xml version="1.0" encoding="utf-8"?>
 <w:document xmlns:wpc="http://schemas.microsoft.com/office/word/2010/wordprocessingCanvas" xmlns:cx="http://schemas.microsoft.com/office/drawing/2014/chartex" xmlns:cx1="http://schemas.microsoft.com/office/drawing/2015/9/8/chartex" xmlns:cx2="http://schemas.microsoft.com/office/drawing/2015/10/21/chartex" xmlns:cx3="http://schemas.microsoft.com/office/drawing/2016/5/9/chartex" xmlns:cx4="http://schemas.microsoft.com/office/drawing/2016/5/10/chartex" xmlns:cx5="http://schemas.microsoft.com/office/drawing/2016/5/11/chartex" xmlns:cx6="http://schemas.microsoft.com/office/drawing/2016/5/12/chartex" xmlns:cx7="http://schemas.microsoft.com/office/drawing/2016/5/13/chartex" xmlns:cx8="http://schemas.microsoft.com/office/drawing/2016/5/14/chartex" xmlns:mc="http://schemas.openxmlformats.org/markup-compatibility/2006" xmlns:aink="http://schemas.microsoft.com/office/drawing/2016/ink" xmlns:am3d="http://schemas.microsoft.com/office/drawing/2017/model3d" xmlns:o="urn:schemas-microsoft-com:office:office" xmlns:oel="http://schemas.microsoft.com/office/2019/extlst" xmlns:r="http://schemas.openxmlformats.org/officeDocument/2006/relationships" xmlns:m="http://schemas.openxmlformats.org/officeDocument/2006/math" xmlns:v="urn:schemas-microsoft-com:vml" xmlns:wp14="http://schemas.microsoft.com/office/word/2010/wordprocessingDrawing" xmlns:wp="http://schemas.openxmlformats.org/drawingml/2006/wordprocessingDrawing" xmlns:w10="urn:schemas-microsoft-com:office:word" xmlns:w="http://schemas.openxmlformats.org/wordprocessingml/2006/main" xmlns:w14="http://schemas.microsoft.com/office/word/2010/wordml" xmlns:w15="http://schemas.microsoft.com/office/word/2012/wordml" xmlns:w16cex="http://schemas.microsoft.com/office/word/2018/wordml/cex" xmlns:w16cid="http://schemas.microsoft.com/office/word/2016/wordml/cid" xmlns:w16="http://schemas.microsoft.com/office/word/2018/wordml" xmlns:w16sdtdh="http://schemas.microsoft.com/office/word/2020/wordml/sdtdatahash" xmlns:w16se="http://schemas.microsoft.com/office/word/2015/wordml/symex" xmlns:wpg="http://schemas.microsoft.com/office/word/2010/wordprocessingGroup" xmlns:wpi="http://schemas.microsoft.com/office/word/2010/wordprocessingInk" xmlns:wne="http://schemas.microsoft.com/office/word/2006/wordml" xmlns:wps="http://schemas.microsoft.com/office/word/2010/wordprocessingShape" mc:Ignorable="w14 w15 w16se w16cid w16 w16cex w16sdtdh wp14">
   <w:body>
     <w:tbl>
@@ -4742,23 +4679,7 @@
                 <w:sz w:val="24"/>
                 <w:szCs w:val="24"/>
               </w:rPr>
-              <w:t>{</w:t>
-            </w:r>
-            <w:r>
-              <w:rPr>
-                <w:rFonts w:ascii="Arial Nova Cond" w:hAnsi="Arial Nova Cond"/>
-                <w:sz w:val="24"/>
-                <w:szCs w:val="24"/>
-              </w:rPr>
-              <w:t>ket_</w:t>
-            </w:r>
-            <w:r>
-              <w:rPr>
-                <w:rFonts w:ascii="Arial Nova Cond" w:hAnsi="Arial Nova Cond"/>
-                <w:sz w:val="24"/>
-                <w:szCs w:val="24"/>
-              </w:rPr>
-              <w:t>air_sumber}</w:t>
+              <w:t>{ket_air_sumber}</w:t>
             </w:r>
           </w:p>
         </w:tc>
@@ -4850,23 +4771,7 @@
                 <w:sz w:val="24"/>
                 <w:szCs w:val="24"/>
               </w:rPr>
-              <w:t>{</w:t>
-            </w:r>
-            <w:r>
-              <w:rPr>
-                <w:rFonts w:ascii="Arial Nova Cond" w:hAnsi="Arial Nova Cond"/>
-                <w:sz w:val="24"/>
-                <w:szCs w:val="24"/>
-              </w:rPr>
-              <w:t>ket_</w:t>
-            </w:r>
-            <w:r>
-              <w:rPr>
-                <w:rFonts w:ascii="Arial Nova Cond" w:hAnsi="Arial Nova Cond"/>
-                <w:sz w:val="24"/>
-                <w:szCs w:val="24"/>
-              </w:rPr>
-              <w:t>air_fisik}</w:t>
+              <w:t>{ket_air_fisik}</w:t>
             </w:r>
           </w:p>
         </w:tc>
@@ -4958,23 +4863,7 @@
                 <w:sz w:val="24"/>
                 <w:szCs w:val="24"/>
               </w:rPr>
-              <w:t>{</w:t>
-            </w:r>
-            <w:r>
-              <w:rPr>
-                <w:rFonts w:ascii="Arial Nova Cond" w:hAnsi="Arial Nova Cond"/>
-                <w:sz w:val="24"/>
-                <w:szCs w:val="24"/>
-              </w:rPr>
-              <w:t>ket_</w:t>
-            </w:r>
-            <w:r>
-              <w:rPr>
-                <w:rFonts w:ascii="Arial Nova Cond" w:hAnsi="Arial Nova Cond"/>
-                <w:sz w:val="24"/>
-                <w:szCs w:val="24"/>
-              </w:rPr>
-              <w:t>air_kinerja}</w:t>
+              <w:t>{ket_air_kinerja}</w:t>
             </w:r>
           </w:p>
         </w:tc>
@@ -5065,23 +4954,7 @@
                 <w:sz w:val="24"/>
                 <w:szCs w:val="24"/>
               </w:rPr>
-              <w:t>{</w:t>
-            </w:r>
-            <w:r>
-              <w:rPr>
-                <w:rFonts w:ascii="Arial Nova Cond" w:hAnsi="Arial Nova Cond"/>
-                <w:sz w:val="24"/>
-                <w:szCs w:val="24"/>
-              </w:rPr>
-              <w:t>ket_</w:t>
-            </w:r>
-            <w:r>
-              <w:rPr>
-                <w:rFonts w:ascii="Arial Nova Cond" w:hAnsi="Arial Nova Cond"/>
-                <w:sz w:val="24"/>
-                <w:szCs w:val="24"/>
-              </w:rPr>
-              <w:t>air_alat}</w:t>
+              <w:t>{ket_air_alat}</w:t>
             </w:r>
           </w:p>
         </w:tc>
@@ -5280,23 +5153,7 @@
                 <w:sz w:val="24"/>
                 <w:szCs w:val="24"/>
               </w:rPr>
-              <w:t>{</w:t>
-            </w:r>
-            <w:r>
-              <w:rPr>
-                <w:rFonts w:ascii="Arial Nova Cond" w:hAnsi="Arial Nova Cond"/>
-                <w:sz w:val="24"/>
-                <w:szCs w:val="24"/>
-              </w:rPr>
-              <w:t>ket_</w:t>
-            </w:r>
-            <w:r>
-              <w:rPr>
-                <w:rFonts w:ascii="Arial Nova Cond" w:hAnsi="Arial Nova Cond"/>
-                <w:sz w:val="24"/>
-                <w:szCs w:val="24"/>
-              </w:rPr>
-              <w:t>air_saluran}</w:t>
+              <w:t>{ket_air_saluran}</w:t>
             </w:r>
           </w:p>
         </w:tc>
@@ -5387,23 +5244,7 @@
                 <w:sz w:val="24"/>
                 <w:szCs w:val="24"/>
               </w:rPr>
-              <w:t>{</w:t>
-            </w:r>
-            <w:r>
-              <w:rPr>
-                <w:rFonts w:ascii="Arial Nova Cond" w:hAnsi="Arial Nova Cond"/>
-                <w:sz w:val="24"/>
-                <w:szCs w:val="24"/>
-              </w:rPr>
-              <w:t>ket_</w:t>
-            </w:r>
-            <w:r>
-              <w:rPr>
-                <w:rFonts w:ascii="Arial Nova Cond" w:hAnsi="Arial Nova Cond"/>
-                <w:sz w:val="24"/>
-                <w:szCs w:val="24"/>
-              </w:rPr>
-              <w:t>air_pertek}</w:t>
+              <w:t>{ket_air_pertek}</w:t>
             </w:r>
           </w:p>
         </w:tc>
@@ -5494,23 +5335,7 @@
                 <w:sz w:val="24"/>
                 <w:szCs w:val="24"/>
               </w:rPr>
-              <w:t>{</w:t>
-            </w:r>
-            <w:r>
-              <w:rPr>
-                <w:rFonts w:ascii="Arial Nova Cond" w:hAnsi="Arial Nova Cond"/>
-                <w:sz w:val="24"/>
-                <w:szCs w:val="24"/>
-              </w:rPr>
-              <w:t>ket_</w:t>
-            </w:r>
-            <w:r>
-              <w:rPr>
-                <w:rFonts w:ascii="Arial Nova Cond" w:hAnsi="Arial Nova Cond"/>
-                <w:sz w:val="24"/>
-                <w:szCs w:val="24"/>
-              </w:rPr>
-              <w:t>air_pantau}</w:t>
+              <w:t>{ket_air_pantau}</w:t>
             </w:r>
           </w:p>
         </w:tc>
@@ -5602,23 +5427,7 @@
                 <w:sz w:val="24"/>
                 <w:szCs w:val="24"/>
               </w:rPr>
-              <w:t>{</w:t>
-            </w:r>
-            <w:r>
-              <w:rPr>
-                <w:rFonts w:ascii="Arial Nova Cond" w:hAnsi="Arial Nova Cond"/>
-                <w:sz w:val="24"/>
-                <w:szCs w:val="24"/>
-              </w:rPr>
-              <w:t>ket_</w:t>
-            </w:r>
-            <w:r>
-              <w:rPr>
-                <w:rFonts w:ascii="Arial Nova Cond" w:hAnsi="Arial Nova Cond"/>
-                <w:sz w:val="24"/>
-                <w:szCs w:val="24"/>
-              </w:rPr>
-              <w:t>air_sludge}</w:t>
+              <w:t>{ket_air_sludge}</w:t>
             </w:r>
           </w:p>
         </w:tc>
@@ -5874,23 +5683,7 @@
                 <w:sz w:val="24"/>
                 <w:szCs w:val="24"/>
               </w:rPr>
-              <w:t>{</w:t>
-            </w:r>
-            <w:r>
-              <w:rPr>
-                <w:rFonts w:ascii="Arial Nova Cond" w:hAnsi="Arial Nova Cond"/>
-                <w:sz w:val="24"/>
-                <w:szCs w:val="24"/>
-              </w:rPr>
-              <w:t>ket_</w:t>
-            </w:r>
-            <w:r>
-              <w:rPr>
-                <w:rFonts w:ascii="Arial Nova Cond" w:hAnsi="Arial Nova Cond"/>
-                <w:sz w:val="24"/>
-                <w:szCs w:val="24"/>
-              </w:rPr>
-              <w:t>udara_sumber}</w:t>
+              <w:t>{ket_udara_sumber}</w:t>
             </w:r>
           </w:p>
         </w:tc>
@@ -5982,23 +5775,7 @@
                 <w:sz w:val="24"/>
                 <w:szCs w:val="24"/>
               </w:rPr>
-              <w:t>{</w:t>
-            </w:r>
-            <w:r>
-              <w:rPr>
-                <w:rFonts w:ascii="Arial Nova Cond" w:hAnsi="Arial Nova Cond"/>
-                <w:sz w:val="24"/>
-                <w:szCs w:val="24"/>
-              </w:rPr>
-              <w:t>ket_</w:t>
-            </w:r>
-            <w:r>
-              <w:rPr>
-                <w:rFonts w:ascii="Arial Nova Cond" w:hAnsi="Arial Nova Cond"/>
-                <w:sz w:val="24"/>
-                <w:szCs w:val="24"/>
-              </w:rPr>
-              <w:t>udara_energi}</w:t>
+              <w:t>{ket_udara_energi}</w:t>
             </w:r>
           </w:p>
         </w:tc>
@@ -6090,23 +5867,7 @@
                 <w:sz w:val="24"/>
                 <w:szCs w:val="24"/>
               </w:rPr>
-              <w:t>{</w:t>
-            </w:r>
-            <w:r>
-              <w:rPr>
-                <w:rFonts w:ascii="Arial Nova Cond" w:hAnsi="Arial Nova Cond"/>
-                <w:sz w:val="24"/>
-                <w:szCs w:val="24"/>
-              </w:rPr>
-              <w:t>ket_</w:t>
-            </w:r>
-            <w:r>
-              <w:rPr>
-                <w:rFonts w:ascii="Arial Nova Cond" w:hAnsi="Arial Nova Cond"/>
-                <w:sz w:val="24"/>
-                <w:szCs w:val="24"/>
-              </w:rPr>
-              <w:t>udara_izin}</w:t>
+              <w:t>{ket_udara_izin}</w:t>
             </w:r>
           </w:p>
         </w:tc>
@@ -6176,15 +5937,7 @@
                 <w:sz w:val="24"/>
                 <w:szCs w:val="24"/>
               </w:rPr>
-              <w:t>{udara_pantau</w:t>
-            </w:r>
-            <w:r>
-              <w:rPr>
-                <w:rFonts w:ascii="Arial Nova Cond" w:hAnsi="Arial Nova Cond"/>
-                <w:sz w:val="24"/>
-                <w:szCs w:val="24"/>
-              </w:rPr>
-              <w:t>.</w:t>
+              <w:t>{udara_pantau}</w:t>
             </w:r>
           </w:p>
         </w:tc>
@@ -6206,31 +5959,7 @@
                 <w:sz w:val="24"/>
                 <w:szCs w:val="24"/>
               </w:rPr>
-              <w:t>{</w:t>
-            </w:r>
-            <w:r>
-              <w:rPr>
-                <w:rFonts w:ascii="Arial Nova Cond" w:hAnsi="Arial Nova Cond"/>
-                <w:sz w:val="24"/>
-                <w:szCs w:val="24"/>
-              </w:rPr>
-              <w:t>ket_</w:t>
-            </w:r>
-            <w:r>
-              <w:rPr>
-                <w:rFonts w:ascii="Arial Nova Cond" w:hAnsi="Arial Nova Cond"/>
-                <w:sz w:val="24"/>
-                <w:szCs w:val="24"/>
-              </w:rPr>
-              <w:t>udara_pantau</w:t>
-            </w:r>
-            <w:r>
-              <w:rPr>
-                <w:rFonts w:ascii="Arial Nova Cond" w:hAnsi="Arial Nova Cond"/>
-                <w:sz w:val="24"/>
-                <w:szCs w:val="24"/>
-              </w:rPr>
-              <w:t>.</w:t>
+              <w:t>{ket_udara_pantau}</w:t>
             </w:r>
           </w:p>
         </w:tc>
@@ -6322,23 +6051,7 @@
                 <w:sz w:val="24"/>
                 <w:szCs w:val="24"/>
               </w:rPr>
-              <w:t>{</w:t>
-            </w:r>
-            <w:r>
-              <w:rPr>
-                <w:rFonts w:ascii="Arial Nova Cond" w:hAnsi="Arial Nova Cond"/>
-                <w:sz w:val="24"/>
-                <w:szCs w:val="24"/>
-              </w:rPr>
-              <w:t>ket_</w:t>
-            </w:r>
-            <w:r>
-              <w:rPr>
-                <w:rFonts w:ascii="Arial Nova Cond" w:hAnsi="Arial Nova Cond"/>
-                <w:sz w:val="24"/>
-                <w:szCs w:val="24"/>
-              </w:rPr>
-              <w:t>udara_pengaduan}</w:t>
+              <w:t>{ket_udara_pengaduan}</w:t>
             </w:r>
           </w:p>
         </w:tc>
@@ -6430,23 +6143,7 @@
                 <w:sz w:val="24"/>
                 <w:szCs w:val="24"/>
               </w:rPr>
-              <w:t>{</w:t>
-            </w:r>
-            <w:r>
-              <w:rPr>
-                <w:rFonts w:ascii="Arial Nova Cond" w:hAnsi="Arial Nova Cond"/>
-                <w:sz w:val="24"/>
-                <w:szCs w:val="24"/>
-              </w:rPr>
-              <w:t>ket_</w:t>
-            </w:r>
-            <w:r>
-              <w:rPr>
-                <w:rFonts w:ascii="Arial Nova Cond" w:hAnsi="Arial Nova Cond"/>
-                <w:sz w:val="24"/>
-                <w:szCs w:val="24"/>
-              </w:rPr>
-              <w:t>udara_kendali}</w:t>
+              <w:t>{ket_udara_kendali}</w:t>
             </w:r>
           </w:p>
         </w:tc>
@@ -6821,15 +6518,7 @@
                 <w:sz w:val="24"/>
                 <w:szCs w:val="24"/>
               </w:rPr>
-              <w:t>{</w:t>
-            </w:r>
-            <w:r>
-              <w:rPr>
-                <w:rFonts w:ascii="Arial Nova Cond" w:hAnsi="Arial Nova Cond"/>
-                <w:sz w:val="24"/>
-                <w:szCs w:val="24"/>
-              </w:rPr>
-              <w:t>ket_lb3_jenis}</w:t>
+              <w:t>{ket_lb3_jenis}</w:t>
             </w:r>
           </w:p>
         </w:tc>
@@ -6921,23 +6610,7 @@
                 <w:sz w:val="24"/>
                 <w:szCs w:val="24"/>
               </w:rPr>
-              <w:t>{</w:t>
-            </w:r>
-            <w:r>
-              <w:rPr>
-                <w:rFonts w:ascii="Arial Nova Cond" w:hAnsi="Arial Nova Cond"/>
-                <w:sz w:val="24"/>
-                <w:szCs w:val="24"/>
-              </w:rPr>
-              <w:t>ket_</w:t>
-            </w:r>
-            <w:r>
-              <w:rPr>
-                <w:rFonts w:ascii="Arial Nova Cond" w:hAnsi="Arial Nova Cond"/>
-                <w:sz w:val="24"/>
-                <w:szCs w:val="24"/>
-              </w:rPr>
-              <w:t>lb3_tps}</w:t>
+              <w:t>{ket_lb3_tps}</w:t>
             </w:r>
           </w:p>
         </w:tc>
@@ -7029,23 +6702,7 @@
                 <w:sz w:val="24"/>
                 <w:szCs w:val="24"/>
               </w:rPr>
-              <w:t>{</w:t>
-            </w:r>
-            <w:r>
-              <w:rPr>
-                <w:rFonts w:ascii="Arial Nova Cond" w:hAnsi="Arial Nova Cond"/>
-                <w:sz w:val="24"/>
-                <w:szCs w:val="24"/>
-              </w:rPr>
-              <w:t>ket_</w:t>
-            </w:r>
-            <w:r>
-              <w:rPr>
-                <w:rFonts w:ascii="Arial Nova Cond" w:hAnsi="Arial Nova Cond"/>
-                <w:sz w:val="24"/>
-                <w:szCs w:val="24"/>
-              </w:rPr>
-              <w:t>lb3_pertek}</w:t>
+              <w:t>{ket_lb3_pertek}</w:t>
             </w:r>
           </w:p>
         </w:tc>
@@ -7136,23 +6793,7 @@
                 <w:sz w:val="24"/>
                 <w:szCs w:val="24"/>
               </w:rPr>
-              <w:t>{</w:t>
-            </w:r>
-            <w:r>
-              <w:rPr>
-                <w:rFonts w:ascii="Arial Nova Cond" w:hAnsi="Arial Nova Cond"/>
-                <w:sz w:val="24"/>
-                <w:szCs w:val="24"/>
-              </w:rPr>
-              <w:t>ket_</w:t>
-            </w:r>
-            <w:r>
-              <w:rPr>
-                <w:rFonts w:ascii="Arial Nova Cond" w:hAnsi="Arial Nova Cond"/>
-                <w:sz w:val="24"/>
-                <w:szCs w:val="24"/>
-              </w:rPr>
-              <w:t>lb3_catatan}</w:t>
+              <w:t>{ket_lb3_catatan}</w:t>
             </w:r>
           </w:p>
         </w:tc>
@@ -7334,23 +6975,7 @@
                 <w:sz w:val="24"/>
                 <w:szCs w:val="24"/>
               </w:rPr>
-              <w:t>{</w:t>
-            </w:r>
-            <w:r>
-              <w:rPr>
-                <w:rFonts w:ascii="Arial Nova Cond" w:hAnsi="Arial Nova Cond"/>
-                <w:sz w:val="24"/>
-                <w:szCs w:val="24"/>
-              </w:rPr>
-              <w:t>ket_</w:t>
-            </w:r>
-            <w:r>
-              <w:rPr>
-                <w:rFonts w:ascii="Arial Nova Cond" w:hAnsi="Arial Nova Cond"/>
-                <w:sz w:val="24"/>
-                <w:szCs w:val="24"/>
-              </w:rPr>
-              <w:t>lb3_lapor}</w:t>
+              <w:t>{ket_lb3_lapor}</w:t>
             </w:r>
           </w:p>
         </w:tc>
@@ -9792,7 +9417,7 @@
 </w:document>
 </file>
 
-<file path=word\endnotes.xml><?xml version="1.0" encoding="utf-8"?>
+<file path=word/endnotes.xml><?xml version="1.0" encoding="utf-8"?>
 <w:endnotes xmlns:wpc="http://schemas.microsoft.com/office/word/2010/wordprocessingCanvas" xmlns:cx="http://schemas.microsoft.com/office/drawing/2014/chartex" xmlns:cx1="http://schemas.microsoft.com/office/drawing/2015/9/8/chartex" xmlns:cx2="http://schemas.microsoft.com/office/drawing/2015/10/21/chartex" xmlns:cx3="http://schemas.microsoft.com/office/drawing/2016/5/9/chartex" xmlns:cx4="http://schemas.microsoft.com/office/drawing/2016/5/10/chartex" xmlns:cx5="http://schemas.microsoft.com/office/drawing/2016/5/11/chartex" xmlns:cx6="http://schemas.microsoft.com/office/drawing/2016/5/12/chartex" xmlns:cx7="http://schemas.microsoft.com/office/drawing/2016/5/13/chartex" xmlns:cx8="http://schemas.microsoft.com/office/drawing/2016/5/14/chartex" xmlns:mc="http://schemas.openxmlformats.org/markup-compatibility/2006" xmlns:aink="http://schemas.microsoft.com/office/drawing/2016/ink" xmlns:am3d="http://schemas.microsoft.com/office/drawing/2017/model3d" xmlns:o="urn:schemas-microsoft-com:office:office" xmlns:oel="http://schemas.microsoft.com/office/2019/extlst" xmlns:r="http://schemas.openxmlformats.org/officeDocument/2006/relationships" xmlns:m="http://schemas.openxmlformats.org/officeDocument/2006/math" xmlns:v="urn:schemas-microsoft-com:vml" xmlns:wp14="http://schemas.microsoft.com/office/word/2010/wordprocessingDrawing" xmlns:wp="http://schemas.openxmlformats.org/drawingml/2006/wordprocessingDrawing" xmlns:w10="urn:schemas-microsoft-com:office:word" xmlns:w="http://schemas.openxmlformats.org/wordprocessingml/2006/main" xmlns:w14="http://schemas.microsoft.com/office/word/2010/wordml" xmlns:w15="http://schemas.microsoft.com/office/word/2012/wordml" xmlns:w16cex="http://schemas.microsoft.com/office/word/2018/wordml/cex" xmlns:w16cid="http://schemas.microsoft.com/office/word/2016/wordml/cid" xmlns:w16="http://schemas.microsoft.com/office/word/2018/wordml" xmlns:w16sdtdh="http://schemas.microsoft.com/office/word/2020/wordml/sdtdatahash" xmlns:w16se="http://schemas.microsoft.com/office/word/2015/wordml/symex" xmlns:wpg="http://schemas.microsoft.com/office/word/2010/wordprocessingGroup" xmlns:wpi="http://schemas.microsoft.com/office/word/2010/wordprocessingInk" xmlns:wne="http://schemas.microsoft.com/office/word/2006/wordml" xmlns:wps="http://schemas.microsoft.com/office/word/2010/wordprocessingShape" mc:Ignorable="w14 w15 w16se w16cid w16 w16cex w16sdtdh wp14">
   <w:endnote w:type="separator" w:id="-1">
     <w:p>
@@ -9817,99 +9442,7 @@
 </w:endnotes>
 </file>
 
-<file path=word\fontTable.xml><?xml version="1.0" encoding="utf-8"?>
-<w:fonts xmlns:mc="http://schemas.openxmlformats.org/markup-compatibility/2006" xmlns:r="http://schemas.openxmlformats.org/officeDocument/2006/relationships" xmlns:w="http://schemas.openxmlformats.org/wordprocessingml/2006/main" xmlns:w14="http://schemas.microsoft.com/office/word/2010/wordml" xmlns:w15="http://schemas.microsoft.com/office/word/2012/wordml" xmlns:w16cex="http://schemas.microsoft.com/office/word/2018/wordml/cex" xmlns:w16cid="http://schemas.microsoft.com/office/word/2016/wordml/cid" xmlns:w16="http://schemas.microsoft.com/office/word/2018/wordml" xmlns:w16sdtdh="http://schemas.microsoft.com/office/word/2020/wordml/sdtdatahash" xmlns:w16se="http://schemas.microsoft.com/office/word/2015/wordml/symex" mc:Ignorable="w14 w15 w16se w16cid w16 w16cex w16sdtdh">
-  <w:font w:name="Times New Roman">
-    <w:panose1 w:val="02020603050405020304"/>
-    <w:charset w:val="00"/>
-    <w:family w:val="roman"/>
-    <w:pitch w:val="variable"/>
-    <w:sig w:usb0="E0002EFF" w:usb1="C000785B" w:usb2="00000009" w:usb3="00000000" w:csb0="000001FF" w:csb1="00000000"/>
-  </w:font>
-  <w:font w:name="Arial Nova Cond">
-    <w:altName w:val="Arial Nova Cond"/>
-    <w:charset w:val="00"/>
-    <w:family w:val="swiss"/>
-    <w:pitch w:val="variable"/>
-    <w:sig w:usb0="0000028F" w:usb1="00000002" w:usb2="00000000" w:usb3="00000000" w:csb0="0000019F" w:csb1="00000000"/>
-  </w:font>
-  <w:font w:name="Calibri">
-    <w:panose1 w:val="020F0502020204030204"/>
-    <w:charset w:val="00"/>
-    <w:family w:val="swiss"/>
-    <w:pitch w:val="variable"/>
-    <w:sig w:usb0="E4002EFF" w:usb1="C200247B" w:usb2="00000009" w:usb3="00000000" w:csb0="000001FF" w:csb1="00000000"/>
-  </w:font>
-  <w:font w:name="Courier New">
-    <w:panose1 w:val="02070309020205020404"/>
-    <w:charset w:val="00"/>
-    <w:family w:val="modern"/>
-    <w:pitch w:val="fixed"/>
-    <w:sig w:usb0="E0002EFF" w:usb1="C0007843" w:usb2="00000009" w:usb3="00000000" w:csb0="000001FF" w:csb1="00000000"/>
-  </w:font>
-  <w:font w:name="Wingdings">
-    <w:panose1 w:val="05000000000000000000"/>
-    <w:charset w:val="02"/>
-    <w:family w:val="auto"/>
-    <w:pitch w:val="variable"/>
-    <w:sig w:usb0="00000000" w:usb1="10000000" w:usb2="00000000" w:usb3="00000000" w:csb0="80000000" w:csb1="00000000"/>
-  </w:font>
-  <w:font w:name="Symbol">
-    <w:panose1 w:val="05050102010706020507"/>
-    <w:charset w:val="02"/>
-    <w:family w:val="roman"/>
-    <w:pitch w:val="variable"/>
-    <w:sig w:usb0="00000000" w:usb1="10000000" w:usb2="00000000" w:usb3="00000000" w:csb0="80000000" w:csb1="00000000"/>
-  </w:font>
-  <w:font w:name="Arial">
-    <w:panose1 w:val="020B0604020202020204"/>
-    <w:charset w:val="00"/>
-    <w:family w:val="swiss"/>
-    <w:pitch w:val="variable"/>
-    <w:sig w:usb0="E0002EFF" w:usb1="C000785B" w:usb2="00000009" w:usb3="00000000" w:csb0="000001FF" w:csb1="00000000"/>
-  </w:font>
-  <w:font w:name="BookmanOldStyle">
-    <w:altName w:val="Cambria"/>
-    <w:panose1 w:val="00000000000000000000"/>
-    <w:charset w:val="00"/>
-    <w:family w:val="roman"/>
-    <w:notTrueType/>
-    <w:pitch w:val="default"/>
-  </w:font>
-  <w:font w:name="BookmanOldStyle-Bold">
-    <w:altName w:val="Cambria"/>
-    <w:panose1 w:val="00000000000000000000"/>
-    <w:charset w:val="00"/>
-    <w:family w:val="roman"/>
-    <w:notTrueType/>
-    <w:pitch w:val="default"/>
-  </w:font>
-  <w:font w:name="BookmanOldStyle-BoldItalic">
-    <w:altName w:val="Cambria"/>
-    <w:panose1 w:val="00000000000000000000"/>
-    <w:charset w:val="00"/>
-    <w:family w:val="roman"/>
-    <w:notTrueType/>
-    <w:pitch w:val="default"/>
-  </w:font>
-  <w:font w:name="Consolas">
-    <w:panose1 w:val="020B0609020204030204"/>
-    <w:charset w:val="00"/>
-    <w:family w:val="modern"/>
-    <w:pitch w:val="fixed"/>
-    <w:sig w:usb0="E00006FF" w:usb1="0000FCFF" w:usb2="00000001" w:usb3="00000000" w:csb0="0000019F" w:csb1="00000000"/>
-  </w:font>
-  <w:font w:name="Calibri Light">
-    <w:panose1 w:val="020F0302020204030204"/>
-    <w:charset w:val="00"/>
-    <w:family w:val="swiss"/>
-    <w:pitch w:val="variable"/>
-    <w:sig w:usb0="E4002EFF" w:usb1="C200247B" w:usb2="00000009" w:usb3="00000000" w:csb0="000001FF" w:csb1="00000000"/>
-  </w:font>
-</w:fonts>
-</file>
-
-<file path=word\footer1.xml><?xml version="1.0" encoding="utf-8"?>
+<file path=word/footer1.xml><?xml version="1.0" encoding="utf-8"?>
 <w:ftr xmlns:wpc="http://schemas.microsoft.com/office/word/2010/wordprocessingCanvas" xmlns:cx="http://schemas.microsoft.com/office/drawing/2014/chartex" xmlns:cx1="http://schemas.microsoft.com/office/drawing/2015/9/8/chartex" xmlns:cx2="http://schemas.microsoft.com/office/drawing/2015/10/21/chartex" xmlns:cx3="http://schemas.microsoft.com/office/drawing/2016/5/9/chartex" xmlns:cx4="http://schemas.microsoft.com/office/drawing/2016/5/10/chartex" xmlns:cx5="http://schemas.microsoft.com/office/drawing/2016/5/11/chartex" xmlns:cx6="http://schemas.microsoft.com/office/drawing/2016/5/12/chartex" xmlns:cx7="http://schemas.microsoft.com/office/drawing/2016/5/13/chartex" xmlns:cx8="http://schemas.microsoft.com/office/drawing/2016/5/14/chartex" xmlns:mc="http://schemas.openxmlformats.org/markup-compatibility/2006" xmlns:aink="http://schemas.microsoft.com/office/drawing/2016/ink" xmlns:am3d="http://schemas.microsoft.com/office/drawing/2017/model3d" xmlns:o="urn:schemas-microsoft-com:office:office" xmlns:oel="http://schemas.microsoft.com/office/2019/extlst" xmlns:r="http://schemas.openxmlformats.org/officeDocument/2006/relationships" xmlns:m="http://schemas.openxmlformats.org/officeDocument/2006/math" xmlns:v="urn:schemas-microsoft-com:vml" xmlns:wp14="http://schemas.microsoft.com/office/word/2010/wordprocessingDrawing" xmlns:wp="http://schemas.openxmlformats.org/drawingml/2006/wordprocessingDrawing" xmlns:w10="urn:schemas-microsoft-com:office:word" xmlns:w="http://schemas.openxmlformats.org/wordprocessingml/2006/main" xmlns:w14="http://schemas.microsoft.com/office/word/2010/wordml" xmlns:w15="http://schemas.microsoft.com/office/word/2012/wordml" xmlns:w16cex="http://schemas.microsoft.com/office/word/2018/wordml/cex" xmlns:w16cid="http://schemas.microsoft.com/office/word/2016/wordml/cid" xmlns:w16="http://schemas.microsoft.com/office/word/2018/wordml" xmlns:w16sdtdh="http://schemas.microsoft.com/office/word/2020/wordml/sdtdatahash" xmlns:w16se="http://schemas.microsoft.com/office/word/2015/wordml/symex" xmlns:wpg="http://schemas.microsoft.com/office/word/2010/wordprocessingGroup" xmlns:wpi="http://schemas.microsoft.com/office/word/2010/wordprocessingInk" xmlns:wne="http://schemas.microsoft.com/office/word/2006/wordml" xmlns:wps="http://schemas.microsoft.com/office/word/2010/wordprocessingShape" mc:Ignorable="w14 w15 w16se w16cid w16 w16cex w16sdtdh wp14">
   <w:p>
     <w:pPr>
@@ -9982,7 +9515,7 @@
                               <w:sz w:val="20"/>
                               <w:szCs w:val="20"/>
                             </w:rPr>
-                            <w:t>{#tim_pengawas} {%paraf_pengawas} {/tim_pengawas}</w:t>
+                            <w:t>{#tim_pengawas} {paraf_pengawas_text} {/tim_pengawas}</w:t>
                           </w:r>
                         </w:p>
                         <w:p>
@@ -10063,7 +9596,7 @@
                         <w:sz w:val="20"/>
                         <w:szCs w:val="20"/>
                       </w:rPr>
-                      <w:t>{#tim_pengawas} {%paraf_pengawas} {/tim_pengawas}</w:t>
+                      <w:t>{#tim_pengawas} {paraf_pengawas_text} {/tim_pengawas}</w:t>
                     </w:r>
                   </w:p>
                   <w:p>
@@ -10166,7 +9699,7 @@
                               <w:sz w:val="20"/>
                               <w:szCs w:val="20"/>
                             </w:rPr>
-                            <w:t>{%paraf_pemrakarsa}</w:t>
+                            <w:t>{paraf_pemrakarsa_text}</w:t>
                           </w:r>
                           <w:r>
                             <w:rPr>
@@ -10260,7 +9793,7 @@
                         <w:sz w:val="20"/>
                         <w:szCs w:val="20"/>
                       </w:rPr>
-                      <w:t>{%paraf_pemrakarsa}</w:t>
+                      <w:t>{paraf_pemrakarsa_text}</w:t>
                     </w:r>
                     <w:r>
                       <w:rPr>
@@ -10447,7 +9980,7 @@
 </w:ftr>
 </file>
 
-<file path=word\footnotes.xml><?xml version="1.0" encoding="utf-8"?>
+<file path=word/footnotes.xml><?xml version="1.0" encoding="utf-8"?>
 <w:footnotes xmlns:wpc="http://schemas.microsoft.com/office/word/2010/wordprocessingCanvas" xmlns:cx="http://schemas.microsoft.com/office/drawing/2014/chartex" xmlns:cx1="http://schemas.microsoft.com/office/drawing/2015/9/8/chartex" xmlns:cx2="http://schemas.microsoft.com/office/drawing/2015/10/21/chartex" xmlns:cx3="http://schemas.microsoft.com/office/drawing/2016/5/9/chartex" xmlns:cx4="http://schemas.microsoft.com/office/drawing/2016/5/10/chartex" xmlns:cx5="http://schemas.microsoft.com/office/drawing/2016/5/11/chartex" xmlns:cx6="http://schemas.microsoft.com/office/drawing/2016/5/12/chartex" xmlns:cx7="http://schemas.microsoft.com/office/drawing/2016/5/13/chartex" xmlns:cx8="http://schemas.microsoft.com/office/drawing/2016/5/14/chartex" xmlns:mc="http://schemas.openxmlformats.org/markup-compatibility/2006" xmlns:aink="http://schemas.microsoft.com/office/drawing/2016/ink" xmlns:am3d="http://schemas.microsoft.com/office/drawing/2017/model3d" xmlns:o="urn:schemas-microsoft-com:office:office" xmlns:oel="http://schemas.microsoft.com/office/2019/extlst" xmlns:r="http://schemas.openxmlformats.org/officeDocument/2006/relationships" xmlns:m="http://schemas.openxmlformats.org/officeDocument/2006/math" xmlns:v="urn:schemas-microsoft-com:vml" xmlns:wp14="http://schemas.microsoft.com/office/word/2010/wordprocessingDrawing" xmlns:wp="http://schemas.openxmlformats.org/drawingml/2006/wordprocessingDrawing" xmlns:w10="urn:schemas-microsoft-com:office:word" xmlns:w="http://schemas.openxmlformats.org/wordprocessingml/2006/main" xmlns:w14="http://schemas.microsoft.com/office/word/2010/wordml" xmlns:w15="http://schemas.microsoft.com/office/word/2012/wordml" xmlns:w16cex="http://schemas.microsoft.com/office/word/2018/wordml/cex" xmlns:w16cid="http://schemas.microsoft.com/office/word/2016/wordml/cid" xmlns:w16="http://schemas.microsoft.com/office/word/2018/wordml" xmlns:w16sdtdh="http://schemas.microsoft.com/office/word/2020/wordml/sdtdatahash" xmlns:w16se="http://schemas.microsoft.com/office/word/2015/wordml/symex" xmlns:wpg="http://schemas.microsoft.com/office/word/2010/wordprocessingGroup" xmlns:wpi="http://schemas.microsoft.com/office/word/2010/wordprocessingInk" xmlns:wne="http://schemas.microsoft.com/office/word/2006/wordml" xmlns:wps="http://schemas.microsoft.com/office/word/2010/wordprocessingShape" mc:Ignorable="w14 w15 w16se w16cid w16 w16cex w16sdtdh wp14">
   <w:footnote w:type="separator" w:id="-1">
     <w:p>
@@ -10472,7 +10005,7 @@
 </w:footnotes>
 </file>
 
-<file path=word\numbering.xml><?xml version="1.0" encoding="utf-8"?>
+<file path=word/numbering.xml><?xml version="1.0" encoding="utf-8"?>
 <w:numbering xmlns:wpc="http://schemas.microsoft.com/office/word/2010/wordprocessingCanvas" xmlns:cx="http://schemas.microsoft.com/office/drawing/2014/chartex" xmlns:cx1="http://schemas.microsoft.com/office/drawing/2015/9/8/chartex" xmlns:cx2="http://schemas.microsoft.com/office/drawing/2015/10/21/chartex" xmlns:cx3="http://schemas.microsoft.com/office/drawing/2016/5/9/chartex" xmlns:cx4="http://schemas.microsoft.com/office/drawing/2016/5/10/chartex" xmlns:cx5="http://schemas.microsoft.com/office/drawing/2016/5/11/chartex" xmlns:cx6="http://schemas.microsoft.com/office/drawing/2016/5/12/chartex" xmlns:cx7="http://schemas.microsoft.com/office/drawing/2016/5/13/chartex" xmlns:cx8="http://schemas.microsoft.com/office/drawing/2016/5/14/chartex" xmlns:mc="http://schemas.openxmlformats.org/markup-compatibility/2006" xmlns:aink="http://schemas.microsoft.com/office/drawing/2016/ink" xmlns:am3d="http://schemas.microsoft.com/office/drawing/2017/model3d" xmlns:o="urn:schemas-microsoft-com:office:office" xmlns:oel="http://schemas.microsoft.com/office/2019/extlst" xmlns:r="http://schemas.openxmlformats.org/officeDocument/2006/relationships" xmlns:m="http://schemas.openxmlformats.org/officeDocument/2006/math" xmlns:v="urn:schemas-microsoft-com:vml" xmlns:wp14="http://schemas.microsoft.com/office/word/2010/wordprocessingDrawing" xmlns:wp="http://schemas.openxmlformats.org/drawingml/2006/wordprocessingDrawing" xmlns:w10="urn:schemas-microsoft-com:office:word" xmlns:w="http://schemas.openxmlformats.org/wordprocessingml/2006/main" xmlns:w14="http://schemas.microsoft.com/office/word/2010/wordml" xmlns:w15="http://schemas.microsoft.com/office/word/2012/wordml" xmlns:w16cex="http://schemas.microsoft.com/office/word/2018/wordml/cex" xmlns:w16cid="http://schemas.microsoft.com/office/word/2016/wordml/cid" xmlns:w16="http://schemas.microsoft.com/office/word/2018/wordml" xmlns:w16sdtdh="http://schemas.microsoft.com/office/word/2020/wordml/sdtdatahash" xmlns:w16se="http://schemas.microsoft.com/office/word/2015/wordml/symex" xmlns:wpg="http://schemas.microsoft.com/office/word/2010/wordprocessingGroup" xmlns:wpi="http://schemas.microsoft.com/office/word/2010/wordprocessingInk" xmlns:wne="http://schemas.microsoft.com/office/word/2006/wordml" xmlns:wps="http://schemas.microsoft.com/office/word/2010/wordprocessingShape" mc:Ignorable="w14 w15 w16se w16cid w16 w16cex w16sdtdh wp14">
   <w:abstractNum w:abstractNumId="0" w15:restartNumberingAfterBreak="0">
     <w:nsid w:val="017B7765"/>
@@ -13359,344 +12892,7 @@
 </w:numbering>
 </file>
 
-<file path=word\settings.xml><?xml version="1.0" encoding="utf-8"?>
-<w:settings xmlns:mc="http://schemas.openxmlformats.org/markup-compatibility/2006" xmlns:o="urn:schemas-microsoft-com:office:office" xmlns:r="http://schemas.openxmlformats.org/officeDocument/2006/relationships" xmlns:m="http://schemas.openxmlformats.org/officeDocument/2006/math" xmlns:v="urn:schemas-microsoft-com:vml" xmlns:w10="urn:schemas-microsoft-com:office:word" xmlns:w="http://schemas.openxmlformats.org/wordprocessingml/2006/main" xmlns:w14="http://schemas.microsoft.com/office/word/2010/wordml" xmlns:w15="http://schemas.microsoft.com/office/word/2012/wordml" xmlns:w16cex="http://schemas.microsoft.com/office/word/2018/wordml/cex" xmlns:w16cid="http://schemas.microsoft.com/office/word/2016/wordml/cid" xmlns:w16="http://schemas.microsoft.com/office/word/2018/wordml" xmlns:w16sdtdh="http://schemas.microsoft.com/office/word/2020/wordml/sdtdatahash" xmlns:w16se="http://schemas.microsoft.com/office/word/2015/wordml/symex" xmlns:sl="http://schemas.openxmlformats.org/schemaLibrary/2006/main" mc:Ignorable="w14 w15 w16se w16cid w16 w16cex w16sdtdh">
-  <w:zoom w:percent="100"/>
-  <w:defaultTabStop w:val="720"/>
-  <w:characterSpacingControl w:val="doNotCompress"/>
-  <w:hdrShapeDefaults>
-    <o:shapedefaults v:ext="edit" spidmax="2050"/>
-  </w:hdrShapeDefaults>
-  <w:footnotePr>
-    <w:footnote w:id="-1"/>
-    <w:footnote w:id="0"/>
-  </w:footnotePr>
-  <w:endnotePr>
-    <w:endnote w:id="-1"/>
-    <w:endnote w:id="0"/>
-  </w:endnotePr>
-  <w:compat>
-    <w:compatSetting w:name="compatibilityMode" w:uri="http://schemas.microsoft.com/office/word" w:val="15"/>
-    <w:compatSetting w:name="overrideTableStyleFontSizeAndJustification" w:uri="http://schemas.microsoft.com/office/word" w:val="1"/>
-    <w:compatSetting w:name="enableOpenTypeFeatures" w:uri="http://schemas.microsoft.com/office/word" w:val="1"/>
-    <w:compatSetting w:name="doNotFlipMirrorIndents" w:uri="http://schemas.microsoft.com/office/word" w:val="1"/>
-    <w:compatSetting w:name="differentiateMultirowTableHeaders" w:uri="http://schemas.microsoft.com/office/word" w:val="1"/>
-    <w:compatSetting w:name="useWord2013TrackBottomHyphenation" w:uri="http://schemas.microsoft.com/office/word" w:val="0"/>
-  </w:compat>
-  <w:rsids>
-    <w:rsidRoot w:val="007E0C43"/>
-    <w:rsid w:val="00006079"/>
-    <w:rsid w:val="00012AB5"/>
-    <w:rsid w:val="00024477"/>
-    <w:rsid w:val="000248BE"/>
-    <w:rsid w:val="00045316"/>
-    <w:rsid w:val="00054383"/>
-    <w:rsid w:val="0005461D"/>
-    <w:rsid w:val="00054FB1"/>
-    <w:rsid w:val="000550CE"/>
-    <w:rsid w:val="00057F67"/>
-    <w:rsid w:val="000724BF"/>
-    <w:rsid w:val="0007250B"/>
-    <w:rsid w:val="000754CE"/>
-    <w:rsid w:val="000B1819"/>
-    <w:rsid w:val="000B2C4D"/>
-    <w:rsid w:val="000B7D65"/>
-    <w:rsid w:val="000C7DBC"/>
-    <w:rsid w:val="000F057A"/>
-    <w:rsid w:val="000F7E67"/>
-    <w:rsid w:val="001019CE"/>
-    <w:rsid w:val="00102842"/>
-    <w:rsid w:val="00103466"/>
-    <w:rsid w:val="0010751E"/>
-    <w:rsid w:val="00137E79"/>
-    <w:rsid w:val="00147A39"/>
-    <w:rsid w:val="00180F9A"/>
-    <w:rsid w:val="00187C85"/>
-    <w:rsid w:val="001969DA"/>
-    <w:rsid w:val="001A2D6F"/>
-    <w:rsid w:val="001B0A7E"/>
-    <w:rsid w:val="001B4E65"/>
-    <w:rsid w:val="001C1757"/>
-    <w:rsid w:val="001C3F3E"/>
-    <w:rsid w:val="001C4278"/>
-    <w:rsid w:val="001C517B"/>
-    <w:rsid w:val="001C53E6"/>
-    <w:rsid w:val="001D21A3"/>
-    <w:rsid w:val="001D5B40"/>
-    <w:rsid w:val="001F2352"/>
-    <w:rsid w:val="001F6F7E"/>
-    <w:rsid w:val="00213134"/>
-    <w:rsid w:val="00221EDD"/>
-    <w:rsid w:val="00223E74"/>
-    <w:rsid w:val="002313EB"/>
-    <w:rsid w:val="002379C4"/>
-    <w:rsid w:val="00240251"/>
-    <w:rsid w:val="002511A1"/>
-    <w:rsid w:val="0025735B"/>
-    <w:rsid w:val="002644A2"/>
-    <w:rsid w:val="002725BE"/>
-    <w:rsid w:val="00275BB9"/>
-    <w:rsid w:val="00277883"/>
-    <w:rsid w:val="002B0718"/>
-    <w:rsid w:val="002C0BC1"/>
-    <w:rsid w:val="002C1D2C"/>
-    <w:rsid w:val="002D23F4"/>
-    <w:rsid w:val="002D614D"/>
-    <w:rsid w:val="002D671F"/>
-    <w:rsid w:val="002E1C8D"/>
-    <w:rsid w:val="002F04B8"/>
-    <w:rsid w:val="002F4D77"/>
-    <w:rsid w:val="002F4E05"/>
-    <w:rsid w:val="00302312"/>
-    <w:rsid w:val="0030425F"/>
-    <w:rsid w:val="00327DCB"/>
-    <w:rsid w:val="0036484E"/>
-    <w:rsid w:val="00372BB4"/>
-    <w:rsid w:val="0037584D"/>
-    <w:rsid w:val="003939D9"/>
-    <w:rsid w:val="003A1ABE"/>
-    <w:rsid w:val="003A3B54"/>
-    <w:rsid w:val="003A4DB6"/>
-    <w:rsid w:val="003A5186"/>
-    <w:rsid w:val="003A64F5"/>
-    <w:rsid w:val="003B0428"/>
-    <w:rsid w:val="003B2902"/>
-    <w:rsid w:val="003C005A"/>
-    <w:rsid w:val="003C067A"/>
-    <w:rsid w:val="003C4812"/>
-    <w:rsid w:val="003C4FBB"/>
-    <w:rsid w:val="003D4601"/>
-    <w:rsid w:val="003D6DD7"/>
-    <w:rsid w:val="003E709C"/>
-    <w:rsid w:val="00405C74"/>
-    <w:rsid w:val="0041631F"/>
-    <w:rsid w:val="004204AF"/>
-    <w:rsid w:val="004204FB"/>
-    <w:rsid w:val="00420EA2"/>
-    <w:rsid w:val="004234EA"/>
-    <w:rsid w:val="00423F3C"/>
-    <w:rsid w:val="004618A9"/>
-    <w:rsid w:val="0046475F"/>
-    <w:rsid w:val="004741E5"/>
-    <w:rsid w:val="00492F88"/>
-    <w:rsid w:val="004B398B"/>
-    <w:rsid w:val="004B4D63"/>
-    <w:rsid w:val="004C0D17"/>
-    <w:rsid w:val="004C67FC"/>
-    <w:rsid w:val="004D1A9D"/>
-    <w:rsid w:val="004D321A"/>
-    <w:rsid w:val="004D3FB1"/>
-    <w:rsid w:val="004E2DD3"/>
-    <w:rsid w:val="004F229A"/>
-    <w:rsid w:val="00502210"/>
-    <w:rsid w:val="00516891"/>
-    <w:rsid w:val="005258E0"/>
-    <w:rsid w:val="0053119E"/>
-    <w:rsid w:val="00532A9D"/>
-    <w:rsid w:val="00535351"/>
-    <w:rsid w:val="00572073"/>
-    <w:rsid w:val="00576FA8"/>
-    <w:rsid w:val="00593E60"/>
-    <w:rsid w:val="005A2FE1"/>
-    <w:rsid w:val="005A6DDA"/>
-    <w:rsid w:val="005C2187"/>
-    <w:rsid w:val="005C6313"/>
-    <w:rsid w:val="005D5B6A"/>
-    <w:rsid w:val="005E21AA"/>
-    <w:rsid w:val="00600E5B"/>
-    <w:rsid w:val="00601EEC"/>
-    <w:rsid w:val="0062650F"/>
-    <w:rsid w:val="006313A9"/>
-    <w:rsid w:val="006446EA"/>
-    <w:rsid w:val="00650D8A"/>
-    <w:rsid w:val="00657A8E"/>
-    <w:rsid w:val="006641DB"/>
-    <w:rsid w:val="006A1F93"/>
-    <w:rsid w:val="006A4AAF"/>
-    <w:rsid w:val="006A5EC8"/>
-    <w:rsid w:val="006C79C5"/>
-    <w:rsid w:val="006D3FC8"/>
-    <w:rsid w:val="006D4C56"/>
-    <w:rsid w:val="00702C92"/>
-    <w:rsid w:val="00706300"/>
-    <w:rsid w:val="007174BD"/>
-    <w:rsid w:val="007243F1"/>
-    <w:rsid w:val="00726115"/>
-    <w:rsid w:val="00730284"/>
-    <w:rsid w:val="00746318"/>
-    <w:rsid w:val="0074690A"/>
-    <w:rsid w:val="00747F55"/>
-    <w:rsid w:val="00760C5D"/>
-    <w:rsid w:val="00773B0E"/>
-    <w:rsid w:val="00775B03"/>
-    <w:rsid w:val="00783D56"/>
-    <w:rsid w:val="00785E2B"/>
-    <w:rsid w:val="007920BD"/>
-    <w:rsid w:val="007B5A77"/>
-    <w:rsid w:val="007C21B4"/>
-    <w:rsid w:val="007D0C2D"/>
-    <w:rsid w:val="007D11D6"/>
-    <w:rsid w:val="007E0C43"/>
-    <w:rsid w:val="007E513A"/>
-    <w:rsid w:val="007F11BD"/>
-    <w:rsid w:val="007F23C4"/>
-    <w:rsid w:val="007F2552"/>
-    <w:rsid w:val="007F34FA"/>
-    <w:rsid w:val="00820999"/>
-    <w:rsid w:val="00827F23"/>
-    <w:rsid w:val="008413FB"/>
-    <w:rsid w:val="008449B9"/>
-    <w:rsid w:val="00846B12"/>
-    <w:rsid w:val="00853405"/>
-    <w:rsid w:val="00867E8F"/>
-    <w:rsid w:val="0087201D"/>
-    <w:rsid w:val="00874FC3"/>
-    <w:rsid w:val="008965D7"/>
-    <w:rsid w:val="008A0F0A"/>
-    <w:rsid w:val="008A2747"/>
-    <w:rsid w:val="008B31EB"/>
-    <w:rsid w:val="008B40B5"/>
-    <w:rsid w:val="008C5714"/>
-    <w:rsid w:val="008D3D7C"/>
-    <w:rsid w:val="008E0281"/>
-    <w:rsid w:val="008F145F"/>
-    <w:rsid w:val="008F5E38"/>
-    <w:rsid w:val="009014BA"/>
-    <w:rsid w:val="00906029"/>
-    <w:rsid w:val="009244A4"/>
-    <w:rsid w:val="00940FD1"/>
-    <w:rsid w:val="00942135"/>
-    <w:rsid w:val="00942368"/>
-    <w:rsid w:val="00942B33"/>
-    <w:rsid w:val="0095546F"/>
-    <w:rsid w:val="0096093C"/>
-    <w:rsid w:val="00967620"/>
-    <w:rsid w:val="00990FCD"/>
-    <w:rsid w:val="009A0850"/>
-    <w:rsid w:val="009A5077"/>
-    <w:rsid w:val="009B7AB3"/>
-    <w:rsid w:val="009E7EEC"/>
-    <w:rsid w:val="00A0680A"/>
-    <w:rsid w:val="00A42C9A"/>
-    <w:rsid w:val="00A53240"/>
-    <w:rsid w:val="00A6647F"/>
-    <w:rsid w:val="00A72C08"/>
-    <w:rsid w:val="00A9130B"/>
-    <w:rsid w:val="00A977B7"/>
-    <w:rsid w:val="00AA1B89"/>
-    <w:rsid w:val="00AB2A8D"/>
-    <w:rsid w:val="00AB455D"/>
-    <w:rsid w:val="00AC28C7"/>
-    <w:rsid w:val="00AC6E49"/>
-    <w:rsid w:val="00AE7F8B"/>
-    <w:rsid w:val="00AF2F7E"/>
-    <w:rsid w:val="00B13AFA"/>
-    <w:rsid w:val="00B31D33"/>
-    <w:rsid w:val="00B4041E"/>
-    <w:rsid w:val="00B4319F"/>
-    <w:rsid w:val="00B5538D"/>
-    <w:rsid w:val="00B856EA"/>
-    <w:rsid w:val="00BA7736"/>
-    <w:rsid w:val="00BB7F0F"/>
-    <w:rsid w:val="00BE32C7"/>
-    <w:rsid w:val="00BE37BC"/>
-    <w:rsid w:val="00BE45B9"/>
-    <w:rsid w:val="00BF5625"/>
-    <w:rsid w:val="00C02CF0"/>
-    <w:rsid w:val="00C3175B"/>
-    <w:rsid w:val="00C33FF3"/>
-    <w:rsid w:val="00C414EA"/>
-    <w:rsid w:val="00C44223"/>
-    <w:rsid w:val="00C44A75"/>
-    <w:rsid w:val="00C821A6"/>
-    <w:rsid w:val="00C832F7"/>
-    <w:rsid w:val="00C90273"/>
-    <w:rsid w:val="00C9073D"/>
-    <w:rsid w:val="00C944E5"/>
-    <w:rsid w:val="00CC4C0E"/>
-    <w:rsid w:val="00CD2236"/>
-    <w:rsid w:val="00CD4472"/>
-    <w:rsid w:val="00CE33EC"/>
-    <w:rsid w:val="00D179D2"/>
-    <w:rsid w:val="00D26BAB"/>
-    <w:rsid w:val="00D26D43"/>
-    <w:rsid w:val="00D31B8E"/>
-    <w:rsid w:val="00D438E9"/>
-    <w:rsid w:val="00D61590"/>
-    <w:rsid w:val="00D62D67"/>
-    <w:rsid w:val="00D64B7D"/>
-    <w:rsid w:val="00D96889"/>
-    <w:rsid w:val="00DC477A"/>
-    <w:rsid w:val="00DD182E"/>
-    <w:rsid w:val="00DD7B42"/>
-    <w:rsid w:val="00DE0A9C"/>
-    <w:rsid w:val="00E23742"/>
-    <w:rsid w:val="00E26FDB"/>
-    <w:rsid w:val="00E323A4"/>
-    <w:rsid w:val="00E32464"/>
-    <w:rsid w:val="00E46880"/>
-    <w:rsid w:val="00E50F91"/>
-    <w:rsid w:val="00E53206"/>
-    <w:rsid w:val="00E5514E"/>
-    <w:rsid w:val="00E84BD9"/>
-    <w:rsid w:val="00E96953"/>
-    <w:rsid w:val="00EA39CB"/>
-    <w:rsid w:val="00EA5CC0"/>
-    <w:rsid w:val="00EC1FA6"/>
-    <w:rsid w:val="00EC460C"/>
-    <w:rsid w:val="00ED1BDA"/>
-    <w:rsid w:val="00ED23BE"/>
-    <w:rsid w:val="00ED65DE"/>
-    <w:rsid w:val="00EE4624"/>
-    <w:rsid w:val="00EE61A7"/>
-    <w:rsid w:val="00EF2CDE"/>
-    <w:rsid w:val="00F138E6"/>
-    <w:rsid w:val="00F21357"/>
-    <w:rsid w:val="00F407EE"/>
-    <w:rsid w:val="00F44E58"/>
-    <w:rsid w:val="00F5142A"/>
-    <w:rsid w:val="00F53B96"/>
-    <w:rsid w:val="00F7769F"/>
-    <w:rsid w:val="00F87343"/>
-    <w:rsid w:val="00FB770D"/>
-    <w:rsid w:val="00FC1635"/>
-    <w:rsid w:val="00FD1AB3"/>
-    <w:rsid w:val="00FD2609"/>
-    <w:rsid w:val="00FE0DC8"/>
-    <w:rsid w:val="00FE6085"/>
-    <w:rsid w:val="00FF5FC4"/>
-    <w:rsid w:val="00FF602E"/>
-  </w:rsids>
-  <m:mathPr>
-    <m:mathFont m:val="Cambria Math"/>
-    <m:brkBin m:val="before"/>
-    <m:brkBinSub m:val="--"/>
-    <m:smallFrac m:val="0"/>
-    <m:dispDef/>
-    <m:lMargin m:val="0"/>
-    <m:rMargin m:val="0"/>
-    <m:defJc m:val="centerGroup"/>
-    <m:wrapIndent m:val="1440"/>
-    <m:intLim m:val="subSup"/>
-    <m:naryLim m:val="undOvr"/>
-  </m:mathPr>
-  <w:themeFontLang w:val="en-ID"/>
-  <w:clrSchemeMapping w:bg1="light1" w:t1="dark1" w:bg2="light2" w:t2="dark2" w:accent1="accent1" w:accent2="accent2" w:accent3="accent3" w:accent4="accent4" w:accent5="accent5" w:accent6="accent6" w:hyperlink="hyperlink" w:followedHyperlink="followedHyperlink"/>
-  <w:shapeDefaults>
-    <o:shapedefaults v:ext="edit" spidmax="2050"/>
-    <o:shapelayout v:ext="edit">
-      <o:idmap v:ext="edit" data="2"/>
-    </o:shapelayout>
-  </w:shapeDefaults>
-  <w:decimalSymbol w:val=","/>
-  <w:listSeparator w:val=";"/>
-  <w14:docId w14:val="2B31487E"/>
-  <w15:chartTrackingRefBased/>
-  <w15:docId w15:val="{0459D5B2-3AC9-4BAF-AD32-CB4020914977}"/>
-</w:settings>
-</file>
-
-<file path=word\styles.xml><?xml version="1.0" encoding="utf-8"?>
+<file path=word/styles.xml><?xml version="1.0" encoding="utf-8"?>
 <w:styles xmlns:mc="http://schemas.openxmlformats.org/markup-compatibility/2006" xmlns:r="http://schemas.openxmlformats.org/officeDocument/2006/relationships" xmlns:w="http://schemas.openxmlformats.org/wordprocessingml/2006/main" xmlns:w14="http://schemas.microsoft.com/office/word/2010/wordml" xmlns:w15="http://schemas.microsoft.com/office/word/2012/wordml" xmlns:w16cex="http://schemas.microsoft.com/office/word/2018/wordml/cex" xmlns:w16cid="http://schemas.microsoft.com/office/word/2016/wordml/cid" xmlns:w16="http://schemas.microsoft.com/office/word/2018/wordml" xmlns:w16sdtdh="http://schemas.microsoft.com/office/word/2020/wordml/sdtdatahash" xmlns:w16se="http://schemas.microsoft.com/office/word/2015/wordml/symex" mc:Ignorable="w14 w15 w16se w16cid w16 w16cex w16sdtdh">
   <w:docDefaults>
     <w:rPrDefault>
@@ -14299,7 +13495,7 @@
 </w:styles>
 </file>
 
-<file path=word\theme\theme1.xml><?xml version="1.0" encoding="utf-8"?>
+<file path=word/theme/theme1.xml><?xml version="1.0" encoding="utf-8"?>
 <a:theme xmlns:a="http://schemas.openxmlformats.org/drawingml/2006/main" name="Office Theme">
   <a:themeElements>
     <a:clrScheme name="Office">
@@ -14594,206 +13790,14 @@
 </a:theme>
 </file>
 
-<file path=word\webSettings.xml><?xml version="1.0" encoding="utf-8"?>
-<w:webSettings xmlns:mc="http://schemas.openxmlformats.org/markup-compatibility/2006" xmlns:r="http://schemas.openxmlformats.org/officeDocument/2006/relationships" xmlns:w="http://schemas.openxmlformats.org/wordprocessingml/2006/main" xmlns:w14="http://schemas.microsoft.com/office/word/2010/wordml" xmlns:w15="http://schemas.microsoft.com/office/word/2012/wordml" xmlns:w16cex="http://schemas.microsoft.com/office/word/2018/wordml/cex" xmlns:w16cid="http://schemas.microsoft.com/office/word/2016/wordml/cid" xmlns:w16="http://schemas.microsoft.com/office/word/2018/wordml" xmlns:w16sdtdh="http://schemas.microsoft.com/office/word/2020/wordml/sdtdatahash" xmlns:w16se="http://schemas.microsoft.com/office/word/2015/wordml/symex" mc:Ignorable="w14 w15 w16se w16cid w16 w16cex w16sdtdh">
-  <w:divs>
-    <w:div w:id="369652210">
-      <w:bodyDiv w:val="1"/>
-      <w:marLeft w:val="0"/>
-      <w:marRight w:val="0"/>
-      <w:marTop w:val="0"/>
-      <w:marBottom w:val="0"/>
-      <w:divBdr>
-        <w:top w:val="none" w:sz="0" w:space="0" w:color="auto"/>
-        <w:left w:val="none" w:sz="0" w:space="0" w:color="auto"/>
-        <w:bottom w:val="none" w:sz="0" w:space="0" w:color="auto"/>
-        <w:right w:val="none" w:sz="0" w:space="0" w:color="auto"/>
-      </w:divBdr>
-    </w:div>
-    <w:div w:id="732310634">
-      <w:bodyDiv w:val="1"/>
-      <w:marLeft w:val="0"/>
-      <w:marRight w:val="0"/>
-      <w:marTop w:val="0"/>
-      <w:marBottom w:val="0"/>
-      <w:divBdr>
-        <w:top w:val="none" w:sz="0" w:space="0" w:color="auto"/>
-        <w:left w:val="none" w:sz="0" w:space="0" w:color="auto"/>
-        <w:bottom w:val="none" w:sz="0" w:space="0" w:color="auto"/>
-        <w:right w:val="none" w:sz="0" w:space="0" w:color="auto"/>
-      </w:divBdr>
-    </w:div>
-    <w:div w:id="872881931">
-      <w:bodyDiv w:val="1"/>
-      <w:marLeft w:val="0"/>
-      <w:marRight w:val="0"/>
-      <w:marTop w:val="0"/>
-      <w:marBottom w:val="0"/>
-      <w:divBdr>
-        <w:top w:val="none" w:sz="0" w:space="0" w:color="auto"/>
-        <w:left w:val="none" w:sz="0" w:space="0" w:color="auto"/>
-        <w:bottom w:val="none" w:sz="0" w:space="0" w:color="auto"/>
-        <w:right w:val="none" w:sz="0" w:space="0" w:color="auto"/>
-      </w:divBdr>
-    </w:div>
-    <w:div w:id="875891510">
-      <w:bodyDiv w:val="1"/>
-      <w:marLeft w:val="0"/>
-      <w:marRight w:val="0"/>
-      <w:marTop w:val="0"/>
-      <w:marBottom w:val="0"/>
-      <w:divBdr>
-        <w:top w:val="none" w:sz="0" w:space="0" w:color="auto"/>
-        <w:left w:val="none" w:sz="0" w:space="0" w:color="auto"/>
-        <w:bottom w:val="none" w:sz="0" w:space="0" w:color="auto"/>
-        <w:right w:val="none" w:sz="0" w:space="0" w:color="auto"/>
-      </w:divBdr>
-    </w:div>
-    <w:div w:id="882324686">
-      <w:bodyDiv w:val="1"/>
-      <w:marLeft w:val="0"/>
-      <w:marRight w:val="0"/>
-      <w:marTop w:val="0"/>
-      <w:marBottom w:val="0"/>
-      <w:divBdr>
-        <w:top w:val="none" w:sz="0" w:space="0" w:color="auto"/>
-        <w:left w:val="none" w:sz="0" w:space="0" w:color="auto"/>
-        <w:bottom w:val="none" w:sz="0" w:space="0" w:color="auto"/>
-        <w:right w:val="none" w:sz="0" w:space="0" w:color="auto"/>
-      </w:divBdr>
-    </w:div>
-    <w:div w:id="889732518">
-      <w:bodyDiv w:val="1"/>
-      <w:marLeft w:val="0"/>
-      <w:marRight w:val="0"/>
-      <w:marTop w:val="0"/>
-      <w:marBottom w:val="0"/>
-      <w:divBdr>
-        <w:top w:val="none" w:sz="0" w:space="0" w:color="auto"/>
-        <w:left w:val="none" w:sz="0" w:space="0" w:color="auto"/>
-        <w:bottom w:val="none" w:sz="0" w:space="0" w:color="auto"/>
-        <w:right w:val="none" w:sz="0" w:space="0" w:color="auto"/>
-      </w:divBdr>
-    </w:div>
-    <w:div w:id="1016737439">
-      <w:bodyDiv w:val="1"/>
-      <w:marLeft w:val="0"/>
-      <w:marRight w:val="0"/>
-      <w:marTop w:val="0"/>
-      <w:marBottom w:val="0"/>
-      <w:divBdr>
-        <w:top w:val="none" w:sz="0" w:space="0" w:color="auto"/>
-        <w:left w:val="none" w:sz="0" w:space="0" w:color="auto"/>
-        <w:bottom w:val="none" w:sz="0" w:space="0" w:color="auto"/>
-        <w:right w:val="none" w:sz="0" w:space="0" w:color="auto"/>
-      </w:divBdr>
-    </w:div>
-    <w:div w:id="1038745694">
-      <w:bodyDiv w:val="1"/>
-      <w:marLeft w:val="0"/>
-      <w:marRight w:val="0"/>
-      <w:marTop w:val="0"/>
-      <w:marBottom w:val="0"/>
-      <w:divBdr>
-        <w:top w:val="none" w:sz="0" w:space="0" w:color="auto"/>
-        <w:left w:val="none" w:sz="0" w:space="0" w:color="auto"/>
-        <w:bottom w:val="none" w:sz="0" w:space="0" w:color="auto"/>
-        <w:right w:val="none" w:sz="0" w:space="0" w:color="auto"/>
-      </w:divBdr>
-    </w:div>
-    <w:div w:id="1191457315">
-      <w:bodyDiv w:val="1"/>
-      <w:marLeft w:val="0"/>
-      <w:marRight w:val="0"/>
-      <w:marTop w:val="0"/>
-      <w:marBottom w:val="0"/>
-      <w:divBdr>
-        <w:top w:val="none" w:sz="0" w:space="0" w:color="auto"/>
-        <w:left w:val="none" w:sz="0" w:space="0" w:color="auto"/>
-        <w:bottom w:val="none" w:sz="0" w:space="0" w:color="auto"/>
-        <w:right w:val="none" w:sz="0" w:space="0" w:color="auto"/>
-      </w:divBdr>
-    </w:div>
-    <w:div w:id="1283726794">
-      <w:bodyDiv w:val="1"/>
-      <w:marLeft w:val="0"/>
-      <w:marRight w:val="0"/>
-      <w:marTop w:val="0"/>
-      <w:marBottom w:val="0"/>
-      <w:divBdr>
-        <w:top w:val="none" w:sz="0" w:space="0" w:color="auto"/>
-        <w:left w:val="none" w:sz="0" w:space="0" w:color="auto"/>
-        <w:bottom w:val="none" w:sz="0" w:space="0" w:color="auto"/>
-        <w:right w:val="none" w:sz="0" w:space="0" w:color="auto"/>
-      </w:divBdr>
-    </w:div>
-    <w:div w:id="1563757839">
-      <w:bodyDiv w:val="1"/>
-      <w:marLeft w:val="0"/>
-      <w:marRight w:val="0"/>
-      <w:marTop w:val="0"/>
-      <w:marBottom w:val="0"/>
-      <w:divBdr>
-        <w:top w:val="none" w:sz="0" w:space="0" w:color="auto"/>
-        <w:left w:val="none" w:sz="0" w:space="0" w:color="auto"/>
-        <w:bottom w:val="none" w:sz="0" w:space="0" w:color="auto"/>
-        <w:right w:val="none" w:sz="0" w:space="0" w:color="auto"/>
-      </w:divBdr>
-    </w:div>
-    <w:div w:id="1640259069">
-      <w:bodyDiv w:val="1"/>
-      <w:marLeft w:val="0"/>
-      <w:marRight w:val="0"/>
-      <w:marTop w:val="0"/>
-      <w:marBottom w:val="0"/>
-      <w:divBdr>
-        <w:top w:val="none" w:sz="0" w:space="0" w:color="auto"/>
-        <w:left w:val="none" w:sz="0" w:space="0" w:color="auto"/>
-        <w:bottom w:val="none" w:sz="0" w:space="0" w:color="auto"/>
-        <w:right w:val="none" w:sz="0" w:space="0" w:color="auto"/>
-      </w:divBdr>
-    </w:div>
-    <w:div w:id="1872109267">
-      <w:bodyDiv w:val="1"/>
-      <w:marLeft w:val="0"/>
-      <w:marRight w:val="0"/>
-      <w:marTop w:val="0"/>
-      <w:marBottom w:val="0"/>
-      <w:divBdr>
-        <w:top w:val="none" w:sz="0" w:space="0" w:color="auto"/>
-        <w:left w:val="none" w:sz="0" w:space="0" w:color="auto"/>
-        <w:bottom w:val="none" w:sz="0" w:space="0" w:color="auto"/>
-        <w:right w:val="none" w:sz="0" w:space="0" w:color="auto"/>
-      </w:divBdr>
-    </w:div>
-    <w:div w:id="1923641531">
-      <w:bodyDiv w:val="1"/>
-      <w:marLeft w:val="0"/>
-      <w:marRight w:val="0"/>
-      <w:marTop w:val="0"/>
-      <w:marBottom w:val="0"/>
-      <w:divBdr>
-        <w:top w:val="none" w:sz="0" w:space="0" w:color="auto"/>
-        <w:left w:val="none" w:sz="0" w:space="0" w:color="auto"/>
-        <w:bottom w:val="none" w:sz="0" w:space="0" w:color="auto"/>
-        <w:right w:val="none" w:sz="0" w:space="0" w:color="auto"/>
-      </w:divBdr>
-    </w:div>
-    <w:div w:id="2076781062">
-      <w:bodyDiv w:val="1"/>
-      <w:marLeft w:val="0"/>
-      <w:marRight w:val="0"/>
-      <w:marTop w:val="0"/>
-      <w:marBottom w:val="0"/>
-      <w:divBdr>
-        <w:top w:val="none" w:sz="0" w:space="0" w:color="auto"/>
-        <w:left w:val="none" w:sz="0" w:space="0" w:color="auto"/>
-        <w:bottom w:val="none" w:sz="0" w:space="0" w:color="auto"/>
-        <w:right w:val="none" w:sz="0" w:space="0" w:color="auto"/>
-      </w:divBdr>
-    </w:div>
-  </w:divs>
-  <w:optimizeForBrowser/>
-  <w:allowPNG/>
-</w:webSettings>
+<file path=customXml/item1.xml><?xml version="1.0" encoding="utf-8"?>
+<b:Sources xmlns:b="http://schemas.openxmlformats.org/officeDocument/2006/bibliography" xmlns="http://schemas.openxmlformats.org/officeDocument/2006/bibliography" SelectedStyle="\APASixthEditionOfficeOnline.xsl" StyleName="APA" Version="6"/>
+</file>
+
+<file path=customXml/itemProps1.xml><?xml version="1.0" encoding="utf-8"?>
+<ds:datastoreItem xmlns:ds="http://schemas.openxmlformats.org/officeDocument/2006/customXml" ds:itemID="{11F36BC6-CF5E-4B03-A8CB-9D32D749DADC}">
+  <ds:schemaRefs>
+    <ds:schemaRef ds:uri="http://schemas.openxmlformats.org/officeDocument/2006/bibliography"/>
+  </ds:schemaRefs>
+</ds:datastoreItem>
 </file>
--- a/public/templates-bap/bap-industri.docx
+++ b/public/templates-bap/bap-industri.docx
@@ -9515,7 +9515,7 @@
                               <w:sz w:val="20"/>
                               <w:szCs w:val="20"/>
                             </w:rPr>
-                            <w:t>{#tim_pengawas} {paraf_pengawas_text} {/tim_pengawas}</w:t>
+                            <w:t>{#tim_pengawas} {%paraf_pengawas} {/tim_pengawas}</w:t>
                           </w:r>
                         </w:p>
                         <w:p>
@@ -9596,7 +9596,7 @@
                         <w:sz w:val="20"/>
                         <w:szCs w:val="20"/>
                       </w:rPr>
-                      <w:t>{#tim_pengawas} {paraf_pengawas_text} {/tim_pengawas}</w:t>
+                      <w:t>{#tim_pengawas} {%paraf_pengawas} {/tim_pengawas}</w:t>
                     </w:r>
                   </w:p>
                   <w:p>
@@ -9699,7 +9699,7 @@
                               <w:sz w:val="20"/>
                               <w:szCs w:val="20"/>
                             </w:rPr>
-                            <w:t>{paraf_pemrakarsa_text}</w:t>
+                            <w:t>{%paraf_pemrakarsa}</w:t>
                           </w:r>
                           <w:r>
                             <w:rPr>
@@ -9793,7 +9793,7 @@
                         <w:sz w:val="20"/>
                         <w:szCs w:val="20"/>
                       </w:rPr>
-                      <w:t>{paraf_pemrakarsa_text}</w:t>
+                      <w:t>{%paraf_pemrakarsa}</w:t>
                     </w:r>
                     <w:r>
                       <w:rPr>

--- a/public/templates-bap/bap-industri.docx
+++ b/public/templates-bap/bap-industri.docx
@@ -9515,7 +9515,7 @@
                               <w:sz w:val="20"/>
                               <w:szCs w:val="20"/>
                             </w:rPr>
-                            <w:t>{#tim_pengawas} {%paraf_pengawas} {/tim_pengawas}</w:t>
+                            <w:t>{%paraf_pengawas}</w:t>
                           </w:r>
                         </w:p>
                         <w:p>
@@ -9596,7 +9596,7 @@
                         <w:sz w:val="20"/>
                         <w:szCs w:val="20"/>
                       </w:rPr>
-                      <w:t>{#tim_pengawas} {%paraf_pengawas} {/tim_pengawas}</w:t>
+                      <w:t>{%paraf_pengawas}</w:t>
                     </w:r>
                   </w:p>
                   <w:p>

--- a/public/templates-bap/bap-industri.docx
+++ b/public/templates-bap/bap-industri.docx
@@ -43,7 +43,7 @@
                 <w:lang w:val="en-US"/>
               </w:rPr>
               <w:drawing>
-                <wp:anchor distT="0" distB="0" distL="114300" distR="114300" simplePos="0" relativeHeight="251658752" behindDoc="0" locked="0" layoutInCell="1" allowOverlap="1" wp14:anchorId="069080DA" wp14:editId="544FF08B">
+                <wp:anchor distT="0" distB="0" distL="114300" distR="114300" simplePos="0" relativeHeight="251658752" behindDoc="0" locked="0" layoutInCell="1" allowOverlap="1" wp14:anchorId="069080DA" wp14:editId="4B172EA2">
                   <wp:simplePos x="0" y="0"/>
                   <wp:positionH relativeFrom="column">
                     <wp:posOffset>68580</wp:posOffset>
@@ -164,7 +164,87 @@
                 <w:rFonts w:ascii="Arial" w:hAnsi="Arial" w:cs="Arial"/>
                 <w:lang w:val="en-US"/>
               </w:rPr>
-              <w:t>Jl. Ronggowarsito No.18b, Sragen Wetan, Sragen, Jawa Tengah</w:t>
+              <w:t xml:space="preserve">Jl. </w:t>
+            </w:r>
+            <w:proofErr w:type="spellStart"/>
+            <w:r>
+              <w:rPr>
+                <w:rFonts w:ascii="Arial" w:hAnsi="Arial" w:cs="Arial"/>
+                <w:lang w:val="en-US"/>
+              </w:rPr>
+              <w:t>Ronggowarsito</w:t>
+            </w:r>
+            <w:proofErr w:type="spellEnd"/>
+            <w:r>
+              <w:rPr>
+                <w:rFonts w:ascii="Arial" w:hAnsi="Arial" w:cs="Arial"/>
+                <w:lang w:val="en-US"/>
+              </w:rPr>
+              <w:t xml:space="preserve"> No.18b, </w:t>
+            </w:r>
+            <w:proofErr w:type="spellStart"/>
+            <w:r>
+              <w:rPr>
+                <w:rFonts w:ascii="Arial" w:hAnsi="Arial" w:cs="Arial"/>
+                <w:lang w:val="en-US"/>
+              </w:rPr>
+              <w:t>Sragen</w:t>
+            </w:r>
+            <w:proofErr w:type="spellEnd"/>
+            <w:r>
+              <w:rPr>
+                <w:rFonts w:ascii="Arial" w:hAnsi="Arial" w:cs="Arial"/>
+                <w:lang w:val="en-US"/>
+              </w:rPr>
+              <w:t xml:space="preserve"> </w:t>
+            </w:r>
+            <w:proofErr w:type="spellStart"/>
+            <w:r>
+              <w:rPr>
+                <w:rFonts w:ascii="Arial" w:hAnsi="Arial" w:cs="Arial"/>
+                <w:lang w:val="en-US"/>
+              </w:rPr>
+              <w:t>Wetan</w:t>
+            </w:r>
+            <w:proofErr w:type="spellEnd"/>
+            <w:r>
+              <w:rPr>
+                <w:rFonts w:ascii="Arial" w:hAnsi="Arial" w:cs="Arial"/>
+                <w:lang w:val="en-US"/>
+              </w:rPr>
+              <w:t xml:space="preserve">, </w:t>
+            </w:r>
+            <w:proofErr w:type="spellStart"/>
+            <w:r>
+              <w:rPr>
+                <w:rFonts w:ascii="Arial" w:hAnsi="Arial" w:cs="Arial"/>
+                <w:lang w:val="en-US"/>
+              </w:rPr>
+              <w:t>Sragen</w:t>
+            </w:r>
+            <w:proofErr w:type="spellEnd"/>
+            <w:r>
+              <w:rPr>
+                <w:rFonts w:ascii="Arial" w:hAnsi="Arial" w:cs="Arial"/>
+                <w:lang w:val="en-US"/>
+              </w:rPr>
+              <w:t xml:space="preserve">, </w:t>
+            </w:r>
+            <w:proofErr w:type="spellStart"/>
+            <w:r>
+              <w:rPr>
+                <w:rFonts w:ascii="Arial" w:hAnsi="Arial" w:cs="Arial"/>
+                <w:lang w:val="en-US"/>
+              </w:rPr>
+              <w:t>Jawa</w:t>
+            </w:r>
+            <w:proofErr w:type="spellEnd"/>
+            <w:r>
+              <w:rPr>
+                <w:rFonts w:ascii="Arial" w:hAnsi="Arial" w:cs="Arial"/>
+                <w:lang w:val="en-US"/>
+              </w:rPr>
+              <w:t xml:space="preserve"> Tengah</w:t>
             </w:r>
           </w:p>
           <w:p>
@@ -264,7 +344,25 @@
           <w:sz w:val="24"/>
           <w:szCs w:val="24"/>
         </w:rPr>
-        <w:t xml:space="preserve">                                                    Nomor: 600.4/         /BAP/</w:t>
+        <w:t xml:space="preserve">                                                    </w:t>
+      </w:r>
+      <w:proofErr w:type="spellStart"/>
+      <w:r>
+        <w:rPr>
+          <w:rFonts w:ascii="Arial Nova Cond" w:hAnsi="Arial Nova Cond"/>
+          <w:sz w:val="24"/>
+          <w:szCs w:val="24"/>
+        </w:rPr>
+        <w:t>Nomor</w:t>
+      </w:r>
+      <w:proofErr w:type="spellEnd"/>
+      <w:r>
+        <w:rPr>
+          <w:rFonts w:ascii="Arial Nova Cond" w:hAnsi="Arial Nova Cond"/>
+          <w:sz w:val="24"/>
+          <w:szCs w:val="24"/>
+        </w:rPr>
+        <w:t>: 600.4/         /BAP/</w:t>
       </w:r>
       <w:r>
         <w:rPr>
@@ -280,7 +378,25 @@
           <w:sz w:val="24"/>
           <w:szCs w:val="24"/>
         </w:rPr>
-        <w:t>{tahun_ini}</w:t>
+        <w:t>{</w:t>
+      </w:r>
+      <w:proofErr w:type="spellStart"/>
+      <w:r>
+        <w:rPr>
+          <w:rFonts w:ascii="Arial Nova Cond" w:hAnsi="Arial Nova Cond"/>
+          <w:sz w:val="24"/>
+          <w:szCs w:val="24"/>
+        </w:rPr>
+        <w:t>tahun_ini</w:t>
+      </w:r>
+      <w:proofErr w:type="spellEnd"/>
+      <w:r>
+        <w:rPr>
+          <w:rFonts w:ascii="Arial Nova Cond" w:hAnsi="Arial Nova Cond"/>
+          <w:sz w:val="24"/>
+          <w:szCs w:val="24"/>
+        </w:rPr>
+        <w:t>}</w:t>
       </w:r>
     </w:p>
     <w:p>
@@ -310,7 +426,133 @@
           <w:sz w:val="24"/>
           <w:szCs w:val="24"/>
         </w:rPr>
-        <w:t>Pada hari ini {hari_ini_nama}, tanggal {hari_ini_tanggal_terbilang} bulan {hari_ini_bulan}</w:t>
+        <w:t xml:space="preserve">Pada </w:t>
+      </w:r>
+      <w:proofErr w:type="spellStart"/>
+      <w:r>
+        <w:rPr>
+          <w:rFonts w:ascii="Arial Nova Cond" w:hAnsi="Arial Nova Cond"/>
+          <w:sz w:val="24"/>
+          <w:szCs w:val="24"/>
+        </w:rPr>
+        <w:t>hari</w:t>
+      </w:r>
+      <w:proofErr w:type="spellEnd"/>
+      <w:r>
+        <w:rPr>
+          <w:rFonts w:ascii="Arial Nova Cond" w:hAnsi="Arial Nova Cond"/>
+          <w:sz w:val="24"/>
+          <w:szCs w:val="24"/>
+        </w:rPr>
+        <w:t xml:space="preserve"> </w:t>
+      </w:r>
+      <w:proofErr w:type="spellStart"/>
+      <w:r>
+        <w:rPr>
+          <w:rFonts w:ascii="Arial Nova Cond" w:hAnsi="Arial Nova Cond"/>
+          <w:sz w:val="24"/>
+          <w:szCs w:val="24"/>
+        </w:rPr>
+        <w:t>ini</w:t>
+      </w:r>
+      <w:proofErr w:type="spellEnd"/>
+      <w:r>
+        <w:rPr>
+          <w:rFonts w:ascii="Arial Nova Cond" w:hAnsi="Arial Nova Cond"/>
+          <w:sz w:val="24"/>
+          <w:szCs w:val="24"/>
+        </w:rPr>
+        <w:t xml:space="preserve"> {</w:t>
+      </w:r>
+      <w:proofErr w:type="spellStart"/>
+      <w:r>
+        <w:rPr>
+          <w:rFonts w:ascii="Arial Nova Cond" w:hAnsi="Arial Nova Cond"/>
+          <w:sz w:val="24"/>
+          <w:szCs w:val="24"/>
+        </w:rPr>
+        <w:t>hari_ini_nama</w:t>
+      </w:r>
+      <w:proofErr w:type="spellEnd"/>
+      <w:r>
+        <w:rPr>
+          <w:rFonts w:ascii="Arial Nova Cond" w:hAnsi="Arial Nova Cond"/>
+          <w:sz w:val="24"/>
+          <w:szCs w:val="24"/>
+        </w:rPr>
+        <w:t xml:space="preserve">}, </w:t>
+      </w:r>
+      <w:proofErr w:type="spellStart"/>
+      <w:r>
+        <w:rPr>
+          <w:rFonts w:ascii="Arial Nova Cond" w:hAnsi="Arial Nova Cond"/>
+          <w:sz w:val="24"/>
+          <w:szCs w:val="24"/>
+        </w:rPr>
+        <w:t>tanggal</w:t>
+      </w:r>
+      <w:proofErr w:type="spellEnd"/>
+      <w:r>
+        <w:rPr>
+          <w:rFonts w:ascii="Arial Nova Cond" w:hAnsi="Arial Nova Cond"/>
+          <w:sz w:val="24"/>
+          <w:szCs w:val="24"/>
+        </w:rPr>
+        <w:t xml:space="preserve"> {</w:t>
+      </w:r>
+      <w:proofErr w:type="spellStart"/>
+      <w:r>
+        <w:rPr>
+          <w:rFonts w:ascii="Arial Nova Cond" w:hAnsi="Arial Nova Cond"/>
+          <w:sz w:val="24"/>
+          <w:szCs w:val="24"/>
+        </w:rPr>
+        <w:t>hari_ini_tanggal_terbilang</w:t>
+      </w:r>
+      <w:proofErr w:type="spellEnd"/>
+      <w:r>
+        <w:rPr>
+          <w:rFonts w:ascii="Arial Nova Cond" w:hAnsi="Arial Nova Cond"/>
+          <w:sz w:val="24"/>
+          <w:szCs w:val="24"/>
+        </w:rPr>
+        <w:t xml:space="preserve">} </w:t>
+      </w:r>
+      <w:proofErr w:type="spellStart"/>
+      <w:r>
+        <w:rPr>
+          <w:rFonts w:ascii="Arial Nova Cond" w:hAnsi="Arial Nova Cond"/>
+          <w:sz w:val="24"/>
+          <w:szCs w:val="24"/>
+        </w:rPr>
+        <w:t>bulan</w:t>
+      </w:r>
+      <w:proofErr w:type="spellEnd"/>
+      <w:r>
+        <w:rPr>
+          <w:rFonts w:ascii="Arial Nova Cond" w:hAnsi="Arial Nova Cond"/>
+          <w:sz w:val="24"/>
+          <w:szCs w:val="24"/>
+        </w:rPr>
+        <w:t xml:space="preserve"> {</w:t>
+      </w:r>
+      <w:proofErr w:type="spellStart"/>
+      <w:r>
+        <w:rPr>
+          <w:rFonts w:ascii="Arial Nova Cond" w:hAnsi="Arial Nova Cond"/>
+          <w:sz w:val="24"/>
+          <w:szCs w:val="24"/>
+        </w:rPr>
+        <w:t>hari_ini_bulan</w:t>
+      </w:r>
+      <w:proofErr w:type="spellEnd"/>
+      <w:r>
+        <w:rPr>
+          <w:rFonts w:ascii="Arial Nova Cond" w:hAnsi="Arial Nova Cond"/>
+          <w:sz w:val="24"/>
+          <w:szCs w:val="24"/>
+        </w:rPr>
+        <w:t>}</w:t>
       </w:r>
       <w:r>
         <w:rPr>
@@ -322,13 +564,41 @@
         </w:rPr>
         <w:t xml:space="preserve"> </w:t>
       </w:r>
-      <w:r>
-        <w:rPr>
-          <w:rFonts w:ascii="Arial Nova Cond" w:hAnsi="Arial Nova Cond"/>
-          <w:sz w:val="24"/>
-          <w:szCs w:val="24"/>
-        </w:rPr>
-        <w:t>tahun {hari_ini_tahun_terbilang}</w:t>
+      <w:proofErr w:type="spellStart"/>
+      <w:r>
+        <w:rPr>
+          <w:rFonts w:ascii="Arial Nova Cond" w:hAnsi="Arial Nova Cond"/>
+          <w:sz w:val="24"/>
+          <w:szCs w:val="24"/>
+        </w:rPr>
+        <w:t>tahun</w:t>
+      </w:r>
+      <w:proofErr w:type="spellEnd"/>
+      <w:r>
+        <w:rPr>
+          <w:rFonts w:ascii="Arial Nova Cond" w:hAnsi="Arial Nova Cond"/>
+          <w:sz w:val="24"/>
+          <w:szCs w:val="24"/>
+        </w:rPr>
+        <w:t xml:space="preserve"> {</w:t>
+      </w:r>
+      <w:proofErr w:type="spellStart"/>
+      <w:r>
+        <w:rPr>
+          <w:rFonts w:ascii="Arial Nova Cond" w:hAnsi="Arial Nova Cond"/>
+          <w:sz w:val="24"/>
+          <w:szCs w:val="24"/>
+        </w:rPr>
+        <w:t>hari_ini_tahun_terbilang</w:t>
+      </w:r>
+      <w:proofErr w:type="spellEnd"/>
+      <w:r>
+        <w:rPr>
+          <w:rFonts w:ascii="Arial Nova Cond" w:hAnsi="Arial Nova Cond"/>
+          <w:sz w:val="24"/>
+          <w:szCs w:val="24"/>
+        </w:rPr>
+        <w:t>}</w:t>
       </w:r>
       <w:r>
         <w:rPr>
@@ -340,13 +610,329 @@
         </w:rPr>
         <w:t xml:space="preserve"> </w:t>
       </w:r>
-      <w:r>
-        <w:rPr>
-          <w:rFonts w:ascii="Arial Nova Cond" w:hAnsi="Arial Nova Cond"/>
-          <w:sz w:val="24"/>
-          <w:szCs w:val="24"/>
-        </w:rPr>
-        <w:t>pukul {waktu_pengawasan} WIB, di lokasi {nama_badan_usaha_kegiatan}, {alamat_lokasi}, telah dilakukan penandatanganan berita acara pengawasan lingkungan hidup terhadap {nama_badan_usaha_kegiatan} dengan hasil sebagai berikut:</w:t>
+      <w:proofErr w:type="spellStart"/>
+      <w:r>
+        <w:rPr>
+          <w:rFonts w:ascii="Arial Nova Cond" w:hAnsi="Arial Nova Cond"/>
+          <w:sz w:val="24"/>
+          <w:szCs w:val="24"/>
+        </w:rPr>
+        <w:t>pukul</w:t>
+      </w:r>
+      <w:proofErr w:type="spellEnd"/>
+      <w:r>
+        <w:rPr>
+          <w:rFonts w:ascii="Arial Nova Cond" w:hAnsi="Arial Nova Cond"/>
+          <w:sz w:val="24"/>
+          <w:szCs w:val="24"/>
+        </w:rPr>
+        <w:t xml:space="preserve"> {</w:t>
+      </w:r>
+      <w:proofErr w:type="spellStart"/>
+      <w:r>
+        <w:rPr>
+          <w:rFonts w:ascii="Arial Nova Cond" w:hAnsi="Arial Nova Cond"/>
+          <w:sz w:val="24"/>
+          <w:szCs w:val="24"/>
+        </w:rPr>
+        <w:t>waktu_pengawasan</w:t>
+      </w:r>
+      <w:proofErr w:type="spellEnd"/>
+      <w:r>
+        <w:rPr>
+          <w:rFonts w:ascii="Arial Nova Cond" w:hAnsi="Arial Nova Cond"/>
+          <w:sz w:val="24"/>
+          <w:szCs w:val="24"/>
+        </w:rPr>
+        <w:t xml:space="preserve">} WIB, di </w:t>
+      </w:r>
+      <w:proofErr w:type="spellStart"/>
+      <w:r>
+        <w:rPr>
+          <w:rFonts w:ascii="Arial Nova Cond" w:hAnsi="Arial Nova Cond"/>
+          <w:sz w:val="24"/>
+          <w:szCs w:val="24"/>
+        </w:rPr>
+        <w:t>lokasi</w:t>
+      </w:r>
+      <w:proofErr w:type="spellEnd"/>
+      <w:r>
+        <w:rPr>
+          <w:rFonts w:ascii="Arial Nova Cond" w:hAnsi="Arial Nova Cond"/>
+          <w:sz w:val="24"/>
+          <w:szCs w:val="24"/>
+        </w:rPr>
+        <w:t xml:space="preserve"> {</w:t>
+      </w:r>
+      <w:proofErr w:type="spellStart"/>
+      <w:r>
+        <w:rPr>
+          <w:rFonts w:ascii="Arial Nova Cond" w:hAnsi="Arial Nova Cond"/>
+          <w:sz w:val="24"/>
+          <w:szCs w:val="24"/>
+        </w:rPr>
+        <w:t>nama_badan_usaha_kegiatan</w:t>
+      </w:r>
+      <w:proofErr w:type="spellEnd"/>
+      <w:r>
+        <w:rPr>
+          <w:rFonts w:ascii="Arial Nova Cond" w:hAnsi="Arial Nova Cond"/>
+          <w:sz w:val="24"/>
+          <w:szCs w:val="24"/>
+        </w:rPr>
+        <w:t>}, {</w:t>
+      </w:r>
+      <w:proofErr w:type="spellStart"/>
+      <w:r>
+        <w:rPr>
+          <w:rFonts w:ascii="Arial Nova Cond" w:hAnsi="Arial Nova Cond"/>
+          <w:sz w:val="24"/>
+          <w:szCs w:val="24"/>
+        </w:rPr>
+        <w:t>alamat_lokasi</w:t>
+      </w:r>
+      <w:proofErr w:type="spellEnd"/>
+      <w:r>
+        <w:rPr>
+          <w:rFonts w:ascii="Arial Nova Cond" w:hAnsi="Arial Nova Cond"/>
+          <w:sz w:val="24"/>
+          <w:szCs w:val="24"/>
+        </w:rPr>
+        <w:t xml:space="preserve">}, </w:t>
+      </w:r>
+      <w:proofErr w:type="spellStart"/>
+      <w:r>
+        <w:rPr>
+          <w:rFonts w:ascii="Arial Nova Cond" w:hAnsi="Arial Nova Cond"/>
+          <w:sz w:val="24"/>
+          <w:szCs w:val="24"/>
+        </w:rPr>
+        <w:t>telah</w:t>
+      </w:r>
+      <w:proofErr w:type="spellEnd"/>
+      <w:r>
+        <w:rPr>
+          <w:rFonts w:ascii="Arial Nova Cond" w:hAnsi="Arial Nova Cond"/>
+          <w:sz w:val="24"/>
+          <w:szCs w:val="24"/>
+        </w:rPr>
+        <w:t xml:space="preserve"> </w:t>
+      </w:r>
+      <w:proofErr w:type="spellStart"/>
+      <w:r>
+        <w:rPr>
+          <w:rFonts w:ascii="Arial Nova Cond" w:hAnsi="Arial Nova Cond"/>
+          <w:sz w:val="24"/>
+          <w:szCs w:val="24"/>
+        </w:rPr>
+        <w:t>dilakukan</w:t>
+      </w:r>
+      <w:proofErr w:type="spellEnd"/>
+      <w:r>
+        <w:rPr>
+          <w:rFonts w:ascii="Arial Nova Cond" w:hAnsi="Arial Nova Cond"/>
+          <w:sz w:val="24"/>
+          <w:szCs w:val="24"/>
+        </w:rPr>
+        <w:t xml:space="preserve"> </w:t>
+      </w:r>
+      <w:proofErr w:type="spellStart"/>
+      <w:r>
+        <w:rPr>
+          <w:rFonts w:ascii="Arial Nova Cond" w:hAnsi="Arial Nova Cond"/>
+          <w:sz w:val="24"/>
+          <w:szCs w:val="24"/>
+        </w:rPr>
+        <w:t>penandatanganan</w:t>
+      </w:r>
+      <w:proofErr w:type="spellEnd"/>
+      <w:r>
+        <w:rPr>
+          <w:rFonts w:ascii="Arial Nova Cond" w:hAnsi="Arial Nova Cond"/>
+          <w:sz w:val="24"/>
+          <w:szCs w:val="24"/>
+        </w:rPr>
+        <w:t xml:space="preserve"> </w:t>
+      </w:r>
+      <w:proofErr w:type="spellStart"/>
+      <w:r>
+        <w:rPr>
+          <w:rFonts w:ascii="Arial Nova Cond" w:hAnsi="Arial Nova Cond"/>
+          <w:sz w:val="24"/>
+          <w:szCs w:val="24"/>
+        </w:rPr>
+        <w:t>berita</w:t>
+      </w:r>
+      <w:proofErr w:type="spellEnd"/>
+      <w:r>
+        <w:rPr>
+          <w:rFonts w:ascii="Arial Nova Cond" w:hAnsi="Arial Nova Cond"/>
+          <w:sz w:val="24"/>
+          <w:szCs w:val="24"/>
+        </w:rPr>
+        <w:t xml:space="preserve"> acara </w:t>
+      </w:r>
+      <w:proofErr w:type="spellStart"/>
+      <w:r>
+        <w:rPr>
+          <w:rFonts w:ascii="Arial Nova Cond" w:hAnsi="Arial Nova Cond"/>
+          <w:sz w:val="24"/>
+          <w:szCs w:val="24"/>
+        </w:rPr>
+        <w:t>pengawasan</w:t>
+      </w:r>
+      <w:proofErr w:type="spellEnd"/>
+      <w:r>
+        <w:rPr>
+          <w:rFonts w:ascii="Arial Nova Cond" w:hAnsi="Arial Nova Cond"/>
+          <w:sz w:val="24"/>
+          <w:szCs w:val="24"/>
+        </w:rPr>
+        <w:t xml:space="preserve"> </w:t>
+      </w:r>
+      <w:proofErr w:type="spellStart"/>
+      <w:r>
+        <w:rPr>
+          <w:rFonts w:ascii="Arial Nova Cond" w:hAnsi="Arial Nova Cond"/>
+          <w:sz w:val="24"/>
+          <w:szCs w:val="24"/>
+        </w:rPr>
+        <w:t>lingkungan</w:t>
+      </w:r>
+      <w:proofErr w:type="spellEnd"/>
+      <w:r>
+        <w:rPr>
+          <w:rFonts w:ascii="Arial Nova Cond" w:hAnsi="Arial Nova Cond"/>
+          <w:sz w:val="24"/>
+          <w:szCs w:val="24"/>
+        </w:rPr>
+        <w:t xml:space="preserve"> </w:t>
+      </w:r>
+      <w:proofErr w:type="spellStart"/>
+      <w:r>
+        <w:rPr>
+          <w:rFonts w:ascii="Arial Nova Cond" w:hAnsi="Arial Nova Cond"/>
+          <w:sz w:val="24"/>
+          <w:szCs w:val="24"/>
+        </w:rPr>
+        <w:t>hidup</w:t>
+      </w:r>
+      <w:proofErr w:type="spellEnd"/>
+      <w:r>
+        <w:rPr>
+          <w:rFonts w:ascii="Arial Nova Cond" w:hAnsi="Arial Nova Cond"/>
+          <w:sz w:val="24"/>
+          <w:szCs w:val="24"/>
+        </w:rPr>
+        <w:t xml:space="preserve"> </w:t>
+      </w:r>
+      <w:proofErr w:type="spellStart"/>
+      <w:r>
+        <w:rPr>
+          <w:rFonts w:ascii="Arial Nova Cond" w:hAnsi="Arial Nova Cond"/>
+          <w:sz w:val="24"/>
+          <w:szCs w:val="24"/>
+        </w:rPr>
+        <w:t>terhadap</w:t>
+      </w:r>
+      <w:proofErr w:type="spellEnd"/>
+      <w:r>
+        <w:rPr>
+          <w:rFonts w:ascii="Arial Nova Cond" w:hAnsi="Arial Nova Cond"/>
+          <w:sz w:val="24"/>
+          <w:szCs w:val="24"/>
+        </w:rPr>
+        <w:t xml:space="preserve"> {</w:t>
+      </w:r>
+      <w:proofErr w:type="spellStart"/>
+      <w:r>
+        <w:rPr>
+          <w:rFonts w:ascii="Arial Nova Cond" w:hAnsi="Arial Nova Cond"/>
+          <w:sz w:val="24"/>
+          <w:szCs w:val="24"/>
+        </w:rPr>
+        <w:t>nama_badan_usaha_kegiatan</w:t>
+      </w:r>
+      <w:proofErr w:type="spellEnd"/>
+      <w:r>
+        <w:rPr>
+          <w:rFonts w:ascii="Arial Nova Cond" w:hAnsi="Arial Nova Cond"/>
+          <w:sz w:val="24"/>
+          <w:szCs w:val="24"/>
+        </w:rPr>
+        <w:t xml:space="preserve">} </w:t>
+      </w:r>
+      <w:proofErr w:type="spellStart"/>
+      <w:r>
+        <w:rPr>
+          <w:rFonts w:ascii="Arial Nova Cond" w:hAnsi="Arial Nova Cond"/>
+          <w:sz w:val="24"/>
+          <w:szCs w:val="24"/>
+        </w:rPr>
+        <w:t>dengan</w:t>
+      </w:r>
+      <w:proofErr w:type="spellEnd"/>
+      <w:r>
+        <w:rPr>
+          <w:rFonts w:ascii="Arial Nova Cond" w:hAnsi="Arial Nova Cond"/>
+          <w:sz w:val="24"/>
+          <w:szCs w:val="24"/>
+        </w:rPr>
+        <w:t xml:space="preserve"> </w:t>
+      </w:r>
+      <w:proofErr w:type="spellStart"/>
+      <w:r>
+        <w:rPr>
+          <w:rFonts w:ascii="Arial Nova Cond" w:hAnsi="Arial Nova Cond"/>
+          <w:sz w:val="24"/>
+          <w:szCs w:val="24"/>
+        </w:rPr>
+        <w:t>hasil</w:t>
+      </w:r>
+      <w:proofErr w:type="spellEnd"/>
+      <w:r>
+        <w:rPr>
+          <w:rFonts w:ascii="Arial Nova Cond" w:hAnsi="Arial Nova Cond"/>
+          <w:sz w:val="24"/>
+          <w:szCs w:val="24"/>
+        </w:rPr>
+        <w:t xml:space="preserve"> </w:t>
+      </w:r>
+      <w:proofErr w:type="spellStart"/>
+      <w:r>
+        <w:rPr>
+          <w:rFonts w:ascii="Arial Nova Cond" w:hAnsi="Arial Nova Cond"/>
+          <w:sz w:val="24"/>
+          <w:szCs w:val="24"/>
+        </w:rPr>
+        <w:t>sebagai</w:t>
+      </w:r>
+      <w:proofErr w:type="spellEnd"/>
+      <w:r>
+        <w:rPr>
+          <w:rFonts w:ascii="Arial Nova Cond" w:hAnsi="Arial Nova Cond"/>
+          <w:sz w:val="24"/>
+          <w:szCs w:val="24"/>
+        </w:rPr>
+        <w:t xml:space="preserve"> </w:t>
+      </w:r>
+      <w:proofErr w:type="spellStart"/>
+      <w:r>
+        <w:rPr>
+          <w:rFonts w:ascii="Arial Nova Cond" w:hAnsi="Arial Nova Cond"/>
+          <w:sz w:val="24"/>
+          <w:szCs w:val="24"/>
+        </w:rPr>
+        <w:t>berikut</w:t>
+      </w:r>
+      <w:proofErr w:type="spellEnd"/>
+      <w:r>
+        <w:rPr>
+          <w:rFonts w:ascii="Arial Nova Cond" w:hAnsi="Arial Nova Cond"/>
+          <w:sz w:val="24"/>
+          <w:szCs w:val="24"/>
+        </w:rPr>
+        <w:t>:</w:t>
       </w:r>
     </w:p>
     <w:p>
@@ -376,8 +962,72 @@
           <w:sz w:val="24"/>
           <w:szCs w:val="24"/>
         </w:rPr>
-        <w:t>A. Identitas Tim Pengawas Lingkungan Hidup</w:t>
-      </w:r>
+        <w:t xml:space="preserve">A. </w:t>
+      </w:r>
+      <w:proofErr w:type="spellStart"/>
+      <w:r>
+        <w:rPr>
+          <w:rFonts w:ascii="Arial Nova Cond" w:hAnsi="Arial Nova Cond"/>
+          <w:sz w:val="24"/>
+          <w:szCs w:val="24"/>
+        </w:rPr>
+        <w:t>Identitas</w:t>
+      </w:r>
+      <w:proofErr w:type="spellEnd"/>
+      <w:r>
+        <w:rPr>
+          <w:rFonts w:ascii="Arial Nova Cond" w:hAnsi="Arial Nova Cond"/>
+          <w:sz w:val="24"/>
+          <w:szCs w:val="24"/>
+        </w:rPr>
+        <w:t xml:space="preserve"> Tim </w:t>
+      </w:r>
+      <w:proofErr w:type="spellStart"/>
+      <w:r>
+        <w:rPr>
+          <w:rFonts w:ascii="Arial Nova Cond" w:hAnsi="Arial Nova Cond"/>
+          <w:sz w:val="24"/>
+          <w:szCs w:val="24"/>
+        </w:rPr>
+        <w:t>Pengawas</w:t>
+      </w:r>
+      <w:proofErr w:type="spellEnd"/>
+      <w:r>
+        <w:rPr>
+          <w:rFonts w:ascii="Arial Nova Cond" w:hAnsi="Arial Nova Cond"/>
+          <w:sz w:val="24"/>
+          <w:szCs w:val="24"/>
+        </w:rPr>
+        <w:t xml:space="preserve"> </w:t>
+      </w:r>
+      <w:proofErr w:type="spellStart"/>
+      <w:r>
+        <w:rPr>
+          <w:rFonts w:ascii="Arial Nova Cond" w:hAnsi="Arial Nova Cond"/>
+          <w:sz w:val="24"/>
+          <w:szCs w:val="24"/>
+        </w:rPr>
+        <w:t>Lingkungan</w:t>
+      </w:r>
+      <w:proofErr w:type="spellEnd"/>
+      <w:r>
+        <w:rPr>
+          <w:rFonts w:ascii="Arial Nova Cond" w:hAnsi="Arial Nova Cond"/>
+          <w:sz w:val="24"/>
+          <w:szCs w:val="24"/>
+        </w:rPr>
+        <w:t xml:space="preserve"> </w:t>
+      </w:r>
+      <w:proofErr w:type="spellStart"/>
+      <w:r>
+        <w:rPr>
+          <w:rFonts w:ascii="Arial Nova Cond" w:hAnsi="Arial Nova Cond"/>
+          <w:sz w:val="24"/>
+          <w:szCs w:val="24"/>
+        </w:rPr>
+        <w:t>Hidup</w:t>
+      </w:r>
+      <w:proofErr w:type="spellEnd"/>
     </w:p>
     <w:tbl>
       <w:tblPr>
@@ -413,7 +1063,25 @@
                 <w:sz w:val="24"/>
                 <w:szCs w:val="24"/>
               </w:rPr>
-              <w:t>{#tim_penilai_lengkap} {nomor_urut}.</w:t>
+              <w:t>{#tim_penilai_lengkap} {</w:t>
+            </w:r>
+            <w:proofErr w:type="spellStart"/>
+            <w:r>
+              <w:rPr>
+                <w:rFonts w:ascii="Arial Nova Cond" w:hAnsi="Arial Nova Cond"/>
+                <w:sz w:val="24"/>
+                <w:szCs w:val="24"/>
+              </w:rPr>
+              <w:t>nomor_urut</w:t>
+            </w:r>
+            <w:proofErr w:type="spellEnd"/>
+            <w:r>
+              <w:rPr>
+                <w:rFonts w:ascii="Arial Nova Cond" w:hAnsi="Arial Nova Cond"/>
+                <w:sz w:val="24"/>
+                <w:szCs w:val="24"/>
+              </w:rPr>
+              <w:t>}.</w:t>
             </w:r>
           </w:p>
         </w:tc>
@@ -486,13 +1154,23 @@
                 <w:szCs w:val="24"/>
               </w:rPr>
             </w:pPr>
-            <w:r>
-              <w:rPr>
-                <w:rFonts w:ascii="Arial Nova Cond" w:hAnsi="Arial Nova Cond"/>
-                <w:sz w:val="24"/>
-                <w:szCs w:val="24"/>
-              </w:rPr>
-              <w:t xml:space="preserve">Instansi </w:t>
+            <w:proofErr w:type="spellStart"/>
+            <w:r>
+              <w:rPr>
+                <w:rFonts w:ascii="Arial Nova Cond" w:hAnsi="Arial Nova Cond"/>
+                <w:sz w:val="24"/>
+                <w:szCs w:val="24"/>
+              </w:rPr>
+              <w:t>Instansi</w:t>
+            </w:r>
+            <w:proofErr w:type="spellEnd"/>
+            <w:r>
+              <w:rPr>
+                <w:rFonts w:ascii="Arial Nova Cond" w:hAnsi="Arial Nova Cond"/>
+                <w:sz w:val="24"/>
+                <w:szCs w:val="24"/>
+              </w:rPr>
+              <w:t xml:space="preserve"> </w:t>
             </w:r>
           </w:p>
         </w:tc>
@@ -610,7 +1288,25 @@
                 <w:sz w:val="24"/>
                 <w:szCs w:val="24"/>
               </w:rPr>
-              <w:t>{nama}</w:t>
+              <w:t>{</w:t>
+            </w:r>
+            <w:proofErr w:type="spellStart"/>
+            <w:r>
+              <w:rPr>
+                <w:rFonts w:ascii="Arial Nova Cond" w:hAnsi="Arial Nova Cond"/>
+                <w:sz w:val="24"/>
+                <w:szCs w:val="24"/>
+              </w:rPr>
+              <w:t>nama</w:t>
+            </w:r>
+            <w:proofErr w:type="spellEnd"/>
+            <w:r>
+              <w:rPr>
+                <w:rFonts w:ascii="Arial Nova Cond" w:hAnsi="Arial Nova Cond"/>
+                <w:sz w:val="24"/>
+                <w:szCs w:val="24"/>
+              </w:rPr>
+              <w:t>}</w:t>
             </w:r>
           </w:p>
           <w:p>
@@ -646,7 +1342,25 @@
                 <w:sz w:val="24"/>
                 <w:szCs w:val="24"/>
               </w:rPr>
-              <w:t>{pangkat_golongan}</w:t>
+              <w:t>{</w:t>
+            </w:r>
+            <w:proofErr w:type="spellStart"/>
+            <w:r>
+              <w:rPr>
+                <w:rFonts w:ascii="Arial Nova Cond" w:hAnsi="Arial Nova Cond"/>
+                <w:sz w:val="24"/>
+                <w:szCs w:val="24"/>
+              </w:rPr>
+              <w:t>pangkat_golongan</w:t>
+            </w:r>
+            <w:proofErr w:type="spellEnd"/>
+            <w:r>
+              <w:rPr>
+                <w:rFonts w:ascii="Arial Nova Cond" w:hAnsi="Arial Nova Cond"/>
+                <w:sz w:val="24"/>
+                <w:szCs w:val="24"/>
+              </w:rPr>
+              <w:t>}</w:t>
             </w:r>
           </w:p>
           <w:p>
@@ -664,7 +1378,25 @@
                 <w:sz w:val="24"/>
                 <w:szCs w:val="24"/>
               </w:rPr>
-              <w:t>{jabatan}</w:t>
+              <w:t>{</w:t>
+            </w:r>
+            <w:proofErr w:type="spellStart"/>
+            <w:r>
+              <w:rPr>
+                <w:rFonts w:ascii="Arial Nova Cond" w:hAnsi="Arial Nova Cond"/>
+                <w:sz w:val="24"/>
+                <w:szCs w:val="24"/>
+              </w:rPr>
+              <w:t>jabatan</w:t>
+            </w:r>
+            <w:proofErr w:type="spellEnd"/>
+            <w:r>
+              <w:rPr>
+                <w:rFonts w:ascii="Arial Nova Cond" w:hAnsi="Arial Nova Cond"/>
+                <w:sz w:val="24"/>
+                <w:szCs w:val="24"/>
+              </w:rPr>
+              <w:t>}</w:t>
             </w:r>
           </w:p>
           <w:p>
@@ -682,8 +1414,72 @@
                 <w:sz w:val="24"/>
                 <w:szCs w:val="24"/>
               </w:rPr>
-              <w:t>Dinas Lingkungan Hidup Kabupaten Sragen</w:t>
-            </w:r>
+              <w:t xml:space="preserve">Dinas </w:t>
+            </w:r>
+            <w:proofErr w:type="spellStart"/>
+            <w:r>
+              <w:rPr>
+                <w:rFonts w:ascii="Arial Nova Cond" w:hAnsi="Arial Nova Cond"/>
+                <w:sz w:val="24"/>
+                <w:szCs w:val="24"/>
+              </w:rPr>
+              <w:t>Lingkungan</w:t>
+            </w:r>
+            <w:proofErr w:type="spellEnd"/>
+            <w:r>
+              <w:rPr>
+                <w:rFonts w:ascii="Arial Nova Cond" w:hAnsi="Arial Nova Cond"/>
+                <w:sz w:val="24"/>
+                <w:szCs w:val="24"/>
+              </w:rPr>
+              <w:t xml:space="preserve"> </w:t>
+            </w:r>
+            <w:proofErr w:type="spellStart"/>
+            <w:r>
+              <w:rPr>
+                <w:rFonts w:ascii="Arial Nova Cond" w:hAnsi="Arial Nova Cond"/>
+                <w:sz w:val="24"/>
+                <w:szCs w:val="24"/>
+              </w:rPr>
+              <w:t>Hidup</w:t>
+            </w:r>
+            <w:proofErr w:type="spellEnd"/>
+            <w:r>
+              <w:rPr>
+                <w:rFonts w:ascii="Arial Nova Cond" w:hAnsi="Arial Nova Cond"/>
+                <w:sz w:val="24"/>
+                <w:szCs w:val="24"/>
+              </w:rPr>
+              <w:t xml:space="preserve"> </w:t>
+            </w:r>
+            <w:proofErr w:type="spellStart"/>
+            <w:r>
+              <w:rPr>
+                <w:rFonts w:ascii="Arial Nova Cond" w:hAnsi="Arial Nova Cond"/>
+                <w:sz w:val="24"/>
+                <w:szCs w:val="24"/>
+              </w:rPr>
+              <w:t>Kabupaten</w:t>
+            </w:r>
+            <w:proofErr w:type="spellEnd"/>
+            <w:r>
+              <w:rPr>
+                <w:rFonts w:ascii="Arial Nova Cond" w:hAnsi="Arial Nova Cond"/>
+                <w:sz w:val="24"/>
+                <w:szCs w:val="24"/>
+              </w:rPr>
+              <w:t xml:space="preserve"> </w:t>
+            </w:r>
+            <w:proofErr w:type="spellStart"/>
+            <w:r>
+              <w:rPr>
+                <w:rFonts w:ascii="Arial Nova Cond" w:hAnsi="Arial Nova Cond"/>
+                <w:sz w:val="24"/>
+                <w:szCs w:val="24"/>
+              </w:rPr>
+              <w:t>Sragen</w:t>
+            </w:r>
+            <w:proofErr w:type="spellEnd"/>
           </w:p>
           <w:p>
             <w:pPr>
@@ -700,7 +1496,25 @@
                 <w:sz w:val="24"/>
                 <w:szCs w:val="24"/>
               </w:rPr>
-              <w:t>{/tim_penilai_lengkap}</w:t>
+              <w:t>{/</w:t>
+            </w:r>
+            <w:proofErr w:type="spellStart"/>
+            <w:r>
+              <w:rPr>
+                <w:rFonts w:ascii="Arial Nova Cond" w:hAnsi="Arial Nova Cond"/>
+                <w:sz w:val="24"/>
+                <w:szCs w:val="24"/>
+              </w:rPr>
+              <w:t>tim_penilai_lengkap</w:t>
+            </w:r>
+            <w:proofErr w:type="spellEnd"/>
+            <w:r>
+              <w:rPr>
+                <w:rFonts w:ascii="Arial Nova Cond" w:hAnsi="Arial Nova Cond"/>
+                <w:sz w:val="24"/>
+                <w:szCs w:val="24"/>
+              </w:rPr>
+              <w:t>}</w:t>
             </w:r>
           </w:p>
           <w:p>
@@ -869,7 +1683,25 @@
                 <w:sz w:val="24"/>
                 <w:szCs w:val="24"/>
               </w:rPr>
-              <w:t>{nama_badan_usaha_kegiatan}</w:t>
+              <w:t>{</w:t>
+            </w:r>
+            <w:proofErr w:type="spellStart"/>
+            <w:r>
+              <w:rPr>
+                <w:rFonts w:ascii="Arial Nova Cond" w:hAnsi="Arial Nova Cond"/>
+                <w:sz w:val="24"/>
+                <w:szCs w:val="24"/>
+              </w:rPr>
+              <w:t>nama_badan_usaha_kegiatan</w:t>
+            </w:r>
+            <w:proofErr w:type="spellEnd"/>
+            <w:r>
+              <w:rPr>
+                <w:rFonts w:ascii="Arial Nova Cond" w:hAnsi="Arial Nova Cond"/>
+                <w:sz w:val="24"/>
+                <w:szCs w:val="24"/>
+              </w:rPr>
+              <w:t>}</w:t>
             </w:r>
           </w:p>
         </w:tc>
@@ -975,7 +1807,25 @@
                 <w:sz w:val="24"/>
                 <w:szCs w:val="24"/>
               </w:rPr>
-              <w:t>{kbli}</w:t>
+              <w:t>{</w:t>
+            </w:r>
+            <w:proofErr w:type="spellStart"/>
+            <w:r>
+              <w:rPr>
+                <w:rFonts w:ascii="Arial Nova Cond" w:hAnsi="Arial Nova Cond"/>
+                <w:sz w:val="24"/>
+                <w:szCs w:val="24"/>
+              </w:rPr>
+              <w:t>kbli</w:t>
+            </w:r>
+            <w:proofErr w:type="spellEnd"/>
+            <w:r>
+              <w:rPr>
+                <w:rFonts w:ascii="Arial Nova Cond" w:hAnsi="Arial Nova Cond"/>
+                <w:sz w:val="24"/>
+                <w:szCs w:val="24"/>
+              </w:rPr>
+              <w:t>}</w:t>
             </w:r>
           </w:p>
         </w:tc>
@@ -1017,14 +1867,34 @@
                 <w:szCs w:val="24"/>
               </w:rPr>
             </w:pPr>
-            <w:r>
-              <w:rPr>
-                <w:rFonts w:ascii="Arial Nova Cond" w:hAnsi="Arial Nova Cond"/>
-                <w:sz w:val="24"/>
-                <w:szCs w:val="24"/>
-              </w:rPr>
-              <w:t>Tahun beroperasi</w:t>
-            </w:r>
+            <w:proofErr w:type="spellStart"/>
+            <w:r>
+              <w:rPr>
+                <w:rFonts w:ascii="Arial Nova Cond" w:hAnsi="Arial Nova Cond"/>
+                <w:sz w:val="24"/>
+                <w:szCs w:val="24"/>
+              </w:rPr>
+              <w:t>Tahun</w:t>
+            </w:r>
+            <w:proofErr w:type="spellEnd"/>
+            <w:r>
+              <w:rPr>
+                <w:rFonts w:ascii="Arial Nova Cond" w:hAnsi="Arial Nova Cond"/>
+                <w:sz w:val="24"/>
+                <w:szCs w:val="24"/>
+              </w:rPr>
+              <w:t xml:space="preserve"> </w:t>
+            </w:r>
+            <w:proofErr w:type="spellStart"/>
+            <w:r>
+              <w:rPr>
+                <w:rFonts w:ascii="Arial Nova Cond" w:hAnsi="Arial Nova Cond"/>
+                <w:sz w:val="24"/>
+                <w:szCs w:val="24"/>
+              </w:rPr>
+              <w:t>beroperasi</w:t>
+            </w:r>
+            <w:proofErr w:type="spellEnd"/>
           </w:p>
         </w:tc>
         <w:tc>
@@ -1069,7 +1939,25 @@
                 <w:sz w:val="24"/>
                 <w:szCs w:val="24"/>
               </w:rPr>
-              <w:t>{tahun_operasi}</w:t>
+              <w:t>{</w:t>
+            </w:r>
+            <w:proofErr w:type="spellStart"/>
+            <w:r>
+              <w:rPr>
+                <w:rFonts w:ascii="Arial Nova Cond" w:hAnsi="Arial Nova Cond"/>
+                <w:sz w:val="24"/>
+                <w:szCs w:val="24"/>
+              </w:rPr>
+              <w:t>tahun_operasi</w:t>
+            </w:r>
+            <w:proofErr w:type="spellEnd"/>
+            <w:r>
+              <w:rPr>
+                <w:rFonts w:ascii="Arial Nova Cond" w:hAnsi="Arial Nova Cond"/>
+                <w:sz w:val="24"/>
+                <w:szCs w:val="24"/>
+              </w:rPr>
+              <w:t>}</w:t>
             </w:r>
           </w:p>
         </w:tc>
@@ -1117,8 +2005,18 @@
                 <w:sz w:val="24"/>
                 <w:szCs w:val="24"/>
               </w:rPr>
-              <w:t>Status permodalan</w:t>
-            </w:r>
+              <w:t xml:space="preserve">Status </w:t>
+            </w:r>
+            <w:proofErr w:type="spellStart"/>
+            <w:r>
+              <w:rPr>
+                <w:rFonts w:ascii="Arial Nova Cond" w:hAnsi="Arial Nova Cond"/>
+                <w:sz w:val="24"/>
+                <w:szCs w:val="24"/>
+              </w:rPr>
+              <w:t>permodalan</w:t>
+            </w:r>
+            <w:proofErr w:type="spellEnd"/>
           </w:p>
         </w:tc>
         <w:tc>
@@ -1163,7 +2061,25 @@
                 <w:sz w:val="24"/>
                 <w:szCs w:val="24"/>
               </w:rPr>
-              <w:t>{status_permodalan}</w:t>
+              <w:t>{</w:t>
+            </w:r>
+            <w:proofErr w:type="spellStart"/>
+            <w:r>
+              <w:rPr>
+                <w:rFonts w:ascii="Arial Nova Cond" w:hAnsi="Arial Nova Cond"/>
+                <w:sz w:val="24"/>
+                <w:szCs w:val="24"/>
+              </w:rPr>
+              <w:t>status_permodalan</w:t>
+            </w:r>
+            <w:proofErr w:type="spellEnd"/>
+            <w:r>
+              <w:rPr>
+                <w:rFonts w:ascii="Arial Nova Cond" w:hAnsi="Arial Nova Cond"/>
+                <w:sz w:val="24"/>
+                <w:szCs w:val="24"/>
+              </w:rPr>
+              <w:t>}</w:t>
             </w:r>
           </w:p>
         </w:tc>
@@ -1211,8 +2127,72 @@
                 <w:sz w:val="24"/>
                 <w:szCs w:val="24"/>
               </w:rPr>
-              <w:t>Nama penanggung jawab Usaha dan/atau Kegiatan</w:t>
-            </w:r>
+              <w:t xml:space="preserve">Nama </w:t>
+            </w:r>
+            <w:proofErr w:type="spellStart"/>
+            <w:r>
+              <w:rPr>
+                <w:rFonts w:ascii="Arial Nova Cond" w:hAnsi="Arial Nova Cond"/>
+                <w:sz w:val="24"/>
+                <w:szCs w:val="24"/>
+              </w:rPr>
+              <w:t>penanggung</w:t>
+            </w:r>
+            <w:proofErr w:type="spellEnd"/>
+            <w:r>
+              <w:rPr>
+                <w:rFonts w:ascii="Arial Nova Cond" w:hAnsi="Arial Nova Cond"/>
+                <w:sz w:val="24"/>
+                <w:szCs w:val="24"/>
+              </w:rPr>
+              <w:t xml:space="preserve"> </w:t>
+            </w:r>
+            <w:proofErr w:type="spellStart"/>
+            <w:r>
+              <w:rPr>
+                <w:rFonts w:ascii="Arial Nova Cond" w:hAnsi="Arial Nova Cond"/>
+                <w:sz w:val="24"/>
+                <w:szCs w:val="24"/>
+              </w:rPr>
+              <w:t>jawab</w:t>
+            </w:r>
+            <w:proofErr w:type="spellEnd"/>
+            <w:r>
+              <w:rPr>
+                <w:rFonts w:ascii="Arial Nova Cond" w:hAnsi="Arial Nova Cond"/>
+                <w:sz w:val="24"/>
+                <w:szCs w:val="24"/>
+              </w:rPr>
+              <w:t xml:space="preserve"> Usaha dan/</w:t>
+            </w:r>
+            <w:proofErr w:type="spellStart"/>
+            <w:r>
+              <w:rPr>
+                <w:rFonts w:ascii="Arial Nova Cond" w:hAnsi="Arial Nova Cond"/>
+                <w:sz w:val="24"/>
+                <w:szCs w:val="24"/>
+              </w:rPr>
+              <w:t>atau</w:t>
+            </w:r>
+            <w:proofErr w:type="spellEnd"/>
+            <w:r>
+              <w:rPr>
+                <w:rFonts w:ascii="Arial Nova Cond" w:hAnsi="Arial Nova Cond"/>
+                <w:sz w:val="24"/>
+                <w:szCs w:val="24"/>
+              </w:rPr>
+              <w:t xml:space="preserve"> </w:t>
+            </w:r>
+            <w:proofErr w:type="spellStart"/>
+            <w:r>
+              <w:rPr>
+                <w:rFonts w:ascii="Arial Nova Cond" w:hAnsi="Arial Nova Cond"/>
+                <w:sz w:val="24"/>
+                <w:szCs w:val="24"/>
+              </w:rPr>
+              <w:t>Kegiatan</w:t>
+            </w:r>
+            <w:proofErr w:type="spellEnd"/>
           </w:p>
         </w:tc>
         <w:tc>
@@ -1257,7 +2237,25 @@
                 <w:sz w:val="24"/>
                 <w:szCs w:val="24"/>
               </w:rPr>
-              <w:t>{pj_nama}</w:t>
+              <w:t>{</w:t>
+            </w:r>
+            <w:proofErr w:type="spellStart"/>
+            <w:r>
+              <w:rPr>
+                <w:rFonts w:ascii="Arial Nova Cond" w:hAnsi="Arial Nova Cond"/>
+                <w:sz w:val="24"/>
+                <w:szCs w:val="24"/>
+              </w:rPr>
+              <w:t>pj_nama</w:t>
+            </w:r>
+            <w:proofErr w:type="spellEnd"/>
+            <w:r>
+              <w:rPr>
+                <w:rFonts w:ascii="Arial Nova Cond" w:hAnsi="Arial Nova Cond"/>
+                <w:sz w:val="24"/>
+                <w:szCs w:val="24"/>
+              </w:rPr>
+              <w:t>}</w:t>
             </w:r>
           </w:p>
         </w:tc>
@@ -1299,14 +2297,88 @@
                 <w:szCs w:val="24"/>
               </w:rPr>
             </w:pPr>
-            <w:r>
-              <w:rPr>
-                <w:rFonts w:ascii="Arial Nova Cond" w:hAnsi="Arial Nova Cond"/>
-                <w:sz w:val="24"/>
-                <w:szCs w:val="24"/>
-              </w:rPr>
-              <w:t>Jabatan penanggung jawab Usaha dan/atau Kegiatan</w:t>
-            </w:r>
+            <w:proofErr w:type="spellStart"/>
+            <w:r>
+              <w:rPr>
+                <w:rFonts w:ascii="Arial Nova Cond" w:hAnsi="Arial Nova Cond"/>
+                <w:sz w:val="24"/>
+                <w:szCs w:val="24"/>
+              </w:rPr>
+              <w:t>Jabatan</w:t>
+            </w:r>
+            <w:proofErr w:type="spellEnd"/>
+            <w:r>
+              <w:rPr>
+                <w:rFonts w:ascii="Arial Nova Cond" w:hAnsi="Arial Nova Cond"/>
+                <w:sz w:val="24"/>
+                <w:szCs w:val="24"/>
+              </w:rPr>
+              <w:t xml:space="preserve"> </w:t>
+            </w:r>
+            <w:proofErr w:type="spellStart"/>
+            <w:r>
+              <w:rPr>
+                <w:rFonts w:ascii="Arial Nova Cond" w:hAnsi="Arial Nova Cond"/>
+                <w:sz w:val="24"/>
+                <w:szCs w:val="24"/>
+              </w:rPr>
+              <w:t>penanggung</w:t>
+            </w:r>
+            <w:proofErr w:type="spellEnd"/>
+            <w:r>
+              <w:rPr>
+                <w:rFonts w:ascii="Arial Nova Cond" w:hAnsi="Arial Nova Cond"/>
+                <w:sz w:val="24"/>
+                <w:szCs w:val="24"/>
+              </w:rPr>
+              <w:t xml:space="preserve"> </w:t>
+            </w:r>
+            <w:proofErr w:type="spellStart"/>
+            <w:r>
+              <w:rPr>
+                <w:rFonts w:ascii="Arial Nova Cond" w:hAnsi="Arial Nova Cond"/>
+                <w:sz w:val="24"/>
+                <w:szCs w:val="24"/>
+              </w:rPr>
+              <w:t>jawab</w:t>
+            </w:r>
+            <w:proofErr w:type="spellEnd"/>
+            <w:r>
+              <w:rPr>
+                <w:rFonts w:ascii="Arial Nova Cond" w:hAnsi="Arial Nova Cond"/>
+                <w:sz w:val="24"/>
+                <w:szCs w:val="24"/>
+              </w:rPr>
+              <w:t xml:space="preserve"> Usaha dan/</w:t>
+            </w:r>
+            <w:proofErr w:type="spellStart"/>
+            <w:r>
+              <w:rPr>
+                <w:rFonts w:ascii="Arial Nova Cond" w:hAnsi="Arial Nova Cond"/>
+                <w:sz w:val="24"/>
+                <w:szCs w:val="24"/>
+              </w:rPr>
+              <w:t>atau</w:t>
+            </w:r>
+            <w:proofErr w:type="spellEnd"/>
+            <w:r>
+              <w:rPr>
+                <w:rFonts w:ascii="Arial Nova Cond" w:hAnsi="Arial Nova Cond"/>
+                <w:sz w:val="24"/>
+                <w:szCs w:val="24"/>
+              </w:rPr>
+              <w:t xml:space="preserve"> </w:t>
+            </w:r>
+            <w:proofErr w:type="spellStart"/>
+            <w:r>
+              <w:rPr>
+                <w:rFonts w:ascii="Arial Nova Cond" w:hAnsi="Arial Nova Cond"/>
+                <w:sz w:val="24"/>
+                <w:szCs w:val="24"/>
+              </w:rPr>
+              <w:t>Kegiatan</w:t>
+            </w:r>
+            <w:proofErr w:type="spellEnd"/>
           </w:p>
         </w:tc>
         <w:tc>
@@ -1351,7 +2423,25 @@
                 <w:sz w:val="24"/>
                 <w:szCs w:val="24"/>
               </w:rPr>
-              <w:t>{pj_jabatan}</w:t>
+              <w:t>{</w:t>
+            </w:r>
+            <w:proofErr w:type="spellStart"/>
+            <w:r>
+              <w:rPr>
+                <w:rFonts w:ascii="Arial Nova Cond" w:hAnsi="Arial Nova Cond"/>
+                <w:sz w:val="24"/>
+                <w:szCs w:val="24"/>
+              </w:rPr>
+              <w:t>pj_jabatan</w:t>
+            </w:r>
+            <w:proofErr w:type="spellEnd"/>
+            <w:r>
+              <w:rPr>
+                <w:rFonts w:ascii="Arial Nova Cond" w:hAnsi="Arial Nova Cond"/>
+                <w:sz w:val="24"/>
+                <w:szCs w:val="24"/>
+              </w:rPr>
+              <w:t>}</w:t>
             </w:r>
           </w:p>
         </w:tc>
@@ -1447,7 +2537,25 @@
                 <w:sz w:val="24"/>
                 <w:szCs w:val="24"/>
               </w:rPr>
-              <w:t>{alamat_lokasi}</w:t>
+              <w:t>{</w:t>
+            </w:r>
+            <w:proofErr w:type="spellStart"/>
+            <w:r>
+              <w:rPr>
+                <w:rFonts w:ascii="Arial Nova Cond" w:hAnsi="Arial Nova Cond"/>
+                <w:sz w:val="24"/>
+                <w:szCs w:val="24"/>
+              </w:rPr>
+              <w:t>alamat_lokasi</w:t>
+            </w:r>
+            <w:proofErr w:type="spellEnd"/>
+            <w:r>
+              <w:rPr>
+                <w:rFonts w:ascii="Arial Nova Cond" w:hAnsi="Arial Nova Cond"/>
+                <w:sz w:val="24"/>
+                <w:szCs w:val="24"/>
+              </w:rPr>
+              <w:t>}</w:t>
             </w:r>
           </w:p>
         </w:tc>
@@ -1489,13 +2597,41 @@
                 <w:szCs w:val="24"/>
               </w:rPr>
             </w:pPr>
-            <w:r>
-              <w:rPr>
-                <w:rFonts w:ascii="Arial Nova Cond" w:hAnsi="Arial Nova Cond"/>
-                <w:sz w:val="24"/>
-                <w:szCs w:val="24"/>
-              </w:rPr>
-              <w:t>Nomor telepon/ fax</w:t>
+            <w:proofErr w:type="spellStart"/>
+            <w:r>
+              <w:rPr>
+                <w:rFonts w:ascii="Arial Nova Cond" w:hAnsi="Arial Nova Cond"/>
+                <w:sz w:val="24"/>
+                <w:szCs w:val="24"/>
+              </w:rPr>
+              <w:t>Nomor</w:t>
+            </w:r>
+            <w:proofErr w:type="spellEnd"/>
+            <w:r>
+              <w:rPr>
+                <w:rFonts w:ascii="Arial Nova Cond" w:hAnsi="Arial Nova Cond"/>
+                <w:sz w:val="24"/>
+                <w:szCs w:val="24"/>
+              </w:rPr>
+              <w:t xml:space="preserve"> </w:t>
+            </w:r>
+            <w:proofErr w:type="spellStart"/>
+            <w:r>
+              <w:rPr>
+                <w:rFonts w:ascii="Arial Nova Cond" w:hAnsi="Arial Nova Cond"/>
+                <w:sz w:val="24"/>
+                <w:szCs w:val="24"/>
+              </w:rPr>
+              <w:t>telepon</w:t>
+            </w:r>
+            <w:proofErr w:type="spellEnd"/>
+            <w:r>
+              <w:rPr>
+                <w:rFonts w:ascii="Arial Nova Cond" w:hAnsi="Arial Nova Cond"/>
+                <w:sz w:val="24"/>
+                <w:szCs w:val="24"/>
+              </w:rPr>
+              <w:t>/ fax</w:t>
             </w:r>
           </w:p>
         </w:tc>
@@ -1541,7 +2677,25 @@
                 <w:sz w:val="24"/>
                 <w:szCs w:val="24"/>
               </w:rPr>
-              <w:t>{telepon}</w:t>
+              <w:t>{</w:t>
+            </w:r>
+            <w:proofErr w:type="spellStart"/>
+            <w:r>
+              <w:rPr>
+                <w:rFonts w:ascii="Arial Nova Cond" w:hAnsi="Arial Nova Cond"/>
+                <w:sz w:val="24"/>
+                <w:szCs w:val="24"/>
+              </w:rPr>
+              <w:t>telepon</w:t>
+            </w:r>
+            <w:proofErr w:type="spellEnd"/>
+            <w:r>
+              <w:rPr>
+                <w:rFonts w:ascii="Arial Nova Cond" w:hAnsi="Arial Nova Cond"/>
+                <w:sz w:val="24"/>
+                <w:szCs w:val="24"/>
+              </w:rPr>
+              <w:t>}</w:t>
             </w:r>
           </w:p>
         </w:tc>
@@ -1583,14 +2737,70 @@
                 <w:szCs w:val="24"/>
               </w:rPr>
             </w:pPr>
-            <w:r>
-              <w:rPr>
-                <w:rFonts w:ascii="Arial Nova Cond" w:hAnsi="Arial Nova Cond"/>
-                <w:sz w:val="24"/>
-                <w:szCs w:val="24"/>
-              </w:rPr>
-              <w:t>Koordinat lokasi Usaha dan/atau Kegiatan</w:t>
-            </w:r>
+            <w:proofErr w:type="spellStart"/>
+            <w:r>
+              <w:rPr>
+                <w:rFonts w:ascii="Arial Nova Cond" w:hAnsi="Arial Nova Cond"/>
+                <w:sz w:val="24"/>
+                <w:szCs w:val="24"/>
+              </w:rPr>
+              <w:t>Koordinat</w:t>
+            </w:r>
+            <w:proofErr w:type="spellEnd"/>
+            <w:r>
+              <w:rPr>
+                <w:rFonts w:ascii="Arial Nova Cond" w:hAnsi="Arial Nova Cond"/>
+                <w:sz w:val="24"/>
+                <w:szCs w:val="24"/>
+              </w:rPr>
+              <w:t xml:space="preserve"> </w:t>
+            </w:r>
+            <w:proofErr w:type="spellStart"/>
+            <w:r>
+              <w:rPr>
+                <w:rFonts w:ascii="Arial Nova Cond" w:hAnsi="Arial Nova Cond"/>
+                <w:sz w:val="24"/>
+                <w:szCs w:val="24"/>
+              </w:rPr>
+              <w:t>lokasi</w:t>
+            </w:r>
+            <w:proofErr w:type="spellEnd"/>
+            <w:r>
+              <w:rPr>
+                <w:rFonts w:ascii="Arial Nova Cond" w:hAnsi="Arial Nova Cond"/>
+                <w:sz w:val="24"/>
+                <w:szCs w:val="24"/>
+              </w:rPr>
+              <w:t xml:space="preserve"> Usaha dan/</w:t>
+            </w:r>
+            <w:proofErr w:type="spellStart"/>
+            <w:r>
+              <w:rPr>
+                <w:rFonts w:ascii="Arial Nova Cond" w:hAnsi="Arial Nova Cond"/>
+                <w:sz w:val="24"/>
+                <w:szCs w:val="24"/>
+              </w:rPr>
+              <w:t>atau</w:t>
+            </w:r>
+            <w:proofErr w:type="spellEnd"/>
+            <w:r>
+              <w:rPr>
+                <w:rFonts w:ascii="Arial Nova Cond" w:hAnsi="Arial Nova Cond"/>
+                <w:sz w:val="24"/>
+                <w:szCs w:val="24"/>
+              </w:rPr>
+              <w:t xml:space="preserve"> </w:t>
+            </w:r>
+            <w:proofErr w:type="spellStart"/>
+            <w:r>
+              <w:rPr>
+                <w:rFonts w:ascii="Arial Nova Cond" w:hAnsi="Arial Nova Cond"/>
+                <w:sz w:val="24"/>
+                <w:szCs w:val="24"/>
+              </w:rPr>
+              <w:t>Kegiatan</w:t>
+            </w:r>
+            <w:proofErr w:type="spellEnd"/>
           </w:p>
         </w:tc>
         <w:tc>
@@ -1636,7 +2846,25 @@
                 <w:sz w:val="24"/>
                 <w:szCs w:val="24"/>
               </w:rPr>
-              <w:t>{koordinat}</w:t>
+              <w:t>{</w:t>
+            </w:r>
+            <w:proofErr w:type="spellStart"/>
+            <w:r>
+              <w:rPr>
+                <w:rFonts w:ascii="Arial Nova Cond" w:hAnsi="Arial Nova Cond"/>
+                <w:sz w:val="24"/>
+                <w:szCs w:val="24"/>
+              </w:rPr>
+              <w:t>koordinat</w:t>
+            </w:r>
+            <w:proofErr w:type="spellEnd"/>
+            <w:r>
+              <w:rPr>
+                <w:rFonts w:ascii="Arial Nova Cond" w:hAnsi="Arial Nova Cond"/>
+                <w:sz w:val="24"/>
+                <w:szCs w:val="24"/>
+              </w:rPr>
+              <w:t>}</w:t>
             </w:r>
           </w:p>
         </w:tc>
@@ -1745,7 +2973,25 @@
                 <w:sz w:val="24"/>
                 <w:szCs w:val="24"/>
               </w:rPr>
-              <w:t>{batas_utara}</w:t>
+              <w:t>{</w:t>
+            </w:r>
+            <w:proofErr w:type="spellStart"/>
+            <w:r>
+              <w:rPr>
+                <w:rFonts w:ascii="Arial Nova Cond" w:hAnsi="Arial Nova Cond"/>
+                <w:sz w:val="24"/>
+                <w:szCs w:val="24"/>
+              </w:rPr>
+              <w:t>batas_utara</w:t>
+            </w:r>
+            <w:proofErr w:type="spellEnd"/>
+            <w:r>
+              <w:rPr>
+                <w:rFonts w:ascii="Arial Nova Cond" w:hAnsi="Arial Nova Cond"/>
+                <w:sz w:val="24"/>
+                <w:szCs w:val="24"/>
+              </w:rPr>
+              <w:t>}</w:t>
             </w:r>
           </w:p>
           <w:p>
@@ -1773,7 +3019,25 @@
                 <w:sz w:val="24"/>
                 <w:szCs w:val="24"/>
               </w:rPr>
-              <w:t>{batas_timur}</w:t>
+              <w:t>{</w:t>
+            </w:r>
+            <w:proofErr w:type="spellStart"/>
+            <w:r>
+              <w:rPr>
+                <w:rFonts w:ascii="Arial Nova Cond" w:hAnsi="Arial Nova Cond"/>
+                <w:sz w:val="24"/>
+                <w:szCs w:val="24"/>
+              </w:rPr>
+              <w:t>batas_timur</w:t>
+            </w:r>
+            <w:proofErr w:type="spellEnd"/>
+            <w:r>
+              <w:rPr>
+                <w:rFonts w:ascii="Arial Nova Cond" w:hAnsi="Arial Nova Cond"/>
+                <w:sz w:val="24"/>
+                <w:szCs w:val="24"/>
+              </w:rPr>
+              <w:t>}</w:t>
             </w:r>
           </w:p>
           <w:p>
@@ -1801,7 +3065,25 @@
                 <w:sz w:val="24"/>
                 <w:szCs w:val="24"/>
               </w:rPr>
-              <w:t>{batas_selatan}</w:t>
+              <w:t>{</w:t>
+            </w:r>
+            <w:proofErr w:type="spellStart"/>
+            <w:r>
+              <w:rPr>
+                <w:rFonts w:ascii="Arial Nova Cond" w:hAnsi="Arial Nova Cond"/>
+                <w:sz w:val="24"/>
+                <w:szCs w:val="24"/>
+              </w:rPr>
+              <w:t>batas_selatan</w:t>
+            </w:r>
+            <w:proofErr w:type="spellEnd"/>
+            <w:r>
+              <w:rPr>
+                <w:rFonts w:ascii="Arial Nova Cond" w:hAnsi="Arial Nova Cond"/>
+                <w:sz w:val="24"/>
+                <w:szCs w:val="24"/>
+              </w:rPr>
+              <w:t>}</w:t>
             </w:r>
           </w:p>
           <w:p>
@@ -1829,7 +3111,25 @@
                 <w:sz w:val="24"/>
                 <w:szCs w:val="24"/>
               </w:rPr>
-              <w:t>{batas_barat}</w:t>
+              <w:t>{</w:t>
+            </w:r>
+            <w:proofErr w:type="spellStart"/>
+            <w:r>
+              <w:rPr>
+                <w:rFonts w:ascii="Arial Nova Cond" w:hAnsi="Arial Nova Cond"/>
+                <w:sz w:val="24"/>
+                <w:szCs w:val="24"/>
+              </w:rPr>
+              <w:t>batas_barat</w:t>
+            </w:r>
+            <w:proofErr w:type="spellEnd"/>
+            <w:r>
+              <w:rPr>
+                <w:rFonts w:ascii="Arial Nova Cond" w:hAnsi="Arial Nova Cond"/>
+                <w:sz w:val="24"/>
+                <w:szCs w:val="24"/>
+              </w:rPr>
+              <w:t>}</w:t>
             </w:r>
           </w:p>
         </w:tc>
@@ -1965,7 +3265,25 @@
                 <w:sz w:val="24"/>
                 <w:szCs w:val="24"/>
               </w:rPr>
-              <w:t xml:space="preserve">{luas_lahan} </w:t>
+              <w:t>{</w:t>
+            </w:r>
+            <w:proofErr w:type="spellStart"/>
+            <w:r>
+              <w:rPr>
+                <w:rFonts w:ascii="Arial Nova Cond" w:hAnsi="Arial Nova Cond"/>
+                <w:sz w:val="24"/>
+                <w:szCs w:val="24"/>
+              </w:rPr>
+              <w:t>luas_lahan</w:t>
+            </w:r>
+            <w:proofErr w:type="spellEnd"/>
+            <w:r>
+              <w:rPr>
+                <w:rFonts w:ascii="Arial Nova Cond" w:hAnsi="Arial Nova Cond"/>
+                <w:sz w:val="24"/>
+                <w:szCs w:val="24"/>
+              </w:rPr>
+              <w:t xml:space="preserve">} </w:t>
             </w:r>
             <w:r>
               <w:rPr>
@@ -2118,7 +3436,25 @@
                 <w:sz w:val="24"/>
                 <w:szCs w:val="24"/>
               </w:rPr>
-              <w:t>{kapasitas_produksi}</w:t>
+              <w:t>{</w:t>
+            </w:r>
+            <w:proofErr w:type="spellStart"/>
+            <w:r>
+              <w:rPr>
+                <w:rFonts w:ascii="Arial Nova Cond" w:hAnsi="Arial Nova Cond" w:cs="Arial"/>
+                <w:sz w:val="24"/>
+                <w:szCs w:val="24"/>
+              </w:rPr>
+              <w:t>kapasitas_produksi</w:t>
+            </w:r>
+            <w:proofErr w:type="spellEnd"/>
+            <w:r>
+              <w:rPr>
+                <w:rFonts w:ascii="Arial Nova Cond" w:hAnsi="Arial Nova Cond" w:cs="Arial"/>
+                <w:sz w:val="24"/>
+                <w:szCs w:val="24"/>
+              </w:rPr>
+              <w:t>}</w:t>
             </w:r>
           </w:p>
         </w:tc>
@@ -2160,14 +3496,34 @@
                 <w:szCs w:val="24"/>
               </w:rPr>
             </w:pPr>
-            <w:r>
-              <w:rPr>
-                <w:rFonts w:ascii="Arial Nova Cond" w:hAnsi="Arial Nova Cond"/>
-                <w:sz w:val="24"/>
-                <w:szCs w:val="24"/>
-              </w:rPr>
-              <w:t>Jenis produk</w:t>
-            </w:r>
+            <w:proofErr w:type="spellStart"/>
+            <w:r>
+              <w:rPr>
+                <w:rFonts w:ascii="Arial Nova Cond" w:hAnsi="Arial Nova Cond"/>
+                <w:sz w:val="24"/>
+                <w:szCs w:val="24"/>
+              </w:rPr>
+              <w:t>Jenis</w:t>
+            </w:r>
+            <w:proofErr w:type="spellEnd"/>
+            <w:r>
+              <w:rPr>
+                <w:rFonts w:ascii="Arial Nova Cond" w:hAnsi="Arial Nova Cond"/>
+                <w:sz w:val="24"/>
+                <w:szCs w:val="24"/>
+              </w:rPr>
+              <w:t xml:space="preserve"> </w:t>
+            </w:r>
+            <w:proofErr w:type="spellStart"/>
+            <w:r>
+              <w:rPr>
+                <w:rFonts w:ascii="Arial Nova Cond" w:hAnsi="Arial Nova Cond"/>
+                <w:sz w:val="24"/>
+                <w:szCs w:val="24"/>
+              </w:rPr>
+              <w:t>produk</w:t>
+            </w:r>
+            <w:proofErr w:type="spellEnd"/>
           </w:p>
         </w:tc>
         <w:tc>
@@ -2212,7 +3568,25 @@
                 <w:sz w:val="24"/>
                 <w:szCs w:val="24"/>
               </w:rPr>
-              <w:t>{jenis_produk}</w:t>
+              <w:t>{</w:t>
+            </w:r>
+            <w:proofErr w:type="spellStart"/>
+            <w:r>
+              <w:rPr>
+                <w:rFonts w:ascii="Arial Nova Cond" w:hAnsi="Arial Nova Cond"/>
+                <w:sz w:val="24"/>
+                <w:szCs w:val="24"/>
+              </w:rPr>
+              <w:t>jenis_produk</w:t>
+            </w:r>
+            <w:proofErr w:type="spellEnd"/>
+            <w:r>
+              <w:rPr>
+                <w:rFonts w:ascii="Arial Nova Cond" w:hAnsi="Arial Nova Cond"/>
+                <w:sz w:val="24"/>
+                <w:szCs w:val="24"/>
+              </w:rPr>
+              <w:t>}</w:t>
             </w:r>
           </w:p>
         </w:tc>
@@ -2254,14 +3628,52 @@
                 <w:szCs w:val="24"/>
               </w:rPr>
             </w:pPr>
-            <w:r>
-              <w:rPr>
-                <w:rFonts w:ascii="Arial Nova Cond" w:hAnsi="Arial Nova Cond"/>
-                <w:sz w:val="24"/>
-                <w:szCs w:val="24"/>
-              </w:rPr>
-              <w:t>Bahan baku utama</w:t>
-            </w:r>
+            <w:proofErr w:type="spellStart"/>
+            <w:r>
+              <w:rPr>
+                <w:rFonts w:ascii="Arial Nova Cond" w:hAnsi="Arial Nova Cond"/>
+                <w:sz w:val="24"/>
+                <w:szCs w:val="24"/>
+              </w:rPr>
+              <w:t>Bahan</w:t>
+            </w:r>
+            <w:proofErr w:type="spellEnd"/>
+            <w:r>
+              <w:rPr>
+                <w:rFonts w:ascii="Arial Nova Cond" w:hAnsi="Arial Nova Cond"/>
+                <w:sz w:val="24"/>
+                <w:szCs w:val="24"/>
+              </w:rPr>
+              <w:t xml:space="preserve"> </w:t>
+            </w:r>
+            <w:proofErr w:type="spellStart"/>
+            <w:r>
+              <w:rPr>
+                <w:rFonts w:ascii="Arial Nova Cond" w:hAnsi="Arial Nova Cond"/>
+                <w:sz w:val="24"/>
+                <w:szCs w:val="24"/>
+              </w:rPr>
+              <w:t>baku</w:t>
+            </w:r>
+            <w:proofErr w:type="spellEnd"/>
+            <w:r>
+              <w:rPr>
+                <w:rFonts w:ascii="Arial Nova Cond" w:hAnsi="Arial Nova Cond"/>
+                <w:sz w:val="24"/>
+                <w:szCs w:val="24"/>
+              </w:rPr>
+              <w:t xml:space="preserve"> </w:t>
+            </w:r>
+            <w:proofErr w:type="spellStart"/>
+            <w:r>
+              <w:rPr>
+                <w:rFonts w:ascii="Arial Nova Cond" w:hAnsi="Arial Nova Cond"/>
+                <w:sz w:val="24"/>
+                <w:szCs w:val="24"/>
+              </w:rPr>
+              <w:t>utama</w:t>
+            </w:r>
+            <w:proofErr w:type="spellEnd"/>
           </w:p>
         </w:tc>
         <w:tc>
@@ -2306,7 +3718,25 @@
                 <w:sz w:val="24"/>
                 <w:szCs w:val="24"/>
               </w:rPr>
-              <w:t>{bahan_baku_utama}</w:t>
+              <w:t>{</w:t>
+            </w:r>
+            <w:proofErr w:type="spellStart"/>
+            <w:r>
+              <w:rPr>
+                <w:rFonts w:ascii="Arial Nova Cond" w:hAnsi="Arial Nova Cond"/>
+                <w:sz w:val="24"/>
+                <w:szCs w:val="24"/>
+              </w:rPr>
+              <w:t>bahan_baku_utama</w:t>
+            </w:r>
+            <w:proofErr w:type="spellEnd"/>
+            <w:r>
+              <w:rPr>
+                <w:rFonts w:ascii="Arial Nova Cond" w:hAnsi="Arial Nova Cond"/>
+                <w:sz w:val="24"/>
+                <w:szCs w:val="24"/>
+              </w:rPr>
+              <w:t>}</w:t>
             </w:r>
           </w:p>
         </w:tc>
@@ -2348,14 +3778,52 @@
                 <w:szCs w:val="24"/>
               </w:rPr>
             </w:pPr>
-            <w:r>
-              <w:rPr>
-                <w:rFonts w:ascii="Arial Nova Cond" w:hAnsi="Arial Nova Cond"/>
-                <w:sz w:val="24"/>
-                <w:szCs w:val="24"/>
-              </w:rPr>
-              <w:t>Bahan baku penolong</w:t>
-            </w:r>
+            <w:proofErr w:type="spellStart"/>
+            <w:r>
+              <w:rPr>
+                <w:rFonts w:ascii="Arial Nova Cond" w:hAnsi="Arial Nova Cond"/>
+                <w:sz w:val="24"/>
+                <w:szCs w:val="24"/>
+              </w:rPr>
+              <w:t>Bahan</w:t>
+            </w:r>
+            <w:proofErr w:type="spellEnd"/>
+            <w:r>
+              <w:rPr>
+                <w:rFonts w:ascii="Arial Nova Cond" w:hAnsi="Arial Nova Cond"/>
+                <w:sz w:val="24"/>
+                <w:szCs w:val="24"/>
+              </w:rPr>
+              <w:t xml:space="preserve"> </w:t>
+            </w:r>
+            <w:proofErr w:type="spellStart"/>
+            <w:r>
+              <w:rPr>
+                <w:rFonts w:ascii="Arial Nova Cond" w:hAnsi="Arial Nova Cond"/>
+                <w:sz w:val="24"/>
+                <w:szCs w:val="24"/>
+              </w:rPr>
+              <w:t>baku</w:t>
+            </w:r>
+            <w:proofErr w:type="spellEnd"/>
+            <w:r>
+              <w:rPr>
+                <w:rFonts w:ascii="Arial Nova Cond" w:hAnsi="Arial Nova Cond"/>
+                <w:sz w:val="24"/>
+                <w:szCs w:val="24"/>
+              </w:rPr>
+              <w:t xml:space="preserve"> </w:t>
+            </w:r>
+            <w:proofErr w:type="spellStart"/>
+            <w:r>
+              <w:rPr>
+                <w:rFonts w:ascii="Arial Nova Cond" w:hAnsi="Arial Nova Cond"/>
+                <w:sz w:val="24"/>
+                <w:szCs w:val="24"/>
+              </w:rPr>
+              <w:t>penolong</w:t>
+            </w:r>
+            <w:proofErr w:type="spellEnd"/>
           </w:p>
         </w:tc>
         <w:tc>
@@ -2401,7 +3869,25 @@
                 <w:sz w:val="24"/>
                 <w:szCs w:val="24"/>
               </w:rPr>
-              <w:t>{bahan_penolong}</w:t>
+              <w:t>{</w:t>
+            </w:r>
+            <w:proofErr w:type="spellStart"/>
+            <w:r>
+              <w:rPr>
+                <w:rFonts w:ascii="Arial Nova Cond" w:hAnsi="Arial Nova Cond"/>
+                <w:sz w:val="24"/>
+                <w:szCs w:val="24"/>
+              </w:rPr>
+              <w:t>bahan_penolong</w:t>
+            </w:r>
+            <w:proofErr w:type="spellEnd"/>
+            <w:r>
+              <w:rPr>
+                <w:rFonts w:ascii="Arial Nova Cond" w:hAnsi="Arial Nova Cond"/>
+                <w:sz w:val="24"/>
+                <w:szCs w:val="24"/>
+              </w:rPr>
+              <w:t>}</w:t>
             </w:r>
           </w:p>
         </w:tc>
@@ -2450,8 +3936,18 @@
                 <w:sz w:val="24"/>
                 <w:szCs w:val="24"/>
               </w:rPr>
-              <w:t>Proses produksi</w:t>
-            </w:r>
+              <w:t xml:space="preserve">Proses </w:t>
+            </w:r>
+            <w:proofErr w:type="spellStart"/>
+            <w:r>
+              <w:rPr>
+                <w:rFonts w:ascii="Arial Nova Cond" w:hAnsi="Arial Nova Cond"/>
+                <w:sz w:val="24"/>
+                <w:szCs w:val="24"/>
+              </w:rPr>
+              <w:t>produksi</w:t>
+            </w:r>
+            <w:proofErr w:type="spellEnd"/>
           </w:p>
         </w:tc>
         <w:tc>
@@ -2496,7 +3992,25 @@
                 <w:sz w:val="24"/>
                 <w:szCs w:val="24"/>
               </w:rPr>
-              <w:t>{proses_produksi}</w:t>
+              <w:t>{</w:t>
+            </w:r>
+            <w:proofErr w:type="spellStart"/>
+            <w:r>
+              <w:rPr>
+                <w:rFonts w:ascii="Arial Nova Cond" w:hAnsi="Arial Nova Cond"/>
+                <w:sz w:val="24"/>
+                <w:szCs w:val="24"/>
+              </w:rPr>
+              <w:t>proses_produksi</w:t>
+            </w:r>
+            <w:proofErr w:type="spellEnd"/>
+            <w:r>
+              <w:rPr>
+                <w:rFonts w:ascii="Arial Nova Cond" w:hAnsi="Arial Nova Cond"/>
+                <w:sz w:val="24"/>
+                <w:szCs w:val="24"/>
+              </w:rPr>
+              <w:t>}</w:t>
             </w:r>
           </w:p>
         </w:tc>
@@ -2538,14 +4052,34 @@
                 <w:szCs w:val="24"/>
               </w:rPr>
             </w:pPr>
-            <w:r>
-              <w:rPr>
-                <w:rFonts w:ascii="Arial Nova Cond" w:hAnsi="Arial Nova Cond"/>
-                <w:sz w:val="24"/>
-                <w:szCs w:val="24"/>
-              </w:rPr>
-              <w:t>Energi yang digunakan</w:t>
-            </w:r>
+            <w:proofErr w:type="spellStart"/>
+            <w:r>
+              <w:rPr>
+                <w:rFonts w:ascii="Arial Nova Cond" w:hAnsi="Arial Nova Cond"/>
+                <w:sz w:val="24"/>
+                <w:szCs w:val="24"/>
+              </w:rPr>
+              <w:t>Energi</w:t>
+            </w:r>
+            <w:proofErr w:type="spellEnd"/>
+            <w:r>
+              <w:rPr>
+                <w:rFonts w:ascii="Arial Nova Cond" w:hAnsi="Arial Nova Cond"/>
+                <w:sz w:val="24"/>
+                <w:szCs w:val="24"/>
+              </w:rPr>
+              <w:t xml:space="preserve"> yang </w:t>
+            </w:r>
+            <w:proofErr w:type="spellStart"/>
+            <w:r>
+              <w:rPr>
+                <w:rFonts w:ascii="Arial Nova Cond" w:hAnsi="Arial Nova Cond"/>
+                <w:sz w:val="24"/>
+                <w:szCs w:val="24"/>
+              </w:rPr>
+              <w:t>digunakan</w:t>
+            </w:r>
+            <w:proofErr w:type="spellEnd"/>
           </w:p>
         </w:tc>
         <w:tc>
@@ -2591,7 +4125,25 @@
                 <w:sz w:val="24"/>
                 <w:szCs w:val="24"/>
               </w:rPr>
-              <w:t>{energi}</w:t>
+              <w:t>{</w:t>
+            </w:r>
+            <w:proofErr w:type="spellStart"/>
+            <w:r>
+              <w:rPr>
+                <w:rFonts w:ascii="Arial Nova Cond" w:hAnsi="Arial Nova Cond"/>
+                <w:sz w:val="24"/>
+                <w:szCs w:val="24"/>
+              </w:rPr>
+              <w:t>energi</w:t>
+            </w:r>
+            <w:proofErr w:type="spellEnd"/>
+            <w:r>
+              <w:rPr>
+                <w:rFonts w:ascii="Arial Nova Cond" w:hAnsi="Arial Nova Cond"/>
+                <w:sz w:val="24"/>
+                <w:szCs w:val="24"/>
+              </w:rPr>
+              <w:t>}</w:t>
             </w:r>
           </w:p>
         </w:tc>
@@ -2633,14 +4185,34 @@
                 <w:szCs w:val="24"/>
               </w:rPr>
             </w:pPr>
-            <w:r>
-              <w:rPr>
-                <w:rFonts w:ascii="Arial Nova Cond" w:hAnsi="Arial Nova Cond"/>
-                <w:sz w:val="24"/>
-                <w:szCs w:val="24"/>
-              </w:rPr>
-              <w:t>Dokumen yang dimiliki</w:t>
-            </w:r>
+            <w:proofErr w:type="spellStart"/>
+            <w:r>
+              <w:rPr>
+                <w:rFonts w:ascii="Arial Nova Cond" w:hAnsi="Arial Nova Cond"/>
+                <w:sz w:val="24"/>
+                <w:szCs w:val="24"/>
+              </w:rPr>
+              <w:t>Dokumen</w:t>
+            </w:r>
+            <w:proofErr w:type="spellEnd"/>
+            <w:r>
+              <w:rPr>
+                <w:rFonts w:ascii="Arial Nova Cond" w:hAnsi="Arial Nova Cond"/>
+                <w:sz w:val="24"/>
+                <w:szCs w:val="24"/>
+              </w:rPr>
+              <w:t xml:space="preserve"> yang </w:t>
+            </w:r>
+            <w:proofErr w:type="spellStart"/>
+            <w:r>
+              <w:rPr>
+                <w:rFonts w:ascii="Arial Nova Cond" w:hAnsi="Arial Nova Cond"/>
+                <w:sz w:val="24"/>
+                <w:szCs w:val="24"/>
+              </w:rPr>
+              <w:t>dimiliki</w:t>
+            </w:r>
+            <w:proofErr w:type="spellEnd"/>
           </w:p>
         </w:tc>
         <w:tc>
@@ -2685,7 +4257,25 @@
                 <w:sz w:val="24"/>
                 <w:szCs w:val="24"/>
               </w:rPr>
-              <w:t>{dokumen_dimiliki}</w:t>
+              <w:t>{</w:t>
+            </w:r>
+            <w:proofErr w:type="spellStart"/>
+            <w:r>
+              <w:rPr>
+                <w:rFonts w:ascii="Arial Nova Cond" w:hAnsi="Arial Nova Cond"/>
+                <w:sz w:val="24"/>
+                <w:szCs w:val="24"/>
+              </w:rPr>
+              <w:t>dokumen_dimiliki</w:t>
+            </w:r>
+            <w:proofErr w:type="spellEnd"/>
+            <w:r>
+              <w:rPr>
+                <w:rFonts w:ascii="Arial Nova Cond" w:hAnsi="Arial Nova Cond"/>
+                <w:sz w:val="24"/>
+                <w:szCs w:val="24"/>
+              </w:rPr>
+              <w:t>}</w:t>
             </w:r>
           </w:p>
         </w:tc>
@@ -2727,14 +4317,34 @@
                 <w:szCs w:val="24"/>
               </w:rPr>
             </w:pPr>
-            <w:r>
-              <w:rPr>
-                <w:rFonts w:ascii="Arial Nova Cond" w:hAnsi="Arial Nova Cond"/>
-                <w:sz w:val="24"/>
-                <w:szCs w:val="24"/>
-              </w:rPr>
-              <w:t>Persetujuan Lingkungan</w:t>
-            </w:r>
+            <w:proofErr w:type="spellStart"/>
+            <w:r>
+              <w:rPr>
+                <w:rFonts w:ascii="Arial Nova Cond" w:hAnsi="Arial Nova Cond"/>
+                <w:sz w:val="24"/>
+                <w:szCs w:val="24"/>
+              </w:rPr>
+              <w:t>Persetujuan</w:t>
+            </w:r>
+            <w:proofErr w:type="spellEnd"/>
+            <w:r>
+              <w:rPr>
+                <w:rFonts w:ascii="Arial Nova Cond" w:hAnsi="Arial Nova Cond"/>
+                <w:sz w:val="24"/>
+                <w:szCs w:val="24"/>
+              </w:rPr>
+              <w:t xml:space="preserve"> </w:t>
+            </w:r>
+            <w:proofErr w:type="spellStart"/>
+            <w:r>
+              <w:rPr>
+                <w:rFonts w:ascii="Arial Nova Cond" w:hAnsi="Arial Nova Cond"/>
+                <w:sz w:val="24"/>
+                <w:szCs w:val="24"/>
+              </w:rPr>
+              <w:t>Lingkungan</w:t>
+            </w:r>
+            <w:proofErr w:type="spellEnd"/>
           </w:p>
         </w:tc>
         <w:tc>
@@ -2780,7 +4390,25 @@
                 <w:sz w:val="24"/>
                 <w:szCs w:val="24"/>
               </w:rPr>
-              <w:t>{persetujuan_lingkungan}</w:t>
+              <w:t>{</w:t>
+            </w:r>
+            <w:proofErr w:type="spellStart"/>
+            <w:r>
+              <w:rPr>
+                <w:rFonts w:ascii="Arial Nova Cond" w:hAnsi="Arial Nova Cond"/>
+                <w:sz w:val="24"/>
+                <w:szCs w:val="24"/>
+              </w:rPr>
+              <w:t>persetujuan_lingkungan</w:t>
+            </w:r>
+            <w:proofErr w:type="spellEnd"/>
+            <w:r>
+              <w:rPr>
+                <w:rFonts w:ascii="Arial Nova Cond" w:hAnsi="Arial Nova Cond"/>
+                <w:sz w:val="24"/>
+                <w:szCs w:val="24"/>
+              </w:rPr>
+              <w:t>}</w:t>
             </w:r>
           </w:p>
         </w:tc>
@@ -2822,13 +4450,23 @@
                 <w:szCs w:val="24"/>
               </w:rPr>
             </w:pPr>
-            <w:r>
-              <w:rPr>
-                <w:rFonts w:ascii="Arial Nova Cond" w:hAnsi="Arial Nova Cond"/>
-                <w:sz w:val="24"/>
-                <w:szCs w:val="24"/>
-              </w:rPr>
-              <w:t>Persetujuan Teknis</w:t>
+            <w:proofErr w:type="spellStart"/>
+            <w:r>
+              <w:rPr>
+                <w:rFonts w:ascii="Arial Nova Cond" w:hAnsi="Arial Nova Cond"/>
+                <w:sz w:val="24"/>
+                <w:szCs w:val="24"/>
+              </w:rPr>
+              <w:t>Persetujuan</w:t>
+            </w:r>
+            <w:proofErr w:type="spellEnd"/>
+            <w:r>
+              <w:rPr>
+                <w:rFonts w:ascii="Arial Nova Cond" w:hAnsi="Arial Nova Cond"/>
+                <w:sz w:val="24"/>
+                <w:szCs w:val="24"/>
+              </w:rPr>
+              <w:t xml:space="preserve"> Teknis</w:t>
             </w:r>
           </w:p>
         </w:tc>
@@ -2875,7 +4513,25 @@
                 <w:sz w:val="24"/>
                 <w:szCs w:val="24"/>
               </w:rPr>
-              <w:t>{persetujuan_teknis}</w:t>
+              <w:t>{</w:t>
+            </w:r>
+            <w:proofErr w:type="spellStart"/>
+            <w:r>
+              <w:rPr>
+                <w:rFonts w:ascii="Arial Nova Cond" w:hAnsi="Arial Nova Cond"/>
+                <w:sz w:val="24"/>
+                <w:szCs w:val="24"/>
+              </w:rPr>
+              <w:t>persetujuan_teknis</w:t>
+            </w:r>
+            <w:proofErr w:type="spellEnd"/>
+            <w:r>
+              <w:rPr>
+                <w:rFonts w:ascii="Arial Nova Cond" w:hAnsi="Arial Nova Cond"/>
+                <w:sz w:val="24"/>
+                <w:szCs w:val="24"/>
+              </w:rPr>
+              <w:t>}</w:t>
             </w:r>
           </w:p>
         </w:tc>
@@ -2970,7 +4626,25 @@
                 <w:sz w:val="24"/>
                 <w:szCs w:val="24"/>
               </w:rPr>
-              <w:t>{slo}</w:t>
+              <w:t>{</w:t>
+            </w:r>
+            <w:proofErr w:type="spellStart"/>
+            <w:r>
+              <w:rPr>
+                <w:rFonts w:ascii="Arial Nova Cond" w:hAnsi="Arial Nova Cond"/>
+                <w:sz w:val="24"/>
+                <w:szCs w:val="24"/>
+              </w:rPr>
+              <w:t>slo</w:t>
+            </w:r>
+            <w:proofErr w:type="spellEnd"/>
+            <w:r>
+              <w:rPr>
+                <w:rFonts w:ascii="Arial Nova Cond" w:hAnsi="Arial Nova Cond"/>
+                <w:sz w:val="24"/>
+                <w:szCs w:val="24"/>
+              </w:rPr>
+              <w:t>}</w:t>
             </w:r>
           </w:p>
         </w:tc>
@@ -3012,14 +4686,70 @@
                 <w:szCs w:val="24"/>
               </w:rPr>
             </w:pPr>
-            <w:r>
-              <w:rPr>
-                <w:rFonts w:ascii="Arial Nova Cond" w:hAnsi="Arial Nova Cond"/>
-                <w:sz w:val="24"/>
-                <w:szCs w:val="24"/>
-              </w:rPr>
-              <w:t>Sertifikasi sistem manajemen lingkungan</w:t>
-            </w:r>
+            <w:proofErr w:type="spellStart"/>
+            <w:r>
+              <w:rPr>
+                <w:rFonts w:ascii="Arial Nova Cond" w:hAnsi="Arial Nova Cond"/>
+                <w:sz w:val="24"/>
+                <w:szCs w:val="24"/>
+              </w:rPr>
+              <w:t>Sertifikasi</w:t>
+            </w:r>
+            <w:proofErr w:type="spellEnd"/>
+            <w:r>
+              <w:rPr>
+                <w:rFonts w:ascii="Arial Nova Cond" w:hAnsi="Arial Nova Cond"/>
+                <w:sz w:val="24"/>
+                <w:szCs w:val="24"/>
+              </w:rPr>
+              <w:t xml:space="preserve"> </w:t>
+            </w:r>
+            <w:proofErr w:type="spellStart"/>
+            <w:r>
+              <w:rPr>
+                <w:rFonts w:ascii="Arial Nova Cond" w:hAnsi="Arial Nova Cond"/>
+                <w:sz w:val="24"/>
+                <w:szCs w:val="24"/>
+              </w:rPr>
+              <w:t>sistem</w:t>
+            </w:r>
+            <w:proofErr w:type="spellEnd"/>
+            <w:r>
+              <w:rPr>
+                <w:rFonts w:ascii="Arial Nova Cond" w:hAnsi="Arial Nova Cond"/>
+                <w:sz w:val="24"/>
+                <w:szCs w:val="24"/>
+              </w:rPr>
+              <w:t xml:space="preserve"> </w:t>
+            </w:r>
+            <w:proofErr w:type="spellStart"/>
+            <w:r>
+              <w:rPr>
+                <w:rFonts w:ascii="Arial Nova Cond" w:hAnsi="Arial Nova Cond"/>
+                <w:sz w:val="24"/>
+                <w:szCs w:val="24"/>
+              </w:rPr>
+              <w:t>manajemen</w:t>
+            </w:r>
+            <w:proofErr w:type="spellEnd"/>
+            <w:r>
+              <w:rPr>
+                <w:rFonts w:ascii="Arial Nova Cond" w:hAnsi="Arial Nova Cond"/>
+                <w:sz w:val="24"/>
+                <w:szCs w:val="24"/>
+              </w:rPr>
+              <w:t xml:space="preserve"> </w:t>
+            </w:r>
+            <w:proofErr w:type="spellStart"/>
+            <w:r>
+              <w:rPr>
+                <w:rFonts w:ascii="Arial Nova Cond" w:hAnsi="Arial Nova Cond"/>
+                <w:sz w:val="24"/>
+                <w:szCs w:val="24"/>
+              </w:rPr>
+              <w:t>lingkungan</w:t>
+            </w:r>
+            <w:proofErr w:type="spellEnd"/>
           </w:p>
         </w:tc>
         <w:tc>
@@ -3066,7 +4796,27 @@
                 <w:szCs w:val="24"/>
                 <w:lang w:val="en-US"/>
               </w:rPr>
-              <w:t>{sertifikasi_iso}</w:t>
+              <w:t>{</w:t>
+            </w:r>
+            <w:proofErr w:type="spellStart"/>
+            <w:r>
+              <w:rPr>
+                <w:rFonts w:ascii="Arial Nova Cond" w:hAnsi="Arial Nova Cond"/>
+                <w:sz w:val="24"/>
+                <w:szCs w:val="24"/>
+                <w:lang w:val="en-US"/>
+              </w:rPr>
+              <w:t>sertifikasi_iso</w:t>
+            </w:r>
+            <w:proofErr w:type="spellEnd"/>
+            <w:r>
+              <w:rPr>
+                <w:rFonts w:ascii="Arial Nova Cond" w:hAnsi="Arial Nova Cond"/>
+                <w:sz w:val="24"/>
+                <w:szCs w:val="24"/>
+                <w:lang w:val="en-US"/>
+              </w:rPr>
+              <w:t>}</w:t>
             </w:r>
           </w:p>
         </w:tc>
@@ -3108,14 +4858,34 @@
                 <w:szCs w:val="24"/>
               </w:rPr>
             </w:pPr>
-            <w:r>
-              <w:rPr>
-                <w:rFonts w:ascii="Arial Nova Cond" w:hAnsi="Arial Nova Cond"/>
-                <w:sz w:val="24"/>
-                <w:szCs w:val="24"/>
-              </w:rPr>
-              <w:t>Pembuangan Air Limbah</w:t>
-            </w:r>
+            <w:proofErr w:type="spellStart"/>
+            <w:r>
+              <w:rPr>
+                <w:rFonts w:ascii="Arial Nova Cond" w:hAnsi="Arial Nova Cond"/>
+                <w:sz w:val="24"/>
+                <w:szCs w:val="24"/>
+              </w:rPr>
+              <w:t>Pembuangan</w:t>
+            </w:r>
+            <w:proofErr w:type="spellEnd"/>
+            <w:r>
+              <w:rPr>
+                <w:rFonts w:ascii="Arial Nova Cond" w:hAnsi="Arial Nova Cond"/>
+                <w:sz w:val="24"/>
+                <w:szCs w:val="24"/>
+              </w:rPr>
+              <w:t xml:space="preserve"> Air </w:t>
+            </w:r>
+            <w:proofErr w:type="spellStart"/>
+            <w:r>
+              <w:rPr>
+                <w:rFonts w:ascii="Arial Nova Cond" w:hAnsi="Arial Nova Cond"/>
+                <w:sz w:val="24"/>
+                <w:szCs w:val="24"/>
+              </w:rPr>
+              <w:t>Limbah</w:t>
+            </w:r>
+            <w:proofErr w:type="spellEnd"/>
           </w:p>
         </w:tc>
         <w:tc>
@@ -3160,7 +4930,25 @@
                 <w:sz w:val="24"/>
                 <w:szCs w:val="24"/>
               </w:rPr>
-              <w:t>{pembuangan_air}</w:t>
+              <w:t>{</w:t>
+            </w:r>
+            <w:proofErr w:type="spellStart"/>
+            <w:r>
+              <w:rPr>
+                <w:rFonts w:ascii="Arial Nova Cond" w:hAnsi="Arial Nova Cond"/>
+                <w:sz w:val="24"/>
+                <w:szCs w:val="24"/>
+              </w:rPr>
+              <w:t>pembuangan_air</w:t>
+            </w:r>
+            <w:proofErr w:type="spellEnd"/>
+            <w:r>
+              <w:rPr>
+                <w:rFonts w:ascii="Arial Nova Cond" w:hAnsi="Arial Nova Cond"/>
+                <w:sz w:val="24"/>
+                <w:szCs w:val="24"/>
+              </w:rPr>
+              <w:t>}</w:t>
             </w:r>
           </w:p>
         </w:tc>
@@ -3202,14 +4990,34 @@
                 <w:szCs w:val="24"/>
               </w:rPr>
             </w:pPr>
-            <w:r>
-              <w:rPr>
-                <w:rFonts w:ascii="Arial Nova Cond" w:hAnsi="Arial Nova Cond"/>
-                <w:sz w:val="24"/>
-                <w:szCs w:val="24"/>
-              </w:rPr>
-              <w:t>Sampah Domestik</w:t>
-            </w:r>
+            <w:proofErr w:type="spellStart"/>
+            <w:r>
+              <w:rPr>
+                <w:rFonts w:ascii="Arial Nova Cond" w:hAnsi="Arial Nova Cond"/>
+                <w:sz w:val="24"/>
+                <w:szCs w:val="24"/>
+              </w:rPr>
+              <w:t>Sampah</w:t>
+            </w:r>
+            <w:proofErr w:type="spellEnd"/>
+            <w:r>
+              <w:rPr>
+                <w:rFonts w:ascii="Arial Nova Cond" w:hAnsi="Arial Nova Cond"/>
+                <w:sz w:val="24"/>
+                <w:szCs w:val="24"/>
+              </w:rPr>
+              <w:t xml:space="preserve"> </w:t>
+            </w:r>
+            <w:proofErr w:type="spellStart"/>
+            <w:r>
+              <w:rPr>
+                <w:rFonts w:ascii="Arial Nova Cond" w:hAnsi="Arial Nova Cond"/>
+                <w:sz w:val="24"/>
+                <w:szCs w:val="24"/>
+              </w:rPr>
+              <w:t>Domestik</w:t>
+            </w:r>
+            <w:proofErr w:type="spellEnd"/>
           </w:p>
         </w:tc>
         <w:tc>
@@ -3254,7 +5062,25 @@
                 <w:sz w:val="24"/>
                 <w:szCs w:val="24"/>
               </w:rPr>
-              <w:t>{pengelolaan_sampah_umum}</w:t>
+              <w:t>{</w:t>
+            </w:r>
+            <w:proofErr w:type="spellStart"/>
+            <w:r>
+              <w:rPr>
+                <w:rFonts w:ascii="Arial Nova Cond" w:hAnsi="Arial Nova Cond"/>
+                <w:sz w:val="24"/>
+                <w:szCs w:val="24"/>
+              </w:rPr>
+              <w:t>pengelolaan_sampah_umum</w:t>
+            </w:r>
+            <w:proofErr w:type="spellEnd"/>
+            <w:r>
+              <w:rPr>
+                <w:rFonts w:ascii="Arial Nova Cond" w:hAnsi="Arial Nova Cond"/>
+                <w:sz w:val="24"/>
+                <w:szCs w:val="24"/>
+              </w:rPr>
+              <w:t>}</w:t>
             </w:r>
           </w:p>
         </w:tc>
@@ -3296,13 +5122,23 @@
                 <w:szCs w:val="24"/>
               </w:rPr>
             </w:pPr>
-            <w:r>
-              <w:rPr>
-                <w:rFonts w:ascii="Arial Nova Cond" w:hAnsi="Arial Nova Cond"/>
-                <w:sz w:val="24"/>
-                <w:szCs w:val="24"/>
-              </w:rPr>
-              <w:t>Limbah B3</w:t>
+            <w:proofErr w:type="spellStart"/>
+            <w:r>
+              <w:rPr>
+                <w:rFonts w:ascii="Arial Nova Cond" w:hAnsi="Arial Nova Cond"/>
+                <w:sz w:val="24"/>
+                <w:szCs w:val="24"/>
+              </w:rPr>
+              <w:t>Limbah</w:t>
+            </w:r>
+            <w:proofErr w:type="spellEnd"/>
+            <w:r>
+              <w:rPr>
+                <w:rFonts w:ascii="Arial Nova Cond" w:hAnsi="Arial Nova Cond"/>
+                <w:sz w:val="24"/>
+                <w:szCs w:val="24"/>
+              </w:rPr>
+              <w:t xml:space="preserve"> B3</w:t>
             </w:r>
           </w:p>
         </w:tc>
@@ -3396,8 +5232,18 @@
                 <w:sz w:val="24"/>
                 <w:szCs w:val="24"/>
               </w:rPr>
-              <w:t>Air bersih</w:t>
-            </w:r>
+              <w:t xml:space="preserve">Air </w:t>
+            </w:r>
+            <w:proofErr w:type="spellStart"/>
+            <w:r>
+              <w:rPr>
+                <w:rFonts w:ascii="Arial Nova Cond" w:hAnsi="Arial Nova Cond"/>
+                <w:sz w:val="24"/>
+                <w:szCs w:val="24"/>
+              </w:rPr>
+              <w:t>bersih</w:t>
+            </w:r>
+            <w:proofErr w:type="spellEnd"/>
           </w:p>
         </w:tc>
         <w:tc>
@@ -3442,7 +5288,25 @@
                 <w:sz w:val="24"/>
                 <w:szCs w:val="24"/>
               </w:rPr>
-              <w:t>{sumber_air_bersih}</w:t>
+              <w:t>{</w:t>
+            </w:r>
+            <w:proofErr w:type="spellStart"/>
+            <w:r>
+              <w:rPr>
+                <w:rFonts w:ascii="Arial Nova Cond" w:hAnsi="Arial Nova Cond"/>
+                <w:sz w:val="24"/>
+                <w:szCs w:val="24"/>
+              </w:rPr>
+              <w:t>sumber_air_bersih</w:t>
+            </w:r>
+            <w:proofErr w:type="spellEnd"/>
+            <w:r>
+              <w:rPr>
+                <w:rFonts w:ascii="Arial Nova Cond" w:hAnsi="Arial Nova Cond"/>
+                <w:sz w:val="24"/>
+                <w:szCs w:val="24"/>
+              </w:rPr>
+              <w:t>}</w:t>
             </w:r>
           </w:p>
         </w:tc>
@@ -3484,13 +5348,59 @@
                 <w:szCs w:val="24"/>
               </w:rPr>
             </w:pPr>
-            <w:r>
-              <w:rPr>
-                <w:rFonts w:ascii="Arial Nova Cond" w:hAnsi="Arial Nova Cond"/>
-                <w:sz w:val="24"/>
-                <w:szCs w:val="24"/>
-              </w:rPr>
-              <w:t>Jumlah Penggunaan Air Dalam Satu Hari (m</w:t>
+            <w:proofErr w:type="spellStart"/>
+            <w:r>
+              <w:rPr>
+                <w:rFonts w:ascii="Arial Nova Cond" w:hAnsi="Arial Nova Cond"/>
+                <w:sz w:val="24"/>
+                <w:szCs w:val="24"/>
+              </w:rPr>
+              <w:t>Jumlah</w:t>
+            </w:r>
+            <w:proofErr w:type="spellEnd"/>
+            <w:r>
+              <w:rPr>
+                <w:rFonts w:ascii="Arial Nova Cond" w:hAnsi="Arial Nova Cond"/>
+                <w:sz w:val="24"/>
+                <w:szCs w:val="24"/>
+              </w:rPr>
+              <w:t xml:space="preserve"> </w:t>
+            </w:r>
+            <w:proofErr w:type="spellStart"/>
+            <w:r>
+              <w:rPr>
+                <w:rFonts w:ascii="Arial Nova Cond" w:hAnsi="Arial Nova Cond"/>
+                <w:sz w:val="24"/>
+                <w:szCs w:val="24"/>
+              </w:rPr>
+              <w:t>Penggunaan</w:t>
+            </w:r>
+            <w:proofErr w:type="spellEnd"/>
+            <w:r>
+              <w:rPr>
+                <w:rFonts w:ascii="Arial Nova Cond" w:hAnsi="Arial Nova Cond"/>
+                <w:sz w:val="24"/>
+                <w:szCs w:val="24"/>
+              </w:rPr>
+              <w:t xml:space="preserve"> Air </w:t>
+            </w:r>
+            <w:proofErr w:type="spellStart"/>
+            <w:r>
+              <w:rPr>
+                <w:rFonts w:ascii="Arial Nova Cond" w:hAnsi="Arial Nova Cond"/>
+                <w:sz w:val="24"/>
+                <w:szCs w:val="24"/>
+              </w:rPr>
+              <w:t>Dalam</w:t>
+            </w:r>
+            <w:proofErr w:type="spellEnd"/>
+            <w:r>
+              <w:rPr>
+                <w:rFonts w:ascii="Arial Nova Cond" w:hAnsi="Arial Nova Cond"/>
+                <w:sz w:val="24"/>
+                <w:szCs w:val="24"/>
+              </w:rPr>
+              <w:t xml:space="preserve"> Satu Hari (m</w:t>
             </w:r>
             <w:r>
               <w:rPr>
@@ -3507,7 +5417,25 @@
                 <w:sz w:val="24"/>
                 <w:szCs w:val="24"/>
               </w:rPr>
-              <w:t>/hari)</w:t>
+              <w:t>/</w:t>
+            </w:r>
+            <w:proofErr w:type="spellStart"/>
+            <w:r>
+              <w:rPr>
+                <w:rFonts w:ascii="Arial Nova Cond" w:hAnsi="Arial Nova Cond"/>
+                <w:sz w:val="24"/>
+                <w:szCs w:val="24"/>
+              </w:rPr>
+              <w:t>hari</w:t>
+            </w:r>
+            <w:proofErr w:type="spellEnd"/>
+            <w:r>
+              <w:rPr>
+                <w:rFonts w:ascii="Arial Nova Cond" w:hAnsi="Arial Nova Cond"/>
+                <w:sz w:val="24"/>
+                <w:szCs w:val="24"/>
+              </w:rPr>
+              <w:t>)</w:t>
             </w:r>
           </w:p>
         </w:tc>
@@ -3554,7 +5482,25 @@
                 <w:sz w:val="24"/>
                 <w:szCs w:val="24"/>
               </w:rPr>
-              <w:t>{penggunaan_air_per_hari}</w:t>
+              <w:t>{</w:t>
+            </w:r>
+            <w:proofErr w:type="spellStart"/>
+            <w:r>
+              <w:rPr>
+                <w:rFonts w:ascii="Arial Nova Cond" w:hAnsi="Arial Nova Cond"/>
+                <w:sz w:val="24"/>
+                <w:szCs w:val="24"/>
+              </w:rPr>
+              <w:t>penggunaan_air_per_hari</w:t>
+            </w:r>
+            <w:proofErr w:type="spellEnd"/>
+            <w:r>
+              <w:rPr>
+                <w:rFonts w:ascii="Arial Nova Cond" w:hAnsi="Arial Nova Cond"/>
+                <w:sz w:val="24"/>
+                <w:szCs w:val="24"/>
+              </w:rPr>
+              <w:t>}</w:t>
             </w:r>
           </w:p>
         </w:tc>
@@ -3596,14 +5542,34 @@
                 <w:szCs w:val="24"/>
               </w:rPr>
             </w:pPr>
-            <w:r>
-              <w:rPr>
-                <w:rFonts w:ascii="Arial Nova Cond" w:hAnsi="Arial Nova Cond"/>
-                <w:sz w:val="24"/>
-                <w:szCs w:val="24"/>
-              </w:rPr>
-              <w:t>Struktur Organisasi</w:t>
-            </w:r>
+            <w:proofErr w:type="spellStart"/>
+            <w:r>
+              <w:rPr>
+                <w:rFonts w:ascii="Arial Nova Cond" w:hAnsi="Arial Nova Cond"/>
+                <w:sz w:val="24"/>
+                <w:szCs w:val="24"/>
+              </w:rPr>
+              <w:t>Struktur</w:t>
+            </w:r>
+            <w:proofErr w:type="spellEnd"/>
+            <w:r>
+              <w:rPr>
+                <w:rFonts w:ascii="Arial Nova Cond" w:hAnsi="Arial Nova Cond"/>
+                <w:sz w:val="24"/>
+                <w:szCs w:val="24"/>
+              </w:rPr>
+              <w:t xml:space="preserve"> </w:t>
+            </w:r>
+            <w:proofErr w:type="spellStart"/>
+            <w:r>
+              <w:rPr>
+                <w:rFonts w:ascii="Arial Nova Cond" w:hAnsi="Arial Nova Cond"/>
+                <w:sz w:val="24"/>
+                <w:szCs w:val="24"/>
+              </w:rPr>
+              <w:t>Organisasi</w:t>
+            </w:r>
+            <w:proofErr w:type="spellEnd"/>
           </w:p>
         </w:tc>
         <w:tc>
@@ -3648,7 +5614,25 @@
                 <w:sz w:val="24"/>
                 <w:szCs w:val="24"/>
               </w:rPr>
-              <w:t>{struktur_organisasi}</w:t>
+              <w:t>{</w:t>
+            </w:r>
+            <w:proofErr w:type="spellStart"/>
+            <w:r>
+              <w:rPr>
+                <w:rFonts w:ascii="Arial Nova Cond" w:hAnsi="Arial Nova Cond"/>
+                <w:sz w:val="24"/>
+                <w:szCs w:val="24"/>
+              </w:rPr>
+              <w:t>struktur_organisasi</w:t>
+            </w:r>
+            <w:proofErr w:type="spellEnd"/>
+            <w:r>
+              <w:rPr>
+                <w:rFonts w:ascii="Arial Nova Cond" w:hAnsi="Arial Nova Cond"/>
+                <w:sz w:val="24"/>
+                <w:szCs w:val="24"/>
+              </w:rPr>
+              <w:t>}</w:t>
             </w:r>
           </w:p>
         </w:tc>
@@ -3690,14 +5674,34 @@
                 <w:szCs w:val="24"/>
               </w:rPr>
             </w:pPr>
-            <w:r>
-              <w:rPr>
-                <w:rFonts w:ascii="Arial Nova Cond" w:hAnsi="Arial Nova Cond"/>
-                <w:sz w:val="24"/>
-                <w:szCs w:val="24"/>
-              </w:rPr>
-              <w:t>Jumlah Karyawan</w:t>
-            </w:r>
+            <w:proofErr w:type="spellStart"/>
+            <w:r>
+              <w:rPr>
+                <w:rFonts w:ascii="Arial Nova Cond" w:hAnsi="Arial Nova Cond"/>
+                <w:sz w:val="24"/>
+                <w:szCs w:val="24"/>
+              </w:rPr>
+              <w:t>Jumlah</w:t>
+            </w:r>
+            <w:proofErr w:type="spellEnd"/>
+            <w:r>
+              <w:rPr>
+                <w:rFonts w:ascii="Arial Nova Cond" w:hAnsi="Arial Nova Cond"/>
+                <w:sz w:val="24"/>
+                <w:szCs w:val="24"/>
+              </w:rPr>
+              <w:t xml:space="preserve"> </w:t>
+            </w:r>
+            <w:proofErr w:type="spellStart"/>
+            <w:r>
+              <w:rPr>
+                <w:rFonts w:ascii="Arial Nova Cond" w:hAnsi="Arial Nova Cond"/>
+                <w:sz w:val="24"/>
+                <w:szCs w:val="24"/>
+              </w:rPr>
+              <w:t>Karyawan</w:t>
+            </w:r>
+            <w:proofErr w:type="spellEnd"/>
           </w:p>
         </w:tc>
         <w:tc>
@@ -3742,7 +5746,25 @@
                 <w:sz w:val="24"/>
                 <w:szCs w:val="24"/>
               </w:rPr>
-              <w:t>{jumlah_karyawan}</w:t>
+              <w:t>{</w:t>
+            </w:r>
+            <w:proofErr w:type="spellStart"/>
+            <w:r>
+              <w:rPr>
+                <w:rFonts w:ascii="Arial Nova Cond" w:hAnsi="Arial Nova Cond"/>
+                <w:sz w:val="24"/>
+                <w:szCs w:val="24"/>
+              </w:rPr>
+              <w:t>jumlah_karyawan</w:t>
+            </w:r>
+            <w:proofErr w:type="spellEnd"/>
+            <w:r>
+              <w:rPr>
+                <w:rFonts w:ascii="Arial Nova Cond" w:hAnsi="Arial Nova Cond"/>
+                <w:sz w:val="24"/>
+                <w:szCs w:val="24"/>
+              </w:rPr>
+              <w:t>}</w:t>
             </w:r>
           </w:p>
         </w:tc>
@@ -3790,7 +5812,25 @@
                 <w:sz w:val="24"/>
                 <w:szCs w:val="24"/>
               </w:rPr>
-              <w:t>Jam Shift Kerja/Hari</w:t>
+              <w:t xml:space="preserve">Jam Shift </w:t>
+            </w:r>
+            <w:proofErr w:type="spellStart"/>
+            <w:r>
+              <w:rPr>
+                <w:rFonts w:ascii="Arial Nova Cond" w:hAnsi="Arial Nova Cond"/>
+                <w:sz w:val="24"/>
+                <w:szCs w:val="24"/>
+              </w:rPr>
+              <w:t>Kerja</w:t>
+            </w:r>
+            <w:proofErr w:type="spellEnd"/>
+            <w:r>
+              <w:rPr>
+                <w:rFonts w:ascii="Arial Nova Cond" w:hAnsi="Arial Nova Cond"/>
+                <w:sz w:val="24"/>
+                <w:szCs w:val="24"/>
+              </w:rPr>
+              <w:t>/Hari</w:t>
             </w:r>
           </w:p>
         </w:tc>
@@ -3836,7 +5876,25 @@
                 <w:sz w:val="24"/>
                 <w:szCs w:val="24"/>
               </w:rPr>
-              <w:t>{shift_kerja}</w:t>
+              <w:t>{</w:t>
+            </w:r>
+            <w:proofErr w:type="spellStart"/>
+            <w:r>
+              <w:rPr>
+                <w:rFonts w:ascii="Arial Nova Cond" w:hAnsi="Arial Nova Cond"/>
+                <w:sz w:val="24"/>
+                <w:szCs w:val="24"/>
+              </w:rPr>
+              <w:t>shift_kerja</w:t>
+            </w:r>
+            <w:proofErr w:type="spellEnd"/>
+            <w:r>
+              <w:rPr>
+                <w:rFonts w:ascii="Arial Nova Cond" w:hAnsi="Arial Nova Cond"/>
+                <w:sz w:val="24"/>
+                <w:szCs w:val="24"/>
+              </w:rPr>
+              <w:t>}</w:t>
             </w:r>
           </w:p>
         </w:tc>
@@ -3932,7 +5990,25 @@
                 <w:sz w:val="24"/>
                 <w:szCs w:val="24"/>
               </w:rPr>
-              <w:t>{jam_produksi}</w:t>
+              <w:t>{</w:t>
+            </w:r>
+            <w:proofErr w:type="spellStart"/>
+            <w:r>
+              <w:rPr>
+                <w:rFonts w:ascii="Arial Nova Cond" w:hAnsi="Arial Nova Cond"/>
+                <w:sz w:val="24"/>
+                <w:szCs w:val="24"/>
+              </w:rPr>
+              <w:t>jam_produksi</w:t>
+            </w:r>
+            <w:proofErr w:type="spellEnd"/>
+            <w:r>
+              <w:rPr>
+                <w:rFonts w:ascii="Arial Nova Cond" w:hAnsi="Arial Nova Cond"/>
+                <w:sz w:val="24"/>
+                <w:szCs w:val="24"/>
+              </w:rPr>
+              <w:t>}</w:t>
             </w:r>
           </w:p>
         </w:tc>
@@ -3974,14 +6050,88 @@
                 <w:szCs w:val="24"/>
               </w:rPr>
             </w:pPr>
-            <w:r>
-              <w:rPr>
-                <w:rFonts w:ascii="Arial Nova Cond" w:hAnsi="Arial Nova Cond"/>
-                <w:sz w:val="24"/>
-                <w:szCs w:val="24"/>
-              </w:rPr>
-              <w:t>Jumlah hari kerja dalam 1 minggu</w:t>
-            </w:r>
+            <w:proofErr w:type="spellStart"/>
+            <w:r>
+              <w:rPr>
+                <w:rFonts w:ascii="Arial Nova Cond" w:hAnsi="Arial Nova Cond"/>
+                <w:sz w:val="24"/>
+                <w:szCs w:val="24"/>
+              </w:rPr>
+              <w:t>Jumlah</w:t>
+            </w:r>
+            <w:proofErr w:type="spellEnd"/>
+            <w:r>
+              <w:rPr>
+                <w:rFonts w:ascii="Arial Nova Cond" w:hAnsi="Arial Nova Cond"/>
+                <w:sz w:val="24"/>
+                <w:szCs w:val="24"/>
+              </w:rPr>
+              <w:t xml:space="preserve"> </w:t>
+            </w:r>
+            <w:proofErr w:type="spellStart"/>
+            <w:r>
+              <w:rPr>
+                <w:rFonts w:ascii="Arial Nova Cond" w:hAnsi="Arial Nova Cond"/>
+                <w:sz w:val="24"/>
+                <w:szCs w:val="24"/>
+              </w:rPr>
+              <w:t>hari</w:t>
+            </w:r>
+            <w:proofErr w:type="spellEnd"/>
+            <w:r>
+              <w:rPr>
+                <w:rFonts w:ascii="Arial Nova Cond" w:hAnsi="Arial Nova Cond"/>
+                <w:sz w:val="24"/>
+                <w:szCs w:val="24"/>
+              </w:rPr>
+              <w:t xml:space="preserve"> </w:t>
+            </w:r>
+            <w:proofErr w:type="spellStart"/>
+            <w:r>
+              <w:rPr>
+                <w:rFonts w:ascii="Arial Nova Cond" w:hAnsi="Arial Nova Cond"/>
+                <w:sz w:val="24"/>
+                <w:szCs w:val="24"/>
+              </w:rPr>
+              <w:t>kerja</w:t>
+            </w:r>
+            <w:proofErr w:type="spellEnd"/>
+            <w:r>
+              <w:rPr>
+                <w:rFonts w:ascii="Arial Nova Cond" w:hAnsi="Arial Nova Cond"/>
+                <w:sz w:val="24"/>
+                <w:szCs w:val="24"/>
+              </w:rPr>
+              <w:t xml:space="preserve"> </w:t>
+            </w:r>
+            <w:proofErr w:type="spellStart"/>
+            <w:r>
+              <w:rPr>
+                <w:rFonts w:ascii="Arial Nova Cond" w:hAnsi="Arial Nova Cond"/>
+                <w:sz w:val="24"/>
+                <w:szCs w:val="24"/>
+              </w:rPr>
+              <w:t>dalam</w:t>
+            </w:r>
+            <w:proofErr w:type="spellEnd"/>
+            <w:r>
+              <w:rPr>
+                <w:rFonts w:ascii="Arial Nova Cond" w:hAnsi="Arial Nova Cond"/>
+                <w:sz w:val="24"/>
+                <w:szCs w:val="24"/>
+              </w:rPr>
+              <w:t xml:space="preserve"> 1 </w:t>
+            </w:r>
+            <w:proofErr w:type="spellStart"/>
+            <w:r>
+              <w:rPr>
+                <w:rFonts w:ascii="Arial Nova Cond" w:hAnsi="Arial Nova Cond"/>
+                <w:sz w:val="24"/>
+                <w:szCs w:val="24"/>
+              </w:rPr>
+              <w:t>minggu</w:t>
+            </w:r>
+            <w:proofErr w:type="spellEnd"/>
           </w:p>
         </w:tc>
         <w:tc>
@@ -4026,7 +6176,25 @@
                 <w:sz w:val="24"/>
                 <w:szCs w:val="24"/>
               </w:rPr>
-              <w:t>{hari_kerja}</w:t>
+              <w:t>{</w:t>
+            </w:r>
+            <w:proofErr w:type="spellStart"/>
+            <w:r>
+              <w:rPr>
+                <w:rFonts w:ascii="Arial Nova Cond" w:hAnsi="Arial Nova Cond"/>
+                <w:sz w:val="24"/>
+                <w:szCs w:val="24"/>
+              </w:rPr>
+              <w:t>hari_kerja</w:t>
+            </w:r>
+            <w:proofErr w:type="spellEnd"/>
+            <w:r>
+              <w:rPr>
+                <w:rFonts w:ascii="Arial Nova Cond" w:hAnsi="Arial Nova Cond"/>
+                <w:sz w:val="24"/>
+                <w:szCs w:val="24"/>
+              </w:rPr>
+              <w:t>}</w:t>
             </w:r>
           </w:p>
         </w:tc>
@@ -4074,8 +6242,18 @@
                 <w:sz w:val="24"/>
                 <w:szCs w:val="24"/>
               </w:rPr>
-              <w:t>Riwayat ketaatan</w:t>
-            </w:r>
+              <w:t xml:space="preserve">Riwayat </w:t>
+            </w:r>
+            <w:proofErr w:type="spellStart"/>
+            <w:r>
+              <w:rPr>
+                <w:rFonts w:ascii="Arial Nova Cond" w:hAnsi="Arial Nova Cond"/>
+                <w:sz w:val="24"/>
+                <w:szCs w:val="24"/>
+              </w:rPr>
+              <w:t>ketaatan</w:t>
+            </w:r>
+            <w:proofErr w:type="spellEnd"/>
           </w:p>
         </w:tc>
         <w:tc>
@@ -4120,7 +6298,25 @@
                 <w:sz w:val="24"/>
                 <w:szCs w:val="24"/>
               </w:rPr>
-              <w:t>{riwayat_ketaatan}</w:t>
+              <w:t>{</w:t>
+            </w:r>
+            <w:proofErr w:type="spellStart"/>
+            <w:r>
+              <w:rPr>
+                <w:rFonts w:ascii="Arial Nova Cond" w:hAnsi="Arial Nova Cond"/>
+                <w:sz w:val="24"/>
+                <w:szCs w:val="24"/>
+              </w:rPr>
+              <w:t>riwayat_ketaatan</w:t>
+            </w:r>
+            <w:proofErr w:type="spellEnd"/>
+            <w:r>
+              <w:rPr>
+                <w:rFonts w:ascii="Arial Nova Cond" w:hAnsi="Arial Nova Cond"/>
+                <w:sz w:val="24"/>
+                <w:szCs w:val="24"/>
+              </w:rPr>
+              <w:t>}</w:t>
             </w:r>
           </w:p>
         </w:tc>
@@ -4168,8 +6364,18 @@
                 <w:sz w:val="24"/>
                 <w:szCs w:val="24"/>
               </w:rPr>
-              <w:t>Nilai investasi</w:t>
-            </w:r>
+              <w:t xml:space="preserve">Nilai </w:t>
+            </w:r>
+            <w:proofErr w:type="spellStart"/>
+            <w:r>
+              <w:rPr>
+                <w:rFonts w:ascii="Arial Nova Cond" w:hAnsi="Arial Nova Cond"/>
+                <w:sz w:val="24"/>
+                <w:szCs w:val="24"/>
+              </w:rPr>
+              <w:t>investasi</w:t>
+            </w:r>
+            <w:proofErr w:type="spellEnd"/>
           </w:p>
         </w:tc>
         <w:tc>
@@ -4214,7 +6420,25 @@
                 <w:sz w:val="24"/>
                 <w:szCs w:val="24"/>
               </w:rPr>
-              <w:t>{nilai_investasi}</w:t>
+              <w:t>{</w:t>
+            </w:r>
+            <w:proofErr w:type="spellStart"/>
+            <w:r>
+              <w:rPr>
+                <w:rFonts w:ascii="Arial Nova Cond" w:hAnsi="Arial Nova Cond"/>
+                <w:sz w:val="24"/>
+                <w:szCs w:val="24"/>
+              </w:rPr>
+              <w:t>nilai_investasi</w:t>
+            </w:r>
+            <w:proofErr w:type="spellEnd"/>
+            <w:r>
+              <w:rPr>
+                <w:rFonts w:ascii="Arial Nova Cond" w:hAnsi="Arial Nova Cond"/>
+                <w:sz w:val="24"/>
+                <w:szCs w:val="24"/>
+              </w:rPr>
+              <w:t>}</w:t>
             </w:r>
           </w:p>
         </w:tc>
@@ -4256,14 +6480,34 @@
                 <w:szCs w:val="24"/>
               </w:rPr>
             </w:pPr>
-            <w:r>
-              <w:rPr>
-                <w:rFonts w:ascii="Arial Nova Cond" w:hAnsi="Arial Nova Cond"/>
-                <w:sz w:val="24"/>
-                <w:szCs w:val="24"/>
-              </w:rPr>
-              <w:t>Inspeksi Terakhir</w:t>
-            </w:r>
+            <w:proofErr w:type="spellStart"/>
+            <w:r>
+              <w:rPr>
+                <w:rFonts w:ascii="Arial Nova Cond" w:hAnsi="Arial Nova Cond"/>
+                <w:sz w:val="24"/>
+                <w:szCs w:val="24"/>
+              </w:rPr>
+              <w:t>Inspeksi</w:t>
+            </w:r>
+            <w:proofErr w:type="spellEnd"/>
+            <w:r>
+              <w:rPr>
+                <w:rFonts w:ascii="Arial Nova Cond" w:hAnsi="Arial Nova Cond"/>
+                <w:sz w:val="24"/>
+                <w:szCs w:val="24"/>
+              </w:rPr>
+              <w:t xml:space="preserve"> </w:t>
+            </w:r>
+            <w:proofErr w:type="spellStart"/>
+            <w:r>
+              <w:rPr>
+                <w:rFonts w:ascii="Arial Nova Cond" w:hAnsi="Arial Nova Cond"/>
+                <w:sz w:val="24"/>
+                <w:szCs w:val="24"/>
+              </w:rPr>
+              <w:t>Terakhir</w:t>
+            </w:r>
+            <w:proofErr w:type="spellEnd"/>
           </w:p>
         </w:tc>
         <w:tc>
@@ -4308,7 +6552,25 @@
                 <w:sz w:val="24"/>
                 <w:szCs w:val="24"/>
               </w:rPr>
-              <w:t>{inspeksi_terakhir}</w:t>
+              <w:t>{</w:t>
+            </w:r>
+            <w:proofErr w:type="spellStart"/>
+            <w:r>
+              <w:rPr>
+                <w:rFonts w:ascii="Arial Nova Cond" w:hAnsi="Arial Nova Cond"/>
+                <w:sz w:val="24"/>
+                <w:szCs w:val="24"/>
+              </w:rPr>
+              <w:t>inspeksi_terakhir</w:t>
+            </w:r>
+            <w:proofErr w:type="spellEnd"/>
+            <w:r>
+              <w:rPr>
+                <w:rFonts w:ascii="Arial Nova Cond" w:hAnsi="Arial Nova Cond"/>
+                <w:sz w:val="24"/>
+                <w:szCs w:val="24"/>
+              </w:rPr>
+              <w:t>}</w:t>
             </w:r>
           </w:p>
         </w:tc>
@@ -4339,8 +6601,18 @@
           <w:sz w:val="24"/>
           <w:szCs w:val="24"/>
         </w:rPr>
-        <w:t>C. Hasil Pengawasan</w:t>
-      </w:r>
+        <w:t xml:space="preserve">C. Hasil </w:t>
+      </w:r>
+      <w:proofErr w:type="spellStart"/>
+      <w:r>
+        <w:rPr>
+          <w:rFonts w:ascii="Arial Nova Cond" w:hAnsi="Arial Nova Cond"/>
+          <w:sz w:val="24"/>
+          <w:szCs w:val="24"/>
+        </w:rPr>
+        <w:t>Pengawasan</w:t>
+      </w:r>
+      <w:proofErr w:type="spellEnd"/>
     </w:p>
     <w:p>
       <w:pPr>
@@ -4358,8 +6630,36 @@
           <w:sz w:val="24"/>
           <w:szCs w:val="24"/>
         </w:rPr>
-        <w:t>1.  Persetujuan Lingkungan</w:t>
-      </w:r>
+        <w:t xml:space="preserve">1.  </w:t>
+      </w:r>
+      <w:proofErr w:type="spellStart"/>
+      <w:r>
+        <w:rPr>
+          <w:rFonts w:ascii="Arial Nova Cond" w:hAnsi="Arial Nova Cond"/>
+          <w:sz w:val="24"/>
+          <w:szCs w:val="24"/>
+        </w:rPr>
+        <w:t>Persetujuan</w:t>
+      </w:r>
+      <w:proofErr w:type="spellEnd"/>
+      <w:r>
+        <w:rPr>
+          <w:rFonts w:ascii="Arial Nova Cond" w:hAnsi="Arial Nova Cond"/>
+          <w:sz w:val="24"/>
+          <w:szCs w:val="24"/>
+        </w:rPr>
+        <w:t xml:space="preserve"> </w:t>
+      </w:r>
+      <w:proofErr w:type="spellStart"/>
+      <w:r>
+        <w:rPr>
+          <w:rFonts w:ascii="Arial Nova Cond" w:hAnsi="Arial Nova Cond"/>
+          <w:sz w:val="24"/>
+          <w:szCs w:val="24"/>
+        </w:rPr>
+        <w:t>Lingkungan</w:t>
+      </w:r>
+      <w:proofErr w:type="spellEnd"/>
     </w:p>
     <w:p>
       <w:pPr>
@@ -4421,7 +6721,25 @@
           <w:sz w:val="24"/>
           <w:szCs w:val="24"/>
         </w:rPr>
-        <w:t>{/dokumen_izin}</w:t>
+        <w:t>{/</w:t>
+      </w:r>
+      <w:proofErr w:type="spellStart"/>
+      <w:r>
+        <w:rPr>
+          <w:rFonts w:ascii="Arial Nova Cond" w:hAnsi="Arial Nova Cond"/>
+          <w:sz w:val="24"/>
+          <w:szCs w:val="24"/>
+        </w:rPr>
+        <w:t>dokumen_izin</w:t>
+      </w:r>
+      <w:proofErr w:type="spellEnd"/>
+      <w:r>
+        <w:rPr>
+          <w:rFonts w:ascii="Arial Nova Cond" w:hAnsi="Arial Nova Cond"/>
+          <w:sz w:val="24"/>
+          <w:szCs w:val="24"/>
+        </w:rPr>
+        <w:t>}</w:t>
       </w:r>
     </w:p>
     <w:bookmarkEnd w:id="0"/>
@@ -4443,30 +6761,60 @@
         </w:rPr>
         <w:t xml:space="preserve">2.  </w:t>
       </w:r>
-      <w:r>
-        <w:rPr>
-          <w:rFonts w:ascii="Arial Nova Cond" w:hAnsi="Arial Nova Cond"/>
-          <w:sz w:val="24"/>
-          <w:szCs w:val="24"/>
-        </w:rPr>
-        <w:t xml:space="preserve">Pemeriksaan </w:t>
-      </w:r>
-      <w:r>
-        <w:rPr>
-          <w:rFonts w:ascii="Arial Nova Cond" w:hAnsi="Arial Nova Cond"/>
-          <w:sz w:val="24"/>
-          <w:szCs w:val="24"/>
-        </w:rPr>
-        <w:t xml:space="preserve">Pengelolaan </w:t>
-      </w:r>
-      <w:r>
-        <w:rPr>
-          <w:rFonts w:ascii="Arial Nova Cond" w:hAnsi="Arial Nova Cond"/>
-          <w:sz w:val="24"/>
-          <w:szCs w:val="24"/>
-        </w:rPr>
-        <w:t>Air Limbah</w:t>
-      </w:r>
+      <w:proofErr w:type="spellStart"/>
+      <w:r>
+        <w:rPr>
+          <w:rFonts w:ascii="Arial Nova Cond" w:hAnsi="Arial Nova Cond"/>
+          <w:sz w:val="24"/>
+          <w:szCs w:val="24"/>
+        </w:rPr>
+        <w:t>Pemeriksaan</w:t>
+      </w:r>
+      <w:proofErr w:type="spellEnd"/>
+      <w:r>
+        <w:rPr>
+          <w:rFonts w:ascii="Arial Nova Cond" w:hAnsi="Arial Nova Cond"/>
+          <w:sz w:val="24"/>
+          <w:szCs w:val="24"/>
+        </w:rPr>
+        <w:t xml:space="preserve"> </w:t>
+      </w:r>
+      <w:proofErr w:type="spellStart"/>
+      <w:r>
+        <w:rPr>
+          <w:rFonts w:ascii="Arial Nova Cond" w:hAnsi="Arial Nova Cond"/>
+          <w:sz w:val="24"/>
+          <w:szCs w:val="24"/>
+        </w:rPr>
+        <w:t>Pengelolaan</w:t>
+      </w:r>
+      <w:proofErr w:type="spellEnd"/>
+      <w:r>
+        <w:rPr>
+          <w:rFonts w:ascii="Arial Nova Cond" w:hAnsi="Arial Nova Cond"/>
+          <w:sz w:val="24"/>
+          <w:szCs w:val="24"/>
+        </w:rPr>
+        <w:t xml:space="preserve"> </w:t>
+      </w:r>
+      <w:r>
+        <w:rPr>
+          <w:rFonts w:ascii="Arial Nova Cond" w:hAnsi="Arial Nova Cond"/>
+          <w:sz w:val="24"/>
+          <w:szCs w:val="24"/>
+        </w:rPr>
+        <w:t xml:space="preserve">Air </w:t>
+      </w:r>
+      <w:proofErr w:type="spellStart"/>
+      <w:r>
+        <w:rPr>
+          <w:rFonts w:ascii="Arial Nova Cond" w:hAnsi="Arial Nova Cond"/>
+          <w:sz w:val="24"/>
+          <w:szCs w:val="24"/>
+        </w:rPr>
+        <w:t>Limbah</w:t>
+      </w:r>
+      <w:proofErr w:type="spellEnd"/>
     </w:p>
     <w:tbl>
       <w:tblPr>
@@ -4533,17 +6881,10 @@
                 <w:sz w:val="24"/>
                 <w:szCs w:val="24"/>
               </w:rPr>
-              <w:t>Point Pemeriksaan</w:t>
-            </w:r>
-          </w:p>
-        </w:tc>
-        <w:tc>
-          <w:tcPr>
-            <w:tcW w:w="2936" w:type="dxa"/>
-          </w:tcPr>
-          <w:p>
-            <w:pPr>
-              <w:jc w:val="center"/>
+              <w:t xml:space="preserve">Point </w:t>
+            </w:r>
+            <w:proofErr w:type="spellStart"/>
+            <w:r>
               <w:rPr>
                 <w:rFonts w:ascii="Arial Nova Cond" w:hAnsi="Arial Nova Cond"/>
                 <w:b/>
@@ -4551,8 +6892,18 @@
                 <w:sz w:val="24"/>
                 <w:szCs w:val="24"/>
               </w:rPr>
-            </w:pPr>
-            <w:r>
+              <w:t>Pemeriksaan</w:t>
+            </w:r>
+            <w:proofErr w:type="spellEnd"/>
+          </w:p>
+        </w:tc>
+        <w:tc>
+          <w:tcPr>
+            <w:tcW w:w="2936" w:type="dxa"/>
+          </w:tcPr>
+          <w:p>
+            <w:pPr>
+              <w:jc w:val="center"/>
               <w:rPr>
                 <w:rFonts w:ascii="Arial Nova Cond" w:hAnsi="Arial Nova Cond"/>
                 <w:b/>
@@ -4560,17 +6911,9 @@
                 <w:sz w:val="24"/>
                 <w:szCs w:val="24"/>
               </w:rPr>
-              <w:t>Kondisi Eksisting</w:t>
-            </w:r>
-          </w:p>
-        </w:tc>
-        <w:tc>
-          <w:tcPr>
-            <w:tcW w:w="3638" w:type="dxa"/>
-          </w:tcPr>
-          <w:p>
-            <w:pPr>
-              <w:jc w:val="center"/>
+            </w:pPr>
+            <w:proofErr w:type="spellStart"/>
+            <w:r>
               <w:rPr>
                 <w:rFonts w:ascii="Arial Nova Cond" w:hAnsi="Arial Nova Cond"/>
                 <w:b/>
@@ -4578,7 +6921,9 @@
                 <w:sz w:val="24"/>
                 <w:szCs w:val="24"/>
               </w:rPr>
-            </w:pPr>
+              <w:t>Kondisi</w:t>
+            </w:r>
+            <w:proofErr w:type="spellEnd"/>
             <w:r>
               <w:rPr>
                 <w:rFonts w:ascii="Arial Nova Cond" w:hAnsi="Arial Nova Cond"/>
@@ -4587,8 +6932,49 @@
                 <w:sz w:val="24"/>
                 <w:szCs w:val="24"/>
               </w:rPr>
+              <w:t xml:space="preserve"> </w:t>
+            </w:r>
+            <w:proofErr w:type="spellStart"/>
+            <w:r>
+              <w:rPr>
+                <w:rFonts w:ascii="Arial Nova Cond" w:hAnsi="Arial Nova Cond"/>
+                <w:b/>
+                <w:bCs/>
+                <w:sz w:val="24"/>
+                <w:szCs w:val="24"/>
+              </w:rPr>
+              <w:t>Eksisting</w:t>
+            </w:r>
+            <w:proofErr w:type="spellEnd"/>
+          </w:p>
+        </w:tc>
+        <w:tc>
+          <w:tcPr>
+            <w:tcW w:w="3638" w:type="dxa"/>
+          </w:tcPr>
+          <w:p>
+            <w:pPr>
+              <w:jc w:val="center"/>
+              <w:rPr>
+                <w:rFonts w:ascii="Arial Nova Cond" w:hAnsi="Arial Nova Cond"/>
+                <w:b/>
+                <w:bCs/>
+                <w:sz w:val="24"/>
+                <w:szCs w:val="24"/>
+              </w:rPr>
+            </w:pPr>
+            <w:proofErr w:type="spellStart"/>
+            <w:r>
+              <w:rPr>
+                <w:rFonts w:ascii="Arial Nova Cond" w:hAnsi="Arial Nova Cond"/>
+                <w:b/>
+                <w:bCs/>
+                <w:sz w:val="24"/>
+                <w:szCs w:val="24"/>
+              </w:rPr>
               <w:t>Keterangan</w:t>
             </w:r>
+            <w:proofErr w:type="spellEnd"/>
           </w:p>
         </w:tc>
       </w:tr>
@@ -4628,14 +7014,34 @@
                 <w:szCs w:val="24"/>
               </w:rPr>
             </w:pPr>
-            <w:r>
-              <w:rPr>
-                <w:rFonts w:ascii="Arial Nova Cond" w:hAnsi="Arial Nova Cond"/>
-                <w:sz w:val="24"/>
-                <w:szCs w:val="24"/>
-              </w:rPr>
-              <w:t>Sumber limbah</w:t>
-            </w:r>
+            <w:proofErr w:type="spellStart"/>
+            <w:r>
+              <w:rPr>
+                <w:rFonts w:ascii="Arial Nova Cond" w:hAnsi="Arial Nova Cond"/>
+                <w:sz w:val="24"/>
+                <w:szCs w:val="24"/>
+              </w:rPr>
+              <w:t>Sumber</w:t>
+            </w:r>
+            <w:proofErr w:type="spellEnd"/>
+            <w:r>
+              <w:rPr>
+                <w:rFonts w:ascii="Arial Nova Cond" w:hAnsi="Arial Nova Cond"/>
+                <w:sz w:val="24"/>
+                <w:szCs w:val="24"/>
+              </w:rPr>
+              <w:t xml:space="preserve"> </w:t>
+            </w:r>
+            <w:proofErr w:type="spellStart"/>
+            <w:r>
+              <w:rPr>
+                <w:rFonts w:ascii="Arial Nova Cond" w:hAnsi="Arial Nova Cond"/>
+                <w:sz w:val="24"/>
+                <w:szCs w:val="24"/>
+              </w:rPr>
+              <w:t>limbah</w:t>
+            </w:r>
+            <w:proofErr w:type="spellEnd"/>
           </w:p>
         </w:tc>
         <w:tc>
@@ -4657,7 +7063,25 @@
                 <w:sz w:val="24"/>
                 <w:szCs w:val="24"/>
               </w:rPr>
-              <w:t>{air_sumber}</w:t>
+              <w:t>{</w:t>
+            </w:r>
+            <w:proofErr w:type="spellStart"/>
+            <w:r>
+              <w:rPr>
+                <w:rFonts w:ascii="Arial Nova Cond" w:hAnsi="Arial Nova Cond"/>
+                <w:sz w:val="24"/>
+                <w:szCs w:val="24"/>
+              </w:rPr>
+              <w:t>air_sumber</w:t>
+            </w:r>
+            <w:proofErr w:type="spellEnd"/>
+            <w:r>
+              <w:rPr>
+                <w:rFonts w:ascii="Arial Nova Cond" w:hAnsi="Arial Nova Cond"/>
+                <w:sz w:val="24"/>
+                <w:szCs w:val="24"/>
+              </w:rPr>
+              <w:t>}</w:t>
             </w:r>
           </w:p>
         </w:tc>
@@ -4679,7 +7103,25 @@
                 <w:sz w:val="24"/>
                 <w:szCs w:val="24"/>
               </w:rPr>
-              <w:t>{ket_air_sumber}</w:t>
+              <w:t>{</w:t>
+            </w:r>
+            <w:proofErr w:type="spellStart"/>
+            <w:r>
+              <w:rPr>
+                <w:rFonts w:ascii="Arial Nova Cond" w:hAnsi="Arial Nova Cond"/>
+                <w:sz w:val="24"/>
+                <w:szCs w:val="24"/>
+              </w:rPr>
+              <w:t>ket_air_sumber</w:t>
+            </w:r>
+            <w:proofErr w:type="spellEnd"/>
+            <w:r>
+              <w:rPr>
+                <w:rFonts w:ascii="Arial Nova Cond" w:hAnsi="Arial Nova Cond"/>
+                <w:sz w:val="24"/>
+                <w:szCs w:val="24"/>
+              </w:rPr>
+              <w:t>}</w:t>
             </w:r>
           </w:p>
         </w:tc>
@@ -4720,13 +7162,41 @@
                 <w:szCs w:val="24"/>
               </w:rPr>
             </w:pPr>
-            <w:r>
-              <w:rPr>
-                <w:rFonts w:ascii="Arial Nova Cond" w:hAnsi="Arial Nova Cond"/>
-                <w:sz w:val="24"/>
-                <w:szCs w:val="24"/>
-              </w:rPr>
-              <w:t>Kondisi fisik IPAL</w:t>
+            <w:proofErr w:type="spellStart"/>
+            <w:r>
+              <w:rPr>
+                <w:rFonts w:ascii="Arial Nova Cond" w:hAnsi="Arial Nova Cond"/>
+                <w:sz w:val="24"/>
+                <w:szCs w:val="24"/>
+              </w:rPr>
+              <w:t>Kondisi</w:t>
+            </w:r>
+            <w:proofErr w:type="spellEnd"/>
+            <w:r>
+              <w:rPr>
+                <w:rFonts w:ascii="Arial Nova Cond" w:hAnsi="Arial Nova Cond"/>
+                <w:sz w:val="24"/>
+                <w:szCs w:val="24"/>
+              </w:rPr>
+              <w:t xml:space="preserve"> </w:t>
+            </w:r>
+            <w:proofErr w:type="spellStart"/>
+            <w:r>
+              <w:rPr>
+                <w:rFonts w:ascii="Arial Nova Cond" w:hAnsi="Arial Nova Cond"/>
+                <w:sz w:val="24"/>
+                <w:szCs w:val="24"/>
+              </w:rPr>
+              <w:t>fisik</w:t>
+            </w:r>
+            <w:proofErr w:type="spellEnd"/>
+            <w:r>
+              <w:rPr>
+                <w:rFonts w:ascii="Arial Nova Cond" w:hAnsi="Arial Nova Cond"/>
+                <w:sz w:val="24"/>
+                <w:szCs w:val="24"/>
+              </w:rPr>
+              <w:t xml:space="preserve"> IPAL</w:t>
             </w:r>
           </w:p>
         </w:tc>
@@ -4749,7 +7219,25 @@
                 <w:sz w:val="24"/>
                 <w:szCs w:val="24"/>
               </w:rPr>
-              <w:t>{air_fisik}</w:t>
+              <w:t>{</w:t>
+            </w:r>
+            <w:proofErr w:type="spellStart"/>
+            <w:r>
+              <w:rPr>
+                <w:rFonts w:ascii="Arial Nova Cond" w:hAnsi="Arial Nova Cond"/>
+                <w:sz w:val="24"/>
+                <w:szCs w:val="24"/>
+              </w:rPr>
+              <w:t>air_fisik</w:t>
+            </w:r>
+            <w:proofErr w:type="spellEnd"/>
+            <w:r>
+              <w:rPr>
+                <w:rFonts w:ascii="Arial Nova Cond" w:hAnsi="Arial Nova Cond"/>
+                <w:sz w:val="24"/>
+                <w:szCs w:val="24"/>
+              </w:rPr>
+              <w:t>}</w:t>
             </w:r>
           </w:p>
         </w:tc>
@@ -4771,7 +7259,25 @@
                 <w:sz w:val="24"/>
                 <w:szCs w:val="24"/>
               </w:rPr>
-              <w:t>{ket_air_fisik}</w:t>
+              <w:t>{</w:t>
+            </w:r>
+            <w:proofErr w:type="spellStart"/>
+            <w:r>
+              <w:rPr>
+                <w:rFonts w:ascii="Arial Nova Cond" w:hAnsi="Arial Nova Cond"/>
+                <w:sz w:val="24"/>
+                <w:szCs w:val="24"/>
+              </w:rPr>
+              <w:t>ket_air_fisik</w:t>
+            </w:r>
+            <w:proofErr w:type="spellEnd"/>
+            <w:r>
+              <w:rPr>
+                <w:rFonts w:ascii="Arial Nova Cond" w:hAnsi="Arial Nova Cond"/>
+                <w:sz w:val="24"/>
+                <w:szCs w:val="24"/>
+              </w:rPr>
+              <w:t>}</w:t>
             </w:r>
           </w:p>
         </w:tc>
@@ -4812,13 +7318,41 @@
                 <w:szCs w:val="24"/>
               </w:rPr>
             </w:pPr>
-            <w:r>
-              <w:rPr>
-                <w:rFonts w:ascii="Arial Nova Cond" w:hAnsi="Arial Nova Cond"/>
-                <w:sz w:val="24"/>
-                <w:szCs w:val="24"/>
-              </w:rPr>
-              <w:t>Kondisi kinerja IPAL</w:t>
+            <w:proofErr w:type="spellStart"/>
+            <w:r>
+              <w:rPr>
+                <w:rFonts w:ascii="Arial Nova Cond" w:hAnsi="Arial Nova Cond"/>
+                <w:sz w:val="24"/>
+                <w:szCs w:val="24"/>
+              </w:rPr>
+              <w:t>Kondisi</w:t>
+            </w:r>
+            <w:proofErr w:type="spellEnd"/>
+            <w:r>
+              <w:rPr>
+                <w:rFonts w:ascii="Arial Nova Cond" w:hAnsi="Arial Nova Cond"/>
+                <w:sz w:val="24"/>
+                <w:szCs w:val="24"/>
+              </w:rPr>
+              <w:t xml:space="preserve"> </w:t>
+            </w:r>
+            <w:proofErr w:type="spellStart"/>
+            <w:r>
+              <w:rPr>
+                <w:rFonts w:ascii="Arial Nova Cond" w:hAnsi="Arial Nova Cond"/>
+                <w:sz w:val="24"/>
+                <w:szCs w:val="24"/>
+              </w:rPr>
+              <w:t>kinerja</w:t>
+            </w:r>
+            <w:proofErr w:type="spellEnd"/>
+            <w:r>
+              <w:rPr>
+                <w:rFonts w:ascii="Arial Nova Cond" w:hAnsi="Arial Nova Cond"/>
+                <w:sz w:val="24"/>
+                <w:szCs w:val="24"/>
+              </w:rPr>
+              <w:t xml:space="preserve"> IPAL</w:t>
             </w:r>
           </w:p>
         </w:tc>
@@ -4841,7 +7375,25 @@
                 <w:sz w:val="24"/>
                 <w:szCs w:val="24"/>
               </w:rPr>
-              <w:t>{air_kinerja}</w:t>
+              <w:t>{</w:t>
+            </w:r>
+            <w:proofErr w:type="spellStart"/>
+            <w:r>
+              <w:rPr>
+                <w:rFonts w:ascii="Arial Nova Cond" w:hAnsi="Arial Nova Cond"/>
+                <w:sz w:val="24"/>
+                <w:szCs w:val="24"/>
+              </w:rPr>
+              <w:t>air_kinerja</w:t>
+            </w:r>
+            <w:proofErr w:type="spellEnd"/>
+            <w:r>
+              <w:rPr>
+                <w:rFonts w:ascii="Arial Nova Cond" w:hAnsi="Arial Nova Cond"/>
+                <w:sz w:val="24"/>
+                <w:szCs w:val="24"/>
+              </w:rPr>
+              <w:t>}</w:t>
             </w:r>
           </w:p>
         </w:tc>
@@ -4863,7 +7415,25 @@
                 <w:sz w:val="24"/>
                 <w:szCs w:val="24"/>
               </w:rPr>
-              <w:t>{ket_air_kinerja}</w:t>
+              <w:t>{</w:t>
+            </w:r>
+            <w:proofErr w:type="spellStart"/>
+            <w:r>
+              <w:rPr>
+                <w:rFonts w:ascii="Arial Nova Cond" w:hAnsi="Arial Nova Cond"/>
+                <w:sz w:val="24"/>
+                <w:szCs w:val="24"/>
+              </w:rPr>
+              <w:t>ket_air_kinerja</w:t>
+            </w:r>
+            <w:proofErr w:type="spellEnd"/>
+            <w:r>
+              <w:rPr>
+                <w:rFonts w:ascii="Arial Nova Cond" w:hAnsi="Arial Nova Cond"/>
+                <w:sz w:val="24"/>
+                <w:szCs w:val="24"/>
+              </w:rPr>
+              <w:t>}</w:t>
             </w:r>
           </w:p>
         </w:tc>
@@ -4910,8 +7480,36 @@
                 <w:sz w:val="24"/>
                 <w:szCs w:val="24"/>
               </w:rPr>
-              <w:t>Alat ukur debit air limbah</w:t>
-            </w:r>
+              <w:t xml:space="preserve">Alat </w:t>
+            </w:r>
+            <w:proofErr w:type="spellStart"/>
+            <w:r>
+              <w:rPr>
+                <w:rFonts w:ascii="Arial Nova Cond" w:hAnsi="Arial Nova Cond"/>
+                <w:sz w:val="24"/>
+                <w:szCs w:val="24"/>
+              </w:rPr>
+              <w:t>ukur</w:t>
+            </w:r>
+            <w:proofErr w:type="spellEnd"/>
+            <w:r>
+              <w:rPr>
+                <w:rFonts w:ascii="Arial Nova Cond" w:hAnsi="Arial Nova Cond"/>
+                <w:sz w:val="24"/>
+                <w:szCs w:val="24"/>
+              </w:rPr>
+              <w:t xml:space="preserve"> debit air </w:t>
+            </w:r>
+            <w:proofErr w:type="spellStart"/>
+            <w:r>
+              <w:rPr>
+                <w:rFonts w:ascii="Arial Nova Cond" w:hAnsi="Arial Nova Cond"/>
+                <w:sz w:val="24"/>
+                <w:szCs w:val="24"/>
+              </w:rPr>
+              <w:t>limbah</w:t>
+            </w:r>
+            <w:proofErr w:type="spellEnd"/>
           </w:p>
         </w:tc>
         <w:tc>
@@ -4932,7 +7530,25 @@
                 <w:sz w:val="24"/>
                 <w:szCs w:val="24"/>
               </w:rPr>
-              <w:t>{air_alat}</w:t>
+              <w:t>{</w:t>
+            </w:r>
+            <w:proofErr w:type="spellStart"/>
+            <w:r>
+              <w:rPr>
+                <w:rFonts w:ascii="Arial Nova Cond" w:hAnsi="Arial Nova Cond"/>
+                <w:sz w:val="24"/>
+                <w:szCs w:val="24"/>
+              </w:rPr>
+              <w:t>air_alat</w:t>
+            </w:r>
+            <w:proofErr w:type="spellEnd"/>
+            <w:r>
+              <w:rPr>
+                <w:rFonts w:ascii="Arial Nova Cond" w:hAnsi="Arial Nova Cond"/>
+                <w:sz w:val="24"/>
+                <w:szCs w:val="24"/>
+              </w:rPr>
+              <w:t>}</w:t>
             </w:r>
           </w:p>
         </w:tc>
@@ -4954,7 +7570,25 @@
                 <w:sz w:val="24"/>
                 <w:szCs w:val="24"/>
               </w:rPr>
-              <w:t>{ket_air_alat}</w:t>
+              <w:t>{</w:t>
+            </w:r>
+            <w:proofErr w:type="spellStart"/>
+            <w:r>
+              <w:rPr>
+                <w:rFonts w:ascii="Arial Nova Cond" w:hAnsi="Arial Nova Cond"/>
+                <w:sz w:val="24"/>
+                <w:szCs w:val="24"/>
+              </w:rPr>
+              <w:t>ket_air_alat</w:t>
+            </w:r>
+            <w:proofErr w:type="spellEnd"/>
+            <w:r>
+              <w:rPr>
+                <w:rFonts w:ascii="Arial Nova Cond" w:hAnsi="Arial Nova Cond"/>
+                <w:sz w:val="24"/>
+                <w:szCs w:val="24"/>
+              </w:rPr>
+              <w:t>}</w:t>
             </w:r>
           </w:p>
         </w:tc>
@@ -5001,7 +7635,25 @@
                 <w:sz w:val="24"/>
                 <w:szCs w:val="24"/>
               </w:rPr>
-              <w:t>Debit air limbah inlet dan outlet IPAL</w:t>
+              <w:t xml:space="preserve">Debit air </w:t>
+            </w:r>
+            <w:proofErr w:type="spellStart"/>
+            <w:r>
+              <w:rPr>
+                <w:rFonts w:ascii="Arial Nova Cond" w:hAnsi="Arial Nova Cond"/>
+                <w:sz w:val="24"/>
+                <w:szCs w:val="24"/>
+              </w:rPr>
+              <w:t>limbah</w:t>
+            </w:r>
+            <w:proofErr w:type="spellEnd"/>
+            <w:r>
+              <w:rPr>
+                <w:rFonts w:ascii="Arial Nova Cond" w:hAnsi="Arial Nova Cond"/>
+                <w:sz w:val="24"/>
+                <w:szCs w:val="24"/>
+              </w:rPr>
+              <w:t xml:space="preserve"> inlet dan outlet IPAL</w:t>
             </w:r>
           </w:p>
         </w:tc>
@@ -5023,25 +7675,89 @@
                 <w:sz w:val="24"/>
                 <w:szCs w:val="24"/>
               </w:rPr>
-              <w:t xml:space="preserve">Inlet : {debit_inlet} m³ per hari </w:t>
-            </w:r>
-          </w:p>
-          <w:p>
-            <w:pPr>
-              <w:rPr>
-                <w:rFonts w:ascii="Arial Nova Cond" w:hAnsi="Arial Nova Cond"/>
-                <w:sz w:val="24"/>
-                <w:szCs w:val="24"/>
-              </w:rPr>
-            </w:pPr>
-            <w:r>
-              <w:rPr>
-                <w:rFonts w:ascii="Arial Nova Cond" w:hAnsi="Arial Nova Cond"/>
-                <w:sz w:val="24"/>
-                <w:szCs w:val="24"/>
-              </w:rPr>
-              <w:t>Outlet : {debit_outlet} m³ per hari</w:t>
-            </w:r>
+              <w:t>Inlet : {</w:t>
+            </w:r>
+            <w:proofErr w:type="spellStart"/>
+            <w:r>
+              <w:rPr>
+                <w:rFonts w:ascii="Arial Nova Cond" w:hAnsi="Arial Nova Cond"/>
+                <w:sz w:val="24"/>
+                <w:szCs w:val="24"/>
+              </w:rPr>
+              <w:t>debit_inlet</w:t>
+            </w:r>
+            <w:proofErr w:type="spellEnd"/>
+            <w:r>
+              <w:rPr>
+                <w:rFonts w:ascii="Arial Nova Cond" w:hAnsi="Arial Nova Cond"/>
+                <w:sz w:val="24"/>
+                <w:szCs w:val="24"/>
+              </w:rPr>
+              <w:t xml:space="preserve">} m³ per </w:t>
+            </w:r>
+            <w:proofErr w:type="spellStart"/>
+            <w:r>
+              <w:rPr>
+                <w:rFonts w:ascii="Arial Nova Cond" w:hAnsi="Arial Nova Cond"/>
+                <w:sz w:val="24"/>
+                <w:szCs w:val="24"/>
+              </w:rPr>
+              <w:t>hari</w:t>
+            </w:r>
+            <w:proofErr w:type="spellEnd"/>
+            <w:r>
+              <w:rPr>
+                <w:rFonts w:ascii="Arial Nova Cond" w:hAnsi="Arial Nova Cond"/>
+                <w:sz w:val="24"/>
+                <w:szCs w:val="24"/>
+              </w:rPr>
+              <w:t xml:space="preserve"> </w:t>
+            </w:r>
+          </w:p>
+          <w:p>
+            <w:pPr>
+              <w:rPr>
+                <w:rFonts w:ascii="Arial Nova Cond" w:hAnsi="Arial Nova Cond"/>
+                <w:sz w:val="24"/>
+                <w:szCs w:val="24"/>
+              </w:rPr>
+            </w:pPr>
+            <w:r>
+              <w:rPr>
+                <w:rFonts w:ascii="Arial Nova Cond" w:hAnsi="Arial Nova Cond"/>
+                <w:sz w:val="24"/>
+                <w:szCs w:val="24"/>
+              </w:rPr>
+              <w:t>Outlet : {</w:t>
+            </w:r>
+            <w:proofErr w:type="spellStart"/>
+            <w:r>
+              <w:rPr>
+                <w:rFonts w:ascii="Arial Nova Cond" w:hAnsi="Arial Nova Cond"/>
+                <w:sz w:val="24"/>
+                <w:szCs w:val="24"/>
+              </w:rPr>
+              <w:t>debit_outlet</w:t>
+            </w:r>
+            <w:proofErr w:type="spellEnd"/>
+            <w:r>
+              <w:rPr>
+                <w:rFonts w:ascii="Arial Nova Cond" w:hAnsi="Arial Nova Cond"/>
+                <w:sz w:val="24"/>
+                <w:szCs w:val="24"/>
+              </w:rPr>
+              <w:t xml:space="preserve">} m³ per </w:t>
+            </w:r>
+            <w:proofErr w:type="spellStart"/>
+            <w:r>
+              <w:rPr>
+                <w:rFonts w:ascii="Arial Nova Cond" w:hAnsi="Arial Nova Cond"/>
+                <w:sz w:val="24"/>
+                <w:szCs w:val="24"/>
+              </w:rPr>
+              <w:t>hari</w:t>
+            </w:r>
+            <w:proofErr w:type="spellEnd"/>
           </w:p>
         </w:tc>
         <w:tc>
@@ -5062,7 +7778,25 @@
                 <w:sz w:val="24"/>
                 <w:szCs w:val="24"/>
               </w:rPr>
-              <w:t>{ket_air_debit}</w:t>
+              <w:t>{</w:t>
+            </w:r>
+            <w:proofErr w:type="spellStart"/>
+            <w:r>
+              <w:rPr>
+                <w:rFonts w:ascii="Arial Nova Cond" w:hAnsi="Arial Nova Cond"/>
+                <w:sz w:val="24"/>
+                <w:szCs w:val="24"/>
+              </w:rPr>
+              <w:t>ket_air_debit</w:t>
+            </w:r>
+            <w:proofErr w:type="spellEnd"/>
+            <w:r>
+              <w:rPr>
+                <w:rFonts w:ascii="Arial Nova Cond" w:hAnsi="Arial Nova Cond"/>
+                <w:sz w:val="24"/>
+                <w:szCs w:val="24"/>
+              </w:rPr>
+              <w:t>}</w:t>
             </w:r>
           </w:p>
         </w:tc>
@@ -5103,13 +7837,113 @@
                 <w:szCs w:val="24"/>
               </w:rPr>
             </w:pPr>
-            <w:r>
-              <w:rPr>
-                <w:rFonts w:ascii="Arial Nova Cond" w:hAnsi="Arial Nova Cond"/>
-                <w:sz w:val="24"/>
-                <w:szCs w:val="24"/>
-              </w:rPr>
-              <w:t>Saluran air limbah bercampur dengan saluran air hujan/ by pass</w:t>
+            <w:proofErr w:type="spellStart"/>
+            <w:r>
+              <w:rPr>
+                <w:rFonts w:ascii="Arial Nova Cond" w:hAnsi="Arial Nova Cond"/>
+                <w:sz w:val="24"/>
+                <w:szCs w:val="24"/>
+              </w:rPr>
+              <w:t>Saluran</w:t>
+            </w:r>
+            <w:proofErr w:type="spellEnd"/>
+            <w:r>
+              <w:rPr>
+                <w:rFonts w:ascii="Arial Nova Cond" w:hAnsi="Arial Nova Cond"/>
+                <w:sz w:val="24"/>
+                <w:szCs w:val="24"/>
+              </w:rPr>
+              <w:t xml:space="preserve"> air </w:t>
+            </w:r>
+            <w:proofErr w:type="spellStart"/>
+            <w:r>
+              <w:rPr>
+                <w:rFonts w:ascii="Arial Nova Cond" w:hAnsi="Arial Nova Cond"/>
+                <w:sz w:val="24"/>
+                <w:szCs w:val="24"/>
+              </w:rPr>
+              <w:t>limbah</w:t>
+            </w:r>
+            <w:proofErr w:type="spellEnd"/>
+            <w:r>
+              <w:rPr>
+                <w:rFonts w:ascii="Arial Nova Cond" w:hAnsi="Arial Nova Cond"/>
+                <w:sz w:val="24"/>
+                <w:szCs w:val="24"/>
+              </w:rPr>
+              <w:t xml:space="preserve"> </w:t>
+            </w:r>
+            <w:proofErr w:type="spellStart"/>
+            <w:r>
+              <w:rPr>
+                <w:rFonts w:ascii="Arial Nova Cond" w:hAnsi="Arial Nova Cond"/>
+                <w:sz w:val="24"/>
+                <w:szCs w:val="24"/>
+              </w:rPr>
+              <w:t>bercampur</w:t>
+            </w:r>
+            <w:proofErr w:type="spellEnd"/>
+            <w:r>
+              <w:rPr>
+                <w:rFonts w:ascii="Arial Nova Cond" w:hAnsi="Arial Nova Cond"/>
+                <w:sz w:val="24"/>
+                <w:szCs w:val="24"/>
+              </w:rPr>
+              <w:t xml:space="preserve"> </w:t>
+            </w:r>
+            <w:proofErr w:type="spellStart"/>
+            <w:r>
+              <w:rPr>
+                <w:rFonts w:ascii="Arial Nova Cond" w:hAnsi="Arial Nova Cond"/>
+                <w:sz w:val="24"/>
+                <w:szCs w:val="24"/>
+              </w:rPr>
+              <w:t>dengan</w:t>
+            </w:r>
+            <w:proofErr w:type="spellEnd"/>
+            <w:r>
+              <w:rPr>
+                <w:rFonts w:ascii="Arial Nova Cond" w:hAnsi="Arial Nova Cond"/>
+                <w:sz w:val="24"/>
+                <w:szCs w:val="24"/>
+              </w:rPr>
+              <w:t xml:space="preserve"> </w:t>
+            </w:r>
+            <w:proofErr w:type="spellStart"/>
+            <w:r>
+              <w:rPr>
+                <w:rFonts w:ascii="Arial Nova Cond" w:hAnsi="Arial Nova Cond"/>
+                <w:sz w:val="24"/>
+                <w:szCs w:val="24"/>
+              </w:rPr>
+              <w:t>saluran</w:t>
+            </w:r>
+            <w:proofErr w:type="spellEnd"/>
+            <w:r>
+              <w:rPr>
+                <w:rFonts w:ascii="Arial Nova Cond" w:hAnsi="Arial Nova Cond"/>
+                <w:sz w:val="24"/>
+                <w:szCs w:val="24"/>
+              </w:rPr>
+              <w:t xml:space="preserve"> air </w:t>
+            </w:r>
+            <w:proofErr w:type="spellStart"/>
+            <w:r>
+              <w:rPr>
+                <w:rFonts w:ascii="Arial Nova Cond" w:hAnsi="Arial Nova Cond"/>
+                <w:sz w:val="24"/>
+                <w:szCs w:val="24"/>
+              </w:rPr>
+              <w:t>hujan</w:t>
+            </w:r>
+            <w:proofErr w:type="spellEnd"/>
+            <w:r>
+              <w:rPr>
+                <w:rFonts w:ascii="Arial Nova Cond" w:hAnsi="Arial Nova Cond"/>
+                <w:sz w:val="24"/>
+                <w:szCs w:val="24"/>
+              </w:rPr>
+              <w:t>/ by pass</w:t>
             </w:r>
           </w:p>
         </w:tc>
@@ -5131,7 +7965,25 @@
                 <w:sz w:val="24"/>
                 <w:szCs w:val="24"/>
               </w:rPr>
-              <w:t>{air_saluran}</w:t>
+              <w:t>{</w:t>
+            </w:r>
+            <w:proofErr w:type="spellStart"/>
+            <w:r>
+              <w:rPr>
+                <w:rFonts w:ascii="Arial Nova Cond" w:hAnsi="Arial Nova Cond"/>
+                <w:sz w:val="24"/>
+                <w:szCs w:val="24"/>
+              </w:rPr>
+              <w:t>air_saluran</w:t>
+            </w:r>
+            <w:proofErr w:type="spellEnd"/>
+            <w:r>
+              <w:rPr>
+                <w:rFonts w:ascii="Arial Nova Cond" w:hAnsi="Arial Nova Cond"/>
+                <w:sz w:val="24"/>
+                <w:szCs w:val="24"/>
+              </w:rPr>
+              <w:t>}</w:t>
             </w:r>
           </w:p>
         </w:tc>
@@ -5153,7 +8005,25 @@
                 <w:sz w:val="24"/>
                 <w:szCs w:val="24"/>
               </w:rPr>
-              <w:t>{ket_air_saluran}</w:t>
+              <w:t>{</w:t>
+            </w:r>
+            <w:proofErr w:type="spellStart"/>
+            <w:r>
+              <w:rPr>
+                <w:rFonts w:ascii="Arial Nova Cond" w:hAnsi="Arial Nova Cond"/>
+                <w:sz w:val="24"/>
+                <w:szCs w:val="24"/>
+              </w:rPr>
+              <w:t>ket_air_saluran</w:t>
+            </w:r>
+            <w:proofErr w:type="spellEnd"/>
+            <w:r>
+              <w:rPr>
+                <w:rFonts w:ascii="Arial Nova Cond" w:hAnsi="Arial Nova Cond"/>
+                <w:sz w:val="24"/>
+                <w:szCs w:val="24"/>
+              </w:rPr>
+              <w:t>}</w:t>
             </w:r>
           </w:p>
         </w:tc>
@@ -5194,14 +8064,70 @@
                 <w:szCs w:val="24"/>
               </w:rPr>
             </w:pPr>
-            <w:r>
-              <w:rPr>
-                <w:rFonts w:ascii="Arial Nova Cond" w:hAnsi="Arial Nova Cond"/>
-                <w:sz w:val="24"/>
-                <w:szCs w:val="24"/>
-              </w:rPr>
-              <w:t>Persetujuan Teknis Pengelolaan Limbah Cair</w:t>
-            </w:r>
+            <w:proofErr w:type="spellStart"/>
+            <w:r>
+              <w:rPr>
+                <w:rFonts w:ascii="Arial Nova Cond" w:hAnsi="Arial Nova Cond"/>
+                <w:sz w:val="24"/>
+                <w:szCs w:val="24"/>
+              </w:rPr>
+              <w:t>Persetujuan</w:t>
+            </w:r>
+            <w:proofErr w:type="spellEnd"/>
+            <w:r>
+              <w:rPr>
+                <w:rFonts w:ascii="Arial Nova Cond" w:hAnsi="Arial Nova Cond"/>
+                <w:sz w:val="24"/>
+                <w:szCs w:val="24"/>
+              </w:rPr>
+              <w:t xml:space="preserve"> Teknis </w:t>
+            </w:r>
+            <w:proofErr w:type="spellStart"/>
+            <w:r>
+              <w:rPr>
+                <w:rFonts w:ascii="Arial Nova Cond" w:hAnsi="Arial Nova Cond"/>
+                <w:sz w:val="24"/>
+                <w:szCs w:val="24"/>
+              </w:rPr>
+              <w:t>Pengelolaan</w:t>
+            </w:r>
+            <w:proofErr w:type="spellEnd"/>
+            <w:r>
+              <w:rPr>
+                <w:rFonts w:ascii="Arial Nova Cond" w:hAnsi="Arial Nova Cond"/>
+                <w:sz w:val="24"/>
+                <w:szCs w:val="24"/>
+              </w:rPr>
+              <w:t xml:space="preserve"> </w:t>
+            </w:r>
+            <w:proofErr w:type="spellStart"/>
+            <w:r>
+              <w:rPr>
+                <w:rFonts w:ascii="Arial Nova Cond" w:hAnsi="Arial Nova Cond"/>
+                <w:sz w:val="24"/>
+                <w:szCs w:val="24"/>
+              </w:rPr>
+              <w:t>Limbah</w:t>
+            </w:r>
+            <w:proofErr w:type="spellEnd"/>
+            <w:r>
+              <w:rPr>
+                <w:rFonts w:ascii="Arial Nova Cond" w:hAnsi="Arial Nova Cond"/>
+                <w:sz w:val="24"/>
+                <w:szCs w:val="24"/>
+              </w:rPr>
+              <w:t xml:space="preserve"> </w:t>
+            </w:r>
+            <w:proofErr w:type="spellStart"/>
+            <w:r>
+              <w:rPr>
+                <w:rFonts w:ascii="Arial Nova Cond" w:hAnsi="Arial Nova Cond"/>
+                <w:sz w:val="24"/>
+                <w:szCs w:val="24"/>
+              </w:rPr>
+              <w:t>Cair</w:t>
+            </w:r>
+            <w:proofErr w:type="spellEnd"/>
           </w:p>
         </w:tc>
         <w:tc>
@@ -5222,7 +8148,25 @@
                 <w:sz w:val="24"/>
                 <w:szCs w:val="24"/>
               </w:rPr>
-              <w:t>{air_pertek}</w:t>
+              <w:t>{</w:t>
+            </w:r>
+            <w:proofErr w:type="spellStart"/>
+            <w:r>
+              <w:rPr>
+                <w:rFonts w:ascii="Arial Nova Cond" w:hAnsi="Arial Nova Cond"/>
+                <w:sz w:val="24"/>
+                <w:szCs w:val="24"/>
+              </w:rPr>
+              <w:t>air_pertek</w:t>
+            </w:r>
+            <w:proofErr w:type="spellEnd"/>
+            <w:r>
+              <w:rPr>
+                <w:rFonts w:ascii="Arial Nova Cond" w:hAnsi="Arial Nova Cond"/>
+                <w:sz w:val="24"/>
+                <w:szCs w:val="24"/>
+              </w:rPr>
+              <w:t>}</w:t>
             </w:r>
           </w:p>
         </w:tc>
@@ -5244,7 +8188,25 @@
                 <w:sz w:val="24"/>
                 <w:szCs w:val="24"/>
               </w:rPr>
-              <w:t>{ket_air_pertek}</w:t>
+              <w:t>{</w:t>
+            </w:r>
+            <w:proofErr w:type="spellStart"/>
+            <w:r>
+              <w:rPr>
+                <w:rFonts w:ascii="Arial Nova Cond" w:hAnsi="Arial Nova Cond"/>
+                <w:sz w:val="24"/>
+                <w:szCs w:val="24"/>
+              </w:rPr>
+              <w:t>ket_air_pertek</w:t>
+            </w:r>
+            <w:proofErr w:type="spellEnd"/>
+            <w:r>
+              <w:rPr>
+                <w:rFonts w:ascii="Arial Nova Cond" w:hAnsi="Arial Nova Cond"/>
+                <w:sz w:val="24"/>
+                <w:szCs w:val="24"/>
+              </w:rPr>
+              <w:t>}</w:t>
             </w:r>
           </w:p>
         </w:tc>
@@ -5291,7 +8253,61 @@
                 <w:sz w:val="24"/>
                 <w:szCs w:val="24"/>
               </w:rPr>
-              <w:t xml:space="preserve">Data swapantau analisa air limbah </w:t>
+              <w:t xml:space="preserve">Data </w:t>
+            </w:r>
+            <w:proofErr w:type="spellStart"/>
+            <w:r>
+              <w:rPr>
+                <w:rFonts w:ascii="Arial Nova Cond" w:hAnsi="Arial Nova Cond"/>
+                <w:sz w:val="24"/>
+                <w:szCs w:val="24"/>
+              </w:rPr>
+              <w:t>swapantau</w:t>
+            </w:r>
+            <w:proofErr w:type="spellEnd"/>
+            <w:r>
+              <w:rPr>
+                <w:rFonts w:ascii="Arial Nova Cond" w:hAnsi="Arial Nova Cond"/>
+                <w:sz w:val="24"/>
+                <w:szCs w:val="24"/>
+              </w:rPr>
+              <w:t xml:space="preserve"> </w:t>
+            </w:r>
+            <w:proofErr w:type="spellStart"/>
+            <w:r>
+              <w:rPr>
+                <w:rFonts w:ascii="Arial Nova Cond" w:hAnsi="Arial Nova Cond"/>
+                <w:sz w:val="24"/>
+                <w:szCs w:val="24"/>
+              </w:rPr>
+              <w:t>analisa</w:t>
+            </w:r>
+            <w:proofErr w:type="spellEnd"/>
+            <w:r>
+              <w:rPr>
+                <w:rFonts w:ascii="Arial Nova Cond" w:hAnsi="Arial Nova Cond"/>
+                <w:sz w:val="24"/>
+                <w:szCs w:val="24"/>
+              </w:rPr>
+              <w:t xml:space="preserve"> air </w:t>
+            </w:r>
+            <w:proofErr w:type="spellStart"/>
+            <w:r>
+              <w:rPr>
+                <w:rFonts w:ascii="Arial Nova Cond" w:hAnsi="Arial Nova Cond"/>
+                <w:sz w:val="24"/>
+                <w:szCs w:val="24"/>
+              </w:rPr>
+              <w:t>limbah</w:t>
+            </w:r>
+            <w:proofErr w:type="spellEnd"/>
+            <w:r>
+              <w:rPr>
+                <w:rFonts w:ascii="Arial Nova Cond" w:hAnsi="Arial Nova Cond"/>
+                <w:sz w:val="24"/>
+                <w:szCs w:val="24"/>
+              </w:rPr>
+              <w:t xml:space="preserve"> </w:t>
             </w:r>
           </w:p>
         </w:tc>
@@ -5313,7 +8329,25 @@
                 <w:sz w:val="24"/>
                 <w:szCs w:val="24"/>
               </w:rPr>
-              <w:t>{air_pantau}</w:t>
+              <w:t>{</w:t>
+            </w:r>
+            <w:proofErr w:type="spellStart"/>
+            <w:r>
+              <w:rPr>
+                <w:rFonts w:ascii="Arial Nova Cond" w:hAnsi="Arial Nova Cond"/>
+                <w:sz w:val="24"/>
+                <w:szCs w:val="24"/>
+              </w:rPr>
+              <w:t>air_pantau</w:t>
+            </w:r>
+            <w:proofErr w:type="spellEnd"/>
+            <w:r>
+              <w:rPr>
+                <w:rFonts w:ascii="Arial Nova Cond" w:hAnsi="Arial Nova Cond"/>
+                <w:sz w:val="24"/>
+                <w:szCs w:val="24"/>
+              </w:rPr>
+              <w:t>}</w:t>
             </w:r>
           </w:p>
         </w:tc>
@@ -5335,7 +8369,25 @@
                 <w:sz w:val="24"/>
                 <w:szCs w:val="24"/>
               </w:rPr>
-              <w:t>{ket_air_pantau}</w:t>
+              <w:t>{</w:t>
+            </w:r>
+            <w:proofErr w:type="spellStart"/>
+            <w:r>
+              <w:rPr>
+                <w:rFonts w:ascii="Arial Nova Cond" w:hAnsi="Arial Nova Cond"/>
+                <w:sz w:val="24"/>
+                <w:szCs w:val="24"/>
+              </w:rPr>
+              <w:t>ket_air_pantau</w:t>
+            </w:r>
+            <w:proofErr w:type="spellEnd"/>
+            <w:r>
+              <w:rPr>
+                <w:rFonts w:ascii="Arial Nova Cond" w:hAnsi="Arial Nova Cond"/>
+                <w:sz w:val="24"/>
+                <w:szCs w:val="24"/>
+              </w:rPr>
+              <w:t>}</w:t>
             </w:r>
           </w:p>
         </w:tc>
@@ -5354,6 +8406,7 @@
                 <w:szCs w:val="24"/>
               </w:rPr>
             </w:pPr>
+            <w:proofErr w:type="spellStart"/>
             <w:r>
               <w:rPr>
                 <w:rFonts w:ascii="Arial Nova Cond" w:hAnsi="Arial Nova Cond"/>
@@ -5361,7 +8414,16 @@
                 <w:szCs w:val="24"/>
               </w:rPr>
               <w:lastRenderedPageBreak/>
-              <w:t>i.</w:t>
+              <w:t>i</w:t>
+            </w:r>
+            <w:proofErr w:type="spellEnd"/>
+            <w:r>
+              <w:rPr>
+                <w:rFonts w:ascii="Arial Nova Cond" w:hAnsi="Arial Nova Cond"/>
+                <w:sz w:val="24"/>
+                <w:szCs w:val="24"/>
+              </w:rPr>
+              <w:t>.</w:t>
             </w:r>
           </w:p>
         </w:tc>
@@ -5377,13 +8439,23 @@
                 <w:szCs w:val="24"/>
               </w:rPr>
             </w:pPr>
-            <w:r>
-              <w:rPr>
-                <w:rFonts w:ascii="Arial Nova Cond" w:hAnsi="Arial Nova Cond"/>
-                <w:sz w:val="24"/>
-                <w:szCs w:val="24"/>
-              </w:rPr>
-              <w:t>Pengelolaan sludge IPAL</w:t>
+            <w:proofErr w:type="spellStart"/>
+            <w:r>
+              <w:rPr>
+                <w:rFonts w:ascii="Arial Nova Cond" w:hAnsi="Arial Nova Cond"/>
+                <w:sz w:val="24"/>
+                <w:szCs w:val="24"/>
+              </w:rPr>
+              <w:t>Pengelolaan</w:t>
+            </w:r>
+            <w:proofErr w:type="spellEnd"/>
+            <w:r>
+              <w:rPr>
+                <w:rFonts w:ascii="Arial Nova Cond" w:hAnsi="Arial Nova Cond"/>
+                <w:sz w:val="24"/>
+                <w:szCs w:val="24"/>
+              </w:rPr>
+              <w:t xml:space="preserve"> sludge IPAL</w:t>
             </w:r>
           </w:p>
         </w:tc>
@@ -5405,7 +8477,25 @@
                 <w:sz w:val="24"/>
                 <w:szCs w:val="24"/>
               </w:rPr>
-              <w:t>{air_sludge}</w:t>
+              <w:t>{</w:t>
+            </w:r>
+            <w:proofErr w:type="spellStart"/>
+            <w:r>
+              <w:rPr>
+                <w:rFonts w:ascii="Arial Nova Cond" w:hAnsi="Arial Nova Cond"/>
+                <w:sz w:val="24"/>
+                <w:szCs w:val="24"/>
+              </w:rPr>
+              <w:t>air_sludge</w:t>
+            </w:r>
+            <w:proofErr w:type="spellEnd"/>
+            <w:r>
+              <w:rPr>
+                <w:rFonts w:ascii="Arial Nova Cond" w:hAnsi="Arial Nova Cond"/>
+                <w:sz w:val="24"/>
+                <w:szCs w:val="24"/>
+              </w:rPr>
+              <w:t>}</w:t>
             </w:r>
           </w:p>
         </w:tc>
@@ -5427,7 +8517,25 @@
                 <w:sz w:val="24"/>
                 <w:szCs w:val="24"/>
               </w:rPr>
-              <w:t>{ket_air_sludge}</w:t>
+              <w:t>{</w:t>
+            </w:r>
+            <w:proofErr w:type="spellStart"/>
+            <w:r>
+              <w:rPr>
+                <w:rFonts w:ascii="Arial Nova Cond" w:hAnsi="Arial Nova Cond"/>
+                <w:sz w:val="24"/>
+                <w:szCs w:val="24"/>
+              </w:rPr>
+              <w:t>ket_air_sludge</w:t>
+            </w:r>
+            <w:proofErr w:type="spellEnd"/>
+            <w:r>
+              <w:rPr>
+                <w:rFonts w:ascii="Arial Nova Cond" w:hAnsi="Arial Nova Cond"/>
+                <w:sz w:val="24"/>
+                <w:szCs w:val="24"/>
+              </w:rPr>
+              <w:t>}</w:t>
             </w:r>
           </w:p>
         </w:tc>
@@ -5459,7 +8567,79 @@
           <w:sz w:val="24"/>
           <w:szCs w:val="24"/>
         </w:rPr>
-        <w:t>3.  Pemeriksaan Pengelolaan Pengendalian Pencemaran Udara</w:t>
+        <w:t xml:space="preserve">3.  </w:t>
+      </w:r>
+      <w:proofErr w:type="spellStart"/>
+      <w:r>
+        <w:rPr>
+          <w:rFonts w:ascii="Arial Nova Cond" w:hAnsi="Arial Nova Cond"/>
+          <w:sz w:val="24"/>
+          <w:szCs w:val="24"/>
+        </w:rPr>
+        <w:t>Pemeriksaan</w:t>
+      </w:r>
+      <w:proofErr w:type="spellEnd"/>
+      <w:r>
+        <w:rPr>
+          <w:rFonts w:ascii="Arial Nova Cond" w:hAnsi="Arial Nova Cond"/>
+          <w:sz w:val="24"/>
+          <w:szCs w:val="24"/>
+        </w:rPr>
+        <w:t xml:space="preserve"> </w:t>
+      </w:r>
+      <w:proofErr w:type="spellStart"/>
+      <w:r>
+        <w:rPr>
+          <w:rFonts w:ascii="Arial Nova Cond" w:hAnsi="Arial Nova Cond"/>
+          <w:sz w:val="24"/>
+          <w:szCs w:val="24"/>
+        </w:rPr>
+        <w:t>Pengelolaan</w:t>
+      </w:r>
+      <w:proofErr w:type="spellEnd"/>
+      <w:r>
+        <w:rPr>
+          <w:rFonts w:ascii="Arial Nova Cond" w:hAnsi="Arial Nova Cond"/>
+          <w:sz w:val="24"/>
+          <w:szCs w:val="24"/>
+        </w:rPr>
+        <w:t xml:space="preserve"> </w:t>
+      </w:r>
+      <w:proofErr w:type="spellStart"/>
+      <w:r>
+        <w:rPr>
+          <w:rFonts w:ascii="Arial Nova Cond" w:hAnsi="Arial Nova Cond"/>
+          <w:sz w:val="24"/>
+          <w:szCs w:val="24"/>
+        </w:rPr>
+        <w:t>Pengendalian</w:t>
+      </w:r>
+      <w:proofErr w:type="spellEnd"/>
+      <w:r>
+        <w:rPr>
+          <w:rFonts w:ascii="Arial Nova Cond" w:hAnsi="Arial Nova Cond"/>
+          <w:sz w:val="24"/>
+          <w:szCs w:val="24"/>
+        </w:rPr>
+        <w:t xml:space="preserve"> </w:t>
+      </w:r>
+      <w:proofErr w:type="spellStart"/>
+      <w:r>
+        <w:rPr>
+          <w:rFonts w:ascii="Arial Nova Cond" w:hAnsi="Arial Nova Cond"/>
+          <w:sz w:val="24"/>
+          <w:szCs w:val="24"/>
+        </w:rPr>
+        <w:t>Pencemaran</w:t>
+      </w:r>
+      <w:proofErr w:type="spellEnd"/>
+      <w:r>
+        <w:rPr>
+          <w:rFonts w:ascii="Arial Nova Cond" w:hAnsi="Arial Nova Cond"/>
+          <w:sz w:val="24"/>
+          <w:szCs w:val="24"/>
+        </w:rPr>
+        <w:t xml:space="preserve"> Udara</w:t>
       </w:r>
     </w:p>
     <w:tbl>
@@ -5537,17 +8717,10 @@
                 <w:sz w:val="24"/>
                 <w:szCs w:val="24"/>
               </w:rPr>
-              <w:t>Point Pemeriksaan</w:t>
-            </w:r>
-          </w:p>
-        </w:tc>
-        <w:tc>
-          <w:tcPr>
-            <w:tcW w:w="3076" w:type="dxa"/>
-          </w:tcPr>
-          <w:p>
-            <w:pPr>
-              <w:jc w:val="center"/>
+              <w:t xml:space="preserve">Point </w:t>
+            </w:r>
+            <w:proofErr w:type="spellStart"/>
+            <w:r>
               <w:rPr>
                 <w:rFonts w:ascii="Arial Nova Cond" w:hAnsi="Arial Nova Cond"/>
                 <w:b/>
@@ -5555,8 +8728,18 @@
                 <w:sz w:val="24"/>
                 <w:szCs w:val="24"/>
               </w:rPr>
-            </w:pPr>
-            <w:r>
+              <w:t>Pemeriksaan</w:t>
+            </w:r>
+            <w:proofErr w:type="spellEnd"/>
+          </w:p>
+        </w:tc>
+        <w:tc>
+          <w:tcPr>
+            <w:tcW w:w="3076" w:type="dxa"/>
+          </w:tcPr>
+          <w:p>
+            <w:pPr>
+              <w:jc w:val="center"/>
               <w:rPr>
                 <w:rFonts w:ascii="Arial Nova Cond" w:hAnsi="Arial Nova Cond"/>
                 <w:b/>
@@ -5564,17 +8747,9 @@
                 <w:sz w:val="24"/>
                 <w:szCs w:val="24"/>
               </w:rPr>
-              <w:t>Kondisi Eksisting</w:t>
-            </w:r>
-          </w:p>
-        </w:tc>
-        <w:tc>
-          <w:tcPr>
-            <w:tcW w:w="2774" w:type="dxa"/>
-          </w:tcPr>
-          <w:p>
-            <w:pPr>
-              <w:jc w:val="center"/>
+            </w:pPr>
+            <w:proofErr w:type="spellStart"/>
+            <w:r>
               <w:rPr>
                 <w:rFonts w:ascii="Arial Nova Cond" w:hAnsi="Arial Nova Cond"/>
                 <w:b/>
@@ -5582,7 +8757,9 @@
                 <w:sz w:val="24"/>
                 <w:szCs w:val="24"/>
               </w:rPr>
-            </w:pPr>
+              <w:t>Kondisi</w:t>
+            </w:r>
+            <w:proofErr w:type="spellEnd"/>
             <w:r>
               <w:rPr>
                 <w:rFonts w:ascii="Arial Nova Cond" w:hAnsi="Arial Nova Cond"/>
@@ -5591,8 +8768,49 @@
                 <w:sz w:val="24"/>
                 <w:szCs w:val="24"/>
               </w:rPr>
+              <w:t xml:space="preserve"> </w:t>
+            </w:r>
+            <w:proofErr w:type="spellStart"/>
+            <w:r>
+              <w:rPr>
+                <w:rFonts w:ascii="Arial Nova Cond" w:hAnsi="Arial Nova Cond"/>
+                <w:b/>
+                <w:bCs/>
+                <w:sz w:val="24"/>
+                <w:szCs w:val="24"/>
+              </w:rPr>
+              <w:t>Eksisting</w:t>
+            </w:r>
+            <w:proofErr w:type="spellEnd"/>
+          </w:p>
+        </w:tc>
+        <w:tc>
+          <w:tcPr>
+            <w:tcW w:w="2774" w:type="dxa"/>
+          </w:tcPr>
+          <w:p>
+            <w:pPr>
+              <w:jc w:val="center"/>
+              <w:rPr>
+                <w:rFonts w:ascii="Arial Nova Cond" w:hAnsi="Arial Nova Cond"/>
+                <w:b/>
+                <w:bCs/>
+                <w:sz w:val="24"/>
+                <w:szCs w:val="24"/>
+              </w:rPr>
+            </w:pPr>
+            <w:proofErr w:type="spellStart"/>
+            <w:r>
+              <w:rPr>
+                <w:rFonts w:ascii="Arial Nova Cond" w:hAnsi="Arial Nova Cond"/>
+                <w:b/>
+                <w:bCs/>
+                <w:sz w:val="24"/>
+                <w:szCs w:val="24"/>
+              </w:rPr>
               <w:t>Keterangan</w:t>
             </w:r>
+            <w:proofErr w:type="spellEnd"/>
           </w:p>
         </w:tc>
       </w:tr>
@@ -5632,14 +8850,34 @@
                 <w:szCs w:val="24"/>
               </w:rPr>
             </w:pPr>
-            <w:r>
-              <w:rPr>
-                <w:rFonts w:ascii="Arial Nova Cond" w:hAnsi="Arial Nova Cond"/>
-                <w:sz w:val="24"/>
-                <w:szCs w:val="24"/>
-              </w:rPr>
-              <w:t>Sumber Emisi</w:t>
-            </w:r>
+            <w:proofErr w:type="spellStart"/>
+            <w:r>
+              <w:rPr>
+                <w:rFonts w:ascii="Arial Nova Cond" w:hAnsi="Arial Nova Cond"/>
+                <w:sz w:val="24"/>
+                <w:szCs w:val="24"/>
+              </w:rPr>
+              <w:t>Sumber</w:t>
+            </w:r>
+            <w:proofErr w:type="spellEnd"/>
+            <w:r>
+              <w:rPr>
+                <w:rFonts w:ascii="Arial Nova Cond" w:hAnsi="Arial Nova Cond"/>
+                <w:sz w:val="24"/>
+                <w:szCs w:val="24"/>
+              </w:rPr>
+              <w:t xml:space="preserve"> </w:t>
+            </w:r>
+            <w:proofErr w:type="spellStart"/>
+            <w:r>
+              <w:rPr>
+                <w:rFonts w:ascii="Arial Nova Cond" w:hAnsi="Arial Nova Cond"/>
+                <w:sz w:val="24"/>
+                <w:szCs w:val="24"/>
+              </w:rPr>
+              <w:t>Emisi</w:t>
+            </w:r>
+            <w:proofErr w:type="spellEnd"/>
           </w:p>
         </w:tc>
         <w:tc>
@@ -5661,7 +8899,25 @@
                 <w:sz w:val="24"/>
                 <w:szCs w:val="24"/>
               </w:rPr>
-              <w:t>{udara_sumber}</w:t>
+              <w:t>{</w:t>
+            </w:r>
+            <w:proofErr w:type="spellStart"/>
+            <w:r>
+              <w:rPr>
+                <w:rFonts w:ascii="Arial Nova Cond" w:hAnsi="Arial Nova Cond"/>
+                <w:sz w:val="24"/>
+                <w:szCs w:val="24"/>
+              </w:rPr>
+              <w:t>udara_sumber</w:t>
+            </w:r>
+            <w:proofErr w:type="spellEnd"/>
+            <w:r>
+              <w:rPr>
+                <w:rFonts w:ascii="Arial Nova Cond" w:hAnsi="Arial Nova Cond"/>
+                <w:sz w:val="24"/>
+                <w:szCs w:val="24"/>
+              </w:rPr>
+              <w:t>}</w:t>
             </w:r>
           </w:p>
         </w:tc>
@@ -5683,7 +8939,25 @@
                 <w:sz w:val="24"/>
                 <w:szCs w:val="24"/>
               </w:rPr>
-              <w:t>{ket_udara_sumber}</w:t>
+              <w:t>{</w:t>
+            </w:r>
+            <w:proofErr w:type="spellStart"/>
+            <w:r>
+              <w:rPr>
+                <w:rFonts w:ascii="Arial Nova Cond" w:hAnsi="Arial Nova Cond"/>
+                <w:sz w:val="24"/>
+                <w:szCs w:val="24"/>
+              </w:rPr>
+              <w:t>ket_udara_sumber</w:t>
+            </w:r>
+            <w:proofErr w:type="spellEnd"/>
+            <w:r>
+              <w:rPr>
+                <w:rFonts w:ascii="Arial Nova Cond" w:hAnsi="Arial Nova Cond"/>
+                <w:sz w:val="24"/>
+                <w:szCs w:val="24"/>
+              </w:rPr>
+              <w:t>}</w:t>
             </w:r>
           </w:p>
         </w:tc>
@@ -5724,14 +8998,34 @@
                 <w:szCs w:val="24"/>
               </w:rPr>
             </w:pPr>
-            <w:r>
-              <w:rPr>
-                <w:rFonts w:ascii="Arial Nova Cond" w:hAnsi="Arial Nova Cond"/>
-                <w:sz w:val="24"/>
-                <w:szCs w:val="24"/>
-              </w:rPr>
-              <w:t>Sumber Energi</w:t>
-            </w:r>
+            <w:proofErr w:type="spellStart"/>
+            <w:r>
+              <w:rPr>
+                <w:rFonts w:ascii="Arial Nova Cond" w:hAnsi="Arial Nova Cond"/>
+                <w:sz w:val="24"/>
+                <w:szCs w:val="24"/>
+              </w:rPr>
+              <w:t>Sumber</w:t>
+            </w:r>
+            <w:proofErr w:type="spellEnd"/>
+            <w:r>
+              <w:rPr>
+                <w:rFonts w:ascii="Arial Nova Cond" w:hAnsi="Arial Nova Cond"/>
+                <w:sz w:val="24"/>
+                <w:szCs w:val="24"/>
+              </w:rPr>
+              <w:t xml:space="preserve"> </w:t>
+            </w:r>
+            <w:proofErr w:type="spellStart"/>
+            <w:r>
+              <w:rPr>
+                <w:rFonts w:ascii="Arial Nova Cond" w:hAnsi="Arial Nova Cond"/>
+                <w:sz w:val="24"/>
+                <w:szCs w:val="24"/>
+              </w:rPr>
+              <w:t>Energi</w:t>
+            </w:r>
+            <w:proofErr w:type="spellEnd"/>
           </w:p>
         </w:tc>
         <w:tc>
@@ -5753,7 +9047,25 @@
                 <w:sz w:val="24"/>
                 <w:szCs w:val="24"/>
               </w:rPr>
-              <w:t>{udara_energi}</w:t>
+              <w:t>{</w:t>
+            </w:r>
+            <w:proofErr w:type="spellStart"/>
+            <w:r>
+              <w:rPr>
+                <w:rFonts w:ascii="Arial Nova Cond" w:hAnsi="Arial Nova Cond"/>
+                <w:sz w:val="24"/>
+                <w:szCs w:val="24"/>
+              </w:rPr>
+              <w:t>udara_energi</w:t>
+            </w:r>
+            <w:proofErr w:type="spellEnd"/>
+            <w:r>
+              <w:rPr>
+                <w:rFonts w:ascii="Arial Nova Cond" w:hAnsi="Arial Nova Cond"/>
+                <w:sz w:val="24"/>
+                <w:szCs w:val="24"/>
+              </w:rPr>
+              <w:t>}</w:t>
             </w:r>
           </w:p>
         </w:tc>
@@ -5775,7 +9087,25 @@
                 <w:sz w:val="24"/>
                 <w:szCs w:val="24"/>
               </w:rPr>
-              <w:t>{ket_udara_energi}</w:t>
+              <w:t>{</w:t>
+            </w:r>
+            <w:proofErr w:type="spellStart"/>
+            <w:r>
+              <w:rPr>
+                <w:rFonts w:ascii="Arial Nova Cond" w:hAnsi="Arial Nova Cond"/>
+                <w:sz w:val="24"/>
+                <w:szCs w:val="24"/>
+              </w:rPr>
+              <w:t>ket_udara_energi</w:t>
+            </w:r>
+            <w:proofErr w:type="spellEnd"/>
+            <w:r>
+              <w:rPr>
+                <w:rFonts w:ascii="Arial Nova Cond" w:hAnsi="Arial Nova Cond"/>
+                <w:sz w:val="24"/>
+                <w:szCs w:val="24"/>
+              </w:rPr>
+              <w:t>}</w:t>
             </w:r>
           </w:p>
         </w:tc>
@@ -5816,6 +9146,7 @@
                 <w:szCs w:val="24"/>
               </w:rPr>
             </w:pPr>
+            <w:proofErr w:type="spellStart"/>
             <w:r>
               <w:rPr>
                 <w:rFonts w:ascii="Arial Nova Cond" w:hAnsi="Arial Nova Cond"/>
@@ -5824,6 +9155,7 @@
               </w:rPr>
               <w:t>Perizinan</w:t>
             </w:r>
+            <w:proofErr w:type="spellEnd"/>
           </w:p>
         </w:tc>
         <w:tc>
@@ -5845,7 +9177,25 @@
                 <w:sz w:val="24"/>
                 <w:szCs w:val="24"/>
               </w:rPr>
-              <w:t>{udara_izin}</w:t>
+              <w:t>{</w:t>
+            </w:r>
+            <w:proofErr w:type="spellStart"/>
+            <w:r>
+              <w:rPr>
+                <w:rFonts w:ascii="Arial Nova Cond" w:hAnsi="Arial Nova Cond"/>
+                <w:sz w:val="24"/>
+                <w:szCs w:val="24"/>
+              </w:rPr>
+              <w:t>udara_izin</w:t>
+            </w:r>
+            <w:proofErr w:type="spellEnd"/>
+            <w:r>
+              <w:rPr>
+                <w:rFonts w:ascii="Arial Nova Cond" w:hAnsi="Arial Nova Cond"/>
+                <w:sz w:val="24"/>
+                <w:szCs w:val="24"/>
+              </w:rPr>
+              <w:t>}</w:t>
             </w:r>
           </w:p>
         </w:tc>
@@ -5867,7 +9217,25 @@
                 <w:sz w:val="24"/>
                 <w:szCs w:val="24"/>
               </w:rPr>
-              <w:t>{ket_udara_izin}</w:t>
+              <w:t>{</w:t>
+            </w:r>
+            <w:proofErr w:type="spellStart"/>
+            <w:r>
+              <w:rPr>
+                <w:rFonts w:ascii="Arial Nova Cond" w:hAnsi="Arial Nova Cond"/>
+                <w:sz w:val="24"/>
+                <w:szCs w:val="24"/>
+              </w:rPr>
+              <w:t>ket_udara_izin</w:t>
+            </w:r>
+            <w:proofErr w:type="spellEnd"/>
+            <w:r>
+              <w:rPr>
+                <w:rFonts w:ascii="Arial Nova Cond" w:hAnsi="Arial Nova Cond"/>
+                <w:sz w:val="24"/>
+                <w:szCs w:val="24"/>
+              </w:rPr>
+              <w:t>}</w:t>
             </w:r>
           </w:p>
         </w:tc>
@@ -5914,7 +9282,223 @@
                 <w:sz w:val="24"/>
                 <w:szCs w:val="24"/>
               </w:rPr>
-              <w:t xml:space="preserve">Data swapantau emisi cerobong dan kualitas udara ambien (periode pemeriksaan, lokasi pengujian dan akreditasi laboratorium) </w:t>
+              <w:t xml:space="preserve">Data </w:t>
+            </w:r>
+            <w:proofErr w:type="spellStart"/>
+            <w:r>
+              <w:rPr>
+                <w:rFonts w:ascii="Arial Nova Cond" w:hAnsi="Arial Nova Cond"/>
+                <w:sz w:val="24"/>
+                <w:szCs w:val="24"/>
+              </w:rPr>
+              <w:t>swapantau</w:t>
+            </w:r>
+            <w:proofErr w:type="spellEnd"/>
+            <w:r>
+              <w:rPr>
+                <w:rFonts w:ascii="Arial Nova Cond" w:hAnsi="Arial Nova Cond"/>
+                <w:sz w:val="24"/>
+                <w:szCs w:val="24"/>
+              </w:rPr>
+              <w:t xml:space="preserve"> </w:t>
+            </w:r>
+            <w:proofErr w:type="spellStart"/>
+            <w:r>
+              <w:rPr>
+                <w:rFonts w:ascii="Arial Nova Cond" w:hAnsi="Arial Nova Cond"/>
+                <w:sz w:val="24"/>
+                <w:szCs w:val="24"/>
+              </w:rPr>
+              <w:t>emisi</w:t>
+            </w:r>
+            <w:proofErr w:type="spellEnd"/>
+            <w:r>
+              <w:rPr>
+                <w:rFonts w:ascii="Arial Nova Cond" w:hAnsi="Arial Nova Cond"/>
+                <w:sz w:val="24"/>
+                <w:szCs w:val="24"/>
+              </w:rPr>
+              <w:t xml:space="preserve"> </w:t>
+            </w:r>
+            <w:proofErr w:type="spellStart"/>
+            <w:r>
+              <w:rPr>
+                <w:rFonts w:ascii="Arial Nova Cond" w:hAnsi="Arial Nova Cond"/>
+                <w:sz w:val="24"/>
+                <w:szCs w:val="24"/>
+              </w:rPr>
+              <w:t>cerobong</w:t>
+            </w:r>
+            <w:proofErr w:type="spellEnd"/>
+            <w:r>
+              <w:rPr>
+                <w:rFonts w:ascii="Arial Nova Cond" w:hAnsi="Arial Nova Cond"/>
+                <w:sz w:val="24"/>
+                <w:szCs w:val="24"/>
+              </w:rPr>
+              <w:t xml:space="preserve"> dan </w:t>
+            </w:r>
+            <w:proofErr w:type="spellStart"/>
+            <w:r>
+              <w:rPr>
+                <w:rFonts w:ascii="Arial Nova Cond" w:hAnsi="Arial Nova Cond"/>
+                <w:sz w:val="24"/>
+                <w:szCs w:val="24"/>
+              </w:rPr>
+              <w:t>kualitas</w:t>
+            </w:r>
+            <w:proofErr w:type="spellEnd"/>
+            <w:r>
+              <w:rPr>
+                <w:rFonts w:ascii="Arial Nova Cond" w:hAnsi="Arial Nova Cond"/>
+                <w:sz w:val="24"/>
+                <w:szCs w:val="24"/>
+              </w:rPr>
+              <w:t xml:space="preserve"> </w:t>
+            </w:r>
+            <w:proofErr w:type="spellStart"/>
+            <w:r>
+              <w:rPr>
+                <w:rFonts w:ascii="Arial Nova Cond" w:hAnsi="Arial Nova Cond"/>
+                <w:sz w:val="24"/>
+                <w:szCs w:val="24"/>
+              </w:rPr>
+              <w:t>udara</w:t>
+            </w:r>
+            <w:proofErr w:type="spellEnd"/>
+            <w:r>
+              <w:rPr>
+                <w:rFonts w:ascii="Arial Nova Cond" w:hAnsi="Arial Nova Cond"/>
+                <w:sz w:val="24"/>
+                <w:szCs w:val="24"/>
+              </w:rPr>
+              <w:t xml:space="preserve"> </w:t>
+            </w:r>
+            <w:proofErr w:type="spellStart"/>
+            <w:r>
+              <w:rPr>
+                <w:rFonts w:ascii="Arial Nova Cond" w:hAnsi="Arial Nova Cond"/>
+                <w:sz w:val="24"/>
+                <w:szCs w:val="24"/>
+              </w:rPr>
+              <w:t>ambien</w:t>
+            </w:r>
+            <w:proofErr w:type="spellEnd"/>
+            <w:r>
+              <w:rPr>
+                <w:rFonts w:ascii="Arial Nova Cond" w:hAnsi="Arial Nova Cond"/>
+                <w:sz w:val="24"/>
+                <w:szCs w:val="24"/>
+              </w:rPr>
+              <w:t xml:space="preserve"> (</w:t>
+            </w:r>
+            <w:proofErr w:type="spellStart"/>
+            <w:r>
+              <w:rPr>
+                <w:rFonts w:ascii="Arial Nova Cond" w:hAnsi="Arial Nova Cond"/>
+                <w:sz w:val="24"/>
+                <w:szCs w:val="24"/>
+              </w:rPr>
+              <w:t>periode</w:t>
+            </w:r>
+            <w:proofErr w:type="spellEnd"/>
+            <w:r>
+              <w:rPr>
+                <w:rFonts w:ascii="Arial Nova Cond" w:hAnsi="Arial Nova Cond"/>
+                <w:sz w:val="24"/>
+                <w:szCs w:val="24"/>
+              </w:rPr>
+              <w:t xml:space="preserve"> </w:t>
+            </w:r>
+            <w:proofErr w:type="spellStart"/>
+            <w:r>
+              <w:rPr>
+                <w:rFonts w:ascii="Arial Nova Cond" w:hAnsi="Arial Nova Cond"/>
+                <w:sz w:val="24"/>
+                <w:szCs w:val="24"/>
+              </w:rPr>
+              <w:t>pemeriksaan</w:t>
+            </w:r>
+            <w:proofErr w:type="spellEnd"/>
+            <w:r>
+              <w:rPr>
+                <w:rFonts w:ascii="Arial Nova Cond" w:hAnsi="Arial Nova Cond"/>
+                <w:sz w:val="24"/>
+                <w:szCs w:val="24"/>
+              </w:rPr>
+              <w:t xml:space="preserve">, </w:t>
+            </w:r>
+            <w:proofErr w:type="spellStart"/>
+            <w:r>
+              <w:rPr>
+                <w:rFonts w:ascii="Arial Nova Cond" w:hAnsi="Arial Nova Cond"/>
+                <w:sz w:val="24"/>
+                <w:szCs w:val="24"/>
+              </w:rPr>
+              <w:t>lokasi</w:t>
+            </w:r>
+            <w:proofErr w:type="spellEnd"/>
+            <w:r>
+              <w:rPr>
+                <w:rFonts w:ascii="Arial Nova Cond" w:hAnsi="Arial Nova Cond"/>
+                <w:sz w:val="24"/>
+                <w:szCs w:val="24"/>
+              </w:rPr>
+              <w:t xml:space="preserve"> </w:t>
+            </w:r>
+            <w:proofErr w:type="spellStart"/>
+            <w:r>
+              <w:rPr>
+                <w:rFonts w:ascii="Arial Nova Cond" w:hAnsi="Arial Nova Cond"/>
+                <w:sz w:val="24"/>
+                <w:szCs w:val="24"/>
+              </w:rPr>
+              <w:t>pengujian</w:t>
+            </w:r>
+            <w:proofErr w:type="spellEnd"/>
+            <w:r>
+              <w:rPr>
+                <w:rFonts w:ascii="Arial Nova Cond" w:hAnsi="Arial Nova Cond"/>
+                <w:sz w:val="24"/>
+                <w:szCs w:val="24"/>
+              </w:rPr>
+              <w:t xml:space="preserve"> dan </w:t>
+            </w:r>
+            <w:proofErr w:type="spellStart"/>
+            <w:r>
+              <w:rPr>
+                <w:rFonts w:ascii="Arial Nova Cond" w:hAnsi="Arial Nova Cond"/>
+                <w:sz w:val="24"/>
+                <w:szCs w:val="24"/>
+              </w:rPr>
+              <w:t>akreditasi</w:t>
+            </w:r>
+            <w:proofErr w:type="spellEnd"/>
+            <w:r>
+              <w:rPr>
+                <w:rFonts w:ascii="Arial Nova Cond" w:hAnsi="Arial Nova Cond"/>
+                <w:sz w:val="24"/>
+                <w:szCs w:val="24"/>
+              </w:rPr>
+              <w:t xml:space="preserve"> </w:t>
+            </w:r>
+            <w:proofErr w:type="spellStart"/>
+            <w:r>
+              <w:rPr>
+                <w:rFonts w:ascii="Arial Nova Cond" w:hAnsi="Arial Nova Cond"/>
+                <w:sz w:val="24"/>
+                <w:szCs w:val="24"/>
+              </w:rPr>
+              <w:t>laboratorium</w:t>
+            </w:r>
+            <w:proofErr w:type="spellEnd"/>
+            <w:r>
+              <w:rPr>
+                <w:rFonts w:ascii="Arial Nova Cond" w:hAnsi="Arial Nova Cond"/>
+                <w:sz w:val="24"/>
+                <w:szCs w:val="24"/>
+              </w:rPr>
+              <w:t xml:space="preserve">) </w:t>
             </w:r>
           </w:p>
         </w:tc>
@@ -5937,7 +9521,25 @@
                 <w:sz w:val="24"/>
                 <w:szCs w:val="24"/>
               </w:rPr>
-              <w:t>{udara_pantau}</w:t>
+              <w:t>{</w:t>
+            </w:r>
+            <w:proofErr w:type="spellStart"/>
+            <w:r>
+              <w:rPr>
+                <w:rFonts w:ascii="Arial Nova Cond" w:hAnsi="Arial Nova Cond"/>
+                <w:sz w:val="24"/>
+                <w:szCs w:val="24"/>
+              </w:rPr>
+              <w:t>udara_pantau</w:t>
+            </w:r>
+            <w:proofErr w:type="spellEnd"/>
+            <w:r>
+              <w:rPr>
+                <w:rFonts w:ascii="Arial Nova Cond" w:hAnsi="Arial Nova Cond"/>
+                <w:sz w:val="24"/>
+                <w:szCs w:val="24"/>
+              </w:rPr>
+              <w:t>}</w:t>
             </w:r>
           </w:p>
         </w:tc>
@@ -5959,7 +9561,25 @@
                 <w:sz w:val="24"/>
                 <w:szCs w:val="24"/>
               </w:rPr>
-              <w:t>{ket_udara_pantau}</w:t>
+              <w:t>{</w:t>
+            </w:r>
+            <w:proofErr w:type="spellStart"/>
+            <w:r>
+              <w:rPr>
+                <w:rFonts w:ascii="Arial Nova Cond" w:hAnsi="Arial Nova Cond"/>
+                <w:sz w:val="24"/>
+                <w:szCs w:val="24"/>
+              </w:rPr>
+              <w:t>ket_udara_pantau</w:t>
+            </w:r>
+            <w:proofErr w:type="spellEnd"/>
+            <w:r>
+              <w:rPr>
+                <w:rFonts w:ascii="Arial Nova Cond" w:hAnsi="Arial Nova Cond"/>
+                <w:sz w:val="24"/>
+                <w:szCs w:val="24"/>
+              </w:rPr>
+              <w:t>}</w:t>
             </w:r>
           </w:p>
         </w:tc>
@@ -6000,14 +9620,106 @@
                 <w:szCs w:val="24"/>
               </w:rPr>
             </w:pPr>
-            <w:r>
-              <w:rPr>
-                <w:rFonts w:ascii="Arial Nova Cond" w:hAnsi="Arial Nova Cond"/>
-                <w:sz w:val="24"/>
-                <w:szCs w:val="24"/>
-              </w:rPr>
-              <w:t>Pengaduan masyarakat/gangguan kualitas udara yang terjadi</w:t>
-            </w:r>
+            <w:proofErr w:type="spellStart"/>
+            <w:r>
+              <w:rPr>
+                <w:rFonts w:ascii="Arial Nova Cond" w:hAnsi="Arial Nova Cond"/>
+                <w:sz w:val="24"/>
+                <w:szCs w:val="24"/>
+              </w:rPr>
+              <w:t>Pengaduan</w:t>
+            </w:r>
+            <w:proofErr w:type="spellEnd"/>
+            <w:r>
+              <w:rPr>
+                <w:rFonts w:ascii="Arial Nova Cond" w:hAnsi="Arial Nova Cond"/>
+                <w:sz w:val="24"/>
+                <w:szCs w:val="24"/>
+              </w:rPr>
+              <w:t xml:space="preserve"> </w:t>
+            </w:r>
+            <w:proofErr w:type="spellStart"/>
+            <w:r>
+              <w:rPr>
+                <w:rFonts w:ascii="Arial Nova Cond" w:hAnsi="Arial Nova Cond"/>
+                <w:sz w:val="24"/>
+                <w:szCs w:val="24"/>
+              </w:rPr>
+              <w:t>masyarakat</w:t>
+            </w:r>
+            <w:proofErr w:type="spellEnd"/>
+            <w:r>
+              <w:rPr>
+                <w:rFonts w:ascii="Arial Nova Cond" w:hAnsi="Arial Nova Cond"/>
+                <w:sz w:val="24"/>
+                <w:szCs w:val="24"/>
+              </w:rPr>
+              <w:t>/</w:t>
+            </w:r>
+            <w:proofErr w:type="spellStart"/>
+            <w:r>
+              <w:rPr>
+                <w:rFonts w:ascii="Arial Nova Cond" w:hAnsi="Arial Nova Cond"/>
+                <w:sz w:val="24"/>
+                <w:szCs w:val="24"/>
+              </w:rPr>
+              <w:t>gangguan</w:t>
+            </w:r>
+            <w:proofErr w:type="spellEnd"/>
+            <w:r>
+              <w:rPr>
+                <w:rFonts w:ascii="Arial Nova Cond" w:hAnsi="Arial Nova Cond"/>
+                <w:sz w:val="24"/>
+                <w:szCs w:val="24"/>
+              </w:rPr>
+              <w:t xml:space="preserve"> </w:t>
+            </w:r>
+            <w:proofErr w:type="spellStart"/>
+            <w:r>
+              <w:rPr>
+                <w:rFonts w:ascii="Arial Nova Cond" w:hAnsi="Arial Nova Cond"/>
+                <w:sz w:val="24"/>
+                <w:szCs w:val="24"/>
+              </w:rPr>
+              <w:t>kualitas</w:t>
+            </w:r>
+            <w:proofErr w:type="spellEnd"/>
+            <w:r>
+              <w:rPr>
+                <w:rFonts w:ascii="Arial Nova Cond" w:hAnsi="Arial Nova Cond"/>
+                <w:sz w:val="24"/>
+                <w:szCs w:val="24"/>
+              </w:rPr>
+              <w:t xml:space="preserve"> </w:t>
+            </w:r>
+            <w:proofErr w:type="spellStart"/>
+            <w:r>
+              <w:rPr>
+                <w:rFonts w:ascii="Arial Nova Cond" w:hAnsi="Arial Nova Cond"/>
+                <w:sz w:val="24"/>
+                <w:szCs w:val="24"/>
+              </w:rPr>
+              <w:t>udara</w:t>
+            </w:r>
+            <w:proofErr w:type="spellEnd"/>
+            <w:r>
+              <w:rPr>
+                <w:rFonts w:ascii="Arial Nova Cond" w:hAnsi="Arial Nova Cond"/>
+                <w:sz w:val="24"/>
+                <w:szCs w:val="24"/>
+              </w:rPr>
+              <w:t xml:space="preserve"> yang </w:t>
+            </w:r>
+            <w:proofErr w:type="spellStart"/>
+            <w:r>
+              <w:rPr>
+                <w:rFonts w:ascii="Arial Nova Cond" w:hAnsi="Arial Nova Cond"/>
+                <w:sz w:val="24"/>
+                <w:szCs w:val="24"/>
+              </w:rPr>
+              <w:t>terjadi</w:t>
+            </w:r>
+            <w:proofErr w:type="spellEnd"/>
           </w:p>
         </w:tc>
         <w:tc>
@@ -6029,7 +9741,25 @@
                 <w:sz w:val="24"/>
                 <w:szCs w:val="24"/>
               </w:rPr>
-              <w:t>{udara_pengaduan}</w:t>
+              <w:t>{</w:t>
+            </w:r>
+            <w:proofErr w:type="spellStart"/>
+            <w:r>
+              <w:rPr>
+                <w:rFonts w:ascii="Arial Nova Cond" w:hAnsi="Arial Nova Cond"/>
+                <w:sz w:val="24"/>
+                <w:szCs w:val="24"/>
+              </w:rPr>
+              <w:t>udara_pengaduan</w:t>
+            </w:r>
+            <w:proofErr w:type="spellEnd"/>
+            <w:r>
+              <w:rPr>
+                <w:rFonts w:ascii="Arial Nova Cond" w:hAnsi="Arial Nova Cond"/>
+                <w:sz w:val="24"/>
+                <w:szCs w:val="24"/>
+              </w:rPr>
+              <w:t>}</w:t>
             </w:r>
           </w:p>
         </w:tc>
@@ -6051,7 +9781,25 @@
                 <w:sz w:val="24"/>
                 <w:szCs w:val="24"/>
               </w:rPr>
-              <w:t>{ket_udara_pengaduan}</w:t>
+              <w:t>{</w:t>
+            </w:r>
+            <w:proofErr w:type="spellStart"/>
+            <w:r>
+              <w:rPr>
+                <w:rFonts w:ascii="Arial Nova Cond" w:hAnsi="Arial Nova Cond"/>
+                <w:sz w:val="24"/>
+                <w:szCs w:val="24"/>
+              </w:rPr>
+              <w:t>ket_udara_pengaduan</w:t>
+            </w:r>
+            <w:proofErr w:type="spellEnd"/>
+            <w:r>
+              <w:rPr>
+                <w:rFonts w:ascii="Arial Nova Cond" w:hAnsi="Arial Nova Cond"/>
+                <w:sz w:val="24"/>
+                <w:szCs w:val="24"/>
+              </w:rPr>
+              <w:t>}</w:t>
             </w:r>
           </w:p>
         </w:tc>
@@ -6098,8 +9846,108 @@
                 <w:sz w:val="24"/>
                 <w:szCs w:val="24"/>
               </w:rPr>
-              <w:t>Upaya pengendalian pencemaran udara, kebisingan, getaran, dan bau</w:t>
-            </w:r>
+              <w:t xml:space="preserve">Upaya </w:t>
+            </w:r>
+            <w:proofErr w:type="spellStart"/>
+            <w:r>
+              <w:rPr>
+                <w:rFonts w:ascii="Arial Nova Cond" w:hAnsi="Arial Nova Cond"/>
+                <w:sz w:val="24"/>
+                <w:szCs w:val="24"/>
+              </w:rPr>
+              <w:t>pengendalian</w:t>
+            </w:r>
+            <w:proofErr w:type="spellEnd"/>
+            <w:r>
+              <w:rPr>
+                <w:rFonts w:ascii="Arial Nova Cond" w:hAnsi="Arial Nova Cond"/>
+                <w:sz w:val="24"/>
+                <w:szCs w:val="24"/>
+              </w:rPr>
+              <w:t xml:space="preserve"> </w:t>
+            </w:r>
+            <w:proofErr w:type="spellStart"/>
+            <w:r>
+              <w:rPr>
+                <w:rFonts w:ascii="Arial Nova Cond" w:hAnsi="Arial Nova Cond"/>
+                <w:sz w:val="24"/>
+                <w:szCs w:val="24"/>
+              </w:rPr>
+              <w:t>pencemaran</w:t>
+            </w:r>
+            <w:proofErr w:type="spellEnd"/>
+            <w:r>
+              <w:rPr>
+                <w:rFonts w:ascii="Arial Nova Cond" w:hAnsi="Arial Nova Cond"/>
+                <w:sz w:val="24"/>
+                <w:szCs w:val="24"/>
+              </w:rPr>
+              <w:t xml:space="preserve"> </w:t>
+            </w:r>
+            <w:proofErr w:type="spellStart"/>
+            <w:r>
+              <w:rPr>
+                <w:rFonts w:ascii="Arial Nova Cond" w:hAnsi="Arial Nova Cond"/>
+                <w:sz w:val="24"/>
+                <w:szCs w:val="24"/>
+              </w:rPr>
+              <w:t>udara</w:t>
+            </w:r>
+            <w:proofErr w:type="spellEnd"/>
+            <w:r>
+              <w:rPr>
+                <w:rFonts w:ascii="Arial Nova Cond" w:hAnsi="Arial Nova Cond"/>
+                <w:sz w:val="24"/>
+                <w:szCs w:val="24"/>
+              </w:rPr>
+              <w:t xml:space="preserve">, </w:t>
+            </w:r>
+            <w:proofErr w:type="spellStart"/>
+            <w:r>
+              <w:rPr>
+                <w:rFonts w:ascii="Arial Nova Cond" w:hAnsi="Arial Nova Cond"/>
+                <w:sz w:val="24"/>
+                <w:szCs w:val="24"/>
+              </w:rPr>
+              <w:t>kebisingan</w:t>
+            </w:r>
+            <w:proofErr w:type="spellEnd"/>
+            <w:r>
+              <w:rPr>
+                <w:rFonts w:ascii="Arial Nova Cond" w:hAnsi="Arial Nova Cond"/>
+                <w:sz w:val="24"/>
+                <w:szCs w:val="24"/>
+              </w:rPr>
+              <w:t xml:space="preserve">, </w:t>
+            </w:r>
+            <w:proofErr w:type="spellStart"/>
+            <w:r>
+              <w:rPr>
+                <w:rFonts w:ascii="Arial Nova Cond" w:hAnsi="Arial Nova Cond"/>
+                <w:sz w:val="24"/>
+                <w:szCs w:val="24"/>
+              </w:rPr>
+              <w:t>getaran</w:t>
+            </w:r>
+            <w:proofErr w:type="spellEnd"/>
+            <w:r>
+              <w:rPr>
+                <w:rFonts w:ascii="Arial Nova Cond" w:hAnsi="Arial Nova Cond"/>
+                <w:sz w:val="24"/>
+                <w:szCs w:val="24"/>
+              </w:rPr>
+              <w:t xml:space="preserve">, dan </w:t>
+            </w:r>
+            <w:proofErr w:type="spellStart"/>
+            <w:r>
+              <w:rPr>
+                <w:rFonts w:ascii="Arial Nova Cond" w:hAnsi="Arial Nova Cond"/>
+                <w:sz w:val="24"/>
+                <w:szCs w:val="24"/>
+              </w:rPr>
+              <w:t>bau</w:t>
+            </w:r>
+            <w:proofErr w:type="spellEnd"/>
           </w:p>
         </w:tc>
         <w:tc>
@@ -6121,7 +9969,25 @@
                 <w:sz w:val="24"/>
                 <w:szCs w:val="24"/>
               </w:rPr>
-              <w:t>{udara_kendali}</w:t>
+              <w:t>{</w:t>
+            </w:r>
+            <w:proofErr w:type="spellStart"/>
+            <w:r>
+              <w:rPr>
+                <w:rFonts w:ascii="Arial Nova Cond" w:hAnsi="Arial Nova Cond"/>
+                <w:sz w:val="24"/>
+                <w:szCs w:val="24"/>
+              </w:rPr>
+              <w:t>udara_kendali</w:t>
+            </w:r>
+            <w:proofErr w:type="spellEnd"/>
+            <w:r>
+              <w:rPr>
+                <w:rFonts w:ascii="Arial Nova Cond" w:hAnsi="Arial Nova Cond"/>
+                <w:sz w:val="24"/>
+                <w:szCs w:val="24"/>
+              </w:rPr>
+              <w:t>}</w:t>
             </w:r>
           </w:p>
         </w:tc>
@@ -6143,7 +10009,25 @@
                 <w:sz w:val="24"/>
                 <w:szCs w:val="24"/>
               </w:rPr>
-              <w:t>{ket_udara_kendali}</w:t>
+              <w:t>{</w:t>
+            </w:r>
+            <w:proofErr w:type="spellStart"/>
+            <w:r>
+              <w:rPr>
+                <w:rFonts w:ascii="Arial Nova Cond" w:hAnsi="Arial Nova Cond"/>
+                <w:sz w:val="24"/>
+                <w:szCs w:val="24"/>
+              </w:rPr>
+              <w:t>ket_udara_kendali</w:t>
+            </w:r>
+            <w:proofErr w:type="spellEnd"/>
+            <w:r>
+              <w:rPr>
+                <w:rFonts w:ascii="Arial Nova Cond" w:hAnsi="Arial Nova Cond"/>
+                <w:sz w:val="24"/>
+                <w:szCs w:val="24"/>
+              </w:rPr>
+              <w:t>}</w:t>
             </w:r>
           </w:p>
         </w:tc>
@@ -6181,7 +10065,115 @@
           <w:szCs w:val="24"/>
         </w:rPr>
         <w:lastRenderedPageBreak/>
-        <w:t xml:space="preserve">4.  Pemeriksaan Pengelolaan Limbah Bahan Berbahaya dan Beracun </w:t>
+        <w:t xml:space="preserve">4.  </w:t>
+      </w:r>
+      <w:proofErr w:type="spellStart"/>
+      <w:r>
+        <w:rPr>
+          <w:rFonts w:ascii="Arial Nova Cond" w:hAnsi="Arial Nova Cond"/>
+          <w:sz w:val="24"/>
+          <w:szCs w:val="24"/>
+        </w:rPr>
+        <w:t>Pemeriksaan</w:t>
+      </w:r>
+      <w:proofErr w:type="spellEnd"/>
+      <w:r>
+        <w:rPr>
+          <w:rFonts w:ascii="Arial Nova Cond" w:hAnsi="Arial Nova Cond"/>
+          <w:sz w:val="24"/>
+          <w:szCs w:val="24"/>
+        </w:rPr>
+        <w:t xml:space="preserve"> </w:t>
+      </w:r>
+      <w:proofErr w:type="spellStart"/>
+      <w:r>
+        <w:rPr>
+          <w:rFonts w:ascii="Arial Nova Cond" w:hAnsi="Arial Nova Cond"/>
+          <w:sz w:val="24"/>
+          <w:szCs w:val="24"/>
+        </w:rPr>
+        <w:t>Pengelolaan</w:t>
+      </w:r>
+      <w:proofErr w:type="spellEnd"/>
+      <w:r>
+        <w:rPr>
+          <w:rFonts w:ascii="Arial Nova Cond" w:hAnsi="Arial Nova Cond"/>
+          <w:sz w:val="24"/>
+          <w:szCs w:val="24"/>
+        </w:rPr>
+        <w:t xml:space="preserve"> </w:t>
+      </w:r>
+      <w:proofErr w:type="spellStart"/>
+      <w:r>
+        <w:rPr>
+          <w:rFonts w:ascii="Arial Nova Cond" w:hAnsi="Arial Nova Cond"/>
+          <w:sz w:val="24"/>
+          <w:szCs w:val="24"/>
+        </w:rPr>
+        <w:t>Limbah</w:t>
+      </w:r>
+      <w:proofErr w:type="spellEnd"/>
+      <w:r>
+        <w:rPr>
+          <w:rFonts w:ascii="Arial Nova Cond" w:hAnsi="Arial Nova Cond"/>
+          <w:sz w:val="24"/>
+          <w:szCs w:val="24"/>
+        </w:rPr>
+        <w:t xml:space="preserve"> </w:t>
+      </w:r>
+      <w:proofErr w:type="spellStart"/>
+      <w:r>
+        <w:rPr>
+          <w:rFonts w:ascii="Arial Nova Cond" w:hAnsi="Arial Nova Cond"/>
+          <w:sz w:val="24"/>
+          <w:szCs w:val="24"/>
+        </w:rPr>
+        <w:t>Bahan</w:t>
+      </w:r>
+      <w:proofErr w:type="spellEnd"/>
+      <w:r>
+        <w:rPr>
+          <w:rFonts w:ascii="Arial Nova Cond" w:hAnsi="Arial Nova Cond"/>
+          <w:sz w:val="24"/>
+          <w:szCs w:val="24"/>
+        </w:rPr>
+        <w:t xml:space="preserve"> </w:t>
+      </w:r>
+      <w:proofErr w:type="spellStart"/>
+      <w:r>
+        <w:rPr>
+          <w:rFonts w:ascii="Arial Nova Cond" w:hAnsi="Arial Nova Cond"/>
+          <w:sz w:val="24"/>
+          <w:szCs w:val="24"/>
+        </w:rPr>
+        <w:t>Berbahaya</w:t>
+      </w:r>
+      <w:proofErr w:type="spellEnd"/>
+      <w:r>
+        <w:rPr>
+          <w:rFonts w:ascii="Arial Nova Cond" w:hAnsi="Arial Nova Cond"/>
+          <w:sz w:val="24"/>
+          <w:szCs w:val="24"/>
+        </w:rPr>
+        <w:t xml:space="preserve"> dan </w:t>
+      </w:r>
+      <w:proofErr w:type="spellStart"/>
+      <w:r>
+        <w:rPr>
+          <w:rFonts w:ascii="Arial Nova Cond" w:hAnsi="Arial Nova Cond"/>
+          <w:sz w:val="24"/>
+          <w:szCs w:val="24"/>
+        </w:rPr>
+        <w:t>Beracun</w:t>
+      </w:r>
+      <w:proofErr w:type="spellEnd"/>
+      <w:r>
+        <w:rPr>
+          <w:rFonts w:ascii="Arial Nova Cond" w:hAnsi="Arial Nova Cond"/>
+          <w:sz w:val="24"/>
+          <w:szCs w:val="24"/>
+        </w:rPr>
+        <w:t xml:space="preserve"> </w:t>
       </w:r>
       <w:r>
         <w:rPr>
@@ -6256,17 +10248,10 @@
                 <w:sz w:val="24"/>
                 <w:szCs w:val="24"/>
               </w:rPr>
-              <w:t>Point Pemeriksaan</w:t>
-            </w:r>
-          </w:p>
-        </w:tc>
-        <w:tc>
-          <w:tcPr>
-            <w:tcW w:w="4265" w:type="dxa"/>
-          </w:tcPr>
-          <w:p>
-            <w:pPr>
-              <w:jc w:val="center"/>
+              <w:t xml:space="preserve">Point </w:t>
+            </w:r>
+            <w:proofErr w:type="spellStart"/>
+            <w:r>
               <w:rPr>
                 <w:rFonts w:ascii="Arial Nova Cond" w:hAnsi="Arial Nova Cond"/>
                 <w:b/>
@@ -6274,8 +10259,18 @@
                 <w:sz w:val="24"/>
                 <w:szCs w:val="24"/>
               </w:rPr>
-            </w:pPr>
-            <w:r>
+              <w:t>Pemeriksaan</w:t>
+            </w:r>
+            <w:proofErr w:type="spellEnd"/>
+          </w:p>
+        </w:tc>
+        <w:tc>
+          <w:tcPr>
+            <w:tcW w:w="4265" w:type="dxa"/>
+          </w:tcPr>
+          <w:p>
+            <w:pPr>
+              <w:jc w:val="center"/>
               <w:rPr>
                 <w:rFonts w:ascii="Arial Nova Cond" w:hAnsi="Arial Nova Cond"/>
                 <w:b/>
@@ -6283,17 +10278,9 @@
                 <w:sz w:val="24"/>
                 <w:szCs w:val="24"/>
               </w:rPr>
-              <w:t>Kondisi Eksisting</w:t>
-            </w:r>
-          </w:p>
-        </w:tc>
-        <w:tc>
-          <w:tcPr>
-            <w:tcW w:w="2375" w:type="dxa"/>
-          </w:tcPr>
-          <w:p>
-            <w:pPr>
-              <w:jc w:val="center"/>
+            </w:pPr>
+            <w:proofErr w:type="spellStart"/>
+            <w:r>
               <w:rPr>
                 <w:rFonts w:ascii="Arial Nova Cond" w:hAnsi="Arial Nova Cond"/>
                 <w:b/>
@@ -6301,7 +10288,9 @@
                 <w:sz w:val="24"/>
                 <w:szCs w:val="24"/>
               </w:rPr>
-            </w:pPr>
+              <w:t>Kondisi</w:t>
+            </w:r>
+            <w:proofErr w:type="spellEnd"/>
             <w:r>
               <w:rPr>
                 <w:rFonts w:ascii="Arial Nova Cond" w:hAnsi="Arial Nova Cond"/>
@@ -6310,8 +10299,49 @@
                 <w:sz w:val="24"/>
                 <w:szCs w:val="24"/>
               </w:rPr>
+              <w:t xml:space="preserve"> </w:t>
+            </w:r>
+            <w:proofErr w:type="spellStart"/>
+            <w:r>
+              <w:rPr>
+                <w:rFonts w:ascii="Arial Nova Cond" w:hAnsi="Arial Nova Cond"/>
+                <w:b/>
+                <w:bCs/>
+                <w:sz w:val="24"/>
+                <w:szCs w:val="24"/>
+              </w:rPr>
+              <w:t>Eksisting</w:t>
+            </w:r>
+            <w:proofErr w:type="spellEnd"/>
+          </w:p>
+        </w:tc>
+        <w:tc>
+          <w:tcPr>
+            <w:tcW w:w="2375" w:type="dxa"/>
+          </w:tcPr>
+          <w:p>
+            <w:pPr>
+              <w:jc w:val="center"/>
+              <w:rPr>
+                <w:rFonts w:ascii="Arial Nova Cond" w:hAnsi="Arial Nova Cond"/>
+                <w:b/>
+                <w:bCs/>
+                <w:sz w:val="24"/>
+                <w:szCs w:val="24"/>
+              </w:rPr>
+            </w:pPr>
+            <w:proofErr w:type="spellStart"/>
+            <w:r>
+              <w:rPr>
+                <w:rFonts w:ascii="Arial Nova Cond" w:hAnsi="Arial Nova Cond"/>
+                <w:b/>
+                <w:bCs/>
+                <w:sz w:val="24"/>
+                <w:szCs w:val="24"/>
+              </w:rPr>
               <w:t>Keterangan</w:t>
             </w:r>
+            <w:proofErr w:type="spellEnd"/>
           </w:p>
         </w:tc>
       </w:tr>
@@ -6351,13 +10381,23 @@
                 <w:szCs w:val="24"/>
               </w:rPr>
             </w:pPr>
-            <w:r>
-              <w:rPr>
-                <w:rFonts w:ascii="Arial Nova Cond" w:hAnsi="Arial Nova Cond"/>
-                <w:sz w:val="24"/>
-                <w:szCs w:val="24"/>
-              </w:rPr>
-              <w:t xml:space="preserve">Sumber </w:t>
+            <w:proofErr w:type="spellStart"/>
+            <w:r>
+              <w:rPr>
+                <w:rFonts w:ascii="Arial Nova Cond" w:hAnsi="Arial Nova Cond"/>
+                <w:sz w:val="24"/>
+                <w:szCs w:val="24"/>
+              </w:rPr>
+              <w:t>Sumber</w:t>
+            </w:r>
+            <w:proofErr w:type="spellEnd"/>
+            <w:r>
+              <w:rPr>
+                <w:rFonts w:ascii="Arial Nova Cond" w:hAnsi="Arial Nova Cond"/>
+                <w:sz w:val="24"/>
+                <w:szCs w:val="24"/>
+              </w:rPr>
+              <w:t xml:space="preserve"> </w:t>
             </w:r>
             <w:r>
               <w:rPr>
@@ -6467,13 +10507,23 @@
                 <w:szCs w:val="24"/>
               </w:rPr>
             </w:pPr>
-            <w:r>
-              <w:rPr>
-                <w:rFonts w:ascii="Arial Nova Cond" w:hAnsi="Arial Nova Cond"/>
-                <w:sz w:val="24"/>
-                <w:szCs w:val="24"/>
-              </w:rPr>
-              <w:t>Jenis LB3</w:t>
+            <w:proofErr w:type="spellStart"/>
+            <w:r>
+              <w:rPr>
+                <w:rFonts w:ascii="Arial Nova Cond" w:hAnsi="Arial Nova Cond"/>
+                <w:sz w:val="24"/>
+                <w:szCs w:val="24"/>
+              </w:rPr>
+              <w:t>Jenis</w:t>
+            </w:r>
+            <w:proofErr w:type="spellEnd"/>
+            <w:r>
+              <w:rPr>
+                <w:rFonts w:ascii="Arial Nova Cond" w:hAnsi="Arial Nova Cond"/>
+                <w:sz w:val="24"/>
+                <w:szCs w:val="24"/>
+              </w:rPr>
+              <w:t xml:space="preserve"> LB3</w:t>
             </w:r>
           </w:p>
         </w:tc>
@@ -6559,13 +10609,23 @@
                 <w:szCs w:val="24"/>
               </w:rPr>
             </w:pPr>
-            <w:r>
-              <w:rPr>
-                <w:rFonts w:ascii="Arial Nova Cond" w:hAnsi="Arial Nova Cond"/>
-                <w:sz w:val="24"/>
-                <w:szCs w:val="24"/>
-              </w:rPr>
-              <w:t>Kondisi TPS LB3</w:t>
+            <w:proofErr w:type="spellStart"/>
+            <w:r>
+              <w:rPr>
+                <w:rFonts w:ascii="Arial Nova Cond" w:hAnsi="Arial Nova Cond"/>
+                <w:sz w:val="24"/>
+                <w:szCs w:val="24"/>
+              </w:rPr>
+              <w:t>Kondisi</w:t>
+            </w:r>
+            <w:proofErr w:type="spellEnd"/>
+            <w:r>
+              <w:rPr>
+                <w:rFonts w:ascii="Arial Nova Cond" w:hAnsi="Arial Nova Cond"/>
+                <w:sz w:val="24"/>
+                <w:szCs w:val="24"/>
+              </w:rPr>
+              <w:t xml:space="preserve"> TPS LB3</w:t>
             </w:r>
           </w:p>
         </w:tc>
@@ -6651,13 +10711,59 @@
                 <w:szCs w:val="24"/>
               </w:rPr>
             </w:pPr>
-            <w:r>
-              <w:rPr>
-                <w:rFonts w:ascii="Arial Nova Cond" w:hAnsi="Arial Nova Cond"/>
-                <w:sz w:val="24"/>
-                <w:szCs w:val="24"/>
-              </w:rPr>
-              <w:t>Persetujuan Teknis Penyimpanan Sementara LB3</w:t>
+            <w:proofErr w:type="spellStart"/>
+            <w:r>
+              <w:rPr>
+                <w:rFonts w:ascii="Arial Nova Cond" w:hAnsi="Arial Nova Cond"/>
+                <w:sz w:val="24"/>
+                <w:szCs w:val="24"/>
+              </w:rPr>
+              <w:t>Persetujuan</w:t>
+            </w:r>
+            <w:proofErr w:type="spellEnd"/>
+            <w:r>
+              <w:rPr>
+                <w:rFonts w:ascii="Arial Nova Cond" w:hAnsi="Arial Nova Cond"/>
+                <w:sz w:val="24"/>
+                <w:szCs w:val="24"/>
+              </w:rPr>
+              <w:t xml:space="preserve"> Teknis </w:t>
+            </w:r>
+            <w:proofErr w:type="spellStart"/>
+            <w:r>
+              <w:rPr>
+                <w:rFonts w:ascii="Arial Nova Cond" w:hAnsi="Arial Nova Cond"/>
+                <w:sz w:val="24"/>
+                <w:szCs w:val="24"/>
+              </w:rPr>
+              <w:t>Penyimpanan</w:t>
+            </w:r>
+            <w:proofErr w:type="spellEnd"/>
+            <w:r>
+              <w:rPr>
+                <w:rFonts w:ascii="Arial Nova Cond" w:hAnsi="Arial Nova Cond"/>
+                <w:sz w:val="24"/>
+                <w:szCs w:val="24"/>
+              </w:rPr>
+              <w:t xml:space="preserve"> </w:t>
+            </w:r>
+            <w:proofErr w:type="spellStart"/>
+            <w:r>
+              <w:rPr>
+                <w:rFonts w:ascii="Arial Nova Cond" w:hAnsi="Arial Nova Cond"/>
+                <w:sz w:val="24"/>
+                <w:szCs w:val="24"/>
+              </w:rPr>
+              <w:t>Sementara</w:t>
+            </w:r>
+            <w:proofErr w:type="spellEnd"/>
+            <w:r>
+              <w:rPr>
+                <w:rFonts w:ascii="Arial Nova Cond" w:hAnsi="Arial Nova Cond"/>
+                <w:sz w:val="24"/>
+                <w:szCs w:val="24"/>
+              </w:rPr>
+              <w:t xml:space="preserve"> LB3</w:t>
             </w:r>
           </w:p>
         </w:tc>
@@ -6743,13 +10849,95 @@
                 <w:szCs w:val="24"/>
               </w:rPr>
             </w:pPr>
-            <w:r>
-              <w:rPr>
-                <w:rFonts w:ascii="Arial Nova Cond" w:hAnsi="Arial Nova Cond"/>
-                <w:sz w:val="24"/>
-                <w:szCs w:val="24"/>
-              </w:rPr>
-              <w:t>Catatan penyimpanan,  tanggal  masuk &amp; keluar LB3</w:t>
+            <w:proofErr w:type="spellStart"/>
+            <w:r>
+              <w:rPr>
+                <w:rFonts w:ascii="Arial Nova Cond" w:hAnsi="Arial Nova Cond"/>
+                <w:sz w:val="24"/>
+                <w:szCs w:val="24"/>
+              </w:rPr>
+              <w:t>Catatan</w:t>
+            </w:r>
+            <w:proofErr w:type="spellEnd"/>
+            <w:r>
+              <w:rPr>
+                <w:rFonts w:ascii="Arial Nova Cond" w:hAnsi="Arial Nova Cond"/>
+                <w:sz w:val="24"/>
+                <w:szCs w:val="24"/>
+              </w:rPr>
+              <w:t xml:space="preserve"> </w:t>
+            </w:r>
+            <w:proofErr w:type="spellStart"/>
+            <w:r>
+              <w:rPr>
+                <w:rFonts w:ascii="Arial Nova Cond" w:hAnsi="Arial Nova Cond"/>
+                <w:sz w:val="24"/>
+                <w:szCs w:val="24"/>
+              </w:rPr>
+              <w:t>penyimpanan</w:t>
+            </w:r>
+            <w:proofErr w:type="spellEnd"/>
+            <w:r>
+              <w:rPr>
+                <w:rFonts w:ascii="Arial Nova Cond" w:hAnsi="Arial Nova Cond"/>
+                <w:sz w:val="24"/>
+                <w:szCs w:val="24"/>
+              </w:rPr>
+              <w:t xml:space="preserve">,  </w:t>
+            </w:r>
+            <w:proofErr w:type="spellStart"/>
+            <w:r>
+              <w:rPr>
+                <w:rFonts w:ascii="Arial Nova Cond" w:hAnsi="Arial Nova Cond"/>
+                <w:sz w:val="24"/>
+                <w:szCs w:val="24"/>
+              </w:rPr>
+              <w:t>tanggal</w:t>
+            </w:r>
+            <w:proofErr w:type="spellEnd"/>
+            <w:r>
+              <w:rPr>
+                <w:rFonts w:ascii="Arial Nova Cond" w:hAnsi="Arial Nova Cond"/>
+                <w:sz w:val="24"/>
+                <w:szCs w:val="24"/>
+              </w:rPr>
+              <w:t xml:space="preserve">  </w:t>
+            </w:r>
+            <w:proofErr w:type="spellStart"/>
+            <w:r>
+              <w:rPr>
+                <w:rFonts w:ascii="Arial Nova Cond" w:hAnsi="Arial Nova Cond"/>
+                <w:sz w:val="24"/>
+                <w:szCs w:val="24"/>
+              </w:rPr>
+              <w:t>masuk</w:t>
+            </w:r>
+            <w:proofErr w:type="spellEnd"/>
+            <w:r>
+              <w:rPr>
+                <w:rFonts w:ascii="Arial Nova Cond" w:hAnsi="Arial Nova Cond"/>
+                <w:sz w:val="24"/>
+                <w:szCs w:val="24"/>
+              </w:rPr>
+              <w:t xml:space="preserve"> &amp; </w:t>
+            </w:r>
+            <w:proofErr w:type="spellStart"/>
+            <w:r>
+              <w:rPr>
+                <w:rFonts w:ascii="Arial Nova Cond" w:hAnsi="Arial Nova Cond"/>
+                <w:sz w:val="24"/>
+                <w:szCs w:val="24"/>
+              </w:rPr>
+              <w:t>keluar</w:t>
+            </w:r>
+            <w:proofErr w:type="spellEnd"/>
+            <w:r>
+              <w:rPr>
+                <w:rFonts w:ascii="Arial Nova Cond" w:hAnsi="Arial Nova Cond"/>
+                <w:sz w:val="24"/>
+                <w:szCs w:val="24"/>
+              </w:rPr>
+              <w:t xml:space="preserve"> LB3</w:t>
             </w:r>
           </w:p>
         </w:tc>
@@ -6834,13 +11022,23 @@
                 <w:szCs w:val="24"/>
               </w:rPr>
             </w:pPr>
-            <w:r>
-              <w:rPr>
-                <w:rFonts w:ascii="Arial Nova Cond" w:hAnsi="Arial Nova Cond"/>
-                <w:sz w:val="24"/>
-                <w:szCs w:val="24"/>
-              </w:rPr>
-              <w:t xml:space="preserve">Pengelolaan LB3 </w:t>
+            <w:proofErr w:type="spellStart"/>
+            <w:r>
+              <w:rPr>
+                <w:rFonts w:ascii="Arial Nova Cond" w:hAnsi="Arial Nova Cond"/>
+                <w:sz w:val="24"/>
+                <w:szCs w:val="24"/>
+              </w:rPr>
+              <w:t>Pengelolaan</w:t>
+            </w:r>
+            <w:proofErr w:type="spellEnd"/>
+            <w:r>
+              <w:rPr>
+                <w:rFonts w:ascii="Arial Nova Cond" w:hAnsi="Arial Nova Cond"/>
+                <w:sz w:val="24"/>
+                <w:szCs w:val="24"/>
+              </w:rPr>
+              <w:t xml:space="preserve"> LB3 </w:t>
             </w:r>
           </w:p>
         </w:tc>
@@ -6925,13 +11123,41 @@
                 <w:szCs w:val="24"/>
               </w:rPr>
             </w:pPr>
-            <w:r>
-              <w:rPr>
-                <w:rFonts w:ascii="Arial Nova Cond" w:hAnsi="Arial Nova Cond"/>
-                <w:sz w:val="24"/>
-                <w:szCs w:val="24"/>
-              </w:rPr>
-              <w:t>Pelaporan penyimpanan LB3</w:t>
+            <w:proofErr w:type="spellStart"/>
+            <w:r>
+              <w:rPr>
+                <w:rFonts w:ascii="Arial Nova Cond" w:hAnsi="Arial Nova Cond"/>
+                <w:sz w:val="24"/>
+                <w:szCs w:val="24"/>
+              </w:rPr>
+              <w:t>Pelaporan</w:t>
+            </w:r>
+            <w:proofErr w:type="spellEnd"/>
+            <w:r>
+              <w:rPr>
+                <w:rFonts w:ascii="Arial Nova Cond" w:hAnsi="Arial Nova Cond"/>
+                <w:sz w:val="24"/>
+                <w:szCs w:val="24"/>
+              </w:rPr>
+              <w:t xml:space="preserve"> </w:t>
+            </w:r>
+            <w:proofErr w:type="spellStart"/>
+            <w:r>
+              <w:rPr>
+                <w:rFonts w:ascii="Arial Nova Cond" w:hAnsi="Arial Nova Cond"/>
+                <w:sz w:val="24"/>
+                <w:szCs w:val="24"/>
+              </w:rPr>
+              <w:t>penyimpanan</w:t>
+            </w:r>
+            <w:proofErr w:type="spellEnd"/>
+            <w:r>
+              <w:rPr>
+                <w:rFonts w:ascii="Arial Nova Cond" w:hAnsi="Arial Nova Cond"/>
+                <w:sz w:val="24"/>
+                <w:szCs w:val="24"/>
+              </w:rPr>
+              <w:t xml:space="preserve"> LB3</w:t>
             </w:r>
           </w:p>
         </w:tc>
@@ -7030,8 +11256,72 @@
           <w:sz w:val="24"/>
           <w:szCs w:val="24"/>
         </w:rPr>
-        <w:t>.  Pemeriksaan Pengelolaan Sampah Domestik</w:t>
-      </w:r>
+        <w:t xml:space="preserve">.  </w:t>
+      </w:r>
+      <w:proofErr w:type="spellStart"/>
+      <w:r>
+        <w:rPr>
+          <w:rFonts w:ascii="Arial Nova Cond" w:hAnsi="Arial Nova Cond"/>
+          <w:sz w:val="24"/>
+          <w:szCs w:val="24"/>
+        </w:rPr>
+        <w:t>Pemeriksaan</w:t>
+      </w:r>
+      <w:proofErr w:type="spellEnd"/>
+      <w:r>
+        <w:rPr>
+          <w:rFonts w:ascii="Arial Nova Cond" w:hAnsi="Arial Nova Cond"/>
+          <w:sz w:val="24"/>
+          <w:szCs w:val="24"/>
+        </w:rPr>
+        <w:t xml:space="preserve"> </w:t>
+      </w:r>
+      <w:proofErr w:type="spellStart"/>
+      <w:r>
+        <w:rPr>
+          <w:rFonts w:ascii="Arial Nova Cond" w:hAnsi="Arial Nova Cond"/>
+          <w:sz w:val="24"/>
+          <w:szCs w:val="24"/>
+        </w:rPr>
+        <w:t>Pengelolaan</w:t>
+      </w:r>
+      <w:proofErr w:type="spellEnd"/>
+      <w:r>
+        <w:rPr>
+          <w:rFonts w:ascii="Arial Nova Cond" w:hAnsi="Arial Nova Cond"/>
+          <w:sz w:val="24"/>
+          <w:szCs w:val="24"/>
+        </w:rPr>
+        <w:t xml:space="preserve"> </w:t>
+      </w:r>
+      <w:proofErr w:type="spellStart"/>
+      <w:r>
+        <w:rPr>
+          <w:rFonts w:ascii="Arial Nova Cond" w:hAnsi="Arial Nova Cond"/>
+          <w:sz w:val="24"/>
+          <w:szCs w:val="24"/>
+        </w:rPr>
+        <w:t>Sampah</w:t>
+      </w:r>
+      <w:proofErr w:type="spellEnd"/>
+      <w:r>
+        <w:rPr>
+          <w:rFonts w:ascii="Arial Nova Cond" w:hAnsi="Arial Nova Cond"/>
+          <w:sz w:val="24"/>
+          <w:szCs w:val="24"/>
+        </w:rPr>
+        <w:t xml:space="preserve"> </w:t>
+      </w:r>
+      <w:proofErr w:type="spellStart"/>
+      <w:r>
+        <w:rPr>
+          <w:rFonts w:ascii="Arial Nova Cond" w:hAnsi="Arial Nova Cond"/>
+          <w:sz w:val="24"/>
+          <w:szCs w:val="24"/>
+        </w:rPr>
+        <w:t>Domestik</w:t>
+      </w:r>
+      <w:proofErr w:type="spellEnd"/>
     </w:p>
     <w:tbl>
       <w:tblPr>
@@ -7097,17 +11387,10 @@
                 <w:sz w:val="24"/>
                 <w:szCs w:val="24"/>
               </w:rPr>
-              <w:t>Point Pemeriksaan</w:t>
-            </w:r>
-          </w:p>
-        </w:tc>
-        <w:tc>
-          <w:tcPr>
-            <w:tcW w:w="3426" w:type="dxa"/>
-          </w:tcPr>
-          <w:p>
-            <w:pPr>
-              <w:jc w:val="center"/>
+              <w:t xml:space="preserve">Point </w:t>
+            </w:r>
+            <w:proofErr w:type="spellStart"/>
+            <w:r>
               <w:rPr>
                 <w:rFonts w:ascii="Arial Nova Cond" w:hAnsi="Arial Nova Cond"/>
                 <w:b/>
@@ -7115,8 +11398,18 @@
                 <w:sz w:val="24"/>
                 <w:szCs w:val="24"/>
               </w:rPr>
-            </w:pPr>
-            <w:r>
+              <w:t>Pemeriksaan</w:t>
+            </w:r>
+            <w:proofErr w:type="spellEnd"/>
+          </w:p>
+        </w:tc>
+        <w:tc>
+          <w:tcPr>
+            <w:tcW w:w="3426" w:type="dxa"/>
+          </w:tcPr>
+          <w:p>
+            <w:pPr>
+              <w:jc w:val="center"/>
               <w:rPr>
                 <w:rFonts w:ascii="Arial Nova Cond" w:hAnsi="Arial Nova Cond"/>
                 <w:b/>
@@ -7124,17 +11417,9 @@
                 <w:sz w:val="24"/>
                 <w:szCs w:val="24"/>
               </w:rPr>
-              <w:t>Kondisi Eksisting</w:t>
-            </w:r>
-          </w:p>
-        </w:tc>
-        <w:tc>
-          <w:tcPr>
-            <w:tcW w:w="2599" w:type="dxa"/>
-          </w:tcPr>
-          <w:p>
-            <w:pPr>
-              <w:jc w:val="center"/>
+            </w:pPr>
+            <w:proofErr w:type="spellStart"/>
+            <w:r>
               <w:rPr>
                 <w:rFonts w:ascii="Arial Nova Cond" w:hAnsi="Arial Nova Cond"/>
                 <w:b/>
@@ -7142,7 +11427,9 @@
                 <w:sz w:val="24"/>
                 <w:szCs w:val="24"/>
               </w:rPr>
-            </w:pPr>
+              <w:t>Kondisi</w:t>
+            </w:r>
+            <w:proofErr w:type="spellEnd"/>
             <w:r>
               <w:rPr>
                 <w:rFonts w:ascii="Arial Nova Cond" w:hAnsi="Arial Nova Cond"/>
@@ -7151,8 +11438,49 @@
                 <w:sz w:val="24"/>
                 <w:szCs w:val="24"/>
               </w:rPr>
+              <w:t xml:space="preserve"> </w:t>
+            </w:r>
+            <w:proofErr w:type="spellStart"/>
+            <w:r>
+              <w:rPr>
+                <w:rFonts w:ascii="Arial Nova Cond" w:hAnsi="Arial Nova Cond"/>
+                <w:b/>
+                <w:bCs/>
+                <w:sz w:val="24"/>
+                <w:szCs w:val="24"/>
+              </w:rPr>
+              <w:t>Eksisting</w:t>
+            </w:r>
+            <w:proofErr w:type="spellEnd"/>
+          </w:p>
+        </w:tc>
+        <w:tc>
+          <w:tcPr>
+            <w:tcW w:w="2599" w:type="dxa"/>
+          </w:tcPr>
+          <w:p>
+            <w:pPr>
+              <w:jc w:val="center"/>
+              <w:rPr>
+                <w:rFonts w:ascii="Arial Nova Cond" w:hAnsi="Arial Nova Cond"/>
+                <w:b/>
+                <w:bCs/>
+                <w:sz w:val="24"/>
+                <w:szCs w:val="24"/>
+              </w:rPr>
+            </w:pPr>
+            <w:proofErr w:type="spellStart"/>
+            <w:r>
+              <w:rPr>
+                <w:rFonts w:ascii="Arial Nova Cond" w:hAnsi="Arial Nova Cond"/>
+                <w:b/>
+                <w:bCs/>
+                <w:sz w:val="24"/>
+                <w:szCs w:val="24"/>
+              </w:rPr>
               <w:t>Keterangan</w:t>
             </w:r>
+            <w:proofErr w:type="spellEnd"/>
           </w:p>
         </w:tc>
       </w:tr>
@@ -7192,14 +11520,52 @@
                 <w:szCs w:val="24"/>
               </w:rPr>
             </w:pPr>
-            <w:r>
-              <w:rPr>
-                <w:rFonts w:ascii="Arial Nova Cond" w:hAnsi="Arial Nova Cond"/>
-                <w:sz w:val="24"/>
-                <w:szCs w:val="24"/>
-              </w:rPr>
-              <w:t>Sumber Sampah Domestik</w:t>
-            </w:r>
+            <w:proofErr w:type="spellStart"/>
+            <w:r>
+              <w:rPr>
+                <w:rFonts w:ascii="Arial Nova Cond" w:hAnsi="Arial Nova Cond"/>
+                <w:sz w:val="24"/>
+                <w:szCs w:val="24"/>
+              </w:rPr>
+              <w:t>Sumber</w:t>
+            </w:r>
+            <w:proofErr w:type="spellEnd"/>
+            <w:r>
+              <w:rPr>
+                <w:rFonts w:ascii="Arial Nova Cond" w:hAnsi="Arial Nova Cond"/>
+                <w:sz w:val="24"/>
+                <w:szCs w:val="24"/>
+              </w:rPr>
+              <w:t xml:space="preserve"> </w:t>
+            </w:r>
+            <w:proofErr w:type="spellStart"/>
+            <w:r>
+              <w:rPr>
+                <w:rFonts w:ascii="Arial Nova Cond" w:hAnsi="Arial Nova Cond"/>
+                <w:sz w:val="24"/>
+                <w:szCs w:val="24"/>
+              </w:rPr>
+              <w:t>Sampah</w:t>
+            </w:r>
+            <w:proofErr w:type="spellEnd"/>
+            <w:r>
+              <w:rPr>
+                <w:rFonts w:ascii="Arial Nova Cond" w:hAnsi="Arial Nova Cond"/>
+                <w:sz w:val="24"/>
+                <w:szCs w:val="24"/>
+              </w:rPr>
+              <w:t xml:space="preserve"> </w:t>
+            </w:r>
+            <w:proofErr w:type="spellStart"/>
+            <w:r>
+              <w:rPr>
+                <w:rFonts w:ascii="Arial Nova Cond" w:hAnsi="Arial Nova Cond"/>
+                <w:sz w:val="24"/>
+                <w:szCs w:val="24"/>
+              </w:rPr>
+              <w:t>Domestik</w:t>
+            </w:r>
+            <w:proofErr w:type="spellEnd"/>
           </w:p>
         </w:tc>
         <w:tc>
@@ -7221,7 +11587,25 @@
                 <w:sz w:val="24"/>
                 <w:szCs w:val="24"/>
               </w:rPr>
-              <w:t>{sampah_sumber}</w:t>
+              <w:t>{</w:t>
+            </w:r>
+            <w:proofErr w:type="spellStart"/>
+            <w:r>
+              <w:rPr>
+                <w:rFonts w:ascii="Arial Nova Cond" w:hAnsi="Arial Nova Cond"/>
+                <w:sz w:val="24"/>
+                <w:szCs w:val="24"/>
+              </w:rPr>
+              <w:t>sampah_sumber</w:t>
+            </w:r>
+            <w:proofErr w:type="spellEnd"/>
+            <w:r>
+              <w:rPr>
+                <w:rFonts w:ascii="Arial Nova Cond" w:hAnsi="Arial Nova Cond"/>
+                <w:sz w:val="24"/>
+                <w:szCs w:val="24"/>
+              </w:rPr>
+              <w:t>}</w:t>
             </w:r>
           </w:p>
         </w:tc>
@@ -7243,7 +11627,25 @@
                 <w:sz w:val="24"/>
                 <w:szCs w:val="24"/>
               </w:rPr>
-              <w:t>{ket_sampah_sumber}</w:t>
+              <w:t>{</w:t>
+            </w:r>
+            <w:proofErr w:type="spellStart"/>
+            <w:r>
+              <w:rPr>
+                <w:rFonts w:ascii="Arial Nova Cond" w:hAnsi="Arial Nova Cond"/>
+                <w:sz w:val="24"/>
+                <w:szCs w:val="24"/>
+              </w:rPr>
+              <w:t>ket_sampah_sumber</w:t>
+            </w:r>
+            <w:proofErr w:type="spellEnd"/>
+            <w:r>
+              <w:rPr>
+                <w:rFonts w:ascii="Arial Nova Cond" w:hAnsi="Arial Nova Cond"/>
+                <w:sz w:val="24"/>
+                <w:szCs w:val="24"/>
+              </w:rPr>
+              <w:t>}</w:t>
             </w:r>
           </w:p>
         </w:tc>
@@ -7284,14 +11686,52 @@
                 <w:szCs w:val="24"/>
               </w:rPr>
             </w:pPr>
-            <w:r>
-              <w:rPr>
-                <w:rFonts w:ascii="Arial Nova Cond" w:hAnsi="Arial Nova Cond"/>
-                <w:sz w:val="24"/>
-                <w:szCs w:val="24"/>
-              </w:rPr>
-              <w:t>Jenis Sampah Domestik</w:t>
-            </w:r>
+            <w:proofErr w:type="spellStart"/>
+            <w:r>
+              <w:rPr>
+                <w:rFonts w:ascii="Arial Nova Cond" w:hAnsi="Arial Nova Cond"/>
+                <w:sz w:val="24"/>
+                <w:szCs w:val="24"/>
+              </w:rPr>
+              <w:t>Jenis</w:t>
+            </w:r>
+            <w:proofErr w:type="spellEnd"/>
+            <w:r>
+              <w:rPr>
+                <w:rFonts w:ascii="Arial Nova Cond" w:hAnsi="Arial Nova Cond"/>
+                <w:sz w:val="24"/>
+                <w:szCs w:val="24"/>
+              </w:rPr>
+              <w:t xml:space="preserve"> </w:t>
+            </w:r>
+            <w:proofErr w:type="spellStart"/>
+            <w:r>
+              <w:rPr>
+                <w:rFonts w:ascii="Arial Nova Cond" w:hAnsi="Arial Nova Cond"/>
+                <w:sz w:val="24"/>
+                <w:szCs w:val="24"/>
+              </w:rPr>
+              <w:t>Sampah</w:t>
+            </w:r>
+            <w:proofErr w:type="spellEnd"/>
+            <w:r>
+              <w:rPr>
+                <w:rFonts w:ascii="Arial Nova Cond" w:hAnsi="Arial Nova Cond"/>
+                <w:sz w:val="24"/>
+                <w:szCs w:val="24"/>
+              </w:rPr>
+              <w:t xml:space="preserve"> </w:t>
+            </w:r>
+            <w:proofErr w:type="spellStart"/>
+            <w:r>
+              <w:rPr>
+                <w:rFonts w:ascii="Arial Nova Cond" w:hAnsi="Arial Nova Cond"/>
+                <w:sz w:val="24"/>
+                <w:szCs w:val="24"/>
+              </w:rPr>
+              <w:t>Domestik</w:t>
+            </w:r>
+            <w:proofErr w:type="spellEnd"/>
           </w:p>
         </w:tc>
         <w:tc>
@@ -7313,7 +11753,25 @@
                 <w:sz w:val="24"/>
                 <w:szCs w:val="24"/>
               </w:rPr>
-              <w:t>{sampah_jenis}</w:t>
+              <w:t>{</w:t>
+            </w:r>
+            <w:proofErr w:type="spellStart"/>
+            <w:r>
+              <w:rPr>
+                <w:rFonts w:ascii="Arial Nova Cond" w:hAnsi="Arial Nova Cond"/>
+                <w:sz w:val="24"/>
+                <w:szCs w:val="24"/>
+              </w:rPr>
+              <w:t>sampah_jenis</w:t>
+            </w:r>
+            <w:proofErr w:type="spellEnd"/>
+            <w:r>
+              <w:rPr>
+                <w:rFonts w:ascii="Arial Nova Cond" w:hAnsi="Arial Nova Cond"/>
+                <w:sz w:val="24"/>
+                <w:szCs w:val="24"/>
+              </w:rPr>
+              <w:t>}</w:t>
             </w:r>
           </w:p>
         </w:tc>
@@ -7335,7 +11793,25 @@
                 <w:sz w:val="24"/>
                 <w:szCs w:val="24"/>
               </w:rPr>
-              <w:t>{ket_sampah_jenis}</w:t>
+              <w:t>{</w:t>
+            </w:r>
+            <w:proofErr w:type="spellStart"/>
+            <w:r>
+              <w:rPr>
+                <w:rFonts w:ascii="Arial Nova Cond" w:hAnsi="Arial Nova Cond"/>
+                <w:sz w:val="24"/>
+                <w:szCs w:val="24"/>
+              </w:rPr>
+              <w:t>ket_sampah_jenis</w:t>
+            </w:r>
+            <w:proofErr w:type="spellEnd"/>
+            <w:r>
+              <w:rPr>
+                <w:rFonts w:ascii="Arial Nova Cond" w:hAnsi="Arial Nova Cond"/>
+                <w:sz w:val="24"/>
+                <w:szCs w:val="24"/>
+              </w:rPr>
+              <w:t>}</w:t>
             </w:r>
           </w:p>
         </w:tc>
@@ -7376,14 +11852,52 @@
                 <w:szCs w:val="24"/>
               </w:rPr>
             </w:pPr>
-            <w:r>
-              <w:rPr>
-                <w:rFonts w:ascii="Arial Nova Cond" w:hAnsi="Arial Nova Cond"/>
-                <w:sz w:val="24"/>
-                <w:szCs w:val="24"/>
-              </w:rPr>
-              <w:t>Kondisi TPS Sampah Domestik</w:t>
-            </w:r>
+            <w:proofErr w:type="spellStart"/>
+            <w:r>
+              <w:rPr>
+                <w:rFonts w:ascii="Arial Nova Cond" w:hAnsi="Arial Nova Cond"/>
+                <w:sz w:val="24"/>
+                <w:szCs w:val="24"/>
+              </w:rPr>
+              <w:t>Kondisi</w:t>
+            </w:r>
+            <w:proofErr w:type="spellEnd"/>
+            <w:r>
+              <w:rPr>
+                <w:rFonts w:ascii="Arial Nova Cond" w:hAnsi="Arial Nova Cond"/>
+                <w:sz w:val="24"/>
+                <w:szCs w:val="24"/>
+              </w:rPr>
+              <w:t xml:space="preserve"> TPS </w:t>
+            </w:r>
+            <w:proofErr w:type="spellStart"/>
+            <w:r>
+              <w:rPr>
+                <w:rFonts w:ascii="Arial Nova Cond" w:hAnsi="Arial Nova Cond"/>
+                <w:sz w:val="24"/>
+                <w:szCs w:val="24"/>
+              </w:rPr>
+              <w:t>Sampah</w:t>
+            </w:r>
+            <w:proofErr w:type="spellEnd"/>
+            <w:r>
+              <w:rPr>
+                <w:rFonts w:ascii="Arial Nova Cond" w:hAnsi="Arial Nova Cond"/>
+                <w:sz w:val="24"/>
+                <w:szCs w:val="24"/>
+              </w:rPr>
+              <w:t xml:space="preserve"> </w:t>
+            </w:r>
+            <w:proofErr w:type="spellStart"/>
+            <w:r>
+              <w:rPr>
+                <w:rFonts w:ascii="Arial Nova Cond" w:hAnsi="Arial Nova Cond"/>
+                <w:sz w:val="24"/>
+                <w:szCs w:val="24"/>
+              </w:rPr>
+              <w:t>Domestik</w:t>
+            </w:r>
+            <w:proofErr w:type="spellEnd"/>
           </w:p>
         </w:tc>
         <w:tc>
@@ -7405,7 +11919,25 @@
                 <w:sz w:val="24"/>
                 <w:szCs w:val="24"/>
               </w:rPr>
-              <w:t>{sampah_tps}</w:t>
+              <w:t>{</w:t>
+            </w:r>
+            <w:proofErr w:type="spellStart"/>
+            <w:r>
+              <w:rPr>
+                <w:rFonts w:ascii="Arial Nova Cond" w:hAnsi="Arial Nova Cond"/>
+                <w:sz w:val="24"/>
+                <w:szCs w:val="24"/>
+              </w:rPr>
+              <w:t>sampah_tps</w:t>
+            </w:r>
+            <w:proofErr w:type="spellEnd"/>
+            <w:r>
+              <w:rPr>
+                <w:rFonts w:ascii="Arial Nova Cond" w:hAnsi="Arial Nova Cond"/>
+                <w:sz w:val="24"/>
+                <w:szCs w:val="24"/>
+              </w:rPr>
+              <w:t>}</w:t>
             </w:r>
           </w:p>
         </w:tc>
@@ -7427,7 +11959,25 @@
                 <w:sz w:val="24"/>
                 <w:szCs w:val="24"/>
               </w:rPr>
-              <w:t>{ket_sampah_tps}</w:t>
+              <w:t>{</w:t>
+            </w:r>
+            <w:proofErr w:type="spellStart"/>
+            <w:r>
+              <w:rPr>
+                <w:rFonts w:ascii="Arial Nova Cond" w:hAnsi="Arial Nova Cond"/>
+                <w:sz w:val="24"/>
+                <w:szCs w:val="24"/>
+              </w:rPr>
+              <w:t>ket_sampah_tps</w:t>
+            </w:r>
+            <w:proofErr w:type="spellEnd"/>
+            <w:r>
+              <w:rPr>
+                <w:rFonts w:ascii="Arial Nova Cond" w:hAnsi="Arial Nova Cond"/>
+                <w:sz w:val="24"/>
+                <w:szCs w:val="24"/>
+              </w:rPr>
+              <w:t>}</w:t>
             </w:r>
           </w:p>
         </w:tc>
@@ -7468,14 +12018,52 @@
                 <w:szCs w:val="24"/>
               </w:rPr>
             </w:pPr>
-            <w:r>
-              <w:rPr>
-                <w:rFonts w:ascii="Arial Nova Cond" w:hAnsi="Arial Nova Cond"/>
-                <w:sz w:val="24"/>
-                <w:szCs w:val="24"/>
-              </w:rPr>
-              <w:t>Pengelolaan sampah domestik</w:t>
-            </w:r>
+            <w:proofErr w:type="spellStart"/>
+            <w:r>
+              <w:rPr>
+                <w:rFonts w:ascii="Arial Nova Cond" w:hAnsi="Arial Nova Cond"/>
+                <w:sz w:val="24"/>
+                <w:szCs w:val="24"/>
+              </w:rPr>
+              <w:t>Pengelolaan</w:t>
+            </w:r>
+            <w:proofErr w:type="spellEnd"/>
+            <w:r>
+              <w:rPr>
+                <w:rFonts w:ascii="Arial Nova Cond" w:hAnsi="Arial Nova Cond"/>
+                <w:sz w:val="24"/>
+                <w:szCs w:val="24"/>
+              </w:rPr>
+              <w:t xml:space="preserve"> </w:t>
+            </w:r>
+            <w:proofErr w:type="spellStart"/>
+            <w:r>
+              <w:rPr>
+                <w:rFonts w:ascii="Arial Nova Cond" w:hAnsi="Arial Nova Cond"/>
+                <w:sz w:val="24"/>
+                <w:szCs w:val="24"/>
+              </w:rPr>
+              <w:t>sampah</w:t>
+            </w:r>
+            <w:proofErr w:type="spellEnd"/>
+            <w:r>
+              <w:rPr>
+                <w:rFonts w:ascii="Arial Nova Cond" w:hAnsi="Arial Nova Cond"/>
+                <w:sz w:val="24"/>
+                <w:szCs w:val="24"/>
+              </w:rPr>
+              <w:t xml:space="preserve"> </w:t>
+            </w:r>
+            <w:proofErr w:type="spellStart"/>
+            <w:r>
+              <w:rPr>
+                <w:rFonts w:ascii="Arial Nova Cond" w:hAnsi="Arial Nova Cond"/>
+                <w:sz w:val="24"/>
+                <w:szCs w:val="24"/>
+              </w:rPr>
+              <w:t>domestik</w:t>
+            </w:r>
+            <w:proofErr w:type="spellEnd"/>
           </w:p>
         </w:tc>
         <w:tc>
@@ -7497,7 +12085,25 @@
                 <w:sz w:val="24"/>
                 <w:szCs w:val="24"/>
               </w:rPr>
-              <w:t>{sampah_kelola}</w:t>
+              <w:t>{</w:t>
+            </w:r>
+            <w:proofErr w:type="spellStart"/>
+            <w:r>
+              <w:rPr>
+                <w:rFonts w:ascii="Arial Nova Cond" w:hAnsi="Arial Nova Cond"/>
+                <w:sz w:val="24"/>
+                <w:szCs w:val="24"/>
+              </w:rPr>
+              <w:t>sampah_kelola</w:t>
+            </w:r>
+            <w:proofErr w:type="spellEnd"/>
+            <w:r>
+              <w:rPr>
+                <w:rFonts w:ascii="Arial Nova Cond" w:hAnsi="Arial Nova Cond"/>
+                <w:sz w:val="24"/>
+                <w:szCs w:val="24"/>
+              </w:rPr>
+              <w:t>}</w:t>
             </w:r>
           </w:p>
         </w:tc>
@@ -7519,7 +12125,25 @@
                 <w:sz w:val="24"/>
                 <w:szCs w:val="24"/>
               </w:rPr>
-              <w:t>{ket_sampah_kelola}</w:t>
+              <w:t>{</w:t>
+            </w:r>
+            <w:proofErr w:type="spellStart"/>
+            <w:r>
+              <w:rPr>
+                <w:rFonts w:ascii="Arial Nova Cond" w:hAnsi="Arial Nova Cond"/>
+                <w:sz w:val="24"/>
+                <w:szCs w:val="24"/>
+              </w:rPr>
+              <w:t>ket_sampah_kelola</w:t>
+            </w:r>
+            <w:proofErr w:type="spellEnd"/>
+            <w:r>
+              <w:rPr>
+                <w:rFonts w:ascii="Arial Nova Cond" w:hAnsi="Arial Nova Cond"/>
+                <w:sz w:val="24"/>
+                <w:szCs w:val="24"/>
+              </w:rPr>
+              <w:t>}</w:t>
             </w:r>
           </w:p>
         </w:tc>
@@ -7552,8 +12176,18 @@
           <w:sz w:val="24"/>
           <w:szCs w:val="24"/>
         </w:rPr>
-        <w:t>6. Dokumentasi</w:t>
-      </w:r>
+        <w:t xml:space="preserve">6. </w:t>
+      </w:r>
+      <w:proofErr w:type="spellStart"/>
+      <w:r>
+        <w:rPr>
+          <w:rFonts w:ascii="Arial Nova Cond" w:hAnsi="Arial Nova Cond"/>
+          <w:sz w:val="24"/>
+          <w:szCs w:val="24"/>
+        </w:rPr>
+        <w:t>Dokumentasi</w:t>
+      </w:r>
+      <w:proofErr w:type="spellEnd"/>
     </w:p>
     <w:p>
       <w:pPr>
@@ -7700,7 +12334,25 @@
                 <w:sz w:val="24"/>
                 <w:szCs w:val="24"/>
               </w:rPr>
-              <w:t>{ket_2} {/foto_baris}</w:t>
+              <w:t>{ket_2} {/</w:t>
+            </w:r>
+            <w:proofErr w:type="spellStart"/>
+            <w:r>
+              <w:rPr>
+                <w:rFonts w:ascii="Arial Nova Cond" w:hAnsi="Arial Nova Cond"/>
+                <w:sz w:val="24"/>
+                <w:szCs w:val="24"/>
+              </w:rPr>
+              <w:t>foto_baris</w:t>
+            </w:r>
+            <w:proofErr w:type="spellEnd"/>
+            <w:r>
+              <w:rPr>
+                <w:rFonts w:ascii="Arial Nova Cond" w:hAnsi="Arial Nova Cond"/>
+                <w:sz w:val="24"/>
+                <w:szCs w:val="24"/>
+              </w:rPr>
+              <w:t>}</w:t>
             </w:r>
           </w:p>
         </w:tc>
@@ -7842,6 +12494,7 @@
           <w:szCs w:val="24"/>
         </w:rPr>
       </w:pPr>
+      <w:proofErr w:type="spellStart"/>
       <w:r>
         <w:rPr>
           <w:rFonts w:ascii="Arial Nova Cond" w:hAnsi="Arial Nova Cond"/>
@@ -7849,16 +12502,27 @@
           <w:szCs w:val="24"/>
         </w:rPr>
         <w:lastRenderedPageBreak/>
-        <w:t xml:space="preserve">Pelaksanaan dan temuan fakta-fakta pengawasan lingkungan hidup ini diketahui dan dibenarkan oleh pihak </w:t>
-      </w:r>
-      <w:r>
-        <w:rPr>
-          <w:rFonts w:ascii="Arial Nova Cond" w:hAnsi="Arial Nova Cond"/>
-          <w:sz w:val="24"/>
-          <w:szCs w:val="24"/>
-        </w:rPr>
-        <w:t>{nama_badan_usaha_kegiatan}</w:t>
-      </w:r>
+        <w:t>Pelaksanaan</w:t>
+      </w:r>
+      <w:proofErr w:type="spellEnd"/>
+      <w:r>
+        <w:rPr>
+          <w:rFonts w:ascii="Arial Nova Cond" w:hAnsi="Arial Nova Cond"/>
+          <w:sz w:val="24"/>
+          <w:szCs w:val="24"/>
+        </w:rPr>
+        <w:t xml:space="preserve"> dan </w:t>
+      </w:r>
+      <w:proofErr w:type="spellStart"/>
+      <w:r>
+        <w:rPr>
+          <w:rFonts w:ascii="Arial Nova Cond" w:hAnsi="Arial Nova Cond"/>
+          <w:sz w:val="24"/>
+          <w:szCs w:val="24"/>
+        </w:rPr>
+        <w:t>temuan</w:t>
+      </w:r>
+      <w:proofErr w:type="spellEnd"/>
       <w:r>
         <w:rPr>
           <w:rFonts w:ascii="Arial Nova Cond" w:hAnsi="Arial Nova Cond"/>
@@ -7867,13 +12531,219 @@
         </w:rPr>
         <w:t xml:space="preserve"> </w:t>
       </w:r>
-      <w:r>
-        <w:rPr>
-          <w:rFonts w:ascii="Arial Nova Cond" w:hAnsi="Arial Nova Cond"/>
-          <w:sz w:val="24"/>
-          <w:szCs w:val="24"/>
-        </w:rPr>
-        <w:t>sebagai berikut :</w:t>
+      <w:proofErr w:type="spellStart"/>
+      <w:r>
+        <w:rPr>
+          <w:rFonts w:ascii="Arial Nova Cond" w:hAnsi="Arial Nova Cond"/>
+          <w:sz w:val="24"/>
+          <w:szCs w:val="24"/>
+        </w:rPr>
+        <w:t>fakta-fakta</w:t>
+      </w:r>
+      <w:proofErr w:type="spellEnd"/>
+      <w:r>
+        <w:rPr>
+          <w:rFonts w:ascii="Arial Nova Cond" w:hAnsi="Arial Nova Cond"/>
+          <w:sz w:val="24"/>
+          <w:szCs w:val="24"/>
+        </w:rPr>
+        <w:t xml:space="preserve"> </w:t>
+      </w:r>
+      <w:proofErr w:type="spellStart"/>
+      <w:r>
+        <w:rPr>
+          <w:rFonts w:ascii="Arial Nova Cond" w:hAnsi="Arial Nova Cond"/>
+          <w:sz w:val="24"/>
+          <w:szCs w:val="24"/>
+        </w:rPr>
+        <w:t>pengawasan</w:t>
+      </w:r>
+      <w:proofErr w:type="spellEnd"/>
+      <w:r>
+        <w:rPr>
+          <w:rFonts w:ascii="Arial Nova Cond" w:hAnsi="Arial Nova Cond"/>
+          <w:sz w:val="24"/>
+          <w:szCs w:val="24"/>
+        </w:rPr>
+        <w:t xml:space="preserve"> </w:t>
+      </w:r>
+      <w:proofErr w:type="spellStart"/>
+      <w:r>
+        <w:rPr>
+          <w:rFonts w:ascii="Arial Nova Cond" w:hAnsi="Arial Nova Cond"/>
+          <w:sz w:val="24"/>
+          <w:szCs w:val="24"/>
+        </w:rPr>
+        <w:t>lingkungan</w:t>
+      </w:r>
+      <w:proofErr w:type="spellEnd"/>
+      <w:r>
+        <w:rPr>
+          <w:rFonts w:ascii="Arial Nova Cond" w:hAnsi="Arial Nova Cond"/>
+          <w:sz w:val="24"/>
+          <w:szCs w:val="24"/>
+        </w:rPr>
+        <w:t xml:space="preserve"> </w:t>
+      </w:r>
+      <w:proofErr w:type="spellStart"/>
+      <w:r>
+        <w:rPr>
+          <w:rFonts w:ascii="Arial Nova Cond" w:hAnsi="Arial Nova Cond"/>
+          <w:sz w:val="24"/>
+          <w:szCs w:val="24"/>
+        </w:rPr>
+        <w:t>hidup</w:t>
+      </w:r>
+      <w:proofErr w:type="spellEnd"/>
+      <w:r>
+        <w:rPr>
+          <w:rFonts w:ascii="Arial Nova Cond" w:hAnsi="Arial Nova Cond"/>
+          <w:sz w:val="24"/>
+          <w:szCs w:val="24"/>
+        </w:rPr>
+        <w:t xml:space="preserve"> </w:t>
+      </w:r>
+      <w:proofErr w:type="spellStart"/>
+      <w:r>
+        <w:rPr>
+          <w:rFonts w:ascii="Arial Nova Cond" w:hAnsi="Arial Nova Cond"/>
+          <w:sz w:val="24"/>
+          <w:szCs w:val="24"/>
+        </w:rPr>
+        <w:t>ini</w:t>
+      </w:r>
+      <w:proofErr w:type="spellEnd"/>
+      <w:r>
+        <w:rPr>
+          <w:rFonts w:ascii="Arial Nova Cond" w:hAnsi="Arial Nova Cond"/>
+          <w:sz w:val="24"/>
+          <w:szCs w:val="24"/>
+        </w:rPr>
+        <w:t xml:space="preserve"> </w:t>
+      </w:r>
+      <w:proofErr w:type="spellStart"/>
+      <w:r>
+        <w:rPr>
+          <w:rFonts w:ascii="Arial Nova Cond" w:hAnsi="Arial Nova Cond"/>
+          <w:sz w:val="24"/>
+          <w:szCs w:val="24"/>
+        </w:rPr>
+        <w:t>diketahui</w:t>
+      </w:r>
+      <w:proofErr w:type="spellEnd"/>
+      <w:r>
+        <w:rPr>
+          <w:rFonts w:ascii="Arial Nova Cond" w:hAnsi="Arial Nova Cond"/>
+          <w:sz w:val="24"/>
+          <w:szCs w:val="24"/>
+        </w:rPr>
+        <w:t xml:space="preserve"> dan </w:t>
+      </w:r>
+      <w:proofErr w:type="spellStart"/>
+      <w:r>
+        <w:rPr>
+          <w:rFonts w:ascii="Arial Nova Cond" w:hAnsi="Arial Nova Cond"/>
+          <w:sz w:val="24"/>
+          <w:szCs w:val="24"/>
+        </w:rPr>
+        <w:t>dibenarkan</w:t>
+      </w:r>
+      <w:proofErr w:type="spellEnd"/>
+      <w:r>
+        <w:rPr>
+          <w:rFonts w:ascii="Arial Nova Cond" w:hAnsi="Arial Nova Cond"/>
+          <w:sz w:val="24"/>
+          <w:szCs w:val="24"/>
+        </w:rPr>
+        <w:t xml:space="preserve"> oleh </w:t>
+      </w:r>
+      <w:proofErr w:type="spellStart"/>
+      <w:r>
+        <w:rPr>
+          <w:rFonts w:ascii="Arial Nova Cond" w:hAnsi="Arial Nova Cond"/>
+          <w:sz w:val="24"/>
+          <w:szCs w:val="24"/>
+        </w:rPr>
+        <w:t>pihak</w:t>
+      </w:r>
+      <w:proofErr w:type="spellEnd"/>
+      <w:r>
+        <w:rPr>
+          <w:rFonts w:ascii="Arial Nova Cond" w:hAnsi="Arial Nova Cond"/>
+          <w:sz w:val="24"/>
+          <w:szCs w:val="24"/>
+        </w:rPr>
+        <w:t xml:space="preserve"> </w:t>
+      </w:r>
+      <w:r>
+        <w:rPr>
+          <w:rFonts w:ascii="Arial Nova Cond" w:hAnsi="Arial Nova Cond"/>
+          <w:sz w:val="24"/>
+          <w:szCs w:val="24"/>
+        </w:rPr>
+        <w:t>{</w:t>
+      </w:r>
+      <w:proofErr w:type="spellStart"/>
+      <w:r>
+        <w:rPr>
+          <w:rFonts w:ascii="Arial Nova Cond" w:hAnsi="Arial Nova Cond"/>
+          <w:sz w:val="24"/>
+          <w:szCs w:val="24"/>
+        </w:rPr>
+        <w:t>nama_badan_usaha_kegiatan</w:t>
+      </w:r>
+      <w:proofErr w:type="spellEnd"/>
+      <w:r>
+        <w:rPr>
+          <w:rFonts w:ascii="Arial Nova Cond" w:hAnsi="Arial Nova Cond"/>
+          <w:sz w:val="24"/>
+          <w:szCs w:val="24"/>
+        </w:rPr>
+        <w:t>}</w:t>
+      </w:r>
+      <w:r>
+        <w:rPr>
+          <w:rFonts w:ascii="Arial Nova Cond" w:hAnsi="Arial Nova Cond"/>
+          <w:sz w:val="24"/>
+          <w:szCs w:val="24"/>
+        </w:rPr>
+        <w:t xml:space="preserve"> </w:t>
+      </w:r>
+      <w:proofErr w:type="spellStart"/>
+      <w:r>
+        <w:rPr>
+          <w:rFonts w:ascii="Arial Nova Cond" w:hAnsi="Arial Nova Cond"/>
+          <w:sz w:val="24"/>
+          <w:szCs w:val="24"/>
+        </w:rPr>
+        <w:t>sebagai</w:t>
+      </w:r>
+      <w:proofErr w:type="spellEnd"/>
+      <w:r>
+        <w:rPr>
+          <w:rFonts w:ascii="Arial Nova Cond" w:hAnsi="Arial Nova Cond"/>
+          <w:sz w:val="24"/>
+          <w:szCs w:val="24"/>
+        </w:rPr>
+        <w:t xml:space="preserve"> </w:t>
+      </w:r>
+      <w:proofErr w:type="spellStart"/>
+      <w:r>
+        <w:rPr>
+          <w:rFonts w:ascii="Arial Nova Cond" w:hAnsi="Arial Nova Cond"/>
+          <w:sz w:val="24"/>
+          <w:szCs w:val="24"/>
+        </w:rPr>
+        <w:t>berikut</w:t>
+      </w:r>
+      <w:proofErr w:type="spellEnd"/>
+      <w:r>
+        <w:rPr>
+          <w:rFonts w:ascii="Arial Nova Cond" w:hAnsi="Arial Nova Cond"/>
+          <w:sz w:val="24"/>
+          <w:szCs w:val="24"/>
+        </w:rPr>
+        <w:t xml:space="preserve"> :</w:t>
       </w:r>
     </w:p>
     <w:p>
@@ -7988,7 +12858,27 @@
                 <w:sz w:val="24"/>
                 <w:szCs w:val="24"/>
               </w:rPr>
-              <w:t>{pj_nama}</w:t>
+              <w:t>{</w:t>
+            </w:r>
+            <w:proofErr w:type="spellStart"/>
+            <w:r>
+              <w:rPr>
+                <w:rFonts w:ascii="Arial Nova Cond" w:hAnsi="Arial Nova Cond"/>
+                <w:color w:val="0D0D0D"/>
+                <w:sz w:val="24"/>
+                <w:szCs w:val="24"/>
+              </w:rPr>
+              <w:t>pj_nama</w:t>
+            </w:r>
+            <w:proofErr w:type="spellEnd"/>
+            <w:r>
+              <w:rPr>
+                <w:rFonts w:ascii="Arial Nova Cond" w:hAnsi="Arial Nova Cond"/>
+                <w:color w:val="0D0D0D"/>
+                <w:sz w:val="24"/>
+                <w:szCs w:val="24"/>
+              </w:rPr>
+              <w:t>}</w:t>
             </w:r>
           </w:p>
         </w:tc>
@@ -8023,6 +12913,7 @@
                 <w:szCs w:val="24"/>
               </w:rPr>
             </w:pPr>
+            <w:proofErr w:type="spellStart"/>
             <w:r>
               <w:rPr>
                 <w:rFonts w:ascii="Arial Nova Cond" w:hAnsi="Arial Nova Cond"/>
@@ -8031,6 +12922,7 @@
               </w:rPr>
               <w:t>Jabatan</w:t>
             </w:r>
+            <w:proofErr w:type="spellEnd"/>
           </w:p>
         </w:tc>
         <w:tc>
@@ -8073,7 +12965,25 @@
                 <w:sz w:val="24"/>
                 <w:szCs w:val="24"/>
               </w:rPr>
-              <w:t>{pj_jabatan}</w:t>
+              <w:t>{</w:t>
+            </w:r>
+            <w:proofErr w:type="spellStart"/>
+            <w:r>
+              <w:rPr>
+                <w:rFonts w:ascii="Arial Nova Cond" w:hAnsi="Arial Nova Cond"/>
+                <w:sz w:val="24"/>
+                <w:szCs w:val="24"/>
+              </w:rPr>
+              <w:t>pj_jabatan</w:t>
+            </w:r>
+            <w:proofErr w:type="spellEnd"/>
+            <w:r>
+              <w:rPr>
+                <w:rFonts w:ascii="Arial Nova Cond" w:hAnsi="Arial Nova Cond"/>
+                <w:sz w:val="24"/>
+                <w:szCs w:val="24"/>
+              </w:rPr>
+              <w:t>}</w:t>
             </w:r>
           </w:p>
         </w:tc>
@@ -8108,13 +13018,23 @@
                 <w:szCs w:val="24"/>
               </w:rPr>
             </w:pPr>
-            <w:r>
-              <w:rPr>
-                <w:rFonts w:ascii="Arial Nova Cond" w:hAnsi="Arial Nova Cond"/>
-                <w:sz w:val="24"/>
-                <w:szCs w:val="24"/>
-              </w:rPr>
-              <w:t>Nomor HP</w:t>
+            <w:proofErr w:type="spellStart"/>
+            <w:r>
+              <w:rPr>
+                <w:rFonts w:ascii="Arial Nova Cond" w:hAnsi="Arial Nova Cond"/>
+                <w:sz w:val="24"/>
+                <w:szCs w:val="24"/>
+              </w:rPr>
+              <w:t>Nomor</w:t>
+            </w:r>
+            <w:proofErr w:type="spellEnd"/>
+            <w:r>
+              <w:rPr>
+                <w:rFonts w:ascii="Arial Nova Cond" w:hAnsi="Arial Nova Cond"/>
+                <w:sz w:val="24"/>
+                <w:szCs w:val="24"/>
+              </w:rPr>
+              <w:t xml:space="preserve"> HP</w:t>
             </w:r>
           </w:p>
         </w:tc>
@@ -8158,7 +13078,25 @@
                 <w:sz w:val="24"/>
                 <w:szCs w:val="24"/>
               </w:rPr>
-              <w:t>{telepon}</w:t>
+              <w:t>{</w:t>
+            </w:r>
+            <w:proofErr w:type="spellStart"/>
+            <w:r>
+              <w:rPr>
+                <w:rFonts w:ascii="Arial Nova Cond" w:hAnsi="Arial Nova Cond"/>
+                <w:sz w:val="24"/>
+                <w:szCs w:val="24"/>
+              </w:rPr>
+              <w:t>telepon</w:t>
+            </w:r>
+            <w:proofErr w:type="spellEnd"/>
+            <w:r>
+              <w:rPr>
+                <w:rFonts w:ascii="Arial Nova Cond" w:hAnsi="Arial Nova Cond"/>
+                <w:sz w:val="24"/>
+                <w:szCs w:val="24"/>
+              </w:rPr>
+              <w:t>}</w:t>
             </w:r>
           </w:p>
         </w:tc>
@@ -8199,8 +13137,18 @@
                 <w:sz w:val="24"/>
                 <w:szCs w:val="24"/>
               </w:rPr>
-              <w:t>Tanda tangan</w:t>
-            </w:r>
+              <w:t xml:space="preserve">Tanda </w:t>
+            </w:r>
+            <w:proofErr w:type="spellStart"/>
+            <w:r>
+              <w:rPr>
+                <w:rFonts w:ascii="Arial Nova Cond" w:hAnsi="Arial Nova Cond"/>
+                <w:sz w:val="24"/>
+                <w:szCs w:val="24"/>
+              </w:rPr>
+              <w:t>tangan</w:t>
+            </w:r>
+            <w:proofErr w:type="spellEnd"/>
           </w:p>
         </w:tc>
         <w:tc>
@@ -8246,14 +13194,6 @@
                 <w:szCs w:val="24"/>
               </w:rPr>
             </w:pPr>
-            <w:r>
-              <w:rPr>
-                <w:rFonts w:ascii="Arial Nova Cond" w:hAnsi="Arial Nova Cond"/>
-                <w:sz w:val="24"/>
-                <w:szCs w:val="24"/>
-              </w:rPr>
-              <w:t>{%ttd_pemrakarsa}</w:t>
-            </w:r>
           </w:p>
           <w:p>
             <w:pPr>
@@ -8354,7 +13294,25 @@
                 <w:sz w:val="24"/>
                 <w:szCs w:val="24"/>
               </w:rPr>
-              <w:t>{nama_perwakilan}</w:t>
+              <w:t>{</w:t>
+            </w:r>
+            <w:proofErr w:type="spellStart"/>
+            <w:r>
+              <w:rPr>
+                <w:rFonts w:ascii="Arial Nova Cond" w:hAnsi="Arial Nova Cond"/>
+                <w:sz w:val="24"/>
+                <w:szCs w:val="24"/>
+              </w:rPr>
+              <w:t>nama_perwakilan</w:t>
+            </w:r>
+            <w:proofErr w:type="spellEnd"/>
+            <w:r>
+              <w:rPr>
+                <w:rFonts w:ascii="Arial Nova Cond" w:hAnsi="Arial Nova Cond"/>
+                <w:sz w:val="24"/>
+                <w:szCs w:val="24"/>
+              </w:rPr>
+              <w:t>}</w:t>
             </w:r>
           </w:p>
         </w:tc>
@@ -8389,6 +13347,7 @@
                 <w:szCs w:val="24"/>
               </w:rPr>
             </w:pPr>
+            <w:proofErr w:type="spellStart"/>
             <w:r>
               <w:rPr>
                 <w:rFonts w:ascii="Arial Nova Cond" w:hAnsi="Arial Nova Cond"/>
@@ -8397,6 +13356,7 @@
               </w:rPr>
               <w:t>Jabatan</w:t>
             </w:r>
+            <w:proofErr w:type="spellEnd"/>
           </w:p>
         </w:tc>
         <w:tc>
@@ -8439,7 +13399,25 @@
                 <w:sz w:val="24"/>
                 <w:szCs w:val="24"/>
               </w:rPr>
-              <w:t>{jabatan_perwakilan}</w:t>
+              <w:t>{</w:t>
+            </w:r>
+            <w:proofErr w:type="spellStart"/>
+            <w:r>
+              <w:rPr>
+                <w:rFonts w:ascii="Arial Nova Cond" w:hAnsi="Arial Nova Cond"/>
+                <w:sz w:val="24"/>
+                <w:szCs w:val="24"/>
+              </w:rPr>
+              <w:t>jabatan_perwakilan</w:t>
+            </w:r>
+            <w:proofErr w:type="spellEnd"/>
+            <w:r>
+              <w:rPr>
+                <w:rFonts w:ascii="Arial Nova Cond" w:hAnsi="Arial Nova Cond"/>
+                <w:sz w:val="24"/>
+                <w:szCs w:val="24"/>
+              </w:rPr>
+              <w:t>}</w:t>
             </w:r>
           </w:p>
         </w:tc>
@@ -8474,13 +13452,23 @@
                 <w:szCs w:val="24"/>
               </w:rPr>
             </w:pPr>
-            <w:r>
-              <w:rPr>
-                <w:rFonts w:ascii="Arial Nova Cond" w:hAnsi="Arial Nova Cond"/>
-                <w:sz w:val="24"/>
-                <w:szCs w:val="24"/>
-              </w:rPr>
-              <w:t>Nomor HP</w:t>
+            <w:proofErr w:type="spellStart"/>
+            <w:r>
+              <w:rPr>
+                <w:rFonts w:ascii="Arial Nova Cond" w:hAnsi="Arial Nova Cond"/>
+                <w:sz w:val="24"/>
+                <w:szCs w:val="24"/>
+              </w:rPr>
+              <w:t>Nomor</w:t>
+            </w:r>
+            <w:proofErr w:type="spellEnd"/>
+            <w:r>
+              <w:rPr>
+                <w:rFonts w:ascii="Arial Nova Cond" w:hAnsi="Arial Nova Cond"/>
+                <w:sz w:val="24"/>
+                <w:szCs w:val="24"/>
+              </w:rPr>
+              <w:t xml:space="preserve"> HP</w:t>
             </w:r>
           </w:p>
         </w:tc>
@@ -8524,7 +13512,25 @@
                 <w:sz w:val="24"/>
                 <w:szCs w:val="24"/>
               </w:rPr>
-              <w:t>{telepon_perwakilan}</w:t>
+              <w:t>{</w:t>
+            </w:r>
+            <w:proofErr w:type="spellStart"/>
+            <w:r>
+              <w:rPr>
+                <w:rFonts w:ascii="Arial Nova Cond" w:hAnsi="Arial Nova Cond"/>
+                <w:sz w:val="24"/>
+                <w:szCs w:val="24"/>
+              </w:rPr>
+              <w:t>telepon_perwakilan</w:t>
+            </w:r>
+            <w:proofErr w:type="spellEnd"/>
+            <w:r>
+              <w:rPr>
+                <w:rFonts w:ascii="Arial Nova Cond" w:hAnsi="Arial Nova Cond"/>
+                <w:sz w:val="24"/>
+                <w:szCs w:val="24"/>
+              </w:rPr>
+              <w:t>}</w:t>
             </w:r>
           </w:p>
         </w:tc>
@@ -8565,8 +13571,18 @@
                 <w:sz w:val="24"/>
                 <w:szCs w:val="24"/>
               </w:rPr>
-              <w:t>Tanda tangan</w:t>
-            </w:r>
+              <w:t xml:space="preserve">Tanda </w:t>
+            </w:r>
+            <w:proofErr w:type="spellStart"/>
+            <w:r>
+              <w:rPr>
+                <w:rFonts w:ascii="Arial Nova Cond" w:hAnsi="Arial Nova Cond"/>
+                <w:sz w:val="24"/>
+                <w:szCs w:val="24"/>
+              </w:rPr>
+              <w:t>tangan</w:t>
+            </w:r>
+            <w:proofErr w:type="spellEnd"/>
           </w:p>
         </w:tc>
         <w:tc>
@@ -8612,14 +13628,6 @@
                 <w:szCs w:val="24"/>
               </w:rPr>
             </w:pPr>
-            <w:r>
-              <w:rPr>
-                <w:rFonts w:ascii="Arial Nova Cond" w:hAnsi="Arial Nova Cond"/>
-                <w:sz w:val="24"/>
-                <w:szCs w:val="24"/>
-              </w:rPr>
-              <w:t>{%ttd_perwakilan}</w:t>
-            </w:r>
           </w:p>
           <w:p>
             <w:pPr>
@@ -8680,65 +13688,286 @@
     <w:bookmarkEnd w:id="1"/>
     <w:p>
       <w:pPr>
-        <w:pStyle w:val="Heading2"/>
-        <w:shd w:val="clear" w:color="auto" w:fill="FFFFFF"/>
-        <w:spacing w:before="0" w:beforeAutospacing="0" w:after="0" w:afterAutospacing="0"/>
-        <w:rPr>
-          <w:rFonts w:ascii="Arial Nova Cond" w:hAnsi="Arial Nova Cond"/>
-          <w:b w:val="0"/>
-          <w:bCs w:val="0"/>
-          <w:sz w:val="24"/>
-          <w:szCs w:val="24"/>
-        </w:rPr>
-      </w:pPr>
-      <w:r>
-        <w:rPr>
-          <w:rFonts w:ascii="Arial Nova Cond" w:hAnsi="Arial Nova Cond"/>
-          <w:b w:val="0"/>
-          <w:bCs w:val="0"/>
+        <w:rPr>
+          <w:rFonts w:ascii="Arial Nova Cond" w:hAnsi="Arial Nova Cond"/>
+          <w:b/>
+          <w:bCs/>
+          <w:sz w:val="24"/>
+          <w:szCs w:val="24"/>
+        </w:rPr>
+      </w:pPr>
+      <w:proofErr w:type="spellStart"/>
+      <w:r>
+        <w:rPr>
+          <w:rFonts w:ascii="Arial Nova Cond" w:hAnsi="Arial Nova Cond"/>
           <w:sz w:val="24"/>
           <w:szCs w:val="24"/>
         </w:rPr>
         <w:lastRenderedPageBreak/>
-        <w:t xml:space="preserve">Demikian Berita Acara Pengawasan Lingkungan Hidup pada lokasi kegiatan </w:t>
-      </w:r>
-      <w:r>
-        <w:rPr>
-          <w:rFonts w:ascii="Arial Nova Cond" w:hAnsi="Arial Nova Cond"/>
-          <w:b w:val="0"/>
-          <w:bCs w:val="0"/>
-          <w:sz w:val="24"/>
-          <w:szCs w:val="24"/>
-        </w:rPr>
-        <w:t xml:space="preserve">PT. Indo Gula Pastika </w:t>
-      </w:r>
-      <w:r>
-        <w:rPr>
-          <w:rFonts w:ascii="Arial Nova Cond" w:hAnsi="Arial Nova Cond"/>
-          <w:b w:val="0"/>
-          <w:bCs w:val="0"/>
-          <w:sz w:val="24"/>
-          <w:szCs w:val="24"/>
-        </w:rPr>
-        <w:t>dibuat dengan sebenar-benarnya dan mengingat sumpah jabatan.</w:t>
+        <w:t>Demikian</w:t>
+      </w:r>
+      <w:proofErr w:type="spellEnd"/>
+      <w:r>
+        <w:rPr>
+          <w:rFonts w:ascii="Arial Nova Cond" w:hAnsi="Arial Nova Cond"/>
+          <w:sz w:val="24"/>
+          <w:szCs w:val="24"/>
+        </w:rPr>
+        <w:t xml:space="preserve"> </w:t>
+      </w:r>
+      <w:proofErr w:type="spellStart"/>
+      <w:r>
+        <w:rPr>
+          <w:rFonts w:ascii="Arial Nova Cond" w:hAnsi="Arial Nova Cond"/>
+          <w:sz w:val="24"/>
+          <w:szCs w:val="24"/>
+        </w:rPr>
+        <w:t>Berita</w:t>
+      </w:r>
+      <w:proofErr w:type="spellEnd"/>
+      <w:r>
+        <w:rPr>
+          <w:rFonts w:ascii="Arial Nova Cond" w:hAnsi="Arial Nova Cond"/>
+          <w:sz w:val="24"/>
+          <w:szCs w:val="24"/>
+        </w:rPr>
+        <w:t xml:space="preserve"> Acara </w:t>
+      </w:r>
+      <w:proofErr w:type="spellStart"/>
+      <w:r>
+        <w:rPr>
+          <w:rFonts w:ascii="Arial Nova Cond" w:hAnsi="Arial Nova Cond"/>
+          <w:sz w:val="24"/>
+          <w:szCs w:val="24"/>
+        </w:rPr>
+        <w:t>Pengawasan</w:t>
+      </w:r>
+      <w:proofErr w:type="spellEnd"/>
+      <w:r>
+        <w:rPr>
+          <w:rFonts w:ascii="Arial Nova Cond" w:hAnsi="Arial Nova Cond"/>
+          <w:sz w:val="24"/>
+          <w:szCs w:val="24"/>
+        </w:rPr>
+        <w:t xml:space="preserve"> </w:t>
+      </w:r>
+      <w:proofErr w:type="spellStart"/>
+      <w:r>
+        <w:rPr>
+          <w:rFonts w:ascii="Arial Nova Cond" w:hAnsi="Arial Nova Cond"/>
+          <w:sz w:val="24"/>
+          <w:szCs w:val="24"/>
+        </w:rPr>
+        <w:t>Lingkungan</w:t>
+      </w:r>
+      <w:proofErr w:type="spellEnd"/>
+      <w:r>
+        <w:rPr>
+          <w:rFonts w:ascii="Arial Nova Cond" w:hAnsi="Arial Nova Cond"/>
+          <w:sz w:val="24"/>
+          <w:szCs w:val="24"/>
+        </w:rPr>
+        <w:t xml:space="preserve"> </w:t>
+      </w:r>
+      <w:proofErr w:type="spellStart"/>
+      <w:r>
+        <w:rPr>
+          <w:rFonts w:ascii="Arial Nova Cond" w:hAnsi="Arial Nova Cond"/>
+          <w:sz w:val="24"/>
+          <w:szCs w:val="24"/>
+        </w:rPr>
+        <w:t>Hidup</w:t>
+      </w:r>
+      <w:proofErr w:type="spellEnd"/>
+      <w:r>
+        <w:rPr>
+          <w:rFonts w:ascii="Arial Nova Cond" w:hAnsi="Arial Nova Cond"/>
+          <w:sz w:val="24"/>
+          <w:szCs w:val="24"/>
+        </w:rPr>
+        <w:t xml:space="preserve"> pada </w:t>
+      </w:r>
+      <w:proofErr w:type="spellStart"/>
+      <w:r>
+        <w:rPr>
+          <w:rFonts w:ascii="Arial Nova Cond" w:hAnsi="Arial Nova Cond"/>
+          <w:sz w:val="24"/>
+          <w:szCs w:val="24"/>
+        </w:rPr>
+        <w:t>lokasi</w:t>
+      </w:r>
+      <w:proofErr w:type="spellEnd"/>
+      <w:r>
+        <w:rPr>
+          <w:rFonts w:ascii="Arial Nova Cond" w:hAnsi="Arial Nova Cond"/>
+          <w:sz w:val="24"/>
+          <w:szCs w:val="24"/>
+        </w:rPr>
+        <w:t xml:space="preserve"> </w:t>
+      </w:r>
+      <w:proofErr w:type="spellStart"/>
+      <w:r>
+        <w:rPr>
+          <w:rFonts w:ascii="Arial Nova Cond" w:hAnsi="Arial Nova Cond"/>
+          <w:sz w:val="24"/>
+          <w:szCs w:val="24"/>
+        </w:rPr>
+        <w:t>kegiatan</w:t>
+      </w:r>
+      <w:proofErr w:type="spellEnd"/>
+      <w:r>
+        <w:rPr>
+          <w:rFonts w:ascii="Arial Nova Cond" w:hAnsi="Arial Nova Cond"/>
+          <w:sz w:val="24"/>
+          <w:szCs w:val="24"/>
+        </w:rPr>
+        <w:t xml:space="preserve"> </w:t>
+      </w:r>
+      <w:r>
+        <w:rPr>
+          <w:rFonts w:ascii="Arial Nova Cond" w:hAnsi="Arial Nova Cond"/>
+          <w:sz w:val="24"/>
+          <w:szCs w:val="24"/>
+        </w:rPr>
+        <w:t>{</w:t>
+      </w:r>
+      <w:proofErr w:type="spellStart"/>
+      <w:r>
+        <w:rPr>
+          <w:rFonts w:ascii="Arial Nova Cond" w:hAnsi="Arial Nova Cond"/>
+          <w:sz w:val="24"/>
+          <w:szCs w:val="24"/>
+        </w:rPr>
+        <w:t>nama_badan_usaha_kegiatan</w:t>
+      </w:r>
+      <w:proofErr w:type="spellEnd"/>
+      <w:r>
+        <w:rPr>
+          <w:rFonts w:ascii="Arial Nova Cond" w:hAnsi="Arial Nova Cond"/>
+          <w:sz w:val="24"/>
+          <w:szCs w:val="24"/>
+        </w:rPr>
+        <w:t>}</w:t>
+      </w:r>
+      <w:r>
+        <w:rPr>
+          <w:rFonts w:ascii="Arial Nova Cond" w:hAnsi="Arial Nova Cond"/>
+          <w:sz w:val="24"/>
+          <w:szCs w:val="24"/>
+        </w:rPr>
+        <w:t xml:space="preserve"> </w:t>
+      </w:r>
+      <w:proofErr w:type="spellStart"/>
+      <w:r>
+        <w:rPr>
+          <w:rFonts w:ascii="Arial Nova Cond" w:hAnsi="Arial Nova Cond"/>
+          <w:sz w:val="24"/>
+          <w:szCs w:val="24"/>
+        </w:rPr>
+        <w:t>dibuat</w:t>
+      </w:r>
+      <w:proofErr w:type="spellEnd"/>
+      <w:r>
+        <w:rPr>
+          <w:rFonts w:ascii="Arial Nova Cond" w:hAnsi="Arial Nova Cond"/>
+          <w:sz w:val="24"/>
+          <w:szCs w:val="24"/>
+        </w:rPr>
+        <w:t xml:space="preserve"> </w:t>
+      </w:r>
+      <w:proofErr w:type="spellStart"/>
+      <w:r>
+        <w:rPr>
+          <w:rFonts w:ascii="Arial Nova Cond" w:hAnsi="Arial Nova Cond"/>
+          <w:sz w:val="24"/>
+          <w:szCs w:val="24"/>
+        </w:rPr>
+        <w:t>dengan</w:t>
+      </w:r>
+      <w:proofErr w:type="spellEnd"/>
+      <w:r>
+        <w:rPr>
+          <w:rFonts w:ascii="Arial Nova Cond" w:hAnsi="Arial Nova Cond"/>
+          <w:sz w:val="24"/>
+          <w:szCs w:val="24"/>
+        </w:rPr>
+        <w:t xml:space="preserve"> </w:t>
+      </w:r>
+      <w:proofErr w:type="spellStart"/>
+      <w:r>
+        <w:rPr>
+          <w:rFonts w:ascii="Arial Nova Cond" w:hAnsi="Arial Nova Cond"/>
+          <w:sz w:val="24"/>
+          <w:szCs w:val="24"/>
+        </w:rPr>
+        <w:t>sebenar-benarnya</w:t>
+      </w:r>
+      <w:proofErr w:type="spellEnd"/>
+      <w:r>
+        <w:rPr>
+          <w:rFonts w:ascii="Arial Nova Cond" w:hAnsi="Arial Nova Cond"/>
+          <w:sz w:val="24"/>
+          <w:szCs w:val="24"/>
+        </w:rPr>
+        <w:t xml:space="preserve"> dan </w:t>
+      </w:r>
+      <w:proofErr w:type="spellStart"/>
+      <w:r>
+        <w:rPr>
+          <w:rFonts w:ascii="Arial Nova Cond" w:hAnsi="Arial Nova Cond"/>
+          <w:sz w:val="24"/>
+          <w:szCs w:val="24"/>
+        </w:rPr>
+        <w:t>mengingat</w:t>
+      </w:r>
+      <w:proofErr w:type="spellEnd"/>
+      <w:r>
+        <w:rPr>
+          <w:rFonts w:ascii="Arial Nova Cond" w:hAnsi="Arial Nova Cond"/>
+          <w:sz w:val="24"/>
+          <w:szCs w:val="24"/>
+        </w:rPr>
+        <w:t xml:space="preserve"> </w:t>
+      </w:r>
+      <w:proofErr w:type="spellStart"/>
+      <w:r>
+        <w:rPr>
+          <w:rFonts w:ascii="Arial Nova Cond" w:hAnsi="Arial Nova Cond"/>
+          <w:sz w:val="24"/>
+          <w:szCs w:val="24"/>
+        </w:rPr>
+        <w:t>sumpah</w:t>
+      </w:r>
+      <w:proofErr w:type="spellEnd"/>
+      <w:r>
+        <w:rPr>
+          <w:rFonts w:ascii="Arial Nova Cond" w:hAnsi="Arial Nova Cond"/>
+          <w:sz w:val="24"/>
+          <w:szCs w:val="24"/>
+        </w:rPr>
+        <w:t xml:space="preserve"> </w:t>
+      </w:r>
+      <w:proofErr w:type="spellStart"/>
+      <w:r>
+        <w:rPr>
+          <w:rFonts w:ascii="Arial Nova Cond" w:hAnsi="Arial Nova Cond"/>
+          <w:sz w:val="24"/>
+          <w:szCs w:val="24"/>
+        </w:rPr>
+        <w:t>jabatan</w:t>
+      </w:r>
+      <w:proofErr w:type="spellEnd"/>
+      <w:r>
+        <w:rPr>
+          <w:rFonts w:ascii="Arial Nova Cond" w:hAnsi="Arial Nova Cond"/>
+          <w:sz w:val="24"/>
+          <w:szCs w:val="24"/>
+        </w:rPr>
+        <w:t>.</w:t>
       </w:r>
     </w:p>
     <w:p>
       <w:pPr>
-        <w:pStyle w:val="Heading2"/>
-        <w:shd w:val="clear" w:color="auto" w:fill="FFFFFF"/>
-        <w:spacing w:before="0" w:beforeAutospacing="0" w:after="0" w:afterAutospacing="0"/>
-        <w:rPr>
-          <w:rFonts w:ascii="Arial Nova Cond" w:hAnsi="Arial Nova Cond"/>
-          <w:b w:val="0"/>
-          <w:bCs w:val="0"/>
-          <w:sz w:val="24"/>
-          <w:szCs w:val="24"/>
-        </w:rPr>
-      </w:pPr>
-    </w:p>
-    <w:p>
-      <w:pPr>
         <w:spacing w:after="0" w:line="240" w:lineRule="auto"/>
         <w:rPr>
           <w:rFonts w:ascii="Arial Nova Cond" w:eastAsia="Times New Roman" w:hAnsi="Arial Nova Cond" w:cs="Times New Roman"/>
@@ -8754,8 +13983,79 @@
           <w:szCs w:val="24"/>
           <w:lang w:eastAsia="en-ID"/>
         </w:rPr>
-        <w:t>Tim Pejabat Pengawas Lingkungan Hidup</w:t>
-      </w:r>
+        <w:t xml:space="preserve">Tim </w:t>
+      </w:r>
+      <w:proofErr w:type="spellStart"/>
+      <w:r>
+        <w:rPr>
+          <w:rFonts w:ascii="Arial Nova Cond" w:eastAsia="Times New Roman" w:hAnsi="Arial Nova Cond" w:cs="Times New Roman"/>
+          <w:sz w:val="24"/>
+          <w:szCs w:val="24"/>
+          <w:lang w:eastAsia="en-ID"/>
+        </w:rPr>
+        <w:t>Pejabat</w:t>
+      </w:r>
+      <w:proofErr w:type="spellEnd"/>
+      <w:r>
+        <w:rPr>
+          <w:rFonts w:ascii="Arial Nova Cond" w:eastAsia="Times New Roman" w:hAnsi="Arial Nova Cond" w:cs="Times New Roman"/>
+          <w:sz w:val="24"/>
+          <w:szCs w:val="24"/>
+          <w:lang w:eastAsia="en-ID"/>
+        </w:rPr>
+        <w:t xml:space="preserve"> </w:t>
+      </w:r>
+      <w:proofErr w:type="spellStart"/>
+      <w:r>
+        <w:rPr>
+          <w:rFonts w:ascii="Arial Nova Cond" w:eastAsia="Times New Roman" w:hAnsi="Arial Nova Cond" w:cs="Times New Roman"/>
+          <w:sz w:val="24"/>
+          <w:szCs w:val="24"/>
+          <w:lang w:eastAsia="en-ID"/>
+        </w:rPr>
+        <w:t>Pengawas</w:t>
+      </w:r>
+      <w:proofErr w:type="spellEnd"/>
+      <w:r>
+        <w:rPr>
+          <w:rFonts w:ascii="Arial Nova Cond" w:eastAsia="Times New Roman" w:hAnsi="Arial Nova Cond" w:cs="Times New Roman"/>
+          <w:sz w:val="24"/>
+          <w:szCs w:val="24"/>
+          <w:lang w:eastAsia="en-ID"/>
+        </w:rPr>
+        <w:t xml:space="preserve"> </w:t>
+      </w:r>
+      <w:proofErr w:type="spellStart"/>
+      <w:r>
+        <w:rPr>
+          <w:rFonts w:ascii="Arial Nova Cond" w:eastAsia="Times New Roman" w:hAnsi="Arial Nova Cond" w:cs="Times New Roman"/>
+          <w:sz w:val="24"/>
+          <w:szCs w:val="24"/>
+          <w:lang w:eastAsia="en-ID"/>
+        </w:rPr>
+        <w:t>Lingkungan</w:t>
+      </w:r>
+      <w:proofErr w:type="spellEnd"/>
+      <w:r>
+        <w:rPr>
+          <w:rFonts w:ascii="Arial Nova Cond" w:eastAsia="Times New Roman" w:hAnsi="Arial Nova Cond" w:cs="Times New Roman"/>
+          <w:sz w:val="24"/>
+          <w:szCs w:val="24"/>
+          <w:lang w:eastAsia="en-ID"/>
+        </w:rPr>
+        <w:t xml:space="preserve"> </w:t>
+      </w:r>
+      <w:proofErr w:type="spellStart"/>
+      <w:r>
+        <w:rPr>
+          <w:rFonts w:ascii="Arial Nova Cond" w:eastAsia="Times New Roman" w:hAnsi="Arial Nova Cond" w:cs="Times New Roman"/>
+          <w:sz w:val="24"/>
+          <w:szCs w:val="24"/>
+          <w:lang w:eastAsia="en-ID"/>
+        </w:rPr>
+        <w:t>Hidup</w:t>
+      </w:r>
+      <w:proofErr w:type="spellEnd"/>
     </w:p>
     <w:tbl>
       <w:tblPr>
@@ -8884,7 +14184,25 @@
                 <w:sz w:val="24"/>
                 <w:szCs w:val="24"/>
               </w:rPr>
-              <w:t>{nama_pengawas}</w:t>
+              <w:t>{</w:t>
+            </w:r>
+            <w:proofErr w:type="spellStart"/>
+            <w:r>
+              <w:rPr>
+                <w:rFonts w:ascii="Arial Nova Cond" w:hAnsi="Arial Nova Cond"/>
+                <w:sz w:val="24"/>
+                <w:szCs w:val="24"/>
+              </w:rPr>
+              <w:t>nama_pengawas</w:t>
+            </w:r>
+            <w:proofErr w:type="spellEnd"/>
+            <w:r>
+              <w:rPr>
+                <w:rFonts w:ascii="Arial Nova Cond" w:hAnsi="Arial Nova Cond"/>
+                <w:sz w:val="24"/>
+                <w:szCs w:val="24"/>
+              </w:rPr>
+              <w:t>}</w:t>
             </w:r>
           </w:p>
         </w:tc>
@@ -8933,7 +14251,29 @@
                 <w:szCs w:val="24"/>
                 <w:lang w:eastAsia="en-ID"/>
               </w:rPr>
-              <w:t xml:space="preserve">Tanda tangan </w:t>
+              <w:t xml:space="preserve">Tanda </w:t>
+            </w:r>
+            <w:proofErr w:type="spellStart"/>
+            <w:r>
+              <w:rPr>
+                <w:rFonts w:ascii="Arial Nova Cond" w:eastAsia="Times New Roman" w:hAnsi="Arial Nova Cond" w:cs="Times New Roman"/>
+                <w:color w:val="0D0D0D"/>
+                <w:sz w:val="24"/>
+                <w:szCs w:val="24"/>
+                <w:lang w:eastAsia="en-ID"/>
+              </w:rPr>
+              <w:t>tangan</w:t>
+            </w:r>
+            <w:proofErr w:type="spellEnd"/>
+            <w:r>
+              <w:rPr>
+                <w:rFonts w:ascii="Arial Nova Cond" w:eastAsia="Times New Roman" w:hAnsi="Arial Nova Cond" w:cs="Times New Roman"/>
+                <w:color w:val="0D0D0D"/>
+                <w:sz w:val="24"/>
+                <w:szCs w:val="24"/>
+                <w:lang w:eastAsia="en-ID"/>
+              </w:rPr>
+              <w:t xml:space="preserve"> </w:t>
             </w:r>
           </w:p>
         </w:tc>
@@ -8990,8 +14330,9 @@
                 <w:szCs w:val="24"/>
                 <w:lang w:eastAsia="en-ID"/>
               </w:rPr>
-              <w:t>{%ttd_pengawas}</w:t>
-            </w:r>
+              <w:t>{/</w:t>
+            </w:r>
+            <w:proofErr w:type="spellStart"/>
             <w:r>
               <w:rPr>
                 <w:rFonts w:ascii="Arial Nova Cond" w:eastAsia="Times New Roman" w:hAnsi="Arial Nova Cond" w:cs="Times New Roman"/>
@@ -9000,7 +14341,18 @@
                 <w:szCs w:val="24"/>
                 <w:lang w:eastAsia="en-ID"/>
               </w:rPr>
-              <w:t>{/tim_pengawas}</w:t>
+              <w:t>tim_pengawas</w:t>
+            </w:r>
+            <w:proofErr w:type="spellEnd"/>
+            <w:r>
+              <w:rPr>
+                <w:rFonts w:ascii="Arial Nova Cond" w:eastAsia="Times New Roman" w:hAnsi="Arial Nova Cond" w:cs="Times New Roman"/>
+                <w:color w:val="0D0D0D"/>
+                <w:sz w:val="24"/>
+                <w:szCs w:val="24"/>
+                <w:lang w:eastAsia="en-ID"/>
+              </w:rPr>
+              <w:t>}</w:t>
             </w:r>
           </w:p>
           <w:p>
@@ -9036,13 +14388,23 @@
           <w:szCs w:val="24"/>
         </w:rPr>
       </w:pPr>
-      <w:r>
-        <w:rPr>
-          <w:rFonts w:ascii="Arial Nova Cond" w:hAnsi="Arial Nova Cond"/>
-          <w:sz w:val="24"/>
-          <w:szCs w:val="24"/>
-        </w:rPr>
-        <w:t xml:space="preserve">Saksi </w:t>
+      <w:proofErr w:type="spellStart"/>
+      <w:r>
+        <w:rPr>
+          <w:rFonts w:ascii="Arial Nova Cond" w:hAnsi="Arial Nova Cond"/>
+          <w:sz w:val="24"/>
+          <w:szCs w:val="24"/>
+        </w:rPr>
+        <w:t>Saksi</w:t>
+      </w:r>
+      <w:proofErr w:type="spellEnd"/>
+      <w:r>
+        <w:rPr>
+          <w:rFonts w:ascii="Arial Nova Cond" w:hAnsi="Arial Nova Cond"/>
+          <w:sz w:val="24"/>
+          <w:szCs w:val="24"/>
+        </w:rPr>
+        <w:t xml:space="preserve"> </w:t>
       </w:r>
     </w:p>
     <w:tbl>
@@ -9172,7 +14534,29 @@
                 <w:szCs w:val="24"/>
                 <w:lang w:eastAsia="en-ID"/>
               </w:rPr>
-              <w:t>{nama_saksi}</w:t>
+              <w:t>{</w:t>
+            </w:r>
+            <w:proofErr w:type="spellStart"/>
+            <w:r>
+              <w:rPr>
+                <w:rFonts w:ascii="Arial Nova Cond" w:eastAsia="Times New Roman" w:hAnsi="Arial Nova Cond" w:cs="Times New Roman"/>
+                <w:color w:val="0D0D0D"/>
+                <w:sz w:val="24"/>
+                <w:szCs w:val="24"/>
+                <w:lang w:eastAsia="en-ID"/>
+              </w:rPr>
+              <w:t>nama_saksi</w:t>
+            </w:r>
+            <w:proofErr w:type="spellEnd"/>
+            <w:r>
+              <w:rPr>
+                <w:rFonts w:ascii="Arial Nova Cond" w:eastAsia="Times New Roman" w:hAnsi="Arial Nova Cond" w:cs="Times New Roman"/>
+                <w:color w:val="0D0D0D"/>
+                <w:sz w:val="24"/>
+                <w:szCs w:val="24"/>
+                <w:lang w:eastAsia="en-ID"/>
+              </w:rPr>
+              <w:t>}</w:t>
             </w:r>
           </w:p>
         </w:tc>
@@ -9211,6 +14595,7 @@
                 <w:lang w:eastAsia="en-ID"/>
               </w:rPr>
             </w:pPr>
+            <w:proofErr w:type="spellStart"/>
             <w:r>
               <w:rPr>
                 <w:rFonts w:ascii="Arial Nova Cond" w:eastAsia="Times New Roman" w:hAnsi="Arial Nova Cond" w:cs="Times New Roman"/>
@@ -9221,6 +14606,7 @@
               </w:rPr>
               <w:t>Jabatan</w:t>
             </w:r>
+            <w:proofErr w:type="spellEnd"/>
           </w:p>
         </w:tc>
         <w:tc>
@@ -9274,7 +14660,29 @@
                 <w:szCs w:val="24"/>
                 <w:lang w:eastAsia="en-ID"/>
               </w:rPr>
-              <w:t>{jabatan_saksi}</w:t>
+              <w:t>{</w:t>
+            </w:r>
+            <w:proofErr w:type="spellStart"/>
+            <w:r>
+              <w:rPr>
+                <w:rFonts w:ascii="Arial Nova Cond" w:eastAsia="Times New Roman" w:hAnsi="Arial Nova Cond" w:cs="Times New Roman"/>
+                <w:color w:val="0D0D0D"/>
+                <w:sz w:val="24"/>
+                <w:szCs w:val="24"/>
+                <w:lang w:eastAsia="en-ID"/>
+              </w:rPr>
+              <w:t>jabatan_saksi</w:t>
+            </w:r>
+            <w:proofErr w:type="spellEnd"/>
+            <w:r>
+              <w:rPr>
+                <w:rFonts w:ascii="Arial Nova Cond" w:eastAsia="Times New Roman" w:hAnsi="Arial Nova Cond" w:cs="Times New Roman"/>
+                <w:color w:val="0D0D0D"/>
+                <w:sz w:val="24"/>
+                <w:szCs w:val="24"/>
+                <w:lang w:eastAsia="en-ID"/>
+              </w:rPr>
+              <w:t>}</w:t>
             </w:r>
           </w:p>
         </w:tc>
@@ -9323,17 +14731,10 @@
                 <w:szCs w:val="24"/>
                 <w:lang w:eastAsia="en-ID"/>
               </w:rPr>
-              <w:t xml:space="preserve">Tanda tangan </w:t>
-            </w:r>
-          </w:p>
-        </w:tc>
-        <w:tc>
-          <w:tcPr>
-            <w:tcW w:w="283" w:type="dxa"/>
-          </w:tcPr>
-          <w:p>
-            <w:pPr>
-              <w:spacing w:after="0" w:line="240" w:lineRule="auto"/>
+              <w:t xml:space="preserve">Tanda </w:t>
+            </w:r>
+            <w:proofErr w:type="spellStart"/>
+            <w:r>
               <w:rPr>
                 <w:rFonts w:ascii="Arial Nova Cond" w:eastAsia="Times New Roman" w:hAnsi="Arial Nova Cond" w:cs="Times New Roman"/>
                 <w:color w:val="0D0D0D"/>
@@ -9341,7 +14742,9 @@
                 <w:szCs w:val="24"/>
                 <w:lang w:eastAsia="en-ID"/>
               </w:rPr>
-            </w:pPr>
+              <w:t>tangan</w:t>
+            </w:r>
+            <w:proofErr w:type="spellEnd"/>
             <w:r>
               <w:rPr>
                 <w:rFonts w:ascii="Arial Nova Cond" w:eastAsia="Times New Roman" w:hAnsi="Arial Nova Cond" w:cs="Times New Roman"/>
@@ -9350,6 +14753,33 @@
                 <w:szCs w:val="24"/>
                 <w:lang w:eastAsia="en-ID"/>
               </w:rPr>
+              <w:t xml:space="preserve"> </w:t>
+            </w:r>
+          </w:p>
+        </w:tc>
+        <w:tc>
+          <w:tcPr>
+            <w:tcW w:w="283" w:type="dxa"/>
+          </w:tcPr>
+          <w:p>
+            <w:pPr>
+              <w:spacing w:after="0" w:line="240" w:lineRule="auto"/>
+              <w:rPr>
+                <w:rFonts w:ascii="Arial Nova Cond" w:eastAsia="Times New Roman" w:hAnsi="Arial Nova Cond" w:cs="Times New Roman"/>
+                <w:color w:val="0D0D0D"/>
+                <w:sz w:val="24"/>
+                <w:szCs w:val="24"/>
+                <w:lang w:eastAsia="en-ID"/>
+              </w:rPr>
+            </w:pPr>
+            <w:r>
+              <w:rPr>
+                <w:rFonts w:ascii="Arial Nova Cond" w:eastAsia="Times New Roman" w:hAnsi="Arial Nova Cond" w:cs="Times New Roman"/>
+                <w:color w:val="0D0D0D"/>
+                <w:sz w:val="24"/>
+                <w:szCs w:val="24"/>
+                <w:lang w:eastAsia="en-ID"/>
+              </w:rPr>
               <w:t>:</w:t>
             </w:r>
           </w:p>
@@ -9378,7 +14808,29 @@
                 <w:szCs w:val="24"/>
                 <w:lang w:eastAsia="en-ID"/>
               </w:rPr>
-              <w:t>{%ttd_saksi} {/saksi}</w:t>
+              <w:t>{/</w:t>
+            </w:r>
+            <w:proofErr w:type="spellStart"/>
+            <w:r>
+              <w:rPr>
+                <w:rFonts w:ascii="Arial Nova Cond" w:eastAsia="Times New Roman" w:hAnsi="Arial Nova Cond" w:cs="Times New Roman"/>
+                <w:color w:val="0D0D0D"/>
+                <w:sz w:val="24"/>
+                <w:szCs w:val="24"/>
+                <w:lang w:eastAsia="en-ID"/>
+              </w:rPr>
+              <w:t>saksi</w:t>
+            </w:r>
+            <w:proofErr w:type="spellEnd"/>
+            <w:r>
+              <w:rPr>
+                <w:rFonts w:ascii="Arial Nova Cond" w:eastAsia="Times New Roman" w:hAnsi="Arial Nova Cond" w:cs="Times New Roman"/>
+                <w:color w:val="0D0D0D"/>
+                <w:sz w:val="24"/>
+                <w:szCs w:val="24"/>
+                <w:lang w:eastAsia="en-ID"/>
+              </w:rPr>
+              <w:t>}</w:t>
             </w:r>
           </w:p>
         </w:tc>
@@ -9501,13 +14953,41 @@
                               <w:szCs w:val="20"/>
                             </w:rPr>
                           </w:pPr>
+                          <w:proofErr w:type="spellStart"/>
                           <w:r>
                             <w:rPr>
                               <w:rFonts w:ascii="Arial Nova Cond" w:hAnsi="Arial Nova Cond"/>
                               <w:sz w:val="20"/>
                               <w:szCs w:val="20"/>
                             </w:rPr>
-                            <w:t xml:space="preserve">Paraf Tim Pengawas </w:t>
+                            <w:t>Paraf</w:t>
+                          </w:r>
+                          <w:proofErr w:type="spellEnd"/>
+                          <w:r>
+                            <w:rPr>
+                              <w:rFonts w:ascii="Arial Nova Cond" w:hAnsi="Arial Nova Cond"/>
+                              <w:sz w:val="20"/>
+                              <w:szCs w:val="20"/>
+                            </w:rPr>
+                            <w:t xml:space="preserve"> Tim </w:t>
+                          </w:r>
+                          <w:proofErr w:type="spellStart"/>
+                          <w:r>
+                            <w:rPr>
+                              <w:rFonts w:ascii="Arial Nova Cond" w:hAnsi="Arial Nova Cond"/>
+                              <w:sz w:val="20"/>
+                              <w:szCs w:val="20"/>
+                            </w:rPr>
+                            <w:t>Pengawas</w:t>
+                          </w:r>
+                          <w:proofErr w:type="spellEnd"/>
+                          <w:r>
+                            <w:rPr>
+                              <w:rFonts w:ascii="Arial Nova Cond" w:hAnsi="Arial Nova Cond"/>
+                              <w:sz w:val="20"/>
+                              <w:szCs w:val="20"/>
+                            </w:rPr>
+                            <w:t xml:space="preserve"> </w:t>
                           </w:r>
                           <w:r>
                             <w:rPr>
@@ -9515,26 +14995,8 @@
                               <w:sz w:val="20"/>
                               <w:szCs w:val="20"/>
                             </w:rPr>
-                            <w:t>{%paraf_pengawas}</w:t>
+                            <w:t>………………..</w:t>
                           </w:r>
-                        </w:p>
-                        <w:p>
-                          <w:pPr>
-                            <w:rPr>
-                              <w:rFonts w:ascii="Arial Nova Cond" w:hAnsi="Arial Nova Cond"/>
-                              <w:sz w:val="20"/>
-                              <w:szCs w:val="20"/>
-                            </w:rPr>
-                          </w:pPr>
-                        </w:p>
-                        <w:p>
-                          <w:pPr>
-                            <w:rPr>
-                              <w:rFonts w:ascii="Arial Nova Cond" w:hAnsi="Arial Nova Cond"/>
-                              <w:sz w:val="20"/>
-                              <w:szCs w:val="20"/>
-                            </w:rPr>
-                          </w:pPr>
                         </w:p>
                         <w:p>
                           <w:pPr>
@@ -9582,13 +15044,41 @@
                         <w:szCs w:val="20"/>
                       </w:rPr>
                     </w:pPr>
+                    <w:proofErr w:type="spellStart"/>
                     <w:r>
                       <w:rPr>
                         <w:rFonts w:ascii="Arial Nova Cond" w:hAnsi="Arial Nova Cond"/>
                         <w:sz w:val="20"/>
                         <w:szCs w:val="20"/>
                       </w:rPr>
-                      <w:t xml:space="preserve">Paraf Tim Pengawas </w:t>
+                      <w:t>Paraf</w:t>
+                    </w:r>
+                    <w:proofErr w:type="spellEnd"/>
+                    <w:r>
+                      <w:rPr>
+                        <w:rFonts w:ascii="Arial Nova Cond" w:hAnsi="Arial Nova Cond"/>
+                        <w:sz w:val="20"/>
+                        <w:szCs w:val="20"/>
+                      </w:rPr>
+                      <w:t xml:space="preserve"> Tim </w:t>
+                    </w:r>
+                    <w:proofErr w:type="spellStart"/>
+                    <w:r>
+                      <w:rPr>
+                        <w:rFonts w:ascii="Arial Nova Cond" w:hAnsi="Arial Nova Cond"/>
+                        <w:sz w:val="20"/>
+                        <w:szCs w:val="20"/>
+                      </w:rPr>
+                      <w:t>Pengawas</w:t>
+                    </w:r>
+                    <w:proofErr w:type="spellEnd"/>
+                    <w:r>
+                      <w:rPr>
+                        <w:rFonts w:ascii="Arial Nova Cond" w:hAnsi="Arial Nova Cond"/>
+                        <w:sz w:val="20"/>
+                        <w:szCs w:val="20"/>
+                      </w:rPr>
+                      <w:t xml:space="preserve"> </w:t>
                     </w:r>
                     <w:r>
                       <w:rPr>
@@ -9596,26 +15086,8 @@
                         <w:sz w:val="20"/>
                         <w:szCs w:val="20"/>
                       </w:rPr>
-                      <w:t>{%paraf_pengawas}</w:t>
+                      <w:t>………………..</w:t>
                     </w:r>
-                  </w:p>
-                  <w:p>
-                    <w:pPr>
-                      <w:rPr>
-                        <w:rFonts w:ascii="Arial Nova Cond" w:hAnsi="Arial Nova Cond"/>
-                        <w:sz w:val="20"/>
-                        <w:szCs w:val="20"/>
-                      </w:rPr>
-                    </w:pPr>
-                  </w:p>
-                  <w:p>
-                    <w:pPr>
-                      <w:rPr>
-                        <w:rFonts w:ascii="Arial Nova Cond" w:hAnsi="Arial Nova Cond"/>
-                        <w:sz w:val="20"/>
-                        <w:szCs w:val="20"/>
-                      </w:rPr>
-                    </w:pPr>
                   </w:p>
                   <w:p>
                     <w:pPr>
@@ -9685,38 +15157,59 @@
                               <w:szCs w:val="20"/>
                             </w:rPr>
                           </w:pPr>
+                          <w:proofErr w:type="spellStart"/>
                           <w:r>
                             <w:rPr>
                               <w:rFonts w:ascii="Arial Nova Cond" w:hAnsi="Arial Nova Cond" w:cs="Arial"/>
                               <w:sz w:val="20"/>
                               <w:szCs w:val="20"/>
                             </w:rPr>
-                            <w:t xml:space="preserve">Paraf Pihak Usaha/ Kegiatan </w:t>
+                            <w:t>Paraf</w:t>
                           </w:r>
+                          <w:proofErr w:type="spellEnd"/>
                           <w:r>
                             <w:rPr>
                               <w:rFonts w:ascii="Arial Nova Cond" w:hAnsi="Arial Nova Cond" w:cs="Arial"/>
                               <w:sz w:val="20"/>
                               <w:szCs w:val="20"/>
                             </w:rPr>
-                            <w:t>{%paraf_pemrakarsa}</w:t>
-                          </w:r>
-                          <w:r>
-                            <w:rPr>
-                              <w:rFonts w:ascii="Consolas" w:hAnsi="Consolas"/>
-                              <w:color w:val="D7BA7D"/>
-                              <w:sz w:val="19"/>
-                              <w:szCs w:val="19"/>
-                            </w:rPr>
                             <w:t xml:space="preserve"> </w:t>
                           </w:r>
+                          <w:proofErr w:type="spellStart"/>
                           <w:r>
                             <w:rPr>
                               <w:rFonts w:ascii="Arial Nova Cond" w:hAnsi="Arial Nova Cond" w:cs="Arial"/>
                               <w:sz w:val="20"/>
                               <w:szCs w:val="20"/>
                             </w:rPr>
-                            <w:t>{%paraf_perwakilan}</w:t>
+                            <w:t>Pihak</w:t>
+                          </w:r>
+                          <w:proofErr w:type="spellEnd"/>
+                          <w:r>
+                            <w:rPr>
+                              <w:rFonts w:ascii="Arial Nova Cond" w:hAnsi="Arial Nova Cond" w:cs="Arial"/>
+                              <w:sz w:val="20"/>
+                              <w:szCs w:val="20"/>
+                            </w:rPr>
+                            <w:t xml:space="preserve"> Usaha/ </w:t>
+                          </w:r>
+                          <w:proofErr w:type="spellStart"/>
+                          <w:r>
+                            <w:rPr>
+                              <w:rFonts w:ascii="Arial Nova Cond" w:hAnsi="Arial Nova Cond" w:cs="Arial"/>
+                              <w:sz w:val="20"/>
+                              <w:szCs w:val="20"/>
+                            </w:rPr>
+                            <w:t>Kegiatan</w:t>
+                          </w:r>
+                          <w:proofErr w:type="spellEnd"/>
+                          <w:r>
+                            <w:rPr>
+                              <w:rFonts w:ascii="Arial Nova Cond" w:hAnsi="Arial Nova Cond" w:cs="Arial"/>
+                              <w:sz w:val="20"/>
+                              <w:szCs w:val="20"/>
+                            </w:rPr>
+                            <w:t xml:space="preserve"> ………….</w:t>
                           </w:r>
                         </w:p>
                         <w:p>
@@ -9779,38 +15272,59 @@
                         <w:szCs w:val="20"/>
                       </w:rPr>
                     </w:pPr>
+                    <w:proofErr w:type="spellStart"/>
                     <w:r>
                       <w:rPr>
                         <w:rFonts w:ascii="Arial Nova Cond" w:hAnsi="Arial Nova Cond" w:cs="Arial"/>
                         <w:sz w:val="20"/>
                         <w:szCs w:val="20"/>
                       </w:rPr>
-                      <w:t xml:space="preserve">Paraf Pihak Usaha/ Kegiatan </w:t>
+                      <w:t>Paraf</w:t>
                     </w:r>
+                    <w:proofErr w:type="spellEnd"/>
                     <w:r>
                       <w:rPr>
                         <w:rFonts w:ascii="Arial Nova Cond" w:hAnsi="Arial Nova Cond" w:cs="Arial"/>
                         <w:sz w:val="20"/>
                         <w:szCs w:val="20"/>
                       </w:rPr>
-                      <w:t>{%paraf_pemrakarsa}</w:t>
-                    </w:r>
-                    <w:r>
-                      <w:rPr>
-                        <w:rFonts w:ascii="Consolas" w:hAnsi="Consolas"/>
-                        <w:color w:val="D7BA7D"/>
-                        <w:sz w:val="19"/>
-                        <w:szCs w:val="19"/>
-                      </w:rPr>
                       <w:t xml:space="preserve"> </w:t>
                     </w:r>
+                    <w:proofErr w:type="spellStart"/>
                     <w:r>
                       <w:rPr>
                         <w:rFonts w:ascii="Arial Nova Cond" w:hAnsi="Arial Nova Cond" w:cs="Arial"/>
                         <w:sz w:val="20"/>
                         <w:szCs w:val="20"/>
                       </w:rPr>
-                      <w:t>{%paraf_perwakilan}</w:t>
+                      <w:t>Pihak</w:t>
+                    </w:r>
+                    <w:proofErr w:type="spellEnd"/>
+                    <w:r>
+                      <w:rPr>
+                        <w:rFonts w:ascii="Arial Nova Cond" w:hAnsi="Arial Nova Cond" w:cs="Arial"/>
+                        <w:sz w:val="20"/>
+                        <w:szCs w:val="20"/>
+                      </w:rPr>
+                      <w:t xml:space="preserve"> Usaha/ </w:t>
+                    </w:r>
+                    <w:proofErr w:type="spellStart"/>
+                    <w:r>
+                      <w:rPr>
+                        <w:rFonts w:ascii="Arial Nova Cond" w:hAnsi="Arial Nova Cond" w:cs="Arial"/>
+                        <w:sz w:val="20"/>
+                        <w:szCs w:val="20"/>
+                      </w:rPr>
+                      <w:t>Kegiatan</w:t>
+                    </w:r>
+                    <w:proofErr w:type="spellEnd"/>
+                    <w:r>
+                      <w:rPr>
+                        <w:rFonts w:ascii="Arial Nova Cond" w:hAnsi="Arial Nova Cond" w:cs="Arial"/>
+                        <w:sz w:val="20"/>
+                        <w:szCs w:val="20"/>
+                      </w:rPr>
+                      <w:t xml:space="preserve"> ………….</w:t>
                     </w:r>
                   </w:p>
                   <w:p>
@@ -13290,7 +18804,7 @@
   <w:style w:type="paragraph" w:default="1" w:styleId="Normal">
     <w:name w:val="Normal"/>
     <w:qFormat/>
-    <w:rsid w:val="00EC1FA6"/>
+    <w:rsid w:val="006816B1"/>
   </w:style>
   <w:style w:type="paragraph" w:styleId="Heading2">
     <w:name w:val="heading 2"/>
